--- a/docs/SGS基礎框架系統專案設計規格書(SDD)_v1.1_優化.docx
+++ b/docs/SGS基礎框架系統專案設計規格書(SDD)_v1.1_優化.docx
@@ -18199,7 +18199,7 @@
         <w:rPr/>
         <w:drawing>
           <wp:inline distT="0" distB="0" distL="0" distR="0">
-            <wp:extent cx="5939790" cy="5186045"/>
+            <wp:extent cx="5939790" cy="4957440"/>
             <wp:effectExtent l="0" t="0" r="0" b="0"/>
             <wp:docPr id="4" name="ui.png" descr="圖 3-1　系統使用者介面結構層次圖"/>
             <wp:cNvGraphicFramePr>
@@ -18223,7 +18223,7 @@
                   <pic:spPr bwMode="auto">
                     <a:xfrm>
                       <a:off x="0" y="0"/>
-                      <a:ext cx="5939790" cy="5186045"/>
+                      <a:ext cx="5939790" cy="4957440"/>
                     </a:xfrm>
                     <a:prstGeom prst="rect">
                       <a:avLst/>
@@ -18272,6 +18272,650 @@
     <w:p>
       <w:pPr>
         <w:pStyle w:val="Normal"/>
+        <w:keepNext/>
+        <w:spacing w:lineRule="auto" w:line="300" w:before="0" w:after="100"/>
+      </w:pPr>
+      <w:r>
+        <w:rPr>
+          <w:rFonts w:eastAsia="微軟正黑體"/>
+          <w:b/>
+          <w:bCs/>
+        </w:rPr>
+        <w:t xml:space="preserve">圖說明：</w:t>
+      </w:r>
+      <w:r>
+        <w:rPr>
+          <w:rFonts w:eastAsia="微軟正黑體"/>
+        </w:rPr>
+        <w:t xml:space="preserve">圖 3-1 由左至右依序為系統入口、功能群組與頁面（選單項目）。選單項目隨模組載入自動註冊，可於「選單管理」調整層級、排序與圖示；使用者僅能看到其有效權限涵蓋之項目，且頁面存取另受「實驗室功能開放範圍」與系統功能停用旗標限制（功能停用時回 403 並自選單隱藏）。表 3-1 說明各群組之功能項目與用途。</w:t>
+      </w:r>
+    </w:p>
+    <w:p>
+      <w:pPr>
+        <w:pStyle w:val="Normal"/>
+        <w:keepNext/>
+        <w:spacing w:lineRule="auto" w:line="300" w:before="0" w:after="100"/>
+      </w:pPr>
+      <w:r>
+        <w:rPr>
+          <w:rFonts w:eastAsia="微軟正黑體"/>
+          <w:b/>
+          <w:bCs/>
+        </w:rPr>
+        <w:t xml:space="preserve">表 3-1　介面功能群組說明</w:t>
+      </w:r>
+    </w:p>
+    <w:tbl>
+      <w:tblPr>
+        <w:tblW w:w="9638" w:type="dxa"/>
+        <w:tblLayout w:type="fixed"/>
+        <w:tblCellMar>
+          <w:top w:w="60" w:type="dxa"/>
+          <w:start w:w="100" w:type="dxa"/>
+          <w:bottom w:w="60" w:type="dxa"/>
+          <w:end w:w="100" w:type="dxa"/>
+        </w:tblCellMar>
+        <w:tblLook w:val="04a0" w:firstRow="1" w:noVBand="1" w:lastRow="0" w:firstColumn="1" w:lastColumn="0" w:noHBand="0"/>
+      </w:tblPr>
+      <w:tblGrid>
+        <w:gridCol w:w="1500"/>
+        <w:gridCol w:w="3500"/>
+        <w:gridCol w:w="4638"/>
+      </w:tblGrid>
+      <w:tr>
+        <w:trPr>
+          <w:tblHeader w:val="true"/>
+        </w:trPr>
+        <w:tc>
+          <w:tcPr>
+            <w:tcW w:w="1500" w:type="dxa"/>
+            <w:tcBorders>
+              <w:top w:val="single" w:sz="4" w:space="0" w:color="BFC5CC"/>
+              <w:start w:val="single" w:sz="4" w:space="0" w:color="BFC5CC"/>
+              <w:bottom w:val="single" w:sz="4" w:space="0" w:color="BFC5CC"/>
+              <w:end w:val="single" w:sz="4" w:space="0" w:color="BFC5CC"/>
+            </w:tcBorders>
+            <w:shd w:val="clear" w:color="auto" w:fill="1F4E79"/>
+          </w:tcPr>
+          <w:p>
+            <w:pPr>
+              <w:pStyle w:val="Normal"/>
+              <w:spacing w:lineRule="auto" w:line="262" w:before="0" w:after="20"/>
+            </w:pPr>
+            <w:r>
+              <w:rPr>
+                <w:rFonts w:eastAsia="微軟正黑體"/>
+                <w:b/>
+                <w:bCs/>
+                <w:color w:val="FFFFFF"/>
+                <w:sz w:val="19"/>
+                <w:szCs w:val="19"/>
+              </w:rPr>
+              <w:t xml:space="preserve">功能群組</w:t>
+            </w:r>
+          </w:p>
+        </w:tc>
+        <w:tc>
+          <w:tcPr>
+            <w:tcW w:w="3500" w:type="dxa"/>
+            <w:tcBorders>
+              <w:top w:val="single" w:sz="4" w:space="0" w:color="BFC5CC"/>
+              <w:start w:val="single" w:sz="4" w:space="0" w:color="BFC5CC"/>
+              <w:bottom w:val="single" w:sz="4" w:space="0" w:color="BFC5CC"/>
+              <w:end w:val="single" w:sz="4" w:space="0" w:color="BFC5CC"/>
+            </w:tcBorders>
+            <w:shd w:val="clear" w:color="auto" w:fill="1F4E79"/>
+          </w:tcPr>
+          <w:p>
+            <w:pPr>
+              <w:pStyle w:val="Normal"/>
+              <w:spacing w:lineRule="auto" w:line="262" w:before="0" w:after="20"/>
+            </w:pPr>
+            <w:r>
+              <w:rPr>
+                <w:rFonts w:eastAsia="微軟正黑體"/>
+                <w:b/>
+                <w:bCs/>
+                <w:color w:val="FFFFFF"/>
+                <w:sz w:val="19"/>
+                <w:szCs w:val="19"/>
+              </w:rPr>
+              <w:t xml:space="preserve">功能項目（對應控制器）</w:t>
+            </w:r>
+          </w:p>
+        </w:tc>
+        <w:tc>
+          <w:tcPr>
+            <w:tcW w:w="4638" w:type="dxa"/>
+            <w:tcBorders>
+              <w:top w:val="single" w:sz="4" w:space="0" w:color="BFC5CC"/>
+              <w:start w:val="single" w:sz="4" w:space="0" w:color="BFC5CC"/>
+              <w:bottom w:val="single" w:sz="4" w:space="0" w:color="BFC5CC"/>
+              <w:end w:val="single" w:sz="4" w:space="0" w:color="BFC5CC"/>
+            </w:tcBorders>
+            <w:shd w:val="clear" w:color="auto" w:fill="1F4E79"/>
+          </w:tcPr>
+          <w:p>
+            <w:pPr>
+              <w:pStyle w:val="Normal"/>
+              <w:spacing w:lineRule="auto" w:line="262" w:before="0" w:after="20"/>
+            </w:pPr>
+            <w:r>
+              <w:rPr>
+                <w:rFonts w:eastAsia="微軟正黑體"/>
+                <w:b/>
+                <w:bCs/>
+                <w:color w:val="FFFFFF"/>
+                <w:sz w:val="19"/>
+                <w:szCs w:val="19"/>
+              </w:rPr>
+              <w:t xml:space="preserve">說明</w:t>
+            </w:r>
+          </w:p>
+        </w:tc>
+      </w:tr>
+      <w:tr>
+        <w:trPr>
+          <w:cantSplit/>
+        </w:trPr>
+        <w:tc>
+          <w:tcPr>
+            <w:tcW w:w="1500" w:type="dxa"/>
+            <w:tcBorders>
+              <w:top w:val="single" w:sz="4" w:space="0" w:color="BFC5CC"/>
+              <w:start w:val="single" w:sz="4" w:space="0" w:color="BFC5CC"/>
+              <w:bottom w:val="single" w:sz="4" w:space="0" w:color="BFC5CC"/>
+              <w:end w:val="single" w:sz="4" w:space="0" w:color="BFC5CC"/>
+            </w:tcBorders>
+          </w:tcPr>
+          <w:p>
+            <w:pPr>
+              <w:pStyle w:val="Normal"/>
+              <w:spacing w:lineRule="auto" w:line="262" w:before="0" w:after="20"/>
+            </w:pPr>
+            <w:r>
+              <w:rPr>
+                <w:rFonts w:eastAsia="微軟正黑體"/>
+                <w:b/>
+                <w:bCs/>
+                <w:sz w:val="19"/>
+                <w:szCs w:val="19"/>
+              </w:rPr>
+              <w:t xml:space="preserve">身分與個人</w:t>
+            </w:r>
+          </w:p>
+        </w:tc>
+        <w:tc>
+          <w:tcPr>
+            <w:tcW w:w="3500" w:type="dxa"/>
+            <w:tcBorders>
+              <w:top w:val="single" w:sz="4" w:space="0" w:color="BFC5CC"/>
+              <w:start w:val="single" w:sz="4" w:space="0" w:color="BFC5CC"/>
+              <w:bottom w:val="single" w:sz="4" w:space="0" w:color="BFC5CC"/>
+              <w:end w:val="single" w:sz="4" w:space="0" w:color="BFC5CC"/>
+            </w:tcBorders>
+          </w:tcPr>
+          <w:p>
+            <w:pPr>
+              <w:pStyle w:val="Normal"/>
+              <w:spacing w:lineRule="auto" w:line="262" w:before="0" w:after="20"/>
+            </w:pPr>
+            <w:r>
+              <w:rPr>
+                <w:rFonts w:eastAsia="微軟正黑體"/>
+                <w:sz w:val="19"/>
+                <w:szCs w:val="19"/>
+              </w:rPr>
+              <w:t xml:space="preserve">登入／忘記密碼（AuthController、AdSsoController、WindowsAuthController）；切換實驗室（switch-context、my-labs）；個人資料</w:t>
+            </w:r>
+          </w:p>
+        </w:tc>
+        <w:tc>
+          <w:tcPr>
+            <w:tcW w:w="4638" w:type="dxa"/>
+            <w:tcBorders>
+              <w:top w:val="single" w:sz="4" w:space="0" w:color="BFC5CC"/>
+              <w:start w:val="single" w:sz="4" w:space="0" w:color="BFC5CC"/>
+              <w:bottom w:val="single" w:sz="4" w:space="0" w:color="BFC5CC"/>
+              <w:end w:val="single" w:sz="4" w:space="0" w:color="BFC5CC"/>
+            </w:tcBorders>
+          </w:tcPr>
+          <w:p>
+            <w:pPr>
+              <w:pStyle w:val="Normal"/>
+              <w:spacing w:lineRule="auto" w:line="262" w:before="0" w:after="20"/>
+            </w:pPr>
+            <w:r>
+              <w:rPr>
+                <w:rFonts w:eastAsia="微軟正黑體"/>
+                <w:sz w:val="19"/>
+                <w:szCs w:val="19"/>
+              </w:rPr>
+              <w:t xml:space="preserve">登入端點允許匿名，其餘僅需登入、不需功能權限；切換實驗室後重新取得權限範圍與動態選單。</w:t>
+            </w:r>
+          </w:p>
+        </w:tc>
+      </w:tr>
+      <w:tr>
+        <w:trPr>
+          <w:cantSplit/>
+        </w:trPr>
+        <w:tc>
+          <w:tcPr>
+            <w:tcW w:w="1500" w:type="dxa"/>
+            <w:tcBorders>
+              <w:top w:val="single" w:sz="4" w:space="0" w:color="BFC5CC"/>
+              <w:start w:val="single" w:sz="4" w:space="0" w:color="BFC5CC"/>
+              <w:bottom w:val="single" w:sz="4" w:space="0" w:color="BFC5CC"/>
+              <w:end w:val="single" w:sz="4" w:space="0" w:color="BFC5CC"/>
+            </w:tcBorders>
+          </w:tcPr>
+          <w:p>
+            <w:pPr>
+              <w:pStyle w:val="Normal"/>
+              <w:spacing w:lineRule="auto" w:line="262" w:before="0" w:after="20"/>
+            </w:pPr>
+            <w:r>
+              <w:rPr>
+                <w:rFonts w:eastAsia="微軟正黑體"/>
+                <w:b/>
+                <w:bCs/>
+                <w:sz w:val="19"/>
+                <w:szCs w:val="19"/>
+              </w:rPr>
+              <w:t xml:space="preserve">組織與實驗室</w:t>
+            </w:r>
+          </w:p>
+        </w:tc>
+        <w:tc>
+          <w:tcPr>
+            <w:tcW w:w="3500" w:type="dxa"/>
+            <w:tcBorders>
+              <w:top w:val="single" w:sz="4" w:space="0" w:color="BFC5CC"/>
+              <w:start w:val="single" w:sz="4" w:space="0" w:color="BFC5CC"/>
+              <w:bottom w:val="single" w:sz="4" w:space="0" w:color="BFC5CC"/>
+              <w:end w:val="single" w:sz="4" w:space="0" w:color="BFC5CC"/>
+            </w:tcBorders>
+          </w:tcPr>
+          <w:p>
+            <w:pPr>
+              <w:pStyle w:val="Normal"/>
+              <w:spacing w:lineRule="auto" w:line="262" w:before="0" w:after="20"/>
+            </w:pPr>
+            <w:r>
+              <w:rPr>
+                <w:rFonts w:eastAsia="微軟正黑體"/>
+                <w:sz w:val="19"/>
+                <w:szCs w:val="19"/>
+              </w:rPr>
+              <w:t xml:space="preserve">實驗室管理（LaboratoryController）；用戶歸屬實驗室（UserLabMappingController）；實驗室功能範圍（LabFunctionScopeController）；實驗室名錄（LabDirectoryController）</w:t>
+            </w:r>
+          </w:p>
+        </w:tc>
+        <w:tc>
+          <w:tcPr>
+            <w:tcW w:w="4638" w:type="dxa"/>
+            <w:tcBorders>
+              <w:top w:val="single" w:sz="4" w:space="0" w:color="BFC5CC"/>
+              <w:start w:val="single" w:sz="4" w:space="0" w:color="BFC5CC"/>
+              <w:bottom w:val="single" w:sz="4" w:space="0" w:color="BFC5CC"/>
+              <w:end w:val="single" w:sz="4" w:space="0" w:color="BFC5CC"/>
+            </w:tcBorders>
+          </w:tcPr>
+          <w:p>
+            <w:pPr>
+              <w:pStyle w:val="Normal"/>
+              <w:spacing w:lineRule="auto" w:line="262" w:before="0" w:after="20"/>
+            </w:pPr>
+            <w:r>
+              <w:rPr>
+                <w:rFonts w:eastAsia="微軟正黑體"/>
+                <w:sz w:val="19"/>
+                <w:szCs w:val="19"/>
+              </w:rPr>
+              <w:t xml:space="preserve">維護組織樹（HierarchyId）、使用者之主要／兼任實驗室、各區開放之功能範圍，以及區域主管與成員名錄。</w:t>
+            </w:r>
+          </w:p>
+        </w:tc>
+      </w:tr>
+      <w:tr>
+        <w:trPr>
+          <w:cantSplit/>
+        </w:trPr>
+        <w:tc>
+          <w:tcPr>
+            <w:tcW w:w="1500" w:type="dxa"/>
+            <w:tcBorders>
+              <w:top w:val="single" w:sz="4" w:space="0" w:color="BFC5CC"/>
+              <w:start w:val="single" w:sz="4" w:space="0" w:color="BFC5CC"/>
+              <w:bottom w:val="single" w:sz="4" w:space="0" w:color="BFC5CC"/>
+              <w:end w:val="single" w:sz="4" w:space="0" w:color="BFC5CC"/>
+            </w:tcBorders>
+          </w:tcPr>
+          <w:p>
+            <w:pPr>
+              <w:pStyle w:val="Normal"/>
+              <w:spacing w:lineRule="auto" w:line="262" w:before="0" w:after="20"/>
+            </w:pPr>
+            <w:r>
+              <w:rPr>
+                <w:rFonts w:eastAsia="微軟正黑體"/>
+                <w:b/>
+                <w:bCs/>
+                <w:sz w:val="19"/>
+                <w:szCs w:val="19"/>
+              </w:rPr>
+              <w:t xml:space="preserve">使用者與權限</w:t>
+            </w:r>
+          </w:p>
+        </w:tc>
+        <w:tc>
+          <w:tcPr>
+            <w:tcW w:w="3500" w:type="dxa"/>
+            <w:tcBorders>
+              <w:top w:val="single" w:sz="4" w:space="0" w:color="BFC5CC"/>
+              <w:start w:val="single" w:sz="4" w:space="0" w:color="BFC5CC"/>
+              <w:bottom w:val="single" w:sz="4" w:space="0" w:color="BFC5CC"/>
+              <w:end w:val="single" w:sz="4" w:space="0" w:color="BFC5CC"/>
+            </w:tcBorders>
+          </w:tcPr>
+          <w:p>
+            <w:pPr>
+              <w:pStyle w:val="Normal"/>
+              <w:spacing w:lineRule="auto" w:line="262" w:before="0" w:after="20"/>
+            </w:pPr>
+            <w:r>
+              <w:rPr>
+                <w:rFonts w:eastAsia="微軟正黑體"/>
+                <w:sz w:val="19"/>
+                <w:szCs w:val="19"/>
+              </w:rPr>
+              <w:t xml:space="preserve">使用者管理（UserManagementController）；角色管理（RoleManagementController）；角色治理（RoleGovernanceController）；權限管理（PermissionController）；權限覆核（AccessReviewController）；身分安全管理（IdentitySecurityController）；稽核指派（LabAuditController）</w:t>
+            </w:r>
+          </w:p>
+        </w:tc>
+        <w:tc>
+          <w:tcPr>
+            <w:tcW w:w="4638" w:type="dxa"/>
+            <w:tcBorders>
+              <w:top w:val="single" w:sz="4" w:space="0" w:color="BFC5CC"/>
+              <w:start w:val="single" w:sz="4" w:space="0" w:color="BFC5CC"/>
+              <w:bottom w:val="single" w:sz="4" w:space="0" w:color="BFC5CC"/>
+              <w:end w:val="single" w:sz="4" w:space="0" w:color="BFC5CC"/>
+            </w:tcBorders>
+          </w:tcPr>
+          <w:p>
+            <w:pPr>
+              <w:pStyle w:val="Normal"/>
+              <w:spacing w:lineRule="auto" w:line="262" w:before="0" w:after="20"/>
+            </w:pPr>
+            <w:r>
+              <w:rPr>
+                <w:rFonts w:eastAsia="微軟正黑體"/>
+                <w:sz w:val="19"/>
+                <w:szCs w:val="19"/>
+              </w:rPr>
+              <w:t xml:space="preserve">帳號與角色維護；權限變更須經 Maker-Checker 與 SoD 檢查；定期存取覆核；帳號緊急熔斷與解凍；指派稽核員於期間內稽核區域實驗室。</w:t>
+            </w:r>
+          </w:p>
+        </w:tc>
+      </w:tr>
+      <w:tr>
+        <w:trPr>
+          <w:cantSplit/>
+        </w:trPr>
+        <w:tc>
+          <w:tcPr>
+            <w:tcW w:w="1500" w:type="dxa"/>
+            <w:tcBorders>
+              <w:top w:val="single" w:sz="4" w:space="0" w:color="BFC5CC"/>
+              <w:start w:val="single" w:sz="4" w:space="0" w:color="BFC5CC"/>
+              <w:bottom w:val="single" w:sz="4" w:space="0" w:color="BFC5CC"/>
+              <w:end w:val="single" w:sz="4" w:space="0" w:color="BFC5CC"/>
+            </w:tcBorders>
+          </w:tcPr>
+          <w:p>
+            <w:pPr>
+              <w:pStyle w:val="Normal"/>
+              <w:spacing w:lineRule="auto" w:line="262" w:before="0" w:after="20"/>
+            </w:pPr>
+            <w:r>
+              <w:rPr>
+                <w:rFonts w:eastAsia="微軟正黑體"/>
+                <w:b/>
+                <w:bCs/>
+                <w:sz w:val="19"/>
+                <w:szCs w:val="19"/>
+              </w:rPr>
+              <w:t xml:space="preserve">系統與模組</w:t>
+            </w:r>
+          </w:p>
+        </w:tc>
+        <w:tc>
+          <w:tcPr>
+            <w:tcW w:w="3500" w:type="dxa"/>
+            <w:tcBorders>
+              <w:top w:val="single" w:sz="4" w:space="0" w:color="BFC5CC"/>
+              <w:start w:val="single" w:sz="4" w:space="0" w:color="BFC5CC"/>
+              <w:bottom w:val="single" w:sz="4" w:space="0" w:color="BFC5CC"/>
+              <w:end w:val="single" w:sz="4" w:space="0" w:color="BFC5CC"/>
+            </w:tcBorders>
+          </w:tcPr>
+          <w:p>
+            <w:pPr>
+              <w:pStyle w:val="Normal"/>
+              <w:spacing w:lineRule="auto" w:line="262" w:before="0" w:after="20"/>
+            </w:pPr>
+            <w:r>
+              <w:rPr>
+                <w:rFonts w:eastAsia="微軟正黑體"/>
+                <w:sz w:val="19"/>
+                <w:szCs w:val="19"/>
+              </w:rPr>
+              <w:t xml:space="preserve">系統功能管理（FunctionManagementController）；選單管理（MenuItemController）；模組管理（ModuleManagementController）；SPA 模組管理（SPAModuleController）；系統配置（SystemSettingsController）</w:t>
+            </w:r>
+          </w:p>
+        </w:tc>
+        <w:tc>
+          <w:tcPr>
+            <w:tcW w:w="4638" w:type="dxa"/>
+            <w:tcBorders>
+              <w:top w:val="single" w:sz="4" w:space="0" w:color="BFC5CC"/>
+              <w:start w:val="single" w:sz="4" w:space="0" w:color="BFC5CC"/>
+              <w:bottom w:val="single" w:sz="4" w:space="0" w:color="BFC5CC"/>
+              <w:end w:val="single" w:sz="4" w:space="0" w:color="BFC5CC"/>
+            </w:tcBorders>
+          </w:tcPr>
+          <w:p>
+            <w:pPr>
+              <w:pStyle w:val="Normal"/>
+              <w:spacing w:lineRule="auto" w:line="262" w:before="0" w:after="20"/>
+            </w:pPr>
+            <w:r>
+              <w:rPr>
+                <w:rFonts w:eastAsia="微軟正黑體"/>
+                <w:sz w:val="19"/>
+                <w:szCs w:val="19"/>
+              </w:rPr>
+              <w:t xml:space="preserve">檢視並停用系統註冊功能、維護三層動態選單、外掛熱插拔與 SPA 模組部署，以及系統外觀與密碼、帳號鎖定規則。</w:t>
+            </w:r>
+          </w:p>
+        </w:tc>
+      </w:tr>
+      <w:tr>
+        <w:trPr>
+          <w:cantSplit/>
+        </w:trPr>
+        <w:tc>
+          <w:tcPr>
+            <w:tcW w:w="1500" w:type="dxa"/>
+            <w:tcBorders>
+              <w:top w:val="single" w:sz="4" w:space="0" w:color="BFC5CC"/>
+              <w:start w:val="single" w:sz="4" w:space="0" w:color="BFC5CC"/>
+              <w:bottom w:val="single" w:sz="4" w:space="0" w:color="BFC5CC"/>
+              <w:end w:val="single" w:sz="4" w:space="0" w:color="BFC5CC"/>
+            </w:tcBorders>
+          </w:tcPr>
+          <w:p>
+            <w:pPr>
+              <w:pStyle w:val="Normal"/>
+              <w:spacing w:lineRule="auto" w:line="262" w:before="0" w:after="20"/>
+            </w:pPr>
+            <w:r>
+              <w:rPr>
+                <w:rFonts w:eastAsia="微軟正黑體"/>
+                <w:b/>
+                <w:bCs/>
+                <w:sz w:val="19"/>
+                <w:szCs w:val="19"/>
+              </w:rPr>
+              <w:t xml:space="preserve">日誌與稽核</w:t>
+            </w:r>
+          </w:p>
+        </w:tc>
+        <w:tc>
+          <w:tcPr>
+            <w:tcW w:w="3500" w:type="dxa"/>
+            <w:tcBorders>
+              <w:top w:val="single" w:sz="4" w:space="0" w:color="BFC5CC"/>
+              <w:start w:val="single" w:sz="4" w:space="0" w:color="BFC5CC"/>
+              <w:bottom w:val="single" w:sz="4" w:space="0" w:color="BFC5CC"/>
+              <w:end w:val="single" w:sz="4" w:space="0" w:color="BFC5CC"/>
+            </w:tcBorders>
+          </w:tcPr>
+          <w:p>
+            <w:pPr>
+              <w:pStyle w:val="Normal"/>
+              <w:spacing w:lineRule="auto" w:line="262" w:before="0" w:after="20"/>
+            </w:pPr>
+            <w:r>
+              <w:rPr>
+                <w:rFonts w:eastAsia="微軟正黑體"/>
+                <w:sz w:val="19"/>
+                <w:szCs w:val="19"/>
+              </w:rPr>
+              <w:t xml:space="preserve">系統日誌管理（LogManagementController）；資安日誌（TelemetryController）；資料稽核日誌（前端頁面）；總帳驗證管理（LedgerVerificationController）；資料庫結構文件（DatabaseSchemaController）</w:t>
+            </w:r>
+          </w:p>
+        </w:tc>
+        <w:tc>
+          <w:tcPr>
+            <w:tcW w:w="4638" w:type="dxa"/>
+            <w:tcBorders>
+              <w:top w:val="single" w:sz="4" w:space="0" w:color="BFC5CC"/>
+              <w:start w:val="single" w:sz="4" w:space="0" w:color="BFC5CC"/>
+              <w:bottom w:val="single" w:sz="4" w:space="0" w:color="BFC5CC"/>
+              <w:end w:val="single" w:sz="4" w:space="0" w:color="BFC5CC"/>
+            </w:tcBorders>
+          </w:tcPr>
+          <w:p>
+            <w:pPr>
+              <w:pStyle w:val="Normal"/>
+              <w:spacing w:lineRule="auto" w:line="262" w:before="0" w:after="20"/>
+            </w:pPr>
+            <w:r>
+              <w:rPr>
+                <w:rFonts w:eastAsia="微軟正黑體"/>
+                <w:sz w:val="19"/>
+                <w:szCs w:val="19"/>
+              </w:rPr>
+              <w:t xml:space="preserve">動態調整 Serilog 層級、檢視資安日誌與資料稽核日誌、驗證稽核雜湊鏈與 Ledger，並匯出資料表結構與 ERD。</w:t>
+            </w:r>
+          </w:p>
+        </w:tc>
+      </w:tr>
+      <w:tr>
+        <w:trPr>
+          <w:cantSplit/>
+        </w:trPr>
+        <w:tc>
+          <w:tcPr>
+            <w:tcW w:w="1500" w:type="dxa"/>
+            <w:tcBorders>
+              <w:top w:val="single" w:sz="4" w:space="0" w:color="BFC5CC"/>
+              <w:start w:val="single" w:sz="4" w:space="0" w:color="BFC5CC"/>
+              <w:bottom w:val="single" w:sz="4" w:space="0" w:color="BFC5CC"/>
+              <w:end w:val="single" w:sz="4" w:space="0" w:color="BFC5CC"/>
+            </w:tcBorders>
+          </w:tcPr>
+          <w:p>
+            <w:pPr>
+              <w:pStyle w:val="Normal"/>
+              <w:spacing w:lineRule="auto" w:line="262" w:before="0" w:after="20"/>
+            </w:pPr>
+            <w:r>
+              <w:rPr>
+                <w:rFonts w:eastAsia="微軟正黑體"/>
+                <w:b/>
+                <w:bCs/>
+                <w:sz w:val="19"/>
+                <w:szCs w:val="19"/>
+              </w:rPr>
+              <w:t xml:space="preserve">業務外掛模組</w:t>
+            </w:r>
+          </w:p>
+        </w:tc>
+        <w:tc>
+          <w:tcPr>
+            <w:tcW w:w="3500" w:type="dxa"/>
+            <w:tcBorders>
+              <w:top w:val="single" w:sz="4" w:space="0" w:color="BFC5CC"/>
+              <w:start w:val="single" w:sz="4" w:space="0" w:color="BFC5CC"/>
+              <w:bottom w:val="single" w:sz="4" w:space="0" w:color="BFC5CC"/>
+              <w:end w:val="single" w:sz="4" w:space="0" w:color="BFC5CC"/>
+            </w:tcBorders>
+          </w:tcPr>
+          <w:p>
+            <w:pPr>
+              <w:pStyle w:val="Normal"/>
+              <w:spacing w:lineRule="auto" w:line="262" w:before="0" w:after="20"/>
+            </w:pPr>
+            <w:r>
+              <w:rPr>
+                <w:rFonts w:eastAsia="微軟正黑體"/>
+                <w:sz w:val="19"/>
+                <w:szCs w:val="19"/>
+              </w:rPr>
+              <w:t xml:space="preserve">ORG 組織／實驗室、其他外掛模組</w:t>
+            </w:r>
+          </w:p>
+        </w:tc>
+        <w:tc>
+          <w:tcPr>
+            <w:tcW w:w="4638" w:type="dxa"/>
+            <w:tcBorders>
+              <w:top w:val="single" w:sz="4" w:space="0" w:color="BFC5CC"/>
+              <w:start w:val="single" w:sz="4" w:space="0" w:color="BFC5CC"/>
+              <w:bottom w:val="single" w:sz="4" w:space="0" w:color="BFC5CC"/>
+              <w:end w:val="single" w:sz="4" w:space="0" w:color="BFC5CC"/>
+            </w:tcBorders>
+          </w:tcPr>
+          <w:p>
+            <w:pPr>
+              <w:pStyle w:val="Normal"/>
+              <w:spacing w:lineRule="auto" w:line="262" w:before="0" w:after="20"/>
+            </w:pPr>
+            <w:r>
+              <w:rPr>
+                <w:rFonts w:eastAsia="微軟正黑體"/>
+                <w:sz w:val="19"/>
+                <w:szCs w:val="19"/>
+              </w:rPr>
+              <w:t xml:space="preserve">隨外掛載入自動註冊選單與權限，不需修改主機程式。</w:t>
+            </w:r>
+          </w:p>
+        </w:tc>
+      </w:tr>
+    </w:tbl>
+    <w:p>
+      <w:pPr>
+        <w:pStyle w:val="Normal"/>
+        <w:spacing w:before="0" w:after="80"/>
+      </w:pPr>
+    </w:p>
+    <w:p>
+      <w:pPr>
+        <w:pStyle w:val="Normal"/>
         <w:keepNext w:val="true"/>
         <w:spacing w:lineRule="auto" w:line="300" w:before="0" w:after="100"/>
         <w:rPr/>
@@ -18327,7 +18971,7 @@
         <w:rPr/>
         <w:drawing>
           <wp:inline distT="0" distB="0" distL="0" distR="0">
-            <wp:extent cx="5939790" cy="5377815"/>
+            <wp:extent cx="5939790" cy="5377489"/>
             <wp:effectExtent l="0" t="0" r="0" b="0"/>
             <wp:docPr id="5" name="usecase.png" descr="圖 3-2　使用案例圖"/>
             <wp:cNvGraphicFramePr>
@@ -18351,7 +18995,7 @@
                   <pic:spPr bwMode="auto">
                     <a:xfrm>
                       <a:off x="0" y="0"/>
-                      <a:ext cx="5939790" cy="5377815"/>
+                      <a:ext cx="5939790" cy="5377489"/>
                     </a:xfrm>
                     <a:prstGeom prst="rect">
                       <a:avLst/>
@@ -18399,6 +19043,2059 @@
     </w:p>
     <w:p>
       <w:pPr>
+        <w:pStyle w:val="Normal"/>
+        <w:keepNext/>
+        <w:spacing w:lineRule="auto" w:line="300" w:before="0" w:after="100"/>
+      </w:pPr>
+      <w:r>
+        <w:rPr>
+          <w:rFonts w:eastAsia="微軟正黑體"/>
+          <w:b/>
+          <w:bCs/>
+        </w:rPr>
+        <w:t xml:space="preserve">圖說明：</w:t>
+      </w:r>
+      <w:r>
+        <w:rPr>
+          <w:rFonts w:eastAsia="微軟正黑體"/>
+        </w:rPr>
+        <w:t xml:space="preserve">圖 3-2 以人形表示參與者（預設角色）、橢圓表示使用案例、實線表示參與者可執行該案例，矩形為系統邊界；AD／Windows 網域為外部系統參與者。案例編號（UC-xx）與表 3-2 對應。</w:t>
+      </w:r>
+    </w:p>
+    <w:p>
+      <w:pPr>
+        <w:pStyle w:val="Normal"/>
+        <w:keepNext/>
+        <w:spacing w:lineRule="auto" w:line="300" w:before="0" w:after="100"/>
+      </w:pPr>
+      <w:r>
+        <w:rPr>
+          <w:rFonts w:eastAsia="微軟正黑體"/>
+          <w:b/>
+          <w:bCs/>
+        </w:rPr>
+        <w:t xml:space="preserve">限制說明：</w:t>
+      </w:r>
+      <w:r>
+        <w:rPr>
+          <w:rFonts w:eastAsia="微軟正黑體"/>
+        </w:rPr>
+        <w:t xml:space="preserve">SA 不介入業務角色指派（職責分離）；權限變更須由提出者以外之審核者核准（持有系統內建角色且管理階層較高者除外）；各角色實際可執行之功能，最終由角色權限與「實驗室功能開放範圍」決定。</w:t>
+      </w:r>
+    </w:p>
+    <w:p>
+      <w:pPr>
+        <w:pStyle w:val="Normal"/>
+        <w:keepNext/>
+        <w:spacing w:lineRule="auto" w:line="300" w:before="0" w:after="100"/>
+      </w:pPr>
+      <w:r>
+        <w:rPr>
+          <w:rFonts w:eastAsia="微軟正黑體"/>
+          <w:b/>
+          <w:bCs/>
+        </w:rPr>
+        <w:t xml:space="preserve">表 3-2　使用案例說明</w:t>
+      </w:r>
+    </w:p>
+    <w:tbl>
+      <w:tblPr>
+        <w:tblW w:w="9638" w:type="dxa"/>
+        <w:tblLayout w:type="fixed"/>
+        <w:tblCellMar>
+          <w:top w:w="60" w:type="dxa"/>
+          <w:start w:w="100" w:type="dxa"/>
+          <w:bottom w:w="60" w:type="dxa"/>
+          <w:end w:w="100" w:type="dxa"/>
+        </w:tblCellMar>
+        <w:tblLook w:val="04a0" w:firstRow="1" w:noVBand="1" w:lastRow="0" w:firstColumn="1" w:lastColumn="0" w:noHBand="0"/>
+      </w:tblPr>
+      <w:tblGrid>
+        <w:gridCol w:w="800"/>
+        <w:gridCol w:w="2100"/>
+        <w:gridCol w:w="1600"/>
+        <w:gridCol w:w="3038"/>
+        <w:gridCol w:w="2100"/>
+      </w:tblGrid>
+      <w:tr>
+        <w:trPr>
+          <w:tblHeader w:val="true"/>
+        </w:trPr>
+        <w:tc>
+          <w:tcPr>
+            <w:tcW w:w="800" w:type="dxa"/>
+            <w:tcBorders>
+              <w:top w:val="single" w:sz="4" w:space="0" w:color="BFC5CC"/>
+              <w:start w:val="single" w:sz="4" w:space="0" w:color="BFC5CC"/>
+              <w:bottom w:val="single" w:sz="4" w:space="0" w:color="BFC5CC"/>
+              <w:end w:val="single" w:sz="4" w:space="0" w:color="BFC5CC"/>
+            </w:tcBorders>
+            <w:shd w:val="clear" w:color="auto" w:fill="1F4E79"/>
+          </w:tcPr>
+          <w:p>
+            <w:pPr>
+              <w:pStyle w:val="Normal"/>
+              <w:spacing w:lineRule="auto" w:line="262" w:before="0" w:after="20"/>
+            </w:pPr>
+            <w:r>
+              <w:rPr>
+                <w:rFonts w:eastAsia="微軟正黑體"/>
+                <w:b/>
+                <w:bCs/>
+                <w:color w:val="FFFFFF"/>
+                <w:sz w:val="19"/>
+                <w:szCs w:val="19"/>
+              </w:rPr>
+              <w:t xml:space="preserve">編號</w:t>
+            </w:r>
+          </w:p>
+        </w:tc>
+        <w:tc>
+          <w:tcPr>
+            <w:tcW w:w="2100" w:type="dxa"/>
+            <w:tcBorders>
+              <w:top w:val="single" w:sz="4" w:space="0" w:color="BFC5CC"/>
+              <w:start w:val="single" w:sz="4" w:space="0" w:color="BFC5CC"/>
+              <w:bottom w:val="single" w:sz="4" w:space="0" w:color="BFC5CC"/>
+              <w:end w:val="single" w:sz="4" w:space="0" w:color="BFC5CC"/>
+            </w:tcBorders>
+            <w:shd w:val="clear" w:color="auto" w:fill="1F4E79"/>
+          </w:tcPr>
+          <w:p>
+            <w:pPr>
+              <w:pStyle w:val="Normal"/>
+              <w:spacing w:lineRule="auto" w:line="262" w:before="0" w:after="20"/>
+            </w:pPr>
+            <w:r>
+              <w:rPr>
+                <w:rFonts w:eastAsia="微軟正黑體"/>
+                <w:b/>
+                <w:bCs/>
+                <w:color w:val="FFFFFF"/>
+                <w:sz w:val="19"/>
+                <w:szCs w:val="19"/>
+              </w:rPr>
+              <w:t xml:space="preserve">使用案例</w:t>
+            </w:r>
+          </w:p>
+        </w:tc>
+        <w:tc>
+          <w:tcPr>
+            <w:tcW w:w="1600" w:type="dxa"/>
+            <w:tcBorders>
+              <w:top w:val="single" w:sz="4" w:space="0" w:color="BFC5CC"/>
+              <w:start w:val="single" w:sz="4" w:space="0" w:color="BFC5CC"/>
+              <w:bottom w:val="single" w:sz="4" w:space="0" w:color="BFC5CC"/>
+              <w:end w:val="single" w:sz="4" w:space="0" w:color="BFC5CC"/>
+            </w:tcBorders>
+            <w:shd w:val="clear" w:color="auto" w:fill="1F4E79"/>
+          </w:tcPr>
+          <w:p>
+            <w:pPr>
+              <w:pStyle w:val="Normal"/>
+              <w:spacing w:lineRule="auto" w:line="262" w:before="0" w:after="20"/>
+            </w:pPr>
+            <w:r>
+              <w:rPr>
+                <w:rFonts w:eastAsia="微軟正黑體"/>
+                <w:b/>
+                <w:bCs/>
+                <w:color w:val="FFFFFF"/>
+                <w:sz w:val="19"/>
+                <w:szCs w:val="19"/>
+              </w:rPr>
+              <w:t xml:space="preserve">參與者</w:t>
+            </w:r>
+          </w:p>
+        </w:tc>
+        <w:tc>
+          <w:tcPr>
+            <w:tcW w:w="3038" w:type="dxa"/>
+            <w:tcBorders>
+              <w:top w:val="single" w:sz="4" w:space="0" w:color="BFC5CC"/>
+              <w:start w:val="single" w:sz="4" w:space="0" w:color="BFC5CC"/>
+              <w:bottom w:val="single" w:sz="4" w:space="0" w:color="BFC5CC"/>
+              <w:end w:val="single" w:sz="4" w:space="0" w:color="BFC5CC"/>
+            </w:tcBorders>
+            <w:shd w:val="clear" w:color="auto" w:fill="1F4E79"/>
+          </w:tcPr>
+          <w:p>
+            <w:pPr>
+              <w:pStyle w:val="Normal"/>
+              <w:spacing w:lineRule="auto" w:line="262" w:before="0" w:after="20"/>
+            </w:pPr>
+            <w:r>
+              <w:rPr>
+                <w:rFonts w:eastAsia="微軟正黑體"/>
+                <w:b/>
+                <w:bCs/>
+                <w:color w:val="FFFFFF"/>
+                <w:sz w:val="19"/>
+                <w:szCs w:val="19"/>
+              </w:rPr>
+              <w:t xml:space="preserve">說明</w:t>
+            </w:r>
+          </w:p>
+        </w:tc>
+        <w:tc>
+          <w:tcPr>
+            <w:tcW w:w="2100" w:type="dxa"/>
+            <w:tcBorders>
+              <w:top w:val="single" w:sz="4" w:space="0" w:color="BFC5CC"/>
+              <w:start w:val="single" w:sz="4" w:space="0" w:color="BFC5CC"/>
+              <w:bottom w:val="single" w:sz="4" w:space="0" w:color="BFC5CC"/>
+              <w:end w:val="single" w:sz="4" w:space="0" w:color="BFC5CC"/>
+            </w:tcBorders>
+            <w:shd w:val="clear" w:color="auto" w:fill="1F4E79"/>
+          </w:tcPr>
+          <w:p>
+            <w:pPr>
+              <w:pStyle w:val="Normal"/>
+              <w:spacing w:lineRule="auto" w:line="262" w:before="0" w:after="20"/>
+            </w:pPr>
+            <w:r>
+              <w:rPr>
+                <w:rFonts w:eastAsia="微軟正黑體"/>
+                <w:b/>
+                <w:bCs/>
+                <w:color w:val="FFFFFF"/>
+                <w:sz w:val="19"/>
+                <w:szCs w:val="19"/>
+              </w:rPr>
+              <w:t xml:space="preserve">對應功能</w:t>
+            </w:r>
+          </w:p>
+        </w:tc>
+      </w:tr>
+      <w:tr>
+        <w:trPr>
+          <w:cantSplit/>
+        </w:trPr>
+        <w:tc>
+          <w:tcPr>
+            <w:tcW w:w="800" w:type="dxa"/>
+            <w:tcBorders>
+              <w:top w:val="single" w:sz="4" w:space="0" w:color="BFC5CC"/>
+              <w:start w:val="single" w:sz="4" w:space="0" w:color="BFC5CC"/>
+              <w:bottom w:val="single" w:sz="4" w:space="0" w:color="BFC5CC"/>
+              <w:end w:val="single" w:sz="4" w:space="0" w:color="BFC5CC"/>
+            </w:tcBorders>
+          </w:tcPr>
+          <w:p>
+            <w:pPr>
+              <w:pStyle w:val="Normal"/>
+              <w:spacing w:lineRule="auto" w:line="262" w:before="0" w:after="20"/>
+            </w:pPr>
+            <w:r>
+              <w:rPr>
+                <w:rFonts w:eastAsia="微軟正黑體"/>
+                <w:sz w:val="19"/>
+                <w:szCs w:val="19"/>
+              </w:rPr>
+              <w:t xml:space="preserve">UC-01</w:t>
+            </w:r>
+          </w:p>
+        </w:tc>
+        <w:tc>
+          <w:tcPr>
+            <w:tcW w:w="2100" w:type="dxa"/>
+            <w:tcBorders>
+              <w:top w:val="single" w:sz="4" w:space="0" w:color="BFC5CC"/>
+              <w:start w:val="single" w:sz="4" w:space="0" w:color="BFC5CC"/>
+              <w:bottom w:val="single" w:sz="4" w:space="0" w:color="BFC5CC"/>
+              <w:end w:val="single" w:sz="4" w:space="0" w:color="BFC5CC"/>
+            </w:tcBorders>
+          </w:tcPr>
+          <w:p>
+            <w:pPr>
+              <w:pStyle w:val="Normal"/>
+              <w:spacing w:lineRule="auto" w:line="262" w:before="0" w:after="20"/>
+            </w:pPr>
+            <w:r>
+              <w:rPr>
+                <w:rFonts w:eastAsia="微軟正黑體"/>
+                <w:sz w:val="19"/>
+                <w:szCs w:val="19"/>
+              </w:rPr>
+              <w:t xml:space="preserve">登入／登出（帳密、AD SSO）</w:t>
+            </w:r>
+          </w:p>
+        </w:tc>
+        <w:tc>
+          <w:tcPr>
+            <w:tcW w:w="1600" w:type="dxa"/>
+            <w:tcBorders>
+              <w:top w:val="single" w:sz="4" w:space="0" w:color="BFC5CC"/>
+              <w:start w:val="single" w:sz="4" w:space="0" w:color="BFC5CC"/>
+              <w:bottom w:val="single" w:sz="4" w:space="0" w:color="BFC5CC"/>
+              <w:end w:val="single" w:sz="4" w:space="0" w:color="BFC5CC"/>
+            </w:tcBorders>
+          </w:tcPr>
+          <w:p>
+            <w:pPr>
+              <w:pStyle w:val="Normal"/>
+              <w:spacing w:lineRule="auto" w:line="262" w:before="0" w:after="20"/>
+            </w:pPr>
+            <w:r>
+              <w:rPr>
+                <w:rFonts w:eastAsia="微軟正黑體"/>
+                <w:sz w:val="19"/>
+                <w:szCs w:val="19"/>
+              </w:rPr>
+              <w:t xml:space="preserve">所有角色；AD 網域</w:t>
+            </w:r>
+          </w:p>
+        </w:tc>
+        <w:tc>
+          <w:tcPr>
+            <w:tcW w:w="3038" w:type="dxa"/>
+            <w:tcBorders>
+              <w:top w:val="single" w:sz="4" w:space="0" w:color="BFC5CC"/>
+              <w:start w:val="single" w:sz="4" w:space="0" w:color="BFC5CC"/>
+              <w:bottom w:val="single" w:sz="4" w:space="0" w:color="BFC5CC"/>
+              <w:end w:val="single" w:sz="4" w:space="0" w:color="BFC5CC"/>
+            </w:tcBorders>
+          </w:tcPr>
+          <w:p>
+            <w:pPr>
+              <w:pStyle w:val="Normal"/>
+              <w:spacing w:lineRule="auto" w:line="262" w:before="0" w:after="20"/>
+            </w:pPr>
+            <w:r>
+              <w:rPr>
+                <w:rFonts w:eastAsia="微軟正黑體"/>
+                <w:sz w:val="19"/>
+                <w:szCs w:val="19"/>
+              </w:rPr>
+              <w:t xml:space="preserve">以帳密或 AD／Windows 整合驗證登入，取得 Token 與動態選單；可單一裝置登出或全裝置登出。</w:t>
+            </w:r>
+          </w:p>
+        </w:tc>
+        <w:tc>
+          <w:tcPr>
+            <w:tcW w:w="2100" w:type="dxa"/>
+            <w:tcBorders>
+              <w:top w:val="single" w:sz="4" w:space="0" w:color="BFC5CC"/>
+              <w:start w:val="single" w:sz="4" w:space="0" w:color="BFC5CC"/>
+              <w:bottom w:val="single" w:sz="4" w:space="0" w:color="BFC5CC"/>
+              <w:end w:val="single" w:sz="4" w:space="0" w:color="BFC5CC"/>
+            </w:tcBorders>
+          </w:tcPr>
+          <w:p>
+            <w:pPr>
+              <w:pStyle w:val="Normal"/>
+              <w:spacing w:lineRule="auto" w:line="262" w:before="0" w:after="20"/>
+            </w:pPr>
+            <w:r>
+              <w:rPr>
+                <w:rFonts w:eastAsia="微軟正黑體"/>
+                <w:sz w:val="19"/>
+                <w:szCs w:val="19"/>
+              </w:rPr>
+              <w:t xml:space="preserve">/auth/login、adlogin、logout、logout-all</w:t>
+            </w:r>
+          </w:p>
+        </w:tc>
+      </w:tr>
+      <w:tr>
+        <w:trPr>
+          <w:cantSplit/>
+        </w:trPr>
+        <w:tc>
+          <w:tcPr>
+            <w:tcW w:w="800" w:type="dxa"/>
+            <w:tcBorders>
+              <w:top w:val="single" w:sz="4" w:space="0" w:color="BFC5CC"/>
+              <w:start w:val="single" w:sz="4" w:space="0" w:color="BFC5CC"/>
+              <w:bottom w:val="single" w:sz="4" w:space="0" w:color="BFC5CC"/>
+              <w:end w:val="single" w:sz="4" w:space="0" w:color="BFC5CC"/>
+            </w:tcBorders>
+          </w:tcPr>
+          <w:p>
+            <w:pPr>
+              <w:pStyle w:val="Normal"/>
+              <w:spacing w:lineRule="auto" w:line="262" w:before="0" w:after="20"/>
+            </w:pPr>
+            <w:r>
+              <w:rPr>
+                <w:rFonts w:eastAsia="微軟正黑體"/>
+                <w:sz w:val="19"/>
+                <w:szCs w:val="19"/>
+              </w:rPr>
+              <w:t xml:space="preserve">UC-02</w:t>
+            </w:r>
+          </w:p>
+        </w:tc>
+        <w:tc>
+          <w:tcPr>
+            <w:tcW w:w="2100" w:type="dxa"/>
+            <w:tcBorders>
+              <w:top w:val="single" w:sz="4" w:space="0" w:color="BFC5CC"/>
+              <w:start w:val="single" w:sz="4" w:space="0" w:color="BFC5CC"/>
+              <w:bottom w:val="single" w:sz="4" w:space="0" w:color="BFC5CC"/>
+              <w:end w:val="single" w:sz="4" w:space="0" w:color="BFC5CC"/>
+            </w:tcBorders>
+          </w:tcPr>
+          <w:p>
+            <w:pPr>
+              <w:pStyle w:val="Normal"/>
+              <w:spacing w:lineRule="auto" w:line="262" w:before="0" w:after="20"/>
+            </w:pPr>
+            <w:r>
+              <w:rPr>
+                <w:rFonts w:eastAsia="微軟正黑體"/>
+                <w:sz w:val="19"/>
+                <w:szCs w:val="19"/>
+              </w:rPr>
+              <w:t xml:space="preserve">切換實驗室</w:t>
+            </w:r>
+          </w:p>
+        </w:tc>
+        <w:tc>
+          <w:tcPr>
+            <w:tcW w:w="1600" w:type="dxa"/>
+            <w:tcBorders>
+              <w:top w:val="single" w:sz="4" w:space="0" w:color="BFC5CC"/>
+              <w:start w:val="single" w:sz="4" w:space="0" w:color="BFC5CC"/>
+              <w:bottom w:val="single" w:sz="4" w:space="0" w:color="BFC5CC"/>
+              <w:end w:val="single" w:sz="4" w:space="0" w:color="BFC5CC"/>
+            </w:tcBorders>
+          </w:tcPr>
+          <w:p>
+            <w:pPr>
+              <w:pStyle w:val="Normal"/>
+              <w:spacing w:lineRule="auto" w:line="262" w:before="0" w:after="20"/>
+            </w:pPr>
+            <w:r>
+              <w:rPr>
+                <w:rFonts w:eastAsia="微軟正黑體"/>
+                <w:sz w:val="19"/>
+                <w:szCs w:val="19"/>
+              </w:rPr>
+              <w:t xml:space="preserve">MO、MA、AU、自訂角色</w:t>
+            </w:r>
+          </w:p>
+        </w:tc>
+        <w:tc>
+          <w:tcPr>
+            <w:tcW w:w="3038" w:type="dxa"/>
+            <w:tcBorders>
+              <w:top w:val="single" w:sz="4" w:space="0" w:color="BFC5CC"/>
+              <w:start w:val="single" w:sz="4" w:space="0" w:color="BFC5CC"/>
+              <w:bottom w:val="single" w:sz="4" w:space="0" w:color="BFC5CC"/>
+              <w:end w:val="single" w:sz="4" w:space="0" w:color="BFC5CC"/>
+            </w:tcBorders>
+          </w:tcPr>
+          <w:p>
+            <w:pPr>
+              <w:pStyle w:val="Normal"/>
+              <w:spacing w:lineRule="auto" w:line="262" w:before="0" w:after="20"/>
+            </w:pPr>
+            <w:r>
+              <w:rPr>
+                <w:rFonts w:eastAsia="微軟正黑體"/>
+                <w:sz w:val="19"/>
+                <w:szCs w:val="19"/>
+              </w:rPr>
+              <w:t xml:space="preserve">於可存取之實驗室間切換，切換後重新取得該實驗室之權限範圍與選單。</w:t>
+            </w:r>
+          </w:p>
+        </w:tc>
+        <w:tc>
+          <w:tcPr>
+            <w:tcW w:w="2100" w:type="dxa"/>
+            <w:tcBorders>
+              <w:top w:val="single" w:sz="4" w:space="0" w:color="BFC5CC"/>
+              <w:start w:val="single" w:sz="4" w:space="0" w:color="BFC5CC"/>
+              <w:bottom w:val="single" w:sz="4" w:space="0" w:color="BFC5CC"/>
+              <w:end w:val="single" w:sz="4" w:space="0" w:color="BFC5CC"/>
+            </w:tcBorders>
+          </w:tcPr>
+          <w:p>
+            <w:pPr>
+              <w:pStyle w:val="Normal"/>
+              <w:spacing w:lineRule="auto" w:line="262" w:before="0" w:after="20"/>
+            </w:pPr>
+            <w:r>
+              <w:rPr>
+                <w:rFonts w:eastAsia="微軟正黑體"/>
+                <w:sz w:val="19"/>
+                <w:szCs w:val="19"/>
+              </w:rPr>
+              <w:t xml:space="preserve">/auth/switch-context、my-labs</w:t>
+            </w:r>
+          </w:p>
+        </w:tc>
+      </w:tr>
+      <w:tr>
+        <w:trPr>
+          <w:cantSplit/>
+        </w:trPr>
+        <w:tc>
+          <w:tcPr>
+            <w:tcW w:w="800" w:type="dxa"/>
+            <w:tcBorders>
+              <w:top w:val="single" w:sz="4" w:space="0" w:color="BFC5CC"/>
+              <w:start w:val="single" w:sz="4" w:space="0" w:color="BFC5CC"/>
+              <w:bottom w:val="single" w:sz="4" w:space="0" w:color="BFC5CC"/>
+              <w:end w:val="single" w:sz="4" w:space="0" w:color="BFC5CC"/>
+            </w:tcBorders>
+          </w:tcPr>
+          <w:p>
+            <w:pPr>
+              <w:pStyle w:val="Normal"/>
+              <w:spacing w:lineRule="auto" w:line="262" w:before="0" w:after="20"/>
+            </w:pPr>
+            <w:r>
+              <w:rPr>
+                <w:rFonts w:eastAsia="微軟正黑體"/>
+                <w:sz w:val="19"/>
+                <w:szCs w:val="19"/>
+              </w:rPr>
+              <w:t xml:space="preserve">UC-03</w:t>
+            </w:r>
+          </w:p>
+        </w:tc>
+        <w:tc>
+          <w:tcPr>
+            <w:tcW w:w="2100" w:type="dxa"/>
+            <w:tcBorders>
+              <w:top w:val="single" w:sz="4" w:space="0" w:color="BFC5CC"/>
+              <w:start w:val="single" w:sz="4" w:space="0" w:color="BFC5CC"/>
+              <w:bottom w:val="single" w:sz="4" w:space="0" w:color="BFC5CC"/>
+              <w:end w:val="single" w:sz="4" w:space="0" w:color="BFC5CC"/>
+            </w:tcBorders>
+          </w:tcPr>
+          <w:p>
+            <w:pPr>
+              <w:pStyle w:val="Normal"/>
+              <w:spacing w:lineRule="auto" w:line="262" w:before="0" w:after="20"/>
+            </w:pPr>
+            <w:r>
+              <w:rPr>
+                <w:rFonts w:eastAsia="微軟正黑體"/>
+                <w:sz w:val="19"/>
+                <w:szCs w:val="19"/>
+              </w:rPr>
+              <w:t xml:space="preserve">檢視個人權限與工作階段</w:t>
+            </w:r>
+          </w:p>
+        </w:tc>
+        <w:tc>
+          <w:tcPr>
+            <w:tcW w:w="1600" w:type="dxa"/>
+            <w:tcBorders>
+              <w:top w:val="single" w:sz="4" w:space="0" w:color="BFC5CC"/>
+              <w:start w:val="single" w:sz="4" w:space="0" w:color="BFC5CC"/>
+              <w:bottom w:val="single" w:sz="4" w:space="0" w:color="BFC5CC"/>
+              <w:end w:val="single" w:sz="4" w:space="0" w:color="BFC5CC"/>
+            </w:tcBorders>
+          </w:tcPr>
+          <w:p>
+            <w:pPr>
+              <w:pStyle w:val="Normal"/>
+              <w:spacing w:lineRule="auto" w:line="262" w:before="0" w:after="20"/>
+            </w:pPr>
+            <w:r>
+              <w:rPr>
+                <w:rFonts w:eastAsia="微軟正黑體"/>
+                <w:sz w:val="19"/>
+                <w:szCs w:val="19"/>
+              </w:rPr>
+              <w:t xml:space="preserve">所有角色</w:t>
+            </w:r>
+          </w:p>
+        </w:tc>
+        <w:tc>
+          <w:tcPr>
+            <w:tcW w:w="3038" w:type="dxa"/>
+            <w:tcBorders>
+              <w:top w:val="single" w:sz="4" w:space="0" w:color="BFC5CC"/>
+              <w:start w:val="single" w:sz="4" w:space="0" w:color="BFC5CC"/>
+              <w:bottom w:val="single" w:sz="4" w:space="0" w:color="BFC5CC"/>
+              <w:end w:val="single" w:sz="4" w:space="0" w:color="BFC5CC"/>
+            </w:tcBorders>
+          </w:tcPr>
+          <w:p>
+            <w:pPr>
+              <w:pStyle w:val="Normal"/>
+              <w:spacing w:lineRule="auto" w:line="262" w:before="0" w:after="20"/>
+            </w:pPr>
+            <w:r>
+              <w:rPr>
+                <w:rFonts w:eastAsia="微軟正黑體"/>
+                <w:sz w:val="19"/>
+                <w:szCs w:val="19"/>
+              </w:rPr>
+              <w:t xml:space="preserve">檢視本人有效權限（全域、直接、角色、各實驗室）與已登入裝置。</w:t>
+            </w:r>
+          </w:p>
+        </w:tc>
+        <w:tc>
+          <w:tcPr>
+            <w:tcW w:w="2100" w:type="dxa"/>
+            <w:tcBorders>
+              <w:top w:val="single" w:sz="4" w:space="0" w:color="BFC5CC"/>
+              <w:start w:val="single" w:sz="4" w:space="0" w:color="BFC5CC"/>
+              <w:bottom w:val="single" w:sz="4" w:space="0" w:color="BFC5CC"/>
+              <w:end w:val="single" w:sz="4" w:space="0" w:color="BFC5CC"/>
+            </w:tcBorders>
+          </w:tcPr>
+          <w:p>
+            <w:pPr>
+              <w:pStyle w:val="Normal"/>
+              <w:spacing w:lineRule="auto" w:line="262" w:before="0" w:after="20"/>
+            </w:pPr>
+            <w:r>
+              <w:rPr>
+                <w:rFonts w:eastAsia="微軟正黑體"/>
+                <w:sz w:val="19"/>
+                <w:szCs w:val="19"/>
+              </w:rPr>
+              <w:t xml:space="preserve">/auth/sessions；使用者權限總覽</w:t>
+            </w:r>
+          </w:p>
+        </w:tc>
+      </w:tr>
+      <w:tr>
+        <w:trPr>
+          <w:cantSplit/>
+        </w:trPr>
+        <w:tc>
+          <w:tcPr>
+            <w:tcW w:w="800" w:type="dxa"/>
+            <w:tcBorders>
+              <w:top w:val="single" w:sz="4" w:space="0" w:color="BFC5CC"/>
+              <w:start w:val="single" w:sz="4" w:space="0" w:color="BFC5CC"/>
+              <w:bottom w:val="single" w:sz="4" w:space="0" w:color="BFC5CC"/>
+              <w:end w:val="single" w:sz="4" w:space="0" w:color="BFC5CC"/>
+            </w:tcBorders>
+          </w:tcPr>
+          <w:p>
+            <w:pPr>
+              <w:pStyle w:val="Normal"/>
+              <w:spacing w:lineRule="auto" w:line="262" w:before="0" w:after="20"/>
+            </w:pPr>
+            <w:r>
+              <w:rPr>
+                <w:rFonts w:eastAsia="微軟正黑體"/>
+                <w:sz w:val="19"/>
+                <w:szCs w:val="19"/>
+              </w:rPr>
+              <w:t xml:space="preserve">UC-04</w:t>
+            </w:r>
+          </w:p>
+        </w:tc>
+        <w:tc>
+          <w:tcPr>
+            <w:tcW w:w="2100" w:type="dxa"/>
+            <w:tcBorders>
+              <w:top w:val="single" w:sz="4" w:space="0" w:color="BFC5CC"/>
+              <w:start w:val="single" w:sz="4" w:space="0" w:color="BFC5CC"/>
+              <w:bottom w:val="single" w:sz="4" w:space="0" w:color="BFC5CC"/>
+              <w:end w:val="single" w:sz="4" w:space="0" w:color="BFC5CC"/>
+            </w:tcBorders>
+          </w:tcPr>
+          <w:p>
+            <w:pPr>
+              <w:pStyle w:val="Normal"/>
+              <w:spacing w:lineRule="auto" w:line="262" w:before="0" w:after="20"/>
+            </w:pPr>
+            <w:r>
+              <w:rPr>
+                <w:rFonts w:eastAsia="微軟正黑體"/>
+                <w:sz w:val="19"/>
+                <w:szCs w:val="19"/>
+              </w:rPr>
+              <w:t xml:space="preserve">使用業務模組功能（依權限）</w:t>
+            </w:r>
+          </w:p>
+        </w:tc>
+        <w:tc>
+          <w:tcPr>
+            <w:tcW w:w="1600" w:type="dxa"/>
+            <w:tcBorders>
+              <w:top w:val="single" w:sz="4" w:space="0" w:color="BFC5CC"/>
+              <w:start w:val="single" w:sz="4" w:space="0" w:color="BFC5CC"/>
+              <w:bottom w:val="single" w:sz="4" w:space="0" w:color="BFC5CC"/>
+              <w:end w:val="single" w:sz="4" w:space="0" w:color="BFC5CC"/>
+            </w:tcBorders>
+          </w:tcPr>
+          <w:p>
+            <w:pPr>
+              <w:pStyle w:val="Normal"/>
+              <w:spacing w:lineRule="auto" w:line="262" w:before="0" w:after="20"/>
+            </w:pPr>
+            <w:r>
+              <w:rPr>
+                <w:rFonts w:eastAsia="微軟正黑體"/>
+                <w:sz w:val="19"/>
+                <w:szCs w:val="19"/>
+              </w:rPr>
+              <w:t xml:space="preserve">自訂角色（如 QC、FQ）</w:t>
+            </w:r>
+          </w:p>
+        </w:tc>
+        <w:tc>
+          <w:tcPr>
+            <w:tcW w:w="3038" w:type="dxa"/>
+            <w:tcBorders>
+              <w:top w:val="single" w:sz="4" w:space="0" w:color="BFC5CC"/>
+              <w:start w:val="single" w:sz="4" w:space="0" w:color="BFC5CC"/>
+              <w:bottom w:val="single" w:sz="4" w:space="0" w:color="BFC5CC"/>
+              <w:end w:val="single" w:sz="4" w:space="0" w:color="BFC5CC"/>
+            </w:tcBorders>
+          </w:tcPr>
+          <w:p>
+            <w:pPr>
+              <w:pStyle w:val="Normal"/>
+              <w:spacing w:lineRule="auto" w:line="262" w:before="0" w:after="20"/>
+            </w:pPr>
+            <w:r>
+              <w:rPr>
+                <w:rFonts w:eastAsia="微軟正黑體"/>
+                <w:sz w:val="19"/>
+                <w:szCs w:val="19"/>
+              </w:rPr>
+              <w:t xml:space="preserve">依角色權限使用外掛模組功能（如 ORG 組織／實驗室）。</w:t>
+            </w:r>
+          </w:p>
+        </w:tc>
+        <w:tc>
+          <w:tcPr>
+            <w:tcW w:w="2100" w:type="dxa"/>
+            <w:tcBorders>
+              <w:top w:val="single" w:sz="4" w:space="0" w:color="BFC5CC"/>
+              <w:start w:val="single" w:sz="4" w:space="0" w:color="BFC5CC"/>
+              <w:bottom w:val="single" w:sz="4" w:space="0" w:color="BFC5CC"/>
+              <w:end w:val="single" w:sz="4" w:space="0" w:color="BFC5CC"/>
+            </w:tcBorders>
+          </w:tcPr>
+          <w:p>
+            <w:pPr>
+              <w:pStyle w:val="Normal"/>
+              <w:spacing w:lineRule="auto" w:line="262" w:before="0" w:after="20"/>
+            </w:pPr>
+            <w:r>
+              <w:rPr>
+                <w:rFonts w:eastAsia="微軟正黑體"/>
+                <w:sz w:val="19"/>
+                <w:szCs w:val="19"/>
+              </w:rPr>
+              <w:t xml:space="preserve">業務外掛模組</w:t>
+            </w:r>
+          </w:p>
+        </w:tc>
+      </w:tr>
+      <w:tr>
+        <w:trPr>
+          <w:cantSplit/>
+        </w:trPr>
+        <w:tc>
+          <w:tcPr>
+            <w:tcW w:w="800" w:type="dxa"/>
+            <w:tcBorders>
+              <w:top w:val="single" w:sz="4" w:space="0" w:color="BFC5CC"/>
+              <w:start w:val="single" w:sz="4" w:space="0" w:color="BFC5CC"/>
+              <w:bottom w:val="single" w:sz="4" w:space="0" w:color="BFC5CC"/>
+              <w:end w:val="single" w:sz="4" w:space="0" w:color="BFC5CC"/>
+            </w:tcBorders>
+          </w:tcPr>
+          <w:p>
+            <w:pPr>
+              <w:pStyle w:val="Normal"/>
+              <w:spacing w:lineRule="auto" w:line="262" w:before="0" w:after="20"/>
+            </w:pPr>
+            <w:r>
+              <w:rPr>
+                <w:rFonts w:eastAsia="微軟正黑體"/>
+                <w:sz w:val="19"/>
+                <w:szCs w:val="19"/>
+              </w:rPr>
+              <w:t xml:space="preserve">UC-05</w:t>
+            </w:r>
+          </w:p>
+        </w:tc>
+        <w:tc>
+          <w:tcPr>
+            <w:tcW w:w="2100" w:type="dxa"/>
+            <w:tcBorders>
+              <w:top w:val="single" w:sz="4" w:space="0" w:color="BFC5CC"/>
+              <w:start w:val="single" w:sz="4" w:space="0" w:color="BFC5CC"/>
+              <w:bottom w:val="single" w:sz="4" w:space="0" w:color="BFC5CC"/>
+              <w:end w:val="single" w:sz="4" w:space="0" w:color="BFC5CC"/>
+            </w:tcBorders>
+          </w:tcPr>
+          <w:p>
+            <w:pPr>
+              <w:pStyle w:val="Normal"/>
+              <w:spacing w:lineRule="auto" w:line="262" w:before="0" w:after="20"/>
+            </w:pPr>
+            <w:r>
+              <w:rPr>
+                <w:rFonts w:eastAsia="微軟正黑體"/>
+                <w:sz w:val="19"/>
+                <w:szCs w:val="19"/>
+              </w:rPr>
+              <w:t xml:space="preserve">管理實驗室成員與角色指派</w:t>
+            </w:r>
+          </w:p>
+        </w:tc>
+        <w:tc>
+          <w:tcPr>
+            <w:tcW w:w="1600" w:type="dxa"/>
+            <w:tcBorders>
+              <w:top w:val="single" w:sz="4" w:space="0" w:color="BFC5CC"/>
+              <w:start w:val="single" w:sz="4" w:space="0" w:color="BFC5CC"/>
+              <w:bottom w:val="single" w:sz="4" w:space="0" w:color="BFC5CC"/>
+              <w:end w:val="single" w:sz="4" w:space="0" w:color="BFC5CC"/>
+            </w:tcBorders>
+          </w:tcPr>
+          <w:p>
+            <w:pPr>
+              <w:pStyle w:val="Normal"/>
+              <w:spacing w:lineRule="auto" w:line="262" w:before="0" w:after="20"/>
+            </w:pPr>
+            <w:r>
+              <w:rPr>
+                <w:rFonts w:eastAsia="微軟正黑體"/>
+                <w:sz w:val="19"/>
+                <w:szCs w:val="19"/>
+              </w:rPr>
+              <w:t xml:space="preserve">MO、MA</w:t>
+            </w:r>
+          </w:p>
+        </w:tc>
+        <w:tc>
+          <w:tcPr>
+            <w:tcW w:w="3038" w:type="dxa"/>
+            <w:tcBorders>
+              <w:top w:val="single" w:sz="4" w:space="0" w:color="BFC5CC"/>
+              <w:start w:val="single" w:sz="4" w:space="0" w:color="BFC5CC"/>
+              <w:bottom w:val="single" w:sz="4" w:space="0" w:color="BFC5CC"/>
+              <w:end w:val="single" w:sz="4" w:space="0" w:color="BFC5CC"/>
+            </w:tcBorders>
+          </w:tcPr>
+          <w:p>
+            <w:pPr>
+              <w:pStyle w:val="Normal"/>
+              <w:spacing w:lineRule="auto" w:line="262" w:before="0" w:after="20"/>
+            </w:pPr>
+            <w:r>
+              <w:rPr>
+                <w:rFonts w:eastAsia="微軟正黑體"/>
+                <w:sz w:val="19"/>
+                <w:szCs w:val="19"/>
+              </w:rPr>
+              <w:t xml:space="preserve">維護使用者之歸屬實驗室與角色指派；MA 僅限所屬區域。</w:t>
+            </w:r>
+          </w:p>
+        </w:tc>
+        <w:tc>
+          <w:tcPr>
+            <w:tcW w:w="2100" w:type="dxa"/>
+            <w:tcBorders>
+              <w:top w:val="single" w:sz="4" w:space="0" w:color="BFC5CC"/>
+              <w:start w:val="single" w:sz="4" w:space="0" w:color="BFC5CC"/>
+              <w:bottom w:val="single" w:sz="4" w:space="0" w:color="BFC5CC"/>
+              <w:end w:val="single" w:sz="4" w:space="0" w:color="BFC5CC"/>
+            </w:tcBorders>
+          </w:tcPr>
+          <w:p>
+            <w:pPr>
+              <w:pStyle w:val="Normal"/>
+              <w:spacing w:lineRule="auto" w:line="262" w:before="0" w:after="20"/>
+            </w:pPr>
+            <w:r>
+              <w:rPr>
+                <w:rFonts w:eastAsia="微軟正黑體"/>
+                <w:sz w:val="19"/>
+                <w:szCs w:val="19"/>
+              </w:rPr>
+              <w:t xml:space="preserve">用戶歸屬實驗室、角色管理</w:t>
+            </w:r>
+          </w:p>
+        </w:tc>
+      </w:tr>
+      <w:tr>
+        <w:trPr>
+          <w:cantSplit/>
+        </w:trPr>
+        <w:tc>
+          <w:tcPr>
+            <w:tcW w:w="800" w:type="dxa"/>
+            <w:tcBorders>
+              <w:top w:val="single" w:sz="4" w:space="0" w:color="BFC5CC"/>
+              <w:start w:val="single" w:sz="4" w:space="0" w:color="BFC5CC"/>
+              <w:bottom w:val="single" w:sz="4" w:space="0" w:color="BFC5CC"/>
+              <w:end w:val="single" w:sz="4" w:space="0" w:color="BFC5CC"/>
+            </w:tcBorders>
+          </w:tcPr>
+          <w:p>
+            <w:pPr>
+              <w:pStyle w:val="Normal"/>
+              <w:spacing w:lineRule="auto" w:line="262" w:before="0" w:after="20"/>
+            </w:pPr>
+            <w:r>
+              <w:rPr>
+                <w:rFonts w:eastAsia="微軟正黑體"/>
+                <w:sz w:val="19"/>
+                <w:szCs w:val="19"/>
+              </w:rPr>
+              <w:t xml:space="preserve">UC-06</w:t>
+            </w:r>
+          </w:p>
+        </w:tc>
+        <w:tc>
+          <w:tcPr>
+            <w:tcW w:w="2100" w:type="dxa"/>
+            <w:tcBorders>
+              <w:top w:val="single" w:sz="4" w:space="0" w:color="BFC5CC"/>
+              <w:start w:val="single" w:sz="4" w:space="0" w:color="BFC5CC"/>
+              <w:bottom w:val="single" w:sz="4" w:space="0" w:color="BFC5CC"/>
+              <w:end w:val="single" w:sz="4" w:space="0" w:color="BFC5CC"/>
+            </w:tcBorders>
+          </w:tcPr>
+          <w:p>
+            <w:pPr>
+              <w:pStyle w:val="Normal"/>
+              <w:spacing w:lineRule="auto" w:line="262" w:before="0" w:after="20"/>
+            </w:pPr>
+            <w:r>
+              <w:rPr>
+                <w:rFonts w:eastAsia="微軟正黑體"/>
+                <w:sz w:val="19"/>
+                <w:szCs w:val="19"/>
+              </w:rPr>
+              <w:t xml:space="preserve">配置實驗室功能範圍</w:t>
+            </w:r>
+          </w:p>
+        </w:tc>
+        <w:tc>
+          <w:tcPr>
+            <w:tcW w:w="1600" w:type="dxa"/>
+            <w:tcBorders>
+              <w:top w:val="single" w:sz="4" w:space="0" w:color="BFC5CC"/>
+              <w:start w:val="single" w:sz="4" w:space="0" w:color="BFC5CC"/>
+              <w:bottom w:val="single" w:sz="4" w:space="0" w:color="BFC5CC"/>
+              <w:end w:val="single" w:sz="4" w:space="0" w:color="BFC5CC"/>
+            </w:tcBorders>
+          </w:tcPr>
+          <w:p>
+            <w:pPr>
+              <w:pStyle w:val="Normal"/>
+              <w:spacing w:lineRule="auto" w:line="262" w:before="0" w:after="20"/>
+            </w:pPr>
+            <w:r>
+              <w:rPr>
+                <w:rFonts w:eastAsia="微軟正黑體"/>
+                <w:sz w:val="19"/>
+                <w:szCs w:val="19"/>
+              </w:rPr>
+              <w:t xml:space="preserve">MO、MA</w:t>
+            </w:r>
+          </w:p>
+        </w:tc>
+        <w:tc>
+          <w:tcPr>
+            <w:tcW w:w="3038" w:type="dxa"/>
+            <w:tcBorders>
+              <w:top w:val="single" w:sz="4" w:space="0" w:color="BFC5CC"/>
+              <w:start w:val="single" w:sz="4" w:space="0" w:color="BFC5CC"/>
+              <w:bottom w:val="single" w:sz="4" w:space="0" w:color="BFC5CC"/>
+              <w:end w:val="single" w:sz="4" w:space="0" w:color="BFC5CC"/>
+            </w:tcBorders>
+          </w:tcPr>
+          <w:p>
+            <w:pPr>
+              <w:pStyle w:val="Normal"/>
+              <w:spacing w:lineRule="auto" w:line="262" w:before="0" w:after="20"/>
+            </w:pPr>
+            <w:r>
+              <w:rPr>
+                <w:rFonts w:eastAsia="微軟正黑體"/>
+                <w:sz w:val="19"/>
+                <w:szCs w:val="19"/>
+              </w:rPr>
+              <w:t xml:space="preserve">設定各區域實驗室開放之功能與模組範圍。</w:t>
+            </w:r>
+          </w:p>
+        </w:tc>
+        <w:tc>
+          <w:tcPr>
+            <w:tcW w:w="2100" w:type="dxa"/>
+            <w:tcBorders>
+              <w:top w:val="single" w:sz="4" w:space="0" w:color="BFC5CC"/>
+              <w:start w:val="single" w:sz="4" w:space="0" w:color="BFC5CC"/>
+              <w:bottom w:val="single" w:sz="4" w:space="0" w:color="BFC5CC"/>
+              <w:end w:val="single" w:sz="4" w:space="0" w:color="BFC5CC"/>
+            </w:tcBorders>
+          </w:tcPr>
+          <w:p>
+            <w:pPr>
+              <w:pStyle w:val="Normal"/>
+              <w:spacing w:lineRule="auto" w:line="262" w:before="0" w:after="20"/>
+            </w:pPr>
+            <w:r>
+              <w:rPr>
+                <w:rFonts w:eastAsia="微軟正黑體"/>
+                <w:sz w:val="19"/>
+                <w:szCs w:val="19"/>
+              </w:rPr>
+              <w:t xml:space="preserve">實驗室功能範圍</w:t>
+            </w:r>
+          </w:p>
+        </w:tc>
+      </w:tr>
+      <w:tr>
+        <w:trPr>
+          <w:cantSplit/>
+        </w:trPr>
+        <w:tc>
+          <w:tcPr>
+            <w:tcW w:w="800" w:type="dxa"/>
+            <w:tcBorders>
+              <w:top w:val="single" w:sz="4" w:space="0" w:color="BFC5CC"/>
+              <w:start w:val="single" w:sz="4" w:space="0" w:color="BFC5CC"/>
+              <w:bottom w:val="single" w:sz="4" w:space="0" w:color="BFC5CC"/>
+              <w:end w:val="single" w:sz="4" w:space="0" w:color="BFC5CC"/>
+            </w:tcBorders>
+          </w:tcPr>
+          <w:p>
+            <w:pPr>
+              <w:pStyle w:val="Normal"/>
+              <w:spacing w:lineRule="auto" w:line="262" w:before="0" w:after="20"/>
+            </w:pPr>
+            <w:r>
+              <w:rPr>
+                <w:rFonts w:eastAsia="微軟正黑體"/>
+                <w:sz w:val="19"/>
+                <w:szCs w:val="19"/>
+              </w:rPr>
+              <w:t xml:space="preserve">UC-07</w:t>
+            </w:r>
+          </w:p>
+        </w:tc>
+        <w:tc>
+          <w:tcPr>
+            <w:tcW w:w="2100" w:type="dxa"/>
+            <w:tcBorders>
+              <w:top w:val="single" w:sz="4" w:space="0" w:color="BFC5CC"/>
+              <w:start w:val="single" w:sz="4" w:space="0" w:color="BFC5CC"/>
+              <w:bottom w:val="single" w:sz="4" w:space="0" w:color="BFC5CC"/>
+              <w:end w:val="single" w:sz="4" w:space="0" w:color="BFC5CC"/>
+            </w:tcBorders>
+          </w:tcPr>
+          <w:p>
+            <w:pPr>
+              <w:pStyle w:val="Normal"/>
+              <w:spacing w:lineRule="auto" w:line="262" w:before="0" w:after="20"/>
+            </w:pPr>
+            <w:r>
+              <w:rPr>
+                <w:rFonts w:eastAsia="微軟正黑體"/>
+                <w:sz w:val="19"/>
+                <w:szCs w:val="19"/>
+              </w:rPr>
+              <w:t xml:space="preserve">提出角色權限變更（Maker）</w:t>
+            </w:r>
+          </w:p>
+        </w:tc>
+        <w:tc>
+          <w:tcPr>
+            <w:tcW w:w="1600" w:type="dxa"/>
+            <w:tcBorders>
+              <w:top w:val="single" w:sz="4" w:space="0" w:color="BFC5CC"/>
+              <w:start w:val="single" w:sz="4" w:space="0" w:color="BFC5CC"/>
+              <w:bottom w:val="single" w:sz="4" w:space="0" w:color="BFC5CC"/>
+              <w:end w:val="single" w:sz="4" w:space="0" w:color="BFC5CC"/>
+            </w:tcBorders>
+          </w:tcPr>
+          <w:p>
+            <w:pPr>
+              <w:pStyle w:val="Normal"/>
+              <w:spacing w:lineRule="auto" w:line="262" w:before="0" w:after="20"/>
+            </w:pPr>
+            <w:r>
+              <w:rPr>
+                <w:rFonts w:eastAsia="微軟正黑體"/>
+                <w:sz w:val="19"/>
+                <w:szCs w:val="19"/>
+              </w:rPr>
+              <w:t xml:space="preserve">MO、MA</w:t>
+            </w:r>
+          </w:p>
+        </w:tc>
+        <w:tc>
+          <w:tcPr>
+            <w:tcW w:w="3038" w:type="dxa"/>
+            <w:tcBorders>
+              <w:top w:val="single" w:sz="4" w:space="0" w:color="BFC5CC"/>
+              <w:start w:val="single" w:sz="4" w:space="0" w:color="BFC5CC"/>
+              <w:bottom w:val="single" w:sz="4" w:space="0" w:color="BFC5CC"/>
+              <w:end w:val="single" w:sz="4" w:space="0" w:color="BFC5CC"/>
+            </w:tcBorders>
+          </w:tcPr>
+          <w:p>
+            <w:pPr>
+              <w:pStyle w:val="Normal"/>
+              <w:spacing w:lineRule="auto" w:line="262" w:before="0" w:after="20"/>
+            </w:pPr>
+            <w:r>
+              <w:rPr>
+                <w:rFonts w:eastAsia="微軟正黑體"/>
+                <w:sz w:val="19"/>
+                <w:szCs w:val="19"/>
+              </w:rPr>
+              <w:t xml:space="preserve">提出角色權限調整並送審，送出時檢查 SoD。</w:t>
+            </w:r>
+          </w:p>
+        </w:tc>
+        <w:tc>
+          <w:tcPr>
+            <w:tcW w:w="2100" w:type="dxa"/>
+            <w:tcBorders>
+              <w:top w:val="single" w:sz="4" w:space="0" w:color="BFC5CC"/>
+              <w:start w:val="single" w:sz="4" w:space="0" w:color="BFC5CC"/>
+              <w:bottom w:val="single" w:sz="4" w:space="0" w:color="BFC5CC"/>
+              <w:end w:val="single" w:sz="4" w:space="0" w:color="BFC5CC"/>
+            </w:tcBorders>
+          </w:tcPr>
+          <w:p>
+            <w:pPr>
+              <w:pStyle w:val="Normal"/>
+              <w:spacing w:lineRule="auto" w:line="262" w:before="0" w:after="20"/>
+            </w:pPr>
+            <w:r>
+              <w:rPr>
+                <w:rFonts w:eastAsia="微軟正黑體"/>
+                <w:sz w:val="19"/>
+                <w:szCs w:val="19"/>
+              </w:rPr>
+              <w:t xml:space="preserve">角色治理（change-requests）</w:t>
+            </w:r>
+          </w:p>
+        </w:tc>
+      </w:tr>
+      <w:tr>
+        <w:trPr>
+          <w:cantSplit/>
+        </w:trPr>
+        <w:tc>
+          <w:tcPr>
+            <w:tcW w:w="800" w:type="dxa"/>
+            <w:tcBorders>
+              <w:top w:val="single" w:sz="4" w:space="0" w:color="BFC5CC"/>
+              <w:start w:val="single" w:sz="4" w:space="0" w:color="BFC5CC"/>
+              <w:bottom w:val="single" w:sz="4" w:space="0" w:color="BFC5CC"/>
+              <w:end w:val="single" w:sz="4" w:space="0" w:color="BFC5CC"/>
+            </w:tcBorders>
+          </w:tcPr>
+          <w:p>
+            <w:pPr>
+              <w:pStyle w:val="Normal"/>
+              <w:spacing w:lineRule="auto" w:line="262" w:before="0" w:after="20"/>
+            </w:pPr>
+            <w:r>
+              <w:rPr>
+                <w:rFonts w:eastAsia="微軟正黑體"/>
+                <w:sz w:val="19"/>
+                <w:szCs w:val="19"/>
+              </w:rPr>
+              <w:t xml:space="preserve">UC-08</w:t>
+            </w:r>
+          </w:p>
+        </w:tc>
+        <w:tc>
+          <w:tcPr>
+            <w:tcW w:w="2100" w:type="dxa"/>
+            <w:tcBorders>
+              <w:top w:val="single" w:sz="4" w:space="0" w:color="BFC5CC"/>
+              <w:start w:val="single" w:sz="4" w:space="0" w:color="BFC5CC"/>
+              <w:bottom w:val="single" w:sz="4" w:space="0" w:color="BFC5CC"/>
+              <w:end w:val="single" w:sz="4" w:space="0" w:color="BFC5CC"/>
+            </w:tcBorders>
+          </w:tcPr>
+          <w:p>
+            <w:pPr>
+              <w:pStyle w:val="Normal"/>
+              <w:spacing w:lineRule="auto" w:line="262" w:before="0" w:after="20"/>
+            </w:pPr>
+            <w:r>
+              <w:rPr>
+                <w:rFonts w:eastAsia="微軟正黑體"/>
+                <w:sz w:val="19"/>
+                <w:szCs w:val="19"/>
+              </w:rPr>
+              <w:t xml:space="preserve">審核權限變更（Checker／SoD）</w:t>
+            </w:r>
+          </w:p>
+        </w:tc>
+        <w:tc>
+          <w:tcPr>
+            <w:tcW w:w="1600" w:type="dxa"/>
+            <w:tcBorders>
+              <w:top w:val="single" w:sz="4" w:space="0" w:color="BFC5CC"/>
+              <w:start w:val="single" w:sz="4" w:space="0" w:color="BFC5CC"/>
+              <w:bottom w:val="single" w:sz="4" w:space="0" w:color="BFC5CC"/>
+              <w:end w:val="single" w:sz="4" w:space="0" w:color="BFC5CC"/>
+            </w:tcBorders>
+          </w:tcPr>
+          <w:p>
+            <w:pPr>
+              <w:pStyle w:val="Normal"/>
+              <w:spacing w:lineRule="auto" w:line="262" w:before="0" w:after="20"/>
+            </w:pPr>
+            <w:r>
+              <w:rPr>
+                <w:rFonts w:eastAsia="微軟正黑體"/>
+                <w:sz w:val="19"/>
+                <w:szCs w:val="19"/>
+              </w:rPr>
+              <w:t xml:space="preserve">MO、MA</w:t>
+            </w:r>
+          </w:p>
+        </w:tc>
+        <w:tc>
+          <w:tcPr>
+            <w:tcW w:w="3038" w:type="dxa"/>
+            <w:tcBorders>
+              <w:top w:val="single" w:sz="4" w:space="0" w:color="BFC5CC"/>
+              <w:start w:val="single" w:sz="4" w:space="0" w:color="BFC5CC"/>
+              <w:bottom w:val="single" w:sz="4" w:space="0" w:color="BFC5CC"/>
+              <w:end w:val="single" w:sz="4" w:space="0" w:color="BFC5CC"/>
+            </w:tcBorders>
+          </w:tcPr>
+          <w:p>
+            <w:pPr>
+              <w:pStyle w:val="Normal"/>
+              <w:spacing w:lineRule="auto" w:line="262" w:before="0" w:after="20"/>
+            </w:pPr>
+            <w:r>
+              <w:rPr>
+                <w:rFonts w:eastAsia="微軟正黑體"/>
+                <w:sz w:val="19"/>
+                <w:szCs w:val="19"/>
+              </w:rPr>
+              <w:t xml:space="preserve">由提出者以外之審核者核准或駁回；核准時再次檢查 SoD，核准即套用。</w:t>
+            </w:r>
+          </w:p>
+        </w:tc>
+        <w:tc>
+          <w:tcPr>
+            <w:tcW w:w="2100" w:type="dxa"/>
+            <w:tcBorders>
+              <w:top w:val="single" w:sz="4" w:space="0" w:color="BFC5CC"/>
+              <w:start w:val="single" w:sz="4" w:space="0" w:color="BFC5CC"/>
+              <w:bottom w:val="single" w:sz="4" w:space="0" w:color="BFC5CC"/>
+              <w:end w:val="single" w:sz="4" w:space="0" w:color="BFC5CC"/>
+            </w:tcBorders>
+          </w:tcPr>
+          <w:p>
+            <w:pPr>
+              <w:pStyle w:val="Normal"/>
+              <w:spacing w:lineRule="auto" w:line="262" w:before="0" w:after="20"/>
+            </w:pPr>
+            <w:r>
+              <w:rPr>
+                <w:rFonts w:eastAsia="微軟正黑體"/>
+                <w:sz w:val="19"/>
+                <w:szCs w:val="19"/>
+              </w:rPr>
+              <w:t xml:space="preserve">角色治理（approve／reject）</w:t>
+            </w:r>
+          </w:p>
+        </w:tc>
+      </w:tr>
+      <w:tr>
+        <w:trPr>
+          <w:cantSplit/>
+        </w:trPr>
+        <w:tc>
+          <w:tcPr>
+            <w:tcW w:w="800" w:type="dxa"/>
+            <w:tcBorders>
+              <w:top w:val="single" w:sz="4" w:space="0" w:color="BFC5CC"/>
+              <w:start w:val="single" w:sz="4" w:space="0" w:color="BFC5CC"/>
+              <w:bottom w:val="single" w:sz="4" w:space="0" w:color="BFC5CC"/>
+              <w:end w:val="single" w:sz="4" w:space="0" w:color="BFC5CC"/>
+            </w:tcBorders>
+          </w:tcPr>
+          <w:p>
+            <w:pPr>
+              <w:pStyle w:val="Normal"/>
+              <w:spacing w:lineRule="auto" w:line="262" w:before="0" w:after="20"/>
+            </w:pPr>
+            <w:r>
+              <w:rPr>
+                <w:rFonts w:eastAsia="微軟正黑體"/>
+                <w:sz w:val="19"/>
+                <w:szCs w:val="19"/>
+              </w:rPr>
+              <w:t xml:space="preserve">UC-09</w:t>
+            </w:r>
+          </w:p>
+        </w:tc>
+        <w:tc>
+          <w:tcPr>
+            <w:tcW w:w="2100" w:type="dxa"/>
+            <w:tcBorders>
+              <w:top w:val="single" w:sz="4" w:space="0" w:color="BFC5CC"/>
+              <w:start w:val="single" w:sz="4" w:space="0" w:color="BFC5CC"/>
+              <w:bottom w:val="single" w:sz="4" w:space="0" w:color="BFC5CC"/>
+              <w:end w:val="single" w:sz="4" w:space="0" w:color="BFC5CC"/>
+            </w:tcBorders>
+          </w:tcPr>
+          <w:p>
+            <w:pPr>
+              <w:pStyle w:val="Normal"/>
+              <w:spacing w:lineRule="auto" w:line="262" w:before="0" w:after="20"/>
+            </w:pPr>
+            <w:r>
+              <w:rPr>
+                <w:rFonts w:eastAsia="微軟正黑體"/>
+                <w:sz w:val="19"/>
+                <w:szCs w:val="19"/>
+              </w:rPr>
+              <w:t xml:space="preserve">定期存取覆核</w:t>
+            </w:r>
+          </w:p>
+        </w:tc>
+        <w:tc>
+          <w:tcPr>
+            <w:tcW w:w="1600" w:type="dxa"/>
+            <w:tcBorders>
+              <w:top w:val="single" w:sz="4" w:space="0" w:color="BFC5CC"/>
+              <w:start w:val="single" w:sz="4" w:space="0" w:color="BFC5CC"/>
+              <w:bottom w:val="single" w:sz="4" w:space="0" w:color="BFC5CC"/>
+              <w:end w:val="single" w:sz="4" w:space="0" w:color="BFC5CC"/>
+            </w:tcBorders>
+          </w:tcPr>
+          <w:p>
+            <w:pPr>
+              <w:pStyle w:val="Normal"/>
+              <w:spacing w:lineRule="auto" w:line="262" w:before="0" w:after="20"/>
+            </w:pPr>
+            <w:r>
+              <w:rPr>
+                <w:rFonts w:eastAsia="微軟正黑體"/>
+                <w:sz w:val="19"/>
+                <w:szCs w:val="19"/>
+              </w:rPr>
+              <w:t xml:space="preserve">MO、MA</w:t>
+            </w:r>
+          </w:p>
+        </w:tc>
+        <w:tc>
+          <w:tcPr>
+            <w:tcW w:w="3038" w:type="dxa"/>
+            <w:tcBorders>
+              <w:top w:val="single" w:sz="4" w:space="0" w:color="BFC5CC"/>
+              <w:start w:val="single" w:sz="4" w:space="0" w:color="BFC5CC"/>
+              <w:bottom w:val="single" w:sz="4" w:space="0" w:color="BFC5CC"/>
+              <w:end w:val="single" w:sz="4" w:space="0" w:color="BFC5CC"/>
+            </w:tcBorders>
+          </w:tcPr>
+          <w:p>
+            <w:pPr>
+              <w:pStyle w:val="Normal"/>
+              <w:spacing w:lineRule="auto" w:line="262" w:before="0" w:after="20"/>
+            </w:pPr>
+            <w:r>
+              <w:rPr>
+                <w:rFonts w:eastAsia="微軟正黑體"/>
+                <w:sz w:val="19"/>
+                <w:szCs w:val="19"/>
+              </w:rPr>
+              <w:t xml:space="preserve">建立覆核活動，逐項確認使用者角色指派是否仍合適，不合適者回收並建立矯正工單。</w:t>
+            </w:r>
+          </w:p>
+        </w:tc>
+        <w:tc>
+          <w:tcPr>
+            <w:tcW w:w="2100" w:type="dxa"/>
+            <w:tcBorders>
+              <w:top w:val="single" w:sz="4" w:space="0" w:color="BFC5CC"/>
+              <w:start w:val="single" w:sz="4" w:space="0" w:color="BFC5CC"/>
+              <w:bottom w:val="single" w:sz="4" w:space="0" w:color="BFC5CC"/>
+              <w:end w:val="single" w:sz="4" w:space="0" w:color="BFC5CC"/>
+            </w:tcBorders>
+          </w:tcPr>
+          <w:p>
+            <w:pPr>
+              <w:pStyle w:val="Normal"/>
+              <w:spacing w:lineRule="auto" w:line="262" w:before="0" w:after="20"/>
+            </w:pPr>
+            <w:r>
+              <w:rPr>
+                <w:rFonts w:eastAsia="微軟正黑體"/>
+                <w:sz w:val="19"/>
+                <w:szCs w:val="19"/>
+              </w:rPr>
+              <w:t xml:space="preserve">權限覆核（AccessReviewController）</w:t>
+            </w:r>
+          </w:p>
+        </w:tc>
+      </w:tr>
+      <w:tr>
+        <w:trPr>
+          <w:cantSplit/>
+        </w:trPr>
+        <w:tc>
+          <w:tcPr>
+            <w:tcW w:w="800" w:type="dxa"/>
+            <w:tcBorders>
+              <w:top w:val="single" w:sz="4" w:space="0" w:color="BFC5CC"/>
+              <w:start w:val="single" w:sz="4" w:space="0" w:color="BFC5CC"/>
+              <w:bottom w:val="single" w:sz="4" w:space="0" w:color="BFC5CC"/>
+              <w:end w:val="single" w:sz="4" w:space="0" w:color="BFC5CC"/>
+            </w:tcBorders>
+          </w:tcPr>
+          <w:p>
+            <w:pPr>
+              <w:pStyle w:val="Normal"/>
+              <w:spacing w:lineRule="auto" w:line="262" w:before="0" w:after="20"/>
+            </w:pPr>
+            <w:r>
+              <w:rPr>
+                <w:rFonts w:eastAsia="微軟正黑體"/>
+                <w:sz w:val="19"/>
+                <w:szCs w:val="19"/>
+              </w:rPr>
+              <w:t xml:space="preserve">UC-10</w:t>
+            </w:r>
+          </w:p>
+        </w:tc>
+        <w:tc>
+          <w:tcPr>
+            <w:tcW w:w="2100" w:type="dxa"/>
+            <w:tcBorders>
+              <w:top w:val="single" w:sz="4" w:space="0" w:color="BFC5CC"/>
+              <w:start w:val="single" w:sz="4" w:space="0" w:color="BFC5CC"/>
+              <w:bottom w:val="single" w:sz="4" w:space="0" w:color="BFC5CC"/>
+              <w:end w:val="single" w:sz="4" w:space="0" w:color="BFC5CC"/>
+            </w:tcBorders>
+          </w:tcPr>
+          <w:p>
+            <w:pPr>
+              <w:pStyle w:val="Normal"/>
+              <w:spacing w:lineRule="auto" w:line="262" w:before="0" w:after="20"/>
+            </w:pPr>
+            <w:r>
+              <w:rPr>
+                <w:rFonts w:eastAsia="微軟正黑體"/>
+                <w:sz w:val="19"/>
+                <w:szCs w:val="19"/>
+              </w:rPr>
+              <w:t xml:space="preserve">檢視稽核與異動軌跡（唯讀）</w:t>
+            </w:r>
+          </w:p>
+        </w:tc>
+        <w:tc>
+          <w:tcPr>
+            <w:tcW w:w="1600" w:type="dxa"/>
+            <w:tcBorders>
+              <w:top w:val="single" w:sz="4" w:space="0" w:color="BFC5CC"/>
+              <w:start w:val="single" w:sz="4" w:space="0" w:color="BFC5CC"/>
+              <w:bottom w:val="single" w:sz="4" w:space="0" w:color="BFC5CC"/>
+              <w:end w:val="single" w:sz="4" w:space="0" w:color="BFC5CC"/>
+            </w:tcBorders>
+          </w:tcPr>
+          <w:p>
+            <w:pPr>
+              <w:pStyle w:val="Normal"/>
+              <w:spacing w:lineRule="auto" w:line="262" w:before="0" w:after="20"/>
+            </w:pPr>
+            <w:r>
+              <w:rPr>
+                <w:rFonts w:eastAsia="微軟正黑體"/>
+                <w:sz w:val="19"/>
+                <w:szCs w:val="19"/>
+              </w:rPr>
+              <w:t xml:space="preserve">AU、SA</w:t>
+            </w:r>
+          </w:p>
+        </w:tc>
+        <w:tc>
+          <w:tcPr>
+            <w:tcW w:w="3038" w:type="dxa"/>
+            <w:tcBorders>
+              <w:top w:val="single" w:sz="4" w:space="0" w:color="BFC5CC"/>
+              <w:start w:val="single" w:sz="4" w:space="0" w:color="BFC5CC"/>
+              <w:bottom w:val="single" w:sz="4" w:space="0" w:color="BFC5CC"/>
+              <w:end w:val="single" w:sz="4" w:space="0" w:color="BFC5CC"/>
+            </w:tcBorders>
+          </w:tcPr>
+          <w:p>
+            <w:pPr>
+              <w:pStyle w:val="Normal"/>
+              <w:spacing w:lineRule="auto" w:line="262" w:before="0" w:after="20"/>
+            </w:pPr>
+            <w:r>
+              <w:rPr>
+                <w:rFonts w:eastAsia="微軟正黑體"/>
+                <w:sz w:val="19"/>
+                <w:szCs w:val="19"/>
+              </w:rPr>
+              <w:t xml:space="preserve">檢視所屬範圍內之資料與異動紀錄，不得修改。</w:t>
+            </w:r>
+          </w:p>
+        </w:tc>
+        <w:tc>
+          <w:tcPr>
+            <w:tcW w:w="2100" w:type="dxa"/>
+            <w:tcBorders>
+              <w:top w:val="single" w:sz="4" w:space="0" w:color="BFC5CC"/>
+              <w:start w:val="single" w:sz="4" w:space="0" w:color="BFC5CC"/>
+              <w:bottom w:val="single" w:sz="4" w:space="0" w:color="BFC5CC"/>
+              <w:end w:val="single" w:sz="4" w:space="0" w:color="BFC5CC"/>
+            </w:tcBorders>
+          </w:tcPr>
+          <w:p>
+            <w:pPr>
+              <w:pStyle w:val="Normal"/>
+              <w:spacing w:lineRule="auto" w:line="262" w:before="0" w:after="20"/>
+            </w:pPr>
+            <w:r>
+              <w:rPr>
+                <w:rFonts w:eastAsia="微軟正黑體"/>
+                <w:sz w:val="19"/>
+                <w:szCs w:val="19"/>
+              </w:rPr>
+              <w:t xml:space="preserve">稽核日誌、系統日誌管理</w:t>
+            </w:r>
+          </w:p>
+        </w:tc>
+      </w:tr>
+      <w:tr>
+        <w:trPr>
+          <w:cantSplit/>
+        </w:trPr>
+        <w:tc>
+          <w:tcPr>
+            <w:tcW w:w="800" w:type="dxa"/>
+            <w:tcBorders>
+              <w:top w:val="single" w:sz="4" w:space="0" w:color="BFC5CC"/>
+              <w:start w:val="single" w:sz="4" w:space="0" w:color="BFC5CC"/>
+              <w:bottom w:val="single" w:sz="4" w:space="0" w:color="BFC5CC"/>
+              <w:end w:val="single" w:sz="4" w:space="0" w:color="BFC5CC"/>
+            </w:tcBorders>
+          </w:tcPr>
+          <w:p>
+            <w:pPr>
+              <w:pStyle w:val="Normal"/>
+              <w:spacing w:lineRule="auto" w:line="262" w:before="0" w:after="20"/>
+            </w:pPr>
+            <w:r>
+              <w:rPr>
+                <w:rFonts w:eastAsia="微軟正黑體"/>
+                <w:sz w:val="19"/>
+                <w:szCs w:val="19"/>
+              </w:rPr>
+              <w:t xml:space="preserve">UC-11</w:t>
+            </w:r>
+          </w:p>
+        </w:tc>
+        <w:tc>
+          <w:tcPr>
+            <w:tcW w:w="2100" w:type="dxa"/>
+            <w:tcBorders>
+              <w:top w:val="single" w:sz="4" w:space="0" w:color="BFC5CC"/>
+              <w:start w:val="single" w:sz="4" w:space="0" w:color="BFC5CC"/>
+              <w:bottom w:val="single" w:sz="4" w:space="0" w:color="BFC5CC"/>
+              <w:end w:val="single" w:sz="4" w:space="0" w:color="BFC5CC"/>
+            </w:tcBorders>
+          </w:tcPr>
+          <w:p>
+            <w:pPr>
+              <w:pStyle w:val="Normal"/>
+              <w:spacing w:lineRule="auto" w:line="262" w:before="0" w:after="20"/>
+            </w:pPr>
+            <w:r>
+              <w:rPr>
+                <w:rFonts w:eastAsia="微軟正黑體"/>
+                <w:sz w:val="19"/>
+                <w:szCs w:val="19"/>
+              </w:rPr>
+              <w:t xml:space="preserve">驗證稽核雜湊鏈與 Ledger</w:t>
+            </w:r>
+          </w:p>
+        </w:tc>
+        <w:tc>
+          <w:tcPr>
+            <w:tcW w:w="1600" w:type="dxa"/>
+            <w:tcBorders>
+              <w:top w:val="single" w:sz="4" w:space="0" w:color="BFC5CC"/>
+              <w:start w:val="single" w:sz="4" w:space="0" w:color="BFC5CC"/>
+              <w:bottom w:val="single" w:sz="4" w:space="0" w:color="BFC5CC"/>
+              <w:end w:val="single" w:sz="4" w:space="0" w:color="BFC5CC"/>
+            </w:tcBorders>
+          </w:tcPr>
+          <w:p>
+            <w:pPr>
+              <w:pStyle w:val="Normal"/>
+              <w:spacing w:lineRule="auto" w:line="262" w:before="0" w:after="20"/>
+            </w:pPr>
+            <w:r>
+              <w:rPr>
+                <w:rFonts w:eastAsia="微軟正黑體"/>
+                <w:sz w:val="19"/>
+                <w:szCs w:val="19"/>
+              </w:rPr>
+              <w:t xml:space="preserve">SA、AU</w:t>
+            </w:r>
+          </w:p>
+        </w:tc>
+        <w:tc>
+          <w:tcPr>
+            <w:tcW w:w="3038" w:type="dxa"/>
+            <w:tcBorders>
+              <w:top w:val="single" w:sz="4" w:space="0" w:color="BFC5CC"/>
+              <w:start w:val="single" w:sz="4" w:space="0" w:color="BFC5CC"/>
+              <w:bottom w:val="single" w:sz="4" w:space="0" w:color="BFC5CC"/>
+              <w:end w:val="single" w:sz="4" w:space="0" w:color="BFC5CC"/>
+            </w:tcBorders>
+          </w:tcPr>
+          <w:p>
+            <w:pPr>
+              <w:pStyle w:val="Normal"/>
+              <w:spacing w:lineRule="auto" w:line="262" w:before="0" w:after="20"/>
+            </w:pPr>
+            <w:r>
+              <w:rPr>
+                <w:rFonts w:eastAsia="微軟正黑體"/>
+                <w:sz w:val="19"/>
+                <w:szCs w:val="19"/>
+              </w:rPr>
+              <w:t xml:space="preserve">驗證稽核紀錄之雜湊鏈與 Ledger 完整性並取得報告。</w:t>
+            </w:r>
+          </w:p>
+        </w:tc>
+        <w:tc>
+          <w:tcPr>
+            <w:tcW w:w="2100" w:type="dxa"/>
+            <w:tcBorders>
+              <w:top w:val="single" w:sz="4" w:space="0" w:color="BFC5CC"/>
+              <w:start w:val="single" w:sz="4" w:space="0" w:color="BFC5CC"/>
+              <w:bottom w:val="single" w:sz="4" w:space="0" w:color="BFC5CC"/>
+              <w:end w:val="single" w:sz="4" w:space="0" w:color="BFC5CC"/>
+            </w:tcBorders>
+          </w:tcPr>
+          <w:p>
+            <w:pPr>
+              <w:pStyle w:val="Normal"/>
+              <w:spacing w:lineRule="auto" w:line="262" w:before="0" w:after="20"/>
+            </w:pPr>
+            <w:r>
+              <w:rPr>
+                <w:rFonts w:eastAsia="微軟正黑體"/>
+                <w:sz w:val="19"/>
+                <w:szCs w:val="19"/>
+              </w:rPr>
+              <w:t xml:space="preserve">總帳驗證管理</w:t>
+            </w:r>
+          </w:p>
+        </w:tc>
+      </w:tr>
+      <w:tr>
+        <w:trPr>
+          <w:cantSplit/>
+        </w:trPr>
+        <w:tc>
+          <w:tcPr>
+            <w:tcW w:w="800" w:type="dxa"/>
+            <w:tcBorders>
+              <w:top w:val="single" w:sz="4" w:space="0" w:color="BFC5CC"/>
+              <w:start w:val="single" w:sz="4" w:space="0" w:color="BFC5CC"/>
+              <w:bottom w:val="single" w:sz="4" w:space="0" w:color="BFC5CC"/>
+              <w:end w:val="single" w:sz="4" w:space="0" w:color="BFC5CC"/>
+            </w:tcBorders>
+          </w:tcPr>
+          <w:p>
+            <w:pPr>
+              <w:pStyle w:val="Normal"/>
+              <w:spacing w:lineRule="auto" w:line="262" w:before="0" w:after="20"/>
+            </w:pPr>
+            <w:r>
+              <w:rPr>
+                <w:rFonts w:eastAsia="微軟正黑體"/>
+                <w:sz w:val="19"/>
+                <w:szCs w:val="19"/>
+              </w:rPr>
+              <w:t xml:space="preserve">UC-12</w:t>
+            </w:r>
+          </w:p>
+        </w:tc>
+        <w:tc>
+          <w:tcPr>
+            <w:tcW w:w="2100" w:type="dxa"/>
+            <w:tcBorders>
+              <w:top w:val="single" w:sz="4" w:space="0" w:color="BFC5CC"/>
+              <w:start w:val="single" w:sz="4" w:space="0" w:color="BFC5CC"/>
+              <w:bottom w:val="single" w:sz="4" w:space="0" w:color="BFC5CC"/>
+              <w:end w:val="single" w:sz="4" w:space="0" w:color="BFC5CC"/>
+            </w:tcBorders>
+          </w:tcPr>
+          <w:p>
+            <w:pPr>
+              <w:pStyle w:val="Normal"/>
+              <w:spacing w:lineRule="auto" w:line="262" w:before="0" w:after="20"/>
+            </w:pPr>
+            <w:r>
+              <w:rPr>
+                <w:rFonts w:eastAsia="微軟正黑體"/>
+                <w:sz w:val="19"/>
+                <w:szCs w:val="19"/>
+              </w:rPr>
+              <w:t xml:space="preserve">部署與管理外掛／SPA 模組</w:t>
+            </w:r>
+          </w:p>
+        </w:tc>
+        <w:tc>
+          <w:tcPr>
+            <w:tcW w:w="1600" w:type="dxa"/>
+            <w:tcBorders>
+              <w:top w:val="single" w:sz="4" w:space="0" w:color="BFC5CC"/>
+              <w:start w:val="single" w:sz="4" w:space="0" w:color="BFC5CC"/>
+              <w:bottom w:val="single" w:sz="4" w:space="0" w:color="BFC5CC"/>
+              <w:end w:val="single" w:sz="4" w:space="0" w:color="BFC5CC"/>
+            </w:tcBorders>
+          </w:tcPr>
+          <w:p>
+            <w:pPr>
+              <w:pStyle w:val="Normal"/>
+              <w:spacing w:lineRule="auto" w:line="262" w:before="0" w:after="20"/>
+            </w:pPr>
+            <w:r>
+              <w:rPr>
+                <w:rFonts w:eastAsia="微軟正黑體"/>
+                <w:sz w:val="19"/>
+                <w:szCs w:val="19"/>
+              </w:rPr>
+              <w:t xml:space="preserve">SA</w:t>
+            </w:r>
+          </w:p>
+        </w:tc>
+        <w:tc>
+          <w:tcPr>
+            <w:tcW w:w="3038" w:type="dxa"/>
+            <w:tcBorders>
+              <w:top w:val="single" w:sz="4" w:space="0" w:color="BFC5CC"/>
+              <w:start w:val="single" w:sz="4" w:space="0" w:color="BFC5CC"/>
+              <w:bottom w:val="single" w:sz="4" w:space="0" w:color="BFC5CC"/>
+              <w:end w:val="single" w:sz="4" w:space="0" w:color="BFC5CC"/>
+            </w:tcBorders>
+          </w:tcPr>
+          <w:p>
+            <w:pPr>
+              <w:pStyle w:val="Normal"/>
+              <w:spacing w:lineRule="auto" w:line="262" w:before="0" w:after="20"/>
+            </w:pPr>
+            <w:r>
+              <w:rPr>
+                <w:rFonts w:eastAsia="微軟正黑體"/>
+                <w:sz w:val="19"/>
+                <w:szCs w:val="19"/>
+              </w:rPr>
+              <w:t xml:space="preserve">上傳、啟用／停用、卸載後端外掛與前端 SPA 模組。</w:t>
+            </w:r>
+          </w:p>
+        </w:tc>
+        <w:tc>
+          <w:tcPr>
+            <w:tcW w:w="2100" w:type="dxa"/>
+            <w:tcBorders>
+              <w:top w:val="single" w:sz="4" w:space="0" w:color="BFC5CC"/>
+              <w:start w:val="single" w:sz="4" w:space="0" w:color="BFC5CC"/>
+              <w:bottom w:val="single" w:sz="4" w:space="0" w:color="BFC5CC"/>
+              <w:end w:val="single" w:sz="4" w:space="0" w:color="BFC5CC"/>
+            </w:tcBorders>
+          </w:tcPr>
+          <w:p>
+            <w:pPr>
+              <w:pStyle w:val="Normal"/>
+              <w:spacing w:lineRule="auto" w:line="262" w:before="0" w:after="20"/>
+            </w:pPr>
+            <w:r>
+              <w:rPr>
+                <w:rFonts w:eastAsia="微軟正黑體"/>
+                <w:sz w:val="19"/>
+                <w:szCs w:val="19"/>
+              </w:rPr>
+              <w:t xml:space="preserve">模組管理、SPA 模組管理</w:t>
+            </w:r>
+          </w:p>
+        </w:tc>
+      </w:tr>
+      <w:tr>
+        <w:trPr>
+          <w:cantSplit/>
+        </w:trPr>
+        <w:tc>
+          <w:tcPr>
+            <w:tcW w:w="800" w:type="dxa"/>
+            <w:tcBorders>
+              <w:top w:val="single" w:sz="4" w:space="0" w:color="BFC5CC"/>
+              <w:start w:val="single" w:sz="4" w:space="0" w:color="BFC5CC"/>
+              <w:bottom w:val="single" w:sz="4" w:space="0" w:color="BFC5CC"/>
+              <w:end w:val="single" w:sz="4" w:space="0" w:color="BFC5CC"/>
+            </w:tcBorders>
+          </w:tcPr>
+          <w:p>
+            <w:pPr>
+              <w:pStyle w:val="Normal"/>
+              <w:spacing w:lineRule="auto" w:line="262" w:before="0" w:after="20"/>
+            </w:pPr>
+            <w:r>
+              <w:rPr>
+                <w:rFonts w:eastAsia="微軟正黑體"/>
+                <w:sz w:val="19"/>
+                <w:szCs w:val="19"/>
+              </w:rPr>
+              <w:t xml:space="preserve">UC-13</w:t>
+            </w:r>
+          </w:p>
+        </w:tc>
+        <w:tc>
+          <w:tcPr>
+            <w:tcW w:w="2100" w:type="dxa"/>
+            <w:tcBorders>
+              <w:top w:val="single" w:sz="4" w:space="0" w:color="BFC5CC"/>
+              <w:start w:val="single" w:sz="4" w:space="0" w:color="BFC5CC"/>
+              <w:bottom w:val="single" w:sz="4" w:space="0" w:color="BFC5CC"/>
+              <w:end w:val="single" w:sz="4" w:space="0" w:color="BFC5CC"/>
+            </w:tcBorders>
+          </w:tcPr>
+          <w:p>
+            <w:pPr>
+              <w:pStyle w:val="Normal"/>
+              <w:spacing w:lineRule="auto" w:line="262" w:before="0" w:after="20"/>
+            </w:pPr>
+            <w:r>
+              <w:rPr>
+                <w:rFonts w:eastAsia="微軟正黑體"/>
+                <w:sz w:val="19"/>
+                <w:szCs w:val="19"/>
+              </w:rPr>
+              <w:t xml:space="preserve">選單、功能與系統組態管理</w:t>
+            </w:r>
+          </w:p>
+        </w:tc>
+        <w:tc>
+          <w:tcPr>
+            <w:tcW w:w="1600" w:type="dxa"/>
+            <w:tcBorders>
+              <w:top w:val="single" w:sz="4" w:space="0" w:color="BFC5CC"/>
+              <w:start w:val="single" w:sz="4" w:space="0" w:color="BFC5CC"/>
+              <w:bottom w:val="single" w:sz="4" w:space="0" w:color="BFC5CC"/>
+              <w:end w:val="single" w:sz="4" w:space="0" w:color="BFC5CC"/>
+            </w:tcBorders>
+          </w:tcPr>
+          <w:p>
+            <w:pPr>
+              <w:pStyle w:val="Normal"/>
+              <w:spacing w:lineRule="auto" w:line="262" w:before="0" w:after="20"/>
+            </w:pPr>
+            <w:r>
+              <w:rPr>
+                <w:rFonts w:eastAsia="微軟正黑體"/>
+                <w:sz w:val="19"/>
+                <w:szCs w:val="19"/>
+              </w:rPr>
+              <w:t xml:space="preserve">SA</w:t>
+            </w:r>
+          </w:p>
+        </w:tc>
+        <w:tc>
+          <w:tcPr>
+            <w:tcW w:w="3038" w:type="dxa"/>
+            <w:tcBorders>
+              <w:top w:val="single" w:sz="4" w:space="0" w:color="BFC5CC"/>
+              <w:start w:val="single" w:sz="4" w:space="0" w:color="BFC5CC"/>
+              <w:bottom w:val="single" w:sz="4" w:space="0" w:color="BFC5CC"/>
+              <w:end w:val="single" w:sz="4" w:space="0" w:color="BFC5CC"/>
+            </w:tcBorders>
+          </w:tcPr>
+          <w:p>
+            <w:pPr>
+              <w:pStyle w:val="Normal"/>
+              <w:spacing w:lineRule="auto" w:line="262" w:before="0" w:after="20"/>
+            </w:pPr>
+            <w:r>
+              <w:rPr>
+                <w:rFonts w:eastAsia="微軟正黑體"/>
+                <w:sz w:val="19"/>
+                <w:szCs w:val="19"/>
+              </w:rPr>
+              <w:t xml:space="preserve">維護動態選單、停用系統功能，並設定系統外觀、密碼與帳號鎖定規則。</w:t>
+            </w:r>
+          </w:p>
+        </w:tc>
+        <w:tc>
+          <w:tcPr>
+            <w:tcW w:w="2100" w:type="dxa"/>
+            <w:tcBorders>
+              <w:top w:val="single" w:sz="4" w:space="0" w:color="BFC5CC"/>
+              <w:start w:val="single" w:sz="4" w:space="0" w:color="BFC5CC"/>
+              <w:bottom w:val="single" w:sz="4" w:space="0" w:color="BFC5CC"/>
+              <w:end w:val="single" w:sz="4" w:space="0" w:color="BFC5CC"/>
+            </w:tcBorders>
+          </w:tcPr>
+          <w:p>
+            <w:pPr>
+              <w:pStyle w:val="Normal"/>
+              <w:spacing w:lineRule="auto" w:line="262" w:before="0" w:after="20"/>
+            </w:pPr>
+            <w:r>
+              <w:rPr>
+                <w:rFonts w:eastAsia="微軟正黑體"/>
+                <w:sz w:val="19"/>
+                <w:szCs w:val="19"/>
+              </w:rPr>
+              <w:t xml:space="preserve">選單管理、系統功能管理、系統配置</w:t>
+            </w:r>
+          </w:p>
+        </w:tc>
+      </w:tr>
+      <w:tr>
+        <w:trPr>
+          <w:cantSplit/>
+        </w:trPr>
+        <w:tc>
+          <w:tcPr>
+            <w:tcW w:w="800" w:type="dxa"/>
+            <w:tcBorders>
+              <w:top w:val="single" w:sz="4" w:space="0" w:color="BFC5CC"/>
+              <w:start w:val="single" w:sz="4" w:space="0" w:color="BFC5CC"/>
+              <w:bottom w:val="single" w:sz="4" w:space="0" w:color="BFC5CC"/>
+              <w:end w:val="single" w:sz="4" w:space="0" w:color="BFC5CC"/>
+            </w:tcBorders>
+          </w:tcPr>
+          <w:p>
+            <w:pPr>
+              <w:pStyle w:val="Normal"/>
+              <w:spacing w:lineRule="auto" w:line="262" w:before="0" w:after="20"/>
+            </w:pPr>
+            <w:r>
+              <w:rPr>
+                <w:rFonts w:eastAsia="微軟正黑體"/>
+                <w:sz w:val="19"/>
+                <w:szCs w:val="19"/>
+              </w:rPr>
+              <w:t xml:space="preserve">UC-14</w:t>
+            </w:r>
+          </w:p>
+        </w:tc>
+        <w:tc>
+          <w:tcPr>
+            <w:tcW w:w="2100" w:type="dxa"/>
+            <w:tcBorders>
+              <w:top w:val="single" w:sz="4" w:space="0" w:color="BFC5CC"/>
+              <w:start w:val="single" w:sz="4" w:space="0" w:color="BFC5CC"/>
+              <w:bottom w:val="single" w:sz="4" w:space="0" w:color="BFC5CC"/>
+              <w:end w:val="single" w:sz="4" w:space="0" w:color="BFC5CC"/>
+            </w:tcBorders>
+          </w:tcPr>
+          <w:p>
+            <w:pPr>
+              <w:pStyle w:val="Normal"/>
+              <w:spacing w:lineRule="auto" w:line="262" w:before="0" w:after="20"/>
+            </w:pPr>
+            <w:r>
+              <w:rPr>
+                <w:rFonts w:eastAsia="微軟正黑體"/>
+                <w:sz w:val="19"/>
+                <w:szCs w:val="19"/>
+              </w:rPr>
+              <w:t xml:space="preserve">系統日誌管理</w:t>
+            </w:r>
+          </w:p>
+        </w:tc>
+        <w:tc>
+          <w:tcPr>
+            <w:tcW w:w="1600" w:type="dxa"/>
+            <w:tcBorders>
+              <w:top w:val="single" w:sz="4" w:space="0" w:color="BFC5CC"/>
+              <w:start w:val="single" w:sz="4" w:space="0" w:color="BFC5CC"/>
+              <w:bottom w:val="single" w:sz="4" w:space="0" w:color="BFC5CC"/>
+              <w:end w:val="single" w:sz="4" w:space="0" w:color="BFC5CC"/>
+            </w:tcBorders>
+          </w:tcPr>
+          <w:p>
+            <w:pPr>
+              <w:pStyle w:val="Normal"/>
+              <w:spacing w:lineRule="auto" w:line="262" w:before="0" w:after="20"/>
+            </w:pPr>
+            <w:r>
+              <w:rPr>
+                <w:rFonts w:eastAsia="微軟正黑體"/>
+                <w:sz w:val="19"/>
+                <w:szCs w:val="19"/>
+              </w:rPr>
+              <w:t xml:space="preserve">SA</w:t>
+            </w:r>
+          </w:p>
+        </w:tc>
+        <w:tc>
+          <w:tcPr>
+            <w:tcW w:w="3038" w:type="dxa"/>
+            <w:tcBorders>
+              <w:top w:val="single" w:sz="4" w:space="0" w:color="BFC5CC"/>
+              <w:start w:val="single" w:sz="4" w:space="0" w:color="BFC5CC"/>
+              <w:bottom w:val="single" w:sz="4" w:space="0" w:color="BFC5CC"/>
+              <w:end w:val="single" w:sz="4" w:space="0" w:color="BFC5CC"/>
+            </w:tcBorders>
+          </w:tcPr>
+          <w:p>
+            <w:pPr>
+              <w:pStyle w:val="Normal"/>
+              <w:spacing w:lineRule="auto" w:line="262" w:before="0" w:after="20"/>
+            </w:pPr>
+            <w:r>
+              <w:rPr>
+                <w:rFonts w:eastAsia="微軟正黑體"/>
+                <w:sz w:val="19"/>
+                <w:szCs w:val="19"/>
+              </w:rPr>
+              <w:t xml:space="preserve">動態調整系統日誌層級。</w:t>
+            </w:r>
+          </w:p>
+        </w:tc>
+        <w:tc>
+          <w:tcPr>
+            <w:tcW w:w="2100" w:type="dxa"/>
+            <w:tcBorders>
+              <w:top w:val="single" w:sz="4" w:space="0" w:color="BFC5CC"/>
+              <w:start w:val="single" w:sz="4" w:space="0" w:color="BFC5CC"/>
+              <w:bottom w:val="single" w:sz="4" w:space="0" w:color="BFC5CC"/>
+              <w:end w:val="single" w:sz="4" w:space="0" w:color="BFC5CC"/>
+            </w:tcBorders>
+          </w:tcPr>
+          <w:p>
+            <w:pPr>
+              <w:pStyle w:val="Normal"/>
+              <w:spacing w:lineRule="auto" w:line="262" w:before="0" w:after="20"/>
+            </w:pPr>
+            <w:r>
+              <w:rPr>
+                <w:rFonts w:eastAsia="微軟正黑體"/>
+                <w:sz w:val="19"/>
+                <w:szCs w:val="19"/>
+              </w:rPr>
+              <w:t xml:space="preserve">系統日誌管理</w:t>
+            </w:r>
+          </w:p>
+        </w:tc>
+      </w:tr>
+    </w:tbl>
+    <w:p>
+      <w:pPr>
+        <w:pStyle w:val="Normal"/>
+        <w:spacing w:before="0" w:after="80"/>
+      </w:pPr>
+    </w:p>
+    <w:p>
+      <w:pPr>
         <w:pStyle w:val="Heading2"/>
         <w:keepNext w:val="true"/>
         <w:rPr/>
@@ -18423,15 +21120,27 @@
     <w:p>
       <w:pPr>
         <w:pStyle w:val="Normal"/>
-        <w:keepNext w:val="true"/>
         <w:spacing w:lineRule="auto" w:line="300" w:before="0" w:after="100"/>
-        <w:rPr/>
       </w:pPr>
       <w:r>
         <w:rPr>
           <w:rFonts w:eastAsia="微軟正黑體"/>
         </w:rPr>
-        <w:t>本節以循序圖說明四項關鍵流程，內容依現行原始碼整理。其中「外掛載入與簽章驗證」為本系統之核心技術重點。</w:t>
+        <w:t xml:space="preserve">本節以循序圖說明四項關鍵流程，內容依現行原始碼整理。其中「外掛載入與簽章驗證」為本系統之核心技術重點。</w:t>
+      </w:r>
+      <w:r>
+        <w:rPr>
+          <w:rFonts w:eastAsia="微軟正黑體"/>
+          <w:b/>
+          <w:bCs/>
+        </w:rPr>
+        <w:t xml:space="preserve">閱讀方式：</w:t>
+      </w:r>
+      <w:r>
+        <w:rPr>
+          <w:rFonts w:eastAsia="微軟正黑體"/>
+        </w:rPr>
+        <w:t xml:space="preserve">實線箭頭為呼叫、虛線箭頭為回覆，紅色橫線為分支，黃色方塊為備註；箭頭上之數字為步驟編號，對應各小節之流程說明表。</w:t>
       </w:r>
     </w:p>
     <w:p>
@@ -18583,7 +21292,7 @@
         <w:rPr/>
         <w:drawing>
           <wp:inline distT="0" distB="0" distL="0" distR="0">
-            <wp:extent cx="5400040" cy="5955665"/>
+            <wp:extent cx="5400040" cy="6152188"/>
             <wp:effectExtent l="0" t="0" r="0" b="0"/>
             <wp:docPr id="6" name="seq3.png" descr="圖 3-3　外掛載入與簽章驗證循序圖"/>
             <wp:cNvGraphicFramePr>
@@ -18607,7 +21316,7 @@
                   <pic:spPr bwMode="auto">
                     <a:xfrm>
                       <a:off x="0" y="0"/>
-                      <a:ext cx="5400040" cy="5955665"/>
+                      <a:ext cx="5400040" cy="6152188"/>
                     </a:xfrm>
                     <a:prstGeom prst="rect">
                       <a:avLst/>
@@ -18655,6 +21364,1546 @@
     </w:p>
     <w:p>
       <w:pPr>
+        <w:pStyle w:val="Normal"/>
+        <w:keepNext/>
+        <w:spacing w:lineRule="auto" w:line="300" w:before="0" w:after="100"/>
+      </w:pPr>
+      <w:r>
+        <w:rPr>
+          <w:rFonts w:eastAsia="微軟正黑體"/>
+          <w:b/>
+          <w:bCs/>
+        </w:rPr>
+        <w:t xml:space="preserve">流程摘要</w:t>
+      </w:r>
+    </w:p>
+    <w:tbl>
+      <w:tblPr>
+        <w:tblW w:w="9638" w:type="dxa"/>
+        <w:tblLayout w:type="fixed"/>
+        <w:tblCellMar>
+          <w:top w:w="60" w:type="dxa"/>
+          <w:start w:w="100" w:type="dxa"/>
+          <w:bottom w:w="60" w:type="dxa"/>
+          <w:end w:w="100" w:type="dxa"/>
+        </w:tblCellMar>
+        <w:tblLook w:val="04a0" w:firstRow="1" w:noVBand="1" w:lastRow="0" w:firstColumn="1" w:lastColumn="0" w:noHBand="0"/>
+      </w:tblPr>
+      <w:tblGrid>
+        <w:gridCol w:w="1500"/>
+        <w:gridCol w:w="8138"/>
+      </w:tblGrid>
+      <w:tr>
+        <w:trPr>
+          <w:cantSplit/>
+        </w:trPr>
+        <w:tc>
+          <w:tcPr>
+            <w:tcW w:w="1500" w:type="dxa"/>
+            <w:tcBorders>
+              <w:top w:val="single" w:sz="4" w:space="0" w:color="BFC5CC"/>
+              <w:start w:val="single" w:sz="4" w:space="0" w:color="BFC5CC"/>
+              <w:bottom w:val="single" w:sz="4" w:space="0" w:color="BFC5CC"/>
+              <w:end w:val="single" w:sz="4" w:space="0" w:color="BFC5CC"/>
+            </w:tcBorders>
+          </w:tcPr>
+          <w:p>
+            <w:pPr>
+              <w:pStyle w:val="Normal"/>
+              <w:spacing w:lineRule="auto" w:line="262" w:before="0" w:after="20"/>
+            </w:pPr>
+            <w:r>
+              <w:rPr>
+                <w:rFonts w:eastAsia="微軟正黑體"/>
+                <w:b/>
+                <w:bCs/>
+                <w:sz w:val="19"/>
+                <w:szCs w:val="19"/>
+              </w:rPr>
+              <w:t xml:space="preserve">目的</w:t>
+            </w:r>
+          </w:p>
+        </w:tc>
+        <w:tc>
+          <w:tcPr>
+            <w:tcW w:w="8138" w:type="dxa"/>
+            <w:tcBorders>
+              <w:top w:val="single" w:sz="4" w:space="0" w:color="BFC5CC"/>
+              <w:start w:val="single" w:sz="4" w:space="0" w:color="BFC5CC"/>
+              <w:bottom w:val="single" w:sz="4" w:space="0" w:color="BFC5CC"/>
+              <w:end w:val="single" w:sz="4" w:space="0" w:color="BFC5CC"/>
+            </w:tcBorders>
+          </w:tcPr>
+          <w:p>
+            <w:pPr>
+              <w:pStyle w:val="Normal"/>
+              <w:spacing w:lineRule="auto" w:line="262" w:before="0" w:after="20"/>
+            </w:pPr>
+            <w:r>
+              <w:rPr>
+                <w:rFonts w:eastAsia="微軟正黑體"/>
+                <w:sz w:val="19"/>
+                <w:szCs w:val="19"/>
+              </w:rPr>
+              <w:t xml:space="preserve">僅載入通過數位簽章驗證之外掛，並使各外掛相互隔離（軟體供應鏈安全）。</w:t>
+            </w:r>
+          </w:p>
+        </w:tc>
+      </w:tr>
+      <w:tr>
+        <w:trPr>
+          <w:cantSplit/>
+        </w:trPr>
+        <w:tc>
+          <w:tcPr>
+            <w:tcW w:w="1500" w:type="dxa"/>
+            <w:tcBorders>
+              <w:top w:val="single" w:sz="4" w:space="0" w:color="BFC5CC"/>
+              <w:start w:val="single" w:sz="4" w:space="0" w:color="BFC5CC"/>
+              <w:bottom w:val="single" w:sz="4" w:space="0" w:color="BFC5CC"/>
+              <w:end w:val="single" w:sz="4" w:space="0" w:color="BFC5CC"/>
+            </w:tcBorders>
+          </w:tcPr>
+          <w:p>
+            <w:pPr>
+              <w:pStyle w:val="Normal"/>
+              <w:spacing w:lineRule="auto" w:line="262" w:before="0" w:after="20"/>
+            </w:pPr>
+            <w:r>
+              <w:rPr>
+                <w:rFonts w:eastAsia="微軟正黑體"/>
+                <w:b/>
+                <w:bCs/>
+                <w:sz w:val="19"/>
+                <w:szCs w:val="19"/>
+              </w:rPr>
+              <w:t xml:space="preserve">觸發</w:t>
+            </w:r>
+          </w:p>
+        </w:tc>
+        <w:tc>
+          <w:tcPr>
+            <w:tcW w:w="8138" w:type="dxa"/>
+            <w:tcBorders>
+              <w:top w:val="single" w:sz="4" w:space="0" w:color="BFC5CC"/>
+              <w:start w:val="single" w:sz="4" w:space="0" w:color="BFC5CC"/>
+              <w:bottom w:val="single" w:sz="4" w:space="0" w:color="BFC5CC"/>
+              <w:end w:val="single" w:sz="4" w:space="0" w:color="BFC5CC"/>
+            </w:tcBorders>
+          </w:tcPr>
+          <w:p>
+            <w:pPr>
+              <w:pStyle w:val="Normal"/>
+              <w:spacing w:lineRule="auto" w:line="262" w:before="0" w:after="20"/>
+            </w:pPr>
+            <w:r>
+              <w:rPr>
+                <w:rFonts w:eastAsia="微軟正黑體"/>
+                <w:sz w:val="19"/>
+                <w:szCs w:val="19"/>
+              </w:rPr>
+              <w:t xml:space="preserve">系統啟動；執行期可由模組管理卸載。</w:t>
+            </w:r>
+          </w:p>
+        </w:tc>
+      </w:tr>
+      <w:tr>
+        <w:trPr>
+          <w:cantSplit/>
+        </w:trPr>
+        <w:tc>
+          <w:tcPr>
+            <w:tcW w:w="1500" w:type="dxa"/>
+            <w:tcBorders>
+              <w:top w:val="single" w:sz="4" w:space="0" w:color="BFC5CC"/>
+              <w:start w:val="single" w:sz="4" w:space="0" w:color="BFC5CC"/>
+              <w:bottom w:val="single" w:sz="4" w:space="0" w:color="BFC5CC"/>
+              <w:end w:val="single" w:sz="4" w:space="0" w:color="BFC5CC"/>
+            </w:tcBorders>
+          </w:tcPr>
+          <w:p>
+            <w:pPr>
+              <w:pStyle w:val="Normal"/>
+              <w:spacing w:lineRule="auto" w:line="262" w:before="0" w:after="20"/>
+            </w:pPr>
+            <w:r>
+              <w:rPr>
+                <w:rFonts w:eastAsia="微軟正黑體"/>
+                <w:b/>
+                <w:bCs/>
+                <w:sz w:val="19"/>
+                <w:szCs w:val="19"/>
+              </w:rPr>
+              <w:t xml:space="preserve">前置條件</w:t>
+            </w:r>
+          </w:p>
+        </w:tc>
+        <w:tc>
+          <w:tcPr>
+            <w:tcW w:w="8138" w:type="dxa"/>
+            <w:tcBorders>
+              <w:top w:val="single" w:sz="4" w:space="0" w:color="BFC5CC"/>
+              <w:start w:val="single" w:sz="4" w:space="0" w:color="BFC5CC"/>
+              <w:bottom w:val="single" w:sz="4" w:space="0" w:color="BFC5CC"/>
+              <w:end w:val="single" w:sz="4" w:space="0" w:color="BFC5CC"/>
+            </w:tcBorders>
+          </w:tcPr>
+          <w:p>
+            <w:pPr>
+              <w:pStyle w:val="Normal"/>
+              <w:spacing w:lineRule="auto" w:line="262" w:before="0" w:after="20"/>
+            </w:pPr>
+            <w:r>
+              <w:rPr>
+                <w:rFonts w:eastAsia="微軟正黑體"/>
+                <w:sz w:val="19"/>
+                <w:szCs w:val="19"/>
+              </w:rPr>
+              <w:t xml:space="preserve">已設定 ModularSettings（PluginsPath、TrustedThumbprint）；外掛已放置於 plugins 目錄。</w:t>
+            </w:r>
+          </w:p>
+        </w:tc>
+      </w:tr>
+      <w:tr>
+        <w:trPr>
+          <w:cantSplit/>
+        </w:trPr>
+        <w:tc>
+          <w:tcPr>
+            <w:tcW w:w="1500" w:type="dxa"/>
+            <w:tcBorders>
+              <w:top w:val="single" w:sz="4" w:space="0" w:color="BFC5CC"/>
+              <w:start w:val="single" w:sz="4" w:space="0" w:color="BFC5CC"/>
+              <w:bottom w:val="single" w:sz="4" w:space="0" w:color="BFC5CC"/>
+              <w:end w:val="single" w:sz="4" w:space="0" w:color="BFC5CC"/>
+            </w:tcBorders>
+          </w:tcPr>
+          <w:p>
+            <w:pPr>
+              <w:pStyle w:val="Normal"/>
+              <w:spacing w:lineRule="auto" w:line="262" w:before="0" w:after="20"/>
+            </w:pPr>
+            <w:r>
+              <w:rPr>
+                <w:rFonts w:eastAsia="微軟正黑體"/>
+                <w:b/>
+                <w:bCs/>
+                <w:sz w:val="19"/>
+                <w:szCs w:val="19"/>
+              </w:rPr>
+              <w:t xml:space="preserve">後置結果</w:t>
+            </w:r>
+          </w:p>
+        </w:tc>
+        <w:tc>
+          <w:tcPr>
+            <w:tcW w:w="8138" w:type="dxa"/>
+            <w:tcBorders>
+              <w:top w:val="single" w:sz="4" w:space="0" w:color="BFC5CC"/>
+              <w:start w:val="single" w:sz="4" w:space="0" w:color="BFC5CC"/>
+              <w:bottom w:val="single" w:sz="4" w:space="0" w:color="BFC5CC"/>
+              <w:end w:val="single" w:sz="4" w:space="0" w:color="BFC5CC"/>
+            </w:tcBorders>
+          </w:tcPr>
+          <w:p>
+            <w:pPr>
+              <w:pStyle w:val="Normal"/>
+              <w:spacing w:lineRule="auto" w:line="262" w:before="0" w:after="20"/>
+            </w:pPr>
+            <w:r>
+              <w:rPr>
+                <w:rFonts w:eastAsia="微軟正黑體"/>
+                <w:sz w:val="19"/>
+                <w:szCs w:val="19"/>
+              </w:rPr>
+              <w:t xml:space="preserve">合法模組已載入並註冊 Controller、選單與權限；非法模組已隔離並留下資安紀錄。</w:t>
+            </w:r>
+          </w:p>
+        </w:tc>
+      </w:tr>
+    </w:tbl>
+    <w:p>
+      <w:pPr>
+        <w:pStyle w:val="Normal"/>
+        <w:spacing w:before="0" w:after="80"/>
+      </w:pPr>
+    </w:p>
+    <w:p>
+      <w:pPr>
+        <w:pStyle w:val="Normal"/>
+        <w:keepNext/>
+        <w:spacing w:lineRule="auto" w:line="300" w:before="0" w:after="100"/>
+      </w:pPr>
+      <w:r>
+        <w:rPr>
+          <w:rFonts w:eastAsia="微軟正黑體"/>
+          <w:b/>
+          <w:bCs/>
+        </w:rPr>
+        <w:t xml:space="preserve">流程說明</w:t>
+      </w:r>
+    </w:p>
+    <w:tbl>
+      <w:tblPr>
+        <w:tblW w:w="9638" w:type="dxa"/>
+        <w:tblLayout w:type="fixed"/>
+        <w:tblCellMar>
+          <w:top w:w="60" w:type="dxa"/>
+          <w:start w:w="100" w:type="dxa"/>
+          <w:bottom w:w="60" w:type="dxa"/>
+          <w:end w:w="100" w:type="dxa"/>
+        </w:tblCellMar>
+        <w:tblLook w:val="04a0" w:firstRow="1" w:noVBand="1" w:lastRow="0" w:firstColumn="1" w:lastColumn="0" w:noHBand="0"/>
+      </w:tblPr>
+      <w:tblGrid>
+        <w:gridCol w:w="600"/>
+        <w:gridCol w:w="2000"/>
+        <w:gridCol w:w="4238"/>
+        <w:gridCol w:w="2800"/>
+      </w:tblGrid>
+      <w:tr>
+        <w:trPr>
+          <w:tblHeader w:val="true"/>
+        </w:trPr>
+        <w:tc>
+          <w:tcPr>
+            <w:tcW w:w="600" w:type="dxa"/>
+            <w:tcBorders>
+              <w:top w:val="single" w:sz="4" w:space="0" w:color="BFC5CC"/>
+              <w:start w:val="single" w:sz="4" w:space="0" w:color="BFC5CC"/>
+              <w:bottom w:val="single" w:sz="4" w:space="0" w:color="BFC5CC"/>
+              <w:end w:val="single" w:sz="4" w:space="0" w:color="BFC5CC"/>
+            </w:tcBorders>
+            <w:shd w:val="clear" w:color="auto" w:fill="1F4E79"/>
+          </w:tcPr>
+          <w:p>
+            <w:pPr>
+              <w:pStyle w:val="Normal"/>
+              <w:spacing w:lineRule="auto" w:line="262" w:before="0" w:after="20"/>
+            </w:pPr>
+            <w:r>
+              <w:rPr>
+                <w:rFonts w:eastAsia="微軟正黑體"/>
+                <w:b/>
+                <w:bCs/>
+                <w:color w:val="FFFFFF"/>
+                <w:sz w:val="19"/>
+                <w:szCs w:val="19"/>
+              </w:rPr>
+              <w:t xml:space="preserve">步驟</w:t>
+            </w:r>
+          </w:p>
+        </w:tc>
+        <w:tc>
+          <w:tcPr>
+            <w:tcW w:w="2000" w:type="dxa"/>
+            <w:tcBorders>
+              <w:top w:val="single" w:sz="4" w:space="0" w:color="BFC5CC"/>
+              <w:start w:val="single" w:sz="4" w:space="0" w:color="BFC5CC"/>
+              <w:bottom w:val="single" w:sz="4" w:space="0" w:color="BFC5CC"/>
+              <w:end w:val="single" w:sz="4" w:space="0" w:color="BFC5CC"/>
+            </w:tcBorders>
+            <w:shd w:val="clear" w:color="auto" w:fill="1F4E79"/>
+          </w:tcPr>
+          <w:p>
+            <w:pPr>
+              <w:pStyle w:val="Normal"/>
+              <w:spacing w:lineRule="auto" w:line="262" w:before="0" w:after="20"/>
+            </w:pPr>
+            <w:r>
+              <w:rPr>
+                <w:rFonts w:eastAsia="微軟正黑體"/>
+                <w:b/>
+                <w:bCs/>
+                <w:color w:val="FFFFFF"/>
+                <w:sz w:val="19"/>
+                <w:szCs w:val="19"/>
+              </w:rPr>
+              <w:t xml:space="preserve">參與者</w:t>
+            </w:r>
+          </w:p>
+        </w:tc>
+        <w:tc>
+          <w:tcPr>
+            <w:tcW w:w="4238" w:type="dxa"/>
+            <w:tcBorders>
+              <w:top w:val="single" w:sz="4" w:space="0" w:color="BFC5CC"/>
+              <w:start w:val="single" w:sz="4" w:space="0" w:color="BFC5CC"/>
+              <w:bottom w:val="single" w:sz="4" w:space="0" w:color="BFC5CC"/>
+              <w:end w:val="single" w:sz="4" w:space="0" w:color="BFC5CC"/>
+            </w:tcBorders>
+            <w:shd w:val="clear" w:color="auto" w:fill="1F4E79"/>
+          </w:tcPr>
+          <w:p>
+            <w:pPr>
+              <w:pStyle w:val="Normal"/>
+              <w:spacing w:lineRule="auto" w:line="262" w:before="0" w:after="20"/>
+            </w:pPr>
+            <w:r>
+              <w:rPr>
+                <w:rFonts w:eastAsia="微軟正黑體"/>
+                <w:b/>
+                <w:bCs/>
+                <w:color w:val="FFFFFF"/>
+                <w:sz w:val="19"/>
+                <w:szCs w:val="19"/>
+              </w:rPr>
+              <w:t xml:space="preserve">說明</w:t>
+            </w:r>
+          </w:p>
+        </w:tc>
+        <w:tc>
+          <w:tcPr>
+            <w:tcW w:w="2800" w:type="dxa"/>
+            <w:tcBorders>
+              <w:top w:val="single" w:sz="4" w:space="0" w:color="BFC5CC"/>
+              <w:start w:val="single" w:sz="4" w:space="0" w:color="BFC5CC"/>
+              <w:bottom w:val="single" w:sz="4" w:space="0" w:color="BFC5CC"/>
+              <w:end w:val="single" w:sz="4" w:space="0" w:color="BFC5CC"/>
+            </w:tcBorders>
+            <w:shd w:val="clear" w:color="auto" w:fill="1F4E79"/>
+          </w:tcPr>
+          <w:p>
+            <w:pPr>
+              <w:pStyle w:val="Normal"/>
+              <w:spacing w:lineRule="auto" w:line="262" w:before="0" w:after="20"/>
+            </w:pPr>
+            <w:r>
+              <w:rPr>
+                <w:rFonts w:eastAsia="微軟正黑體"/>
+                <w:b/>
+                <w:bCs/>
+                <w:color w:val="FFFFFF"/>
+                <w:sz w:val="19"/>
+                <w:szCs w:val="19"/>
+              </w:rPr>
+              <w:t xml:space="preserve">對應元件</w:t>
+            </w:r>
+          </w:p>
+        </w:tc>
+      </w:tr>
+      <w:tr>
+        <w:trPr>
+          <w:cantSplit/>
+        </w:trPr>
+        <w:tc>
+          <w:tcPr>
+            <w:tcW w:w="600" w:type="dxa"/>
+            <w:tcBorders>
+              <w:top w:val="single" w:sz="4" w:space="0" w:color="BFC5CC"/>
+              <w:start w:val="single" w:sz="4" w:space="0" w:color="BFC5CC"/>
+              <w:bottom w:val="single" w:sz="4" w:space="0" w:color="BFC5CC"/>
+              <w:end w:val="single" w:sz="4" w:space="0" w:color="BFC5CC"/>
+            </w:tcBorders>
+          </w:tcPr>
+          <w:p>
+            <w:pPr>
+              <w:pStyle w:val="Normal"/>
+              <w:spacing w:lineRule="auto" w:line="262" w:before="0" w:after="20"/>
+            </w:pPr>
+            <w:r>
+              <w:rPr>
+                <w:rFonts w:eastAsia="微軟正黑體"/>
+                <w:sz w:val="19"/>
+                <w:szCs w:val="19"/>
+              </w:rPr>
+              <w:t xml:space="preserve">1</w:t>
+            </w:r>
+          </w:p>
+        </w:tc>
+        <w:tc>
+          <w:tcPr>
+            <w:tcW w:w="2000" w:type="dxa"/>
+            <w:tcBorders>
+              <w:top w:val="single" w:sz="4" w:space="0" w:color="BFC5CC"/>
+              <w:start w:val="single" w:sz="4" w:space="0" w:color="BFC5CC"/>
+              <w:bottom w:val="single" w:sz="4" w:space="0" w:color="BFC5CC"/>
+              <w:end w:val="single" w:sz="4" w:space="0" w:color="BFC5CC"/>
+            </w:tcBorders>
+          </w:tcPr>
+          <w:p>
+            <w:pPr>
+              <w:pStyle w:val="Normal"/>
+              <w:spacing w:lineRule="auto" w:line="262" w:before="0" w:after="20"/>
+            </w:pPr>
+            <w:r>
+              <w:rPr>
+                <w:rFonts w:eastAsia="微軟正黑體"/>
+                <w:sz w:val="19"/>
+                <w:szCs w:val="19"/>
+              </w:rPr>
+              <w:t xml:space="preserve">Host → ModuleLoader</w:t>
+            </w:r>
+          </w:p>
+        </w:tc>
+        <w:tc>
+          <w:tcPr>
+            <w:tcW w:w="4238" w:type="dxa"/>
+            <w:tcBorders>
+              <w:top w:val="single" w:sz="4" w:space="0" w:color="BFC5CC"/>
+              <w:start w:val="single" w:sz="4" w:space="0" w:color="BFC5CC"/>
+              <w:bottom w:val="single" w:sz="4" w:space="0" w:color="BFC5CC"/>
+              <w:end w:val="single" w:sz="4" w:space="0" w:color="BFC5CC"/>
+            </w:tcBorders>
+          </w:tcPr>
+          <w:p>
+            <w:pPr>
+              <w:pStyle w:val="Normal"/>
+              <w:spacing w:lineRule="auto" w:line="262" w:before="0" w:after="20"/>
+            </w:pPr>
+            <w:r>
+              <w:rPr>
+                <w:rFonts w:eastAsia="微軟正黑體"/>
+                <w:sz w:val="19"/>
+                <w:szCs w:val="19"/>
+              </w:rPr>
+              <w:t xml:space="preserve">呼叫 AddModularModules，讀取 ModularSettings。</w:t>
+            </w:r>
+          </w:p>
+        </w:tc>
+        <w:tc>
+          <w:tcPr>
+            <w:tcW w:w="2800" w:type="dxa"/>
+            <w:tcBorders>
+              <w:top w:val="single" w:sz="4" w:space="0" w:color="BFC5CC"/>
+              <w:start w:val="single" w:sz="4" w:space="0" w:color="BFC5CC"/>
+              <w:bottom w:val="single" w:sz="4" w:space="0" w:color="BFC5CC"/>
+              <w:end w:val="single" w:sz="4" w:space="0" w:color="BFC5CC"/>
+            </w:tcBorders>
+          </w:tcPr>
+          <w:p>
+            <w:pPr>
+              <w:pStyle w:val="Normal"/>
+              <w:spacing w:lineRule="auto" w:line="262" w:before="0" w:after="20"/>
+            </w:pPr>
+            <w:r>
+              <w:rPr>
+                <w:rFonts w:eastAsia="微軟正黑體"/>
+                <w:sz w:val="19"/>
+                <w:szCs w:val="19"/>
+              </w:rPr>
+              <w:t xml:space="preserve">AddModularModules</w:t>
+            </w:r>
+          </w:p>
+        </w:tc>
+      </w:tr>
+      <w:tr>
+        <w:trPr>
+          <w:cantSplit/>
+        </w:trPr>
+        <w:tc>
+          <w:tcPr>
+            <w:tcW w:w="600" w:type="dxa"/>
+            <w:tcBorders>
+              <w:top w:val="single" w:sz="4" w:space="0" w:color="BFC5CC"/>
+              <w:start w:val="single" w:sz="4" w:space="0" w:color="BFC5CC"/>
+              <w:bottom w:val="single" w:sz="4" w:space="0" w:color="BFC5CC"/>
+              <w:end w:val="single" w:sz="4" w:space="0" w:color="BFC5CC"/>
+            </w:tcBorders>
+          </w:tcPr>
+          <w:p>
+            <w:pPr>
+              <w:pStyle w:val="Normal"/>
+              <w:spacing w:lineRule="auto" w:line="262" w:before="0" w:after="20"/>
+            </w:pPr>
+            <w:r>
+              <w:rPr>
+                <w:rFonts w:eastAsia="微軟正黑體"/>
+                <w:sz w:val="19"/>
+                <w:szCs w:val="19"/>
+              </w:rPr>
+              <w:t xml:space="preserve">2</w:t>
+            </w:r>
+          </w:p>
+        </w:tc>
+        <w:tc>
+          <w:tcPr>
+            <w:tcW w:w="2000" w:type="dxa"/>
+            <w:tcBorders>
+              <w:top w:val="single" w:sz="4" w:space="0" w:color="BFC5CC"/>
+              <w:start w:val="single" w:sz="4" w:space="0" w:color="BFC5CC"/>
+              <w:bottom w:val="single" w:sz="4" w:space="0" w:color="BFC5CC"/>
+              <w:end w:val="single" w:sz="4" w:space="0" w:color="BFC5CC"/>
+            </w:tcBorders>
+          </w:tcPr>
+          <w:p>
+            <w:pPr>
+              <w:pStyle w:val="Normal"/>
+              <w:spacing w:lineRule="auto" w:line="262" w:before="0" w:after="20"/>
+            </w:pPr>
+            <w:r>
+              <w:rPr>
+                <w:rFonts w:eastAsia="微軟正黑體"/>
+                <w:sz w:val="19"/>
+                <w:szCs w:val="19"/>
+              </w:rPr>
+              <w:t xml:space="preserve">ModuleLoader</w:t>
+            </w:r>
+          </w:p>
+        </w:tc>
+        <w:tc>
+          <w:tcPr>
+            <w:tcW w:w="4238" w:type="dxa"/>
+            <w:tcBorders>
+              <w:top w:val="single" w:sz="4" w:space="0" w:color="BFC5CC"/>
+              <w:start w:val="single" w:sz="4" w:space="0" w:color="BFC5CC"/>
+              <w:bottom w:val="single" w:sz="4" w:space="0" w:color="BFC5CC"/>
+              <w:end w:val="single" w:sz="4" w:space="0" w:color="BFC5CC"/>
+            </w:tcBorders>
+          </w:tcPr>
+          <w:p>
+            <w:pPr>
+              <w:pStyle w:val="Normal"/>
+              <w:spacing w:lineRule="auto" w:line="262" w:before="0" w:after="20"/>
+            </w:pPr>
+            <w:r>
+              <w:rPr>
+                <w:rFonts w:eastAsia="微軟正黑體"/>
+                <w:sz w:val="19"/>
+                <w:szCs w:val="19"/>
+              </w:rPr>
+              <w:t xml:space="preserve">未設定受信任憑證指紋即拒絕啟動；否則掃描外掛目錄之 *.dll。</w:t>
+            </w:r>
+          </w:p>
+        </w:tc>
+        <w:tc>
+          <w:tcPr>
+            <w:tcW w:w="2800" w:type="dxa"/>
+            <w:tcBorders>
+              <w:top w:val="single" w:sz="4" w:space="0" w:color="BFC5CC"/>
+              <w:start w:val="single" w:sz="4" w:space="0" w:color="BFC5CC"/>
+              <w:bottom w:val="single" w:sz="4" w:space="0" w:color="BFC5CC"/>
+              <w:end w:val="single" w:sz="4" w:space="0" w:color="BFC5CC"/>
+            </w:tcBorders>
+          </w:tcPr>
+          <w:p>
+            <w:pPr>
+              <w:pStyle w:val="Normal"/>
+              <w:spacing w:lineRule="auto" w:line="262" w:before="0" w:after="20"/>
+            </w:pPr>
+            <w:r>
+              <w:rPr>
+                <w:rFonts w:eastAsia="微軟正黑體"/>
+                <w:sz w:val="19"/>
+                <w:szCs w:val="19"/>
+              </w:rPr>
+              <w:t xml:space="preserve">ModuleLoaderExtensions</w:t>
+            </w:r>
+          </w:p>
+        </w:tc>
+      </w:tr>
+      <w:tr>
+        <w:trPr>
+          <w:cantSplit/>
+        </w:trPr>
+        <w:tc>
+          <w:tcPr>
+            <w:tcW w:w="600" w:type="dxa"/>
+            <w:tcBorders>
+              <w:top w:val="single" w:sz="4" w:space="0" w:color="BFC5CC"/>
+              <w:start w:val="single" w:sz="4" w:space="0" w:color="BFC5CC"/>
+              <w:bottom w:val="single" w:sz="4" w:space="0" w:color="BFC5CC"/>
+              <w:end w:val="single" w:sz="4" w:space="0" w:color="BFC5CC"/>
+            </w:tcBorders>
+          </w:tcPr>
+          <w:p>
+            <w:pPr>
+              <w:pStyle w:val="Normal"/>
+              <w:spacing w:lineRule="auto" w:line="262" w:before="0" w:after="20"/>
+            </w:pPr>
+            <w:r>
+              <w:rPr>
+                <w:rFonts w:eastAsia="微軟正黑體"/>
+                <w:sz w:val="19"/>
+                <w:szCs w:val="19"/>
+              </w:rPr>
+              <w:t xml:space="preserve">3</w:t>
+            </w:r>
+          </w:p>
+        </w:tc>
+        <w:tc>
+          <w:tcPr>
+            <w:tcW w:w="2000" w:type="dxa"/>
+            <w:tcBorders>
+              <w:top w:val="single" w:sz="4" w:space="0" w:color="BFC5CC"/>
+              <w:start w:val="single" w:sz="4" w:space="0" w:color="BFC5CC"/>
+              <w:bottom w:val="single" w:sz="4" w:space="0" w:color="BFC5CC"/>
+              <w:end w:val="single" w:sz="4" w:space="0" w:color="BFC5CC"/>
+            </w:tcBorders>
+          </w:tcPr>
+          <w:p>
+            <w:pPr>
+              <w:pStyle w:val="Normal"/>
+              <w:spacing w:lineRule="auto" w:line="262" w:before="0" w:after="20"/>
+            </w:pPr>
+            <w:r>
+              <w:rPr>
+                <w:rFonts w:eastAsia="微軟正黑體"/>
+                <w:sz w:val="19"/>
+                <w:szCs w:val="19"/>
+              </w:rPr>
+              <w:t xml:space="preserve">ModuleLoader → Verifier</w:t>
+            </w:r>
+          </w:p>
+        </w:tc>
+        <w:tc>
+          <w:tcPr>
+            <w:tcW w:w="4238" w:type="dxa"/>
+            <w:tcBorders>
+              <w:top w:val="single" w:sz="4" w:space="0" w:color="BFC5CC"/>
+              <w:start w:val="single" w:sz="4" w:space="0" w:color="BFC5CC"/>
+              <w:bottom w:val="single" w:sz="4" w:space="0" w:color="BFC5CC"/>
+              <w:end w:val="single" w:sz="4" w:space="0" w:color="BFC5CC"/>
+            </w:tcBorders>
+          </w:tcPr>
+          <w:p>
+            <w:pPr>
+              <w:pStyle w:val="Normal"/>
+              <w:spacing w:lineRule="auto" w:line="262" w:before="0" w:after="20"/>
+            </w:pPr>
+            <w:r>
+              <w:rPr>
+                <w:rFonts w:eastAsia="微軟正黑體"/>
+                <w:sz w:val="19"/>
+                <w:szCs w:val="19"/>
+              </w:rPr>
+              <w:t xml:space="preserve">驗證主模組 DLL 之數位簽章與憑證指紋。</w:t>
+            </w:r>
+          </w:p>
+        </w:tc>
+        <w:tc>
+          <w:tcPr>
+            <w:tcW w:w="2800" w:type="dxa"/>
+            <w:tcBorders>
+              <w:top w:val="single" w:sz="4" w:space="0" w:color="BFC5CC"/>
+              <w:start w:val="single" w:sz="4" w:space="0" w:color="BFC5CC"/>
+              <w:bottom w:val="single" w:sz="4" w:space="0" w:color="BFC5CC"/>
+              <w:end w:val="single" w:sz="4" w:space="0" w:color="BFC5CC"/>
+            </w:tcBorders>
+          </w:tcPr>
+          <w:p>
+            <w:pPr>
+              <w:pStyle w:val="Normal"/>
+              <w:spacing w:lineRule="auto" w:line="262" w:before="0" w:after="20"/>
+            </w:pPr>
+            <w:r>
+              <w:rPr>
+                <w:rFonts w:eastAsia="微軟正黑體"/>
+                <w:sz w:val="19"/>
+                <w:szCs w:val="19"/>
+              </w:rPr>
+              <w:t xml:space="preserve">AssemblySecurityVerifier</w:t>
+            </w:r>
+          </w:p>
+        </w:tc>
+      </w:tr>
+      <w:tr>
+        <w:trPr>
+          <w:cantSplit/>
+        </w:trPr>
+        <w:tc>
+          <w:tcPr>
+            <w:tcW w:w="600" w:type="dxa"/>
+            <w:tcBorders>
+              <w:top w:val="single" w:sz="4" w:space="0" w:color="BFC5CC"/>
+              <w:start w:val="single" w:sz="4" w:space="0" w:color="BFC5CC"/>
+              <w:bottom w:val="single" w:sz="4" w:space="0" w:color="BFC5CC"/>
+              <w:end w:val="single" w:sz="4" w:space="0" w:color="BFC5CC"/>
+            </w:tcBorders>
+          </w:tcPr>
+          <w:p>
+            <w:pPr>
+              <w:pStyle w:val="Normal"/>
+              <w:spacing w:lineRule="auto" w:line="262" w:before="0" w:after="20"/>
+            </w:pPr>
+            <w:r>
+              <w:rPr>
+                <w:rFonts w:eastAsia="微軟正黑體"/>
+                <w:sz w:val="19"/>
+                <w:szCs w:val="19"/>
+              </w:rPr>
+              <w:t xml:space="preserve">4</w:t>
+            </w:r>
+          </w:p>
+        </w:tc>
+        <w:tc>
+          <w:tcPr>
+            <w:tcW w:w="2000" w:type="dxa"/>
+            <w:tcBorders>
+              <w:top w:val="single" w:sz="4" w:space="0" w:color="BFC5CC"/>
+              <w:start w:val="single" w:sz="4" w:space="0" w:color="BFC5CC"/>
+              <w:bottom w:val="single" w:sz="4" w:space="0" w:color="BFC5CC"/>
+              <w:end w:val="single" w:sz="4" w:space="0" w:color="BFC5CC"/>
+            </w:tcBorders>
+          </w:tcPr>
+          <w:p>
+            <w:pPr>
+              <w:pStyle w:val="Normal"/>
+              <w:spacing w:lineRule="auto" w:line="262" w:before="0" w:after="20"/>
+            </w:pPr>
+            <w:r>
+              <w:rPr>
+                <w:rFonts w:eastAsia="微軟正黑體"/>
+                <w:sz w:val="19"/>
+                <w:szCs w:val="19"/>
+              </w:rPr>
+              <w:t xml:space="preserve">ModuleLoader → quarantine（分支 A）</w:t>
+            </w:r>
+          </w:p>
+        </w:tc>
+        <w:tc>
+          <w:tcPr>
+            <w:tcW w:w="4238" w:type="dxa"/>
+            <w:tcBorders>
+              <w:top w:val="single" w:sz="4" w:space="0" w:color="BFC5CC"/>
+              <w:start w:val="single" w:sz="4" w:space="0" w:color="BFC5CC"/>
+              <w:bottom w:val="single" w:sz="4" w:space="0" w:color="BFC5CC"/>
+              <w:end w:val="single" w:sz="4" w:space="0" w:color="BFC5CC"/>
+            </w:tcBorders>
+          </w:tcPr>
+          <w:p>
+            <w:pPr>
+              <w:pStyle w:val="Normal"/>
+              <w:spacing w:lineRule="auto" w:line="262" w:before="0" w:after="20"/>
+            </w:pPr>
+            <w:r>
+              <w:rPr>
+                <w:rFonts w:eastAsia="微軟正黑體"/>
+                <w:sz w:val="19"/>
+                <w:szCs w:val="19"/>
+              </w:rPr>
+              <w:t xml:space="preserve">驗證失敗：將主 DLL 與同名 .Application、.Infrastructure、.pdb 移至 plugins\quarantine，記錄 Security Incident 並略過該模組，其餘模組不受影響。</w:t>
+            </w:r>
+          </w:p>
+        </w:tc>
+        <w:tc>
+          <w:tcPr>
+            <w:tcW w:w="2800" w:type="dxa"/>
+            <w:tcBorders>
+              <w:top w:val="single" w:sz="4" w:space="0" w:color="BFC5CC"/>
+              <w:start w:val="single" w:sz="4" w:space="0" w:color="BFC5CC"/>
+              <w:bottom w:val="single" w:sz="4" w:space="0" w:color="BFC5CC"/>
+              <w:end w:val="single" w:sz="4" w:space="0" w:color="BFC5CC"/>
+            </w:tcBorders>
+          </w:tcPr>
+          <w:p>
+            <w:pPr>
+              <w:pStyle w:val="Normal"/>
+              <w:spacing w:lineRule="auto" w:line="262" w:before="0" w:after="20"/>
+            </w:pPr>
+            <w:r>
+              <w:rPr>
+                <w:rFonts w:eastAsia="微軟正黑體"/>
+                <w:sz w:val="19"/>
+                <w:szCs w:val="19"/>
+              </w:rPr>
+              <w:t xml:space="preserve">QuarantineOrDeleteFile</w:t>
+            </w:r>
+          </w:p>
+        </w:tc>
+      </w:tr>
+      <w:tr>
+        <w:trPr>
+          <w:cantSplit/>
+        </w:trPr>
+        <w:tc>
+          <w:tcPr>
+            <w:tcW w:w="600" w:type="dxa"/>
+            <w:tcBorders>
+              <w:top w:val="single" w:sz="4" w:space="0" w:color="BFC5CC"/>
+              <w:start w:val="single" w:sz="4" w:space="0" w:color="BFC5CC"/>
+              <w:bottom w:val="single" w:sz="4" w:space="0" w:color="BFC5CC"/>
+              <w:end w:val="single" w:sz="4" w:space="0" w:color="BFC5CC"/>
+            </w:tcBorders>
+          </w:tcPr>
+          <w:p>
+            <w:pPr>
+              <w:pStyle w:val="Normal"/>
+              <w:spacing w:lineRule="auto" w:line="262" w:before="0" w:after="20"/>
+            </w:pPr>
+            <w:r>
+              <w:rPr>
+                <w:rFonts w:eastAsia="微軟正黑體"/>
+                <w:sz w:val="19"/>
+                <w:szCs w:val="19"/>
+              </w:rPr>
+              <w:t xml:space="preserve">5</w:t>
+            </w:r>
+          </w:p>
+        </w:tc>
+        <w:tc>
+          <w:tcPr>
+            <w:tcW w:w="2000" w:type="dxa"/>
+            <w:tcBorders>
+              <w:top w:val="single" w:sz="4" w:space="0" w:color="BFC5CC"/>
+              <w:start w:val="single" w:sz="4" w:space="0" w:color="BFC5CC"/>
+              <w:bottom w:val="single" w:sz="4" w:space="0" w:color="BFC5CC"/>
+              <w:end w:val="single" w:sz="4" w:space="0" w:color="BFC5CC"/>
+            </w:tcBorders>
+          </w:tcPr>
+          <w:p>
+            <w:pPr>
+              <w:pStyle w:val="Normal"/>
+              <w:spacing w:lineRule="auto" w:line="262" w:before="0" w:after="20"/>
+            </w:pPr>
+            <w:r>
+              <w:rPr>
+                <w:rFonts w:eastAsia="微軟正黑體"/>
+                <w:sz w:val="19"/>
+                <w:szCs w:val="19"/>
+              </w:rPr>
+              <w:t xml:space="preserve">ModuleLoader → ALC（分支 B）</w:t>
+            </w:r>
+          </w:p>
+        </w:tc>
+        <w:tc>
+          <w:tcPr>
+            <w:tcW w:w="4238" w:type="dxa"/>
+            <w:tcBorders>
+              <w:top w:val="single" w:sz="4" w:space="0" w:color="BFC5CC"/>
+              <w:start w:val="single" w:sz="4" w:space="0" w:color="BFC5CC"/>
+              <w:bottom w:val="single" w:sz="4" w:space="0" w:color="BFC5CC"/>
+              <w:end w:val="single" w:sz="4" w:space="0" w:color="BFC5CC"/>
+            </w:tcBorders>
+          </w:tcPr>
+          <w:p>
+            <w:pPr>
+              <w:pStyle w:val="Normal"/>
+              <w:spacing w:lineRule="auto" w:line="262" w:before="0" w:after="20"/>
+            </w:pPr>
+            <w:r>
+              <w:rPr>
+                <w:rFonts w:eastAsia="微軟正黑體"/>
+                <w:sz w:val="19"/>
+                <w:szCs w:val="19"/>
+              </w:rPr>
+              <w:t xml:space="preserve">驗證通過：為該模組建立獨立 AssemblyLoadContext。</w:t>
+            </w:r>
+          </w:p>
+        </w:tc>
+        <w:tc>
+          <w:tcPr>
+            <w:tcW w:w="2800" w:type="dxa"/>
+            <w:tcBorders>
+              <w:top w:val="single" w:sz="4" w:space="0" w:color="BFC5CC"/>
+              <w:start w:val="single" w:sz="4" w:space="0" w:color="BFC5CC"/>
+              <w:bottom w:val="single" w:sz="4" w:space="0" w:color="BFC5CC"/>
+              <w:end w:val="single" w:sz="4" w:space="0" w:color="BFC5CC"/>
+            </w:tcBorders>
+          </w:tcPr>
+          <w:p>
+            <w:pPr>
+              <w:pStyle w:val="Normal"/>
+              <w:spacing w:lineRule="auto" w:line="262" w:before="0" w:after="20"/>
+            </w:pPr>
+            <w:r>
+              <w:rPr>
+                <w:rFonts w:eastAsia="微軟正黑體"/>
+                <w:sz w:val="19"/>
+                <w:szCs w:val="19"/>
+              </w:rPr>
+              <w:t xml:space="preserve">ModuleAssemblyLoadContext</w:t>
+            </w:r>
+          </w:p>
+        </w:tc>
+      </w:tr>
+      <w:tr>
+        <w:trPr>
+          <w:cantSplit/>
+        </w:trPr>
+        <w:tc>
+          <w:tcPr>
+            <w:tcW w:w="600" w:type="dxa"/>
+            <w:tcBorders>
+              <w:top w:val="single" w:sz="4" w:space="0" w:color="BFC5CC"/>
+              <w:start w:val="single" w:sz="4" w:space="0" w:color="BFC5CC"/>
+              <w:bottom w:val="single" w:sz="4" w:space="0" w:color="BFC5CC"/>
+              <w:end w:val="single" w:sz="4" w:space="0" w:color="BFC5CC"/>
+            </w:tcBorders>
+          </w:tcPr>
+          <w:p>
+            <w:pPr>
+              <w:pStyle w:val="Normal"/>
+              <w:spacing w:lineRule="auto" w:line="262" w:before="0" w:after="20"/>
+            </w:pPr>
+            <w:r>
+              <w:rPr>
+                <w:rFonts w:eastAsia="微軟正黑體"/>
+                <w:sz w:val="19"/>
+                <w:szCs w:val="19"/>
+              </w:rPr>
+              <w:t xml:space="preserve">6</w:t>
+            </w:r>
+          </w:p>
+        </w:tc>
+        <w:tc>
+          <w:tcPr>
+            <w:tcW w:w="2000" w:type="dxa"/>
+            <w:tcBorders>
+              <w:top w:val="single" w:sz="4" w:space="0" w:color="BFC5CC"/>
+              <w:start w:val="single" w:sz="4" w:space="0" w:color="BFC5CC"/>
+              <w:bottom w:val="single" w:sz="4" w:space="0" w:color="BFC5CC"/>
+              <w:end w:val="single" w:sz="4" w:space="0" w:color="BFC5CC"/>
+            </w:tcBorders>
+          </w:tcPr>
+          <w:p>
+            <w:pPr>
+              <w:pStyle w:val="Normal"/>
+              <w:spacing w:lineRule="auto" w:line="262" w:before="0" w:after="20"/>
+            </w:pPr>
+            <w:r>
+              <w:rPr>
+                <w:rFonts w:eastAsia="微軟正黑體"/>
+                <w:sz w:val="19"/>
+                <w:szCs w:val="19"/>
+              </w:rPr>
+              <w:t xml:space="preserve">ModuleLoader → Verifier</w:t>
+            </w:r>
+          </w:p>
+        </w:tc>
+        <w:tc>
+          <w:tcPr>
+            <w:tcW w:w="4238" w:type="dxa"/>
+            <w:tcBorders>
+              <w:top w:val="single" w:sz="4" w:space="0" w:color="BFC5CC"/>
+              <w:start w:val="single" w:sz="4" w:space="0" w:color="BFC5CC"/>
+              <w:bottom w:val="single" w:sz="4" w:space="0" w:color="BFC5CC"/>
+              <w:end w:val="single" w:sz="4" w:space="0" w:color="BFC5CC"/>
+            </w:tcBorders>
+          </w:tcPr>
+          <w:p>
+            <w:pPr>
+              <w:pStyle w:val="Normal"/>
+              <w:spacing w:lineRule="auto" w:line="262" w:before="0" w:after="20"/>
+            </w:pPr>
+            <w:r>
+              <w:rPr>
+                <w:rFonts w:eastAsia="微軟正黑體"/>
+                <w:sz w:val="19"/>
+                <w:szCs w:val="19"/>
+              </w:rPr>
+              <w:t xml:space="preserve">逐一驗證附屬組件（.Application、.Infrastructure）；失敗者隔離。</w:t>
+            </w:r>
+          </w:p>
+        </w:tc>
+        <w:tc>
+          <w:tcPr>
+            <w:tcW w:w="2800" w:type="dxa"/>
+            <w:tcBorders>
+              <w:top w:val="single" w:sz="4" w:space="0" w:color="BFC5CC"/>
+              <w:start w:val="single" w:sz="4" w:space="0" w:color="BFC5CC"/>
+              <w:bottom w:val="single" w:sz="4" w:space="0" w:color="BFC5CC"/>
+              <w:end w:val="single" w:sz="4" w:space="0" w:color="BFC5CC"/>
+            </w:tcBorders>
+          </w:tcPr>
+          <w:p>
+            <w:pPr>
+              <w:pStyle w:val="Normal"/>
+              <w:spacing w:lineRule="auto" w:line="262" w:before="0" w:after="20"/>
+            </w:pPr>
+            <w:r>
+              <w:rPr>
+                <w:rFonts w:eastAsia="微軟正黑體"/>
+                <w:sz w:val="19"/>
+                <w:szCs w:val="19"/>
+              </w:rPr>
+              <w:t xml:space="preserve">AssemblySecurityVerifier</w:t>
+            </w:r>
+          </w:p>
+        </w:tc>
+      </w:tr>
+      <w:tr>
+        <w:trPr>
+          <w:cantSplit/>
+        </w:trPr>
+        <w:tc>
+          <w:tcPr>
+            <w:tcW w:w="600" w:type="dxa"/>
+            <w:tcBorders>
+              <w:top w:val="single" w:sz="4" w:space="0" w:color="BFC5CC"/>
+              <w:start w:val="single" w:sz="4" w:space="0" w:color="BFC5CC"/>
+              <w:bottom w:val="single" w:sz="4" w:space="0" w:color="BFC5CC"/>
+              <w:end w:val="single" w:sz="4" w:space="0" w:color="BFC5CC"/>
+            </w:tcBorders>
+          </w:tcPr>
+          <w:p>
+            <w:pPr>
+              <w:pStyle w:val="Normal"/>
+              <w:spacing w:lineRule="auto" w:line="262" w:before="0" w:after="20"/>
+            </w:pPr>
+            <w:r>
+              <w:rPr>
+                <w:rFonts w:eastAsia="微軟正黑體"/>
+                <w:sz w:val="19"/>
+                <w:szCs w:val="19"/>
+              </w:rPr>
+              <w:t xml:space="preserve">7</w:t>
+            </w:r>
+          </w:p>
+        </w:tc>
+        <w:tc>
+          <w:tcPr>
+            <w:tcW w:w="2000" w:type="dxa"/>
+            <w:tcBorders>
+              <w:top w:val="single" w:sz="4" w:space="0" w:color="BFC5CC"/>
+              <w:start w:val="single" w:sz="4" w:space="0" w:color="BFC5CC"/>
+              <w:bottom w:val="single" w:sz="4" w:space="0" w:color="BFC5CC"/>
+              <w:end w:val="single" w:sz="4" w:space="0" w:color="BFC5CC"/>
+            </w:tcBorders>
+          </w:tcPr>
+          <w:p>
+            <w:pPr>
+              <w:pStyle w:val="Normal"/>
+              <w:spacing w:lineRule="auto" w:line="262" w:before="0" w:after="20"/>
+            </w:pPr>
+            <w:r>
+              <w:rPr>
+                <w:rFonts w:eastAsia="微軟正黑體"/>
+                <w:sz w:val="19"/>
+                <w:szCs w:val="19"/>
+              </w:rPr>
+              <w:t xml:space="preserve">ModuleLoader → ALC</w:t>
+            </w:r>
+          </w:p>
+        </w:tc>
+        <w:tc>
+          <w:tcPr>
+            <w:tcW w:w="4238" w:type="dxa"/>
+            <w:tcBorders>
+              <w:top w:val="single" w:sz="4" w:space="0" w:color="BFC5CC"/>
+              <w:start w:val="single" w:sz="4" w:space="0" w:color="BFC5CC"/>
+              <w:bottom w:val="single" w:sz="4" w:space="0" w:color="BFC5CC"/>
+              <w:end w:val="single" w:sz="4" w:space="0" w:color="BFC5CC"/>
+            </w:tcBorders>
+          </w:tcPr>
+          <w:p>
+            <w:pPr>
+              <w:pStyle w:val="Normal"/>
+              <w:spacing w:lineRule="auto" w:line="262" w:before="0" w:after="20"/>
+            </w:pPr>
+            <w:r>
+              <w:rPr>
+                <w:rFonts w:eastAsia="微軟正黑體"/>
+                <w:sz w:val="19"/>
+                <w:szCs w:val="19"/>
+              </w:rPr>
+              <w:t xml:space="preserve">以位元組串流載入附屬與主組件，不鎖定檔案以利後續卸載。</w:t>
+            </w:r>
+          </w:p>
+        </w:tc>
+        <w:tc>
+          <w:tcPr>
+            <w:tcW w:w="2800" w:type="dxa"/>
+            <w:tcBorders>
+              <w:top w:val="single" w:sz="4" w:space="0" w:color="BFC5CC"/>
+              <w:start w:val="single" w:sz="4" w:space="0" w:color="BFC5CC"/>
+              <w:bottom w:val="single" w:sz="4" w:space="0" w:color="BFC5CC"/>
+              <w:end w:val="single" w:sz="4" w:space="0" w:color="BFC5CC"/>
+            </w:tcBorders>
+          </w:tcPr>
+          <w:p>
+            <w:pPr>
+              <w:pStyle w:val="Normal"/>
+              <w:spacing w:lineRule="auto" w:line="262" w:before="0" w:after="20"/>
+            </w:pPr>
+            <w:r>
+              <w:rPr>
+                <w:rFonts w:eastAsia="微軟正黑體"/>
+                <w:sz w:val="19"/>
+                <w:szCs w:val="19"/>
+              </w:rPr>
+              <w:t xml:space="preserve">LoadFromStream</w:t>
+            </w:r>
+          </w:p>
+        </w:tc>
+      </w:tr>
+      <w:tr>
+        <w:trPr>
+          <w:cantSplit/>
+        </w:trPr>
+        <w:tc>
+          <w:tcPr>
+            <w:tcW w:w="600" w:type="dxa"/>
+            <w:tcBorders>
+              <w:top w:val="single" w:sz="4" w:space="0" w:color="BFC5CC"/>
+              <w:start w:val="single" w:sz="4" w:space="0" w:color="BFC5CC"/>
+              <w:bottom w:val="single" w:sz="4" w:space="0" w:color="BFC5CC"/>
+              <w:end w:val="single" w:sz="4" w:space="0" w:color="BFC5CC"/>
+            </w:tcBorders>
+          </w:tcPr>
+          <w:p>
+            <w:pPr>
+              <w:pStyle w:val="Normal"/>
+              <w:spacing w:lineRule="auto" w:line="262" w:before="0" w:after="20"/>
+            </w:pPr>
+            <w:r>
+              <w:rPr>
+                <w:rFonts w:eastAsia="微軟正黑體"/>
+                <w:sz w:val="19"/>
+                <w:szCs w:val="19"/>
+              </w:rPr>
+              <w:t xml:space="preserve">8</w:t>
+            </w:r>
+          </w:p>
+        </w:tc>
+        <w:tc>
+          <w:tcPr>
+            <w:tcW w:w="2000" w:type="dxa"/>
+            <w:tcBorders>
+              <w:top w:val="single" w:sz="4" w:space="0" w:color="BFC5CC"/>
+              <w:start w:val="single" w:sz="4" w:space="0" w:color="BFC5CC"/>
+              <w:bottom w:val="single" w:sz="4" w:space="0" w:color="BFC5CC"/>
+              <w:end w:val="single" w:sz="4" w:space="0" w:color="BFC5CC"/>
+            </w:tcBorders>
+          </w:tcPr>
+          <w:p>
+            <w:pPr>
+              <w:pStyle w:val="Normal"/>
+              <w:spacing w:lineRule="auto" w:line="262" w:before="0" w:after="20"/>
+            </w:pPr>
+            <w:r>
+              <w:rPr>
+                <w:rFonts w:eastAsia="微軟正黑體"/>
+                <w:sz w:val="19"/>
+                <w:szCs w:val="19"/>
+              </w:rPr>
+              <w:t xml:space="preserve">ModuleLoader</w:t>
+            </w:r>
+          </w:p>
+        </w:tc>
+        <w:tc>
+          <w:tcPr>
+            <w:tcW w:w="4238" w:type="dxa"/>
+            <w:tcBorders>
+              <w:top w:val="single" w:sz="4" w:space="0" w:color="BFC5CC"/>
+              <w:start w:val="single" w:sz="4" w:space="0" w:color="BFC5CC"/>
+              <w:bottom w:val="single" w:sz="4" w:space="0" w:color="BFC5CC"/>
+              <w:end w:val="single" w:sz="4" w:space="0" w:color="BFC5CC"/>
+            </w:tcBorders>
+          </w:tcPr>
+          <w:p>
+            <w:pPr>
+              <w:pStyle w:val="Normal"/>
+              <w:spacing w:lineRule="auto" w:line="262" w:before="0" w:after="20"/>
+            </w:pPr>
+            <w:r>
+              <w:rPr>
+                <w:rFonts w:eastAsia="微軟正黑體"/>
+                <w:sz w:val="19"/>
+                <w:szCs w:val="19"/>
+              </w:rPr>
+              <w:t xml:space="preserve">含 Controller 者加入 ApplicationParts；找到 IModuleInitializer 並呼叫 RegisterDependencies 註冊相依服務。</w:t>
+            </w:r>
+          </w:p>
+        </w:tc>
+        <w:tc>
+          <w:tcPr>
+            <w:tcW w:w="2800" w:type="dxa"/>
+            <w:tcBorders>
+              <w:top w:val="single" w:sz="4" w:space="0" w:color="BFC5CC"/>
+              <w:start w:val="single" w:sz="4" w:space="0" w:color="BFC5CC"/>
+              <w:bottom w:val="single" w:sz="4" w:space="0" w:color="BFC5CC"/>
+              <w:end w:val="single" w:sz="4" w:space="0" w:color="BFC5CC"/>
+            </w:tcBorders>
+          </w:tcPr>
+          <w:p>
+            <w:pPr>
+              <w:pStyle w:val="Normal"/>
+              <w:spacing w:lineRule="auto" w:line="262" w:before="0" w:after="20"/>
+            </w:pPr>
+            <w:r>
+              <w:rPr>
+                <w:rFonts w:eastAsia="微軟正黑體"/>
+                <w:sz w:val="19"/>
+                <w:szCs w:val="19"/>
+              </w:rPr>
+              <w:t xml:space="preserve">IModuleInitializer</w:t>
+            </w:r>
+          </w:p>
+        </w:tc>
+      </w:tr>
+      <w:tr>
+        <w:trPr>
+          <w:cantSplit/>
+        </w:trPr>
+        <w:tc>
+          <w:tcPr>
+            <w:tcW w:w="600" w:type="dxa"/>
+            <w:tcBorders>
+              <w:top w:val="single" w:sz="4" w:space="0" w:color="BFC5CC"/>
+              <w:start w:val="single" w:sz="4" w:space="0" w:color="BFC5CC"/>
+              <w:bottom w:val="single" w:sz="4" w:space="0" w:color="BFC5CC"/>
+              <w:end w:val="single" w:sz="4" w:space="0" w:color="BFC5CC"/>
+            </w:tcBorders>
+          </w:tcPr>
+          <w:p>
+            <w:pPr>
+              <w:pStyle w:val="Normal"/>
+              <w:spacing w:lineRule="auto" w:line="262" w:before="0" w:after="20"/>
+            </w:pPr>
+            <w:r>
+              <w:rPr>
+                <w:rFonts w:eastAsia="微軟正黑體"/>
+                <w:sz w:val="19"/>
+                <w:szCs w:val="19"/>
+              </w:rPr>
+              <w:t xml:space="preserve">9</w:t>
+            </w:r>
+          </w:p>
+        </w:tc>
+        <w:tc>
+          <w:tcPr>
+            <w:tcW w:w="2000" w:type="dxa"/>
+            <w:tcBorders>
+              <w:top w:val="single" w:sz="4" w:space="0" w:color="BFC5CC"/>
+              <w:start w:val="single" w:sz="4" w:space="0" w:color="BFC5CC"/>
+              <w:bottom w:val="single" w:sz="4" w:space="0" w:color="BFC5CC"/>
+              <w:end w:val="single" w:sz="4" w:space="0" w:color="BFC5CC"/>
+            </w:tcBorders>
+          </w:tcPr>
+          <w:p>
+            <w:pPr>
+              <w:pStyle w:val="Normal"/>
+              <w:spacing w:lineRule="auto" w:line="262" w:before="0" w:after="20"/>
+            </w:pPr>
+            <w:r>
+              <w:rPr>
+                <w:rFonts w:eastAsia="微軟正黑體"/>
+                <w:sz w:val="19"/>
+                <w:szCs w:val="19"/>
+              </w:rPr>
+              <w:t xml:space="preserve">ModuleLoader → Host</w:t>
+            </w:r>
+          </w:p>
+        </w:tc>
+        <w:tc>
+          <w:tcPr>
+            <w:tcW w:w="4238" w:type="dxa"/>
+            <w:tcBorders>
+              <w:top w:val="single" w:sz="4" w:space="0" w:color="BFC5CC"/>
+              <w:start w:val="single" w:sz="4" w:space="0" w:color="BFC5CC"/>
+              <w:bottom w:val="single" w:sz="4" w:space="0" w:color="BFC5CC"/>
+              <w:end w:val="single" w:sz="4" w:space="0" w:color="BFC5CC"/>
+            </w:tcBorders>
+          </w:tcPr>
+          <w:p>
+            <w:pPr>
+              <w:pStyle w:val="Normal"/>
+              <w:spacing w:lineRule="auto" w:line="262" w:before="0" w:after="20"/>
+            </w:pPr>
+            <w:r>
+              <w:rPr>
+                <w:rFonts w:eastAsia="微軟正黑體"/>
+                <w:sz w:val="19"/>
+                <w:szCs w:val="19"/>
+              </w:rPr>
+              <w:t xml:space="preserve">註冊模組容器與資料庫初始化服務。</w:t>
+            </w:r>
+          </w:p>
+        </w:tc>
+        <w:tc>
+          <w:tcPr>
+            <w:tcW w:w="2800" w:type="dxa"/>
+            <w:tcBorders>
+              <w:top w:val="single" w:sz="4" w:space="0" w:color="BFC5CC"/>
+              <w:start w:val="single" w:sz="4" w:space="0" w:color="BFC5CC"/>
+              <w:bottom w:val="single" w:sz="4" w:space="0" w:color="BFC5CC"/>
+              <w:end w:val="single" w:sz="4" w:space="0" w:color="BFC5CC"/>
+            </w:tcBorders>
+          </w:tcPr>
+          <w:p>
+            <w:pPr>
+              <w:pStyle w:val="Normal"/>
+              <w:spacing w:lineRule="auto" w:line="262" w:before="0" w:after="20"/>
+            </w:pPr>
+            <w:r>
+              <w:rPr>
+                <w:rFonts w:eastAsia="微軟正黑體"/>
+                <w:sz w:val="19"/>
+                <w:szCs w:val="19"/>
+              </w:rPr>
+              <w:t xml:space="preserve">ModuleAssemblyContainer、ModuleDatabaseInitializerHostedService</w:t>
+            </w:r>
+          </w:p>
+        </w:tc>
+      </w:tr>
+      <w:tr>
+        <w:trPr>
+          <w:cantSplit/>
+        </w:trPr>
+        <w:tc>
+          <w:tcPr>
+            <w:tcW w:w="600" w:type="dxa"/>
+            <w:tcBorders>
+              <w:top w:val="single" w:sz="4" w:space="0" w:color="BFC5CC"/>
+              <w:start w:val="single" w:sz="4" w:space="0" w:color="BFC5CC"/>
+              <w:bottom w:val="single" w:sz="4" w:space="0" w:color="BFC5CC"/>
+              <w:end w:val="single" w:sz="4" w:space="0" w:color="BFC5CC"/>
+            </w:tcBorders>
+          </w:tcPr>
+          <w:p>
+            <w:pPr>
+              <w:pStyle w:val="Normal"/>
+              <w:spacing w:lineRule="auto" w:line="262" w:before="0" w:after="20"/>
+            </w:pPr>
+            <w:r>
+              <w:rPr>
+                <w:rFonts w:eastAsia="微軟正黑體"/>
+                <w:sz w:val="19"/>
+                <w:szCs w:val="19"/>
+              </w:rPr>
+              <w:t xml:space="preserve">10</w:t>
+            </w:r>
+          </w:p>
+        </w:tc>
+        <w:tc>
+          <w:tcPr>
+            <w:tcW w:w="2000" w:type="dxa"/>
+            <w:tcBorders>
+              <w:top w:val="single" w:sz="4" w:space="0" w:color="BFC5CC"/>
+              <w:start w:val="single" w:sz="4" w:space="0" w:color="BFC5CC"/>
+              <w:bottom w:val="single" w:sz="4" w:space="0" w:color="BFC5CC"/>
+              <w:end w:val="single" w:sz="4" w:space="0" w:color="BFC5CC"/>
+            </w:tcBorders>
+          </w:tcPr>
+          <w:p>
+            <w:pPr>
+              <w:pStyle w:val="Normal"/>
+              <w:spacing w:lineRule="auto" w:line="262" w:before="0" w:after="20"/>
+            </w:pPr>
+            <w:r>
+              <w:rPr>
+                <w:rFonts w:eastAsia="微軟正黑體"/>
+                <w:sz w:val="19"/>
+                <w:szCs w:val="19"/>
+              </w:rPr>
+              <w:t xml:space="preserve">Host → ModuleLoader</w:t>
+            </w:r>
+          </w:p>
+        </w:tc>
+        <w:tc>
+          <w:tcPr>
+            <w:tcW w:w="4238" w:type="dxa"/>
+            <w:tcBorders>
+              <w:top w:val="single" w:sz="4" w:space="0" w:color="BFC5CC"/>
+              <w:start w:val="single" w:sz="4" w:space="0" w:color="BFC5CC"/>
+              <w:bottom w:val="single" w:sz="4" w:space="0" w:color="BFC5CC"/>
+              <w:end w:val="single" w:sz="4" w:space="0" w:color="BFC5CC"/>
+            </w:tcBorders>
+          </w:tcPr>
+          <w:p>
+            <w:pPr>
+              <w:pStyle w:val="Normal"/>
+              <w:spacing w:lineRule="auto" w:line="262" w:before="0" w:after="20"/>
+            </w:pPr>
+            <w:r>
+              <w:rPr>
+                <w:rFonts w:eastAsia="微軟正黑體"/>
+                <w:sz w:val="19"/>
+                <w:szCs w:val="19"/>
+              </w:rPr>
+              <w:t xml:space="preserve">UseModularModulesAsync：呼叫各模組 OnApplicationConfigureAsync；啟動時同步模組與 Controller 中繼資料至資料庫。</w:t>
+            </w:r>
+          </w:p>
+        </w:tc>
+        <w:tc>
+          <w:tcPr>
+            <w:tcW w:w="2800" w:type="dxa"/>
+            <w:tcBorders>
+              <w:top w:val="single" w:sz="4" w:space="0" w:color="BFC5CC"/>
+              <w:start w:val="single" w:sz="4" w:space="0" w:color="BFC5CC"/>
+              <w:bottom w:val="single" w:sz="4" w:space="0" w:color="BFC5CC"/>
+              <w:end w:val="single" w:sz="4" w:space="0" w:color="BFC5CC"/>
+            </w:tcBorders>
+          </w:tcPr>
+          <w:p>
+            <w:pPr>
+              <w:pStyle w:val="Normal"/>
+              <w:spacing w:lineRule="auto" w:line="262" w:before="0" w:after="20"/>
+            </w:pPr>
+            <w:r>
+              <w:rPr>
+                <w:rFonts w:eastAsia="微軟正黑體"/>
+                <w:sz w:val="19"/>
+                <w:szCs w:val="19"/>
+              </w:rPr>
+              <w:t xml:space="preserve">DynamicControllerLoaderExtensions</w:t>
+            </w:r>
+          </w:p>
+        </w:tc>
+      </w:tr>
+    </w:tbl>
+    <w:p>
+      <w:pPr>
+        <w:pStyle w:val="Normal"/>
+        <w:spacing w:before="0" w:after="80"/>
+      </w:pPr>
+    </w:p>
+    <w:p>
+      <w:pPr>
+        <w:pStyle w:val="Normal"/>
+        <w:keepNext/>
+        <w:spacing w:lineRule="auto" w:line="300" w:before="0" w:after="100"/>
+      </w:pPr>
+      <w:r>
+        <w:rPr>
+          <w:rFonts w:eastAsia="微軟正黑體"/>
+          <w:b/>
+          <w:bCs/>
+        </w:rPr>
+        <w:t xml:space="preserve">例外與錯誤處理：</w:t>
+      </w:r>
+    </w:p>
+    <w:p>
+      <w:pPr>
+        <w:pStyle w:val="Normal"/>
+        <w:spacing w:lineRule="auto" w:line="300" w:before="0" w:after="100"/>
+      </w:pPr>
+      <w:r>
+        <w:rPr>
+          <w:rFonts w:eastAsia="微軟正黑體"/>
+        </w:rPr>
+        <w:t xml:space="preserve">（1）未設定 TrustedThumbprint：丟出例外並拒絕啟動，確保不在無驗證依據下載入外掛。</w:t>
+      </w:r>
+    </w:p>
+    <w:p>
+      <w:pPr>
+        <w:pStyle w:val="Normal"/>
+        <w:spacing w:lineRule="auto" w:line="300" w:before="0" w:after="100"/>
+      </w:pPr>
+      <w:r>
+        <w:rPr>
+          <w:rFonts w:eastAsia="微軟正黑體"/>
+        </w:rPr>
+        <w:t xml:space="preserve">（2）簽章驗證失敗：隔離相關檔案並記錄，其餘模組照常載入。</w:t>
+      </w:r>
+    </w:p>
+    <w:p>
+      <w:pPr>
+        <w:pStyle w:val="Normal"/>
+        <w:spacing w:lineRule="auto" w:line="300" w:before="0" w:after="100"/>
+      </w:pPr>
+      <w:r>
+        <w:rPr>
+          <w:rFonts w:eastAsia="微軟正黑體"/>
+        </w:rPr>
+        <w:t xml:space="preserve">（3）載入過程發生例外：卸載該模組之 ALC 並回收記憶體，不影響主機。</w:t>
+      </w:r>
+    </w:p>
+    <w:p>
+      <w:pPr>
+        <w:pStyle w:val="Normal"/>
+        <w:spacing w:lineRule="auto" w:line="300" w:before="0" w:after="100"/>
+      </w:pPr>
+      <w:r>
+        <w:rPr>
+          <w:rFonts w:eastAsia="微軟正黑體"/>
+        </w:rPr>
+        <w:t xml:space="preserve">（4）執行期卸載由 ModuleUnloader 處理，卸載後回收 ALC。</w:t>
+      </w:r>
+    </w:p>
+    <w:p>
+      <w:pPr>
         <w:pStyle w:val="Heading3"/>
         <w:keepNext w:val="true"/>
         <w:rPr/>
@@ -18768,7 +23017,7 @@
         <w:rPr/>
         <w:drawing>
           <wp:inline distT="0" distB="0" distL="0" distR="0">
-            <wp:extent cx="5400040" cy="7155180"/>
+            <wp:extent cx="5400040" cy="7575484"/>
             <wp:effectExtent l="0" t="0" r="0" b="0"/>
             <wp:docPr id="7" name="seq1.png" descr="圖 3-4　登入與 Token 輪替循序圖"/>
             <wp:cNvGraphicFramePr>
@@ -18792,7 +23041,7 @@
                   <pic:spPr bwMode="auto">
                     <a:xfrm>
                       <a:off x="0" y="0"/>
-                      <a:ext cx="5400040" cy="7155180"/>
+                      <a:ext cx="5400040" cy="7575484"/>
                     </a:xfrm>
                     <a:prstGeom prst="rect">
                       <a:avLst/>
@@ -18856,6 +23105,2188 @@
     </w:p>
     <w:p>
       <w:pPr>
+        <w:pStyle w:val="Normal"/>
+        <w:keepNext/>
+        <w:spacing w:lineRule="auto" w:line="300" w:before="0" w:after="100"/>
+      </w:pPr>
+      <w:r>
+        <w:rPr>
+          <w:rFonts w:eastAsia="微軟正黑體"/>
+          <w:b/>
+          <w:bCs/>
+        </w:rPr>
+        <w:t xml:space="preserve">流程摘要</w:t>
+      </w:r>
+    </w:p>
+    <w:tbl>
+      <w:tblPr>
+        <w:tblW w:w="9638" w:type="dxa"/>
+        <w:tblLayout w:type="fixed"/>
+        <w:tblCellMar>
+          <w:top w:w="60" w:type="dxa"/>
+          <w:start w:w="100" w:type="dxa"/>
+          <w:bottom w:w="60" w:type="dxa"/>
+          <w:end w:w="100" w:type="dxa"/>
+        </w:tblCellMar>
+        <w:tblLook w:val="04a0" w:firstRow="1" w:noVBand="1" w:lastRow="0" w:firstColumn="1" w:lastColumn="0" w:noHBand="0"/>
+      </w:tblPr>
+      <w:tblGrid>
+        <w:gridCol w:w="1500"/>
+        <w:gridCol w:w="8138"/>
+      </w:tblGrid>
+      <w:tr>
+        <w:trPr>
+          <w:cantSplit/>
+        </w:trPr>
+        <w:tc>
+          <w:tcPr>
+            <w:tcW w:w="1500" w:type="dxa"/>
+            <w:tcBorders>
+              <w:top w:val="single" w:sz="4" w:space="0" w:color="BFC5CC"/>
+              <w:start w:val="single" w:sz="4" w:space="0" w:color="BFC5CC"/>
+              <w:bottom w:val="single" w:sz="4" w:space="0" w:color="BFC5CC"/>
+              <w:end w:val="single" w:sz="4" w:space="0" w:color="BFC5CC"/>
+            </w:tcBorders>
+          </w:tcPr>
+          <w:p>
+            <w:pPr>
+              <w:pStyle w:val="Normal"/>
+              <w:spacing w:lineRule="auto" w:line="262" w:before="0" w:after="20"/>
+            </w:pPr>
+            <w:r>
+              <w:rPr>
+                <w:rFonts w:eastAsia="微軟正黑體"/>
+                <w:b/>
+                <w:bCs/>
+                <w:sz w:val="19"/>
+                <w:szCs w:val="19"/>
+              </w:rPr>
+              <w:t xml:space="preserve">目的</w:t>
+            </w:r>
+          </w:p>
+        </w:tc>
+        <w:tc>
+          <w:tcPr>
+            <w:tcW w:w="8138" w:type="dxa"/>
+            <w:tcBorders>
+              <w:top w:val="single" w:sz="4" w:space="0" w:color="BFC5CC"/>
+              <w:start w:val="single" w:sz="4" w:space="0" w:color="BFC5CC"/>
+              <w:bottom w:val="single" w:sz="4" w:space="0" w:color="BFC5CC"/>
+              <w:end w:val="single" w:sz="4" w:space="0" w:color="BFC5CC"/>
+            </w:tcBorders>
+          </w:tcPr>
+          <w:p>
+            <w:pPr>
+              <w:pStyle w:val="Normal"/>
+              <w:spacing w:lineRule="auto" w:line="262" w:before="0" w:after="20"/>
+            </w:pPr>
+            <w:r>
+              <w:rPr>
+                <w:rFonts w:eastAsia="微軟正黑體"/>
+                <w:sz w:val="19"/>
+                <w:szCs w:val="19"/>
+              </w:rPr>
+              <w:t xml:space="preserve">取得並維持有效之工作階段，Token 到期時無感續約。</w:t>
+            </w:r>
+          </w:p>
+        </w:tc>
+      </w:tr>
+      <w:tr>
+        <w:trPr>
+          <w:cantSplit/>
+        </w:trPr>
+        <w:tc>
+          <w:tcPr>
+            <w:tcW w:w="1500" w:type="dxa"/>
+            <w:tcBorders>
+              <w:top w:val="single" w:sz="4" w:space="0" w:color="BFC5CC"/>
+              <w:start w:val="single" w:sz="4" w:space="0" w:color="BFC5CC"/>
+              <w:bottom w:val="single" w:sz="4" w:space="0" w:color="BFC5CC"/>
+              <w:end w:val="single" w:sz="4" w:space="0" w:color="BFC5CC"/>
+            </w:tcBorders>
+          </w:tcPr>
+          <w:p>
+            <w:pPr>
+              <w:pStyle w:val="Normal"/>
+              <w:spacing w:lineRule="auto" w:line="262" w:before="0" w:after="20"/>
+            </w:pPr>
+            <w:r>
+              <w:rPr>
+                <w:rFonts w:eastAsia="微軟正黑體"/>
+                <w:b/>
+                <w:bCs/>
+                <w:sz w:val="19"/>
+                <w:szCs w:val="19"/>
+              </w:rPr>
+              <w:t xml:space="preserve">觸發</w:t>
+            </w:r>
+          </w:p>
+        </w:tc>
+        <w:tc>
+          <w:tcPr>
+            <w:tcW w:w="8138" w:type="dxa"/>
+            <w:tcBorders>
+              <w:top w:val="single" w:sz="4" w:space="0" w:color="BFC5CC"/>
+              <w:start w:val="single" w:sz="4" w:space="0" w:color="BFC5CC"/>
+              <w:bottom w:val="single" w:sz="4" w:space="0" w:color="BFC5CC"/>
+              <w:end w:val="single" w:sz="4" w:space="0" w:color="BFC5CC"/>
+            </w:tcBorders>
+          </w:tcPr>
+          <w:p>
+            <w:pPr>
+              <w:pStyle w:val="Normal"/>
+              <w:spacing w:lineRule="auto" w:line="262" w:before="0" w:after="20"/>
+            </w:pPr>
+            <w:r>
+              <w:rPr>
+                <w:rFonts w:eastAsia="微軟正黑體"/>
+                <w:sz w:val="19"/>
+                <w:szCs w:val="19"/>
+              </w:rPr>
+              <w:t xml:space="preserve">使用者登入；Access Token 到期。</w:t>
+            </w:r>
+          </w:p>
+        </w:tc>
+      </w:tr>
+      <w:tr>
+        <w:trPr>
+          <w:cantSplit/>
+        </w:trPr>
+        <w:tc>
+          <w:tcPr>
+            <w:tcW w:w="1500" w:type="dxa"/>
+            <w:tcBorders>
+              <w:top w:val="single" w:sz="4" w:space="0" w:color="BFC5CC"/>
+              <w:start w:val="single" w:sz="4" w:space="0" w:color="BFC5CC"/>
+              <w:bottom w:val="single" w:sz="4" w:space="0" w:color="BFC5CC"/>
+              <w:end w:val="single" w:sz="4" w:space="0" w:color="BFC5CC"/>
+            </w:tcBorders>
+          </w:tcPr>
+          <w:p>
+            <w:pPr>
+              <w:pStyle w:val="Normal"/>
+              <w:spacing w:lineRule="auto" w:line="262" w:before="0" w:after="20"/>
+            </w:pPr>
+            <w:r>
+              <w:rPr>
+                <w:rFonts w:eastAsia="微軟正黑體"/>
+                <w:b/>
+                <w:bCs/>
+                <w:sz w:val="19"/>
+                <w:szCs w:val="19"/>
+              </w:rPr>
+              <w:t xml:space="preserve">前置條件</w:t>
+            </w:r>
+          </w:p>
+        </w:tc>
+        <w:tc>
+          <w:tcPr>
+            <w:tcW w:w="8138" w:type="dxa"/>
+            <w:tcBorders>
+              <w:top w:val="single" w:sz="4" w:space="0" w:color="BFC5CC"/>
+              <w:start w:val="single" w:sz="4" w:space="0" w:color="BFC5CC"/>
+              <w:bottom w:val="single" w:sz="4" w:space="0" w:color="BFC5CC"/>
+              <w:end w:val="single" w:sz="4" w:space="0" w:color="BFC5CC"/>
+            </w:tcBorders>
+          </w:tcPr>
+          <w:p>
+            <w:pPr>
+              <w:pStyle w:val="Normal"/>
+              <w:spacing w:lineRule="auto" w:line="262" w:before="0" w:after="20"/>
+            </w:pPr>
+            <w:r>
+              <w:rPr>
+                <w:rFonts w:eastAsia="微軟正黑體"/>
+                <w:sz w:val="19"/>
+                <w:szCs w:val="19"/>
+              </w:rPr>
+              <w:t xml:space="preserve">帳號有效且具實驗室存取權；請求帶有 X-Device-Id。</w:t>
+            </w:r>
+          </w:p>
+        </w:tc>
+      </w:tr>
+      <w:tr>
+        <w:trPr>
+          <w:cantSplit/>
+        </w:trPr>
+        <w:tc>
+          <w:tcPr>
+            <w:tcW w:w="1500" w:type="dxa"/>
+            <w:tcBorders>
+              <w:top w:val="single" w:sz="4" w:space="0" w:color="BFC5CC"/>
+              <w:start w:val="single" w:sz="4" w:space="0" w:color="BFC5CC"/>
+              <w:bottom w:val="single" w:sz="4" w:space="0" w:color="BFC5CC"/>
+              <w:end w:val="single" w:sz="4" w:space="0" w:color="BFC5CC"/>
+            </w:tcBorders>
+          </w:tcPr>
+          <w:p>
+            <w:pPr>
+              <w:pStyle w:val="Normal"/>
+              <w:spacing w:lineRule="auto" w:line="262" w:before="0" w:after="20"/>
+            </w:pPr>
+            <w:r>
+              <w:rPr>
+                <w:rFonts w:eastAsia="微軟正黑體"/>
+                <w:b/>
+                <w:bCs/>
+                <w:sz w:val="19"/>
+                <w:szCs w:val="19"/>
+              </w:rPr>
+              <w:t xml:space="preserve">後置結果</w:t>
+            </w:r>
+          </w:p>
+        </w:tc>
+        <w:tc>
+          <w:tcPr>
+            <w:tcW w:w="8138" w:type="dxa"/>
+            <w:tcBorders>
+              <w:top w:val="single" w:sz="4" w:space="0" w:color="BFC5CC"/>
+              <w:start w:val="single" w:sz="4" w:space="0" w:color="BFC5CC"/>
+              <w:bottom w:val="single" w:sz="4" w:space="0" w:color="BFC5CC"/>
+              <w:end w:val="single" w:sz="4" w:space="0" w:color="BFC5CC"/>
+            </w:tcBorders>
+          </w:tcPr>
+          <w:p>
+            <w:pPr>
+              <w:pStyle w:val="Normal"/>
+              <w:spacing w:lineRule="auto" w:line="262" w:before="0" w:after="20"/>
+            </w:pPr>
+            <w:r>
+              <w:rPr>
+                <w:rFonts w:eastAsia="微軟正黑體"/>
+                <w:sz w:val="19"/>
+                <w:szCs w:val="19"/>
+              </w:rPr>
+              <w:t xml:space="preserve">工作階段綁定裝置；Refresh Token 以雜湊儲存，且每次換發即輪替。</w:t>
+            </w:r>
+          </w:p>
+        </w:tc>
+      </w:tr>
+    </w:tbl>
+    <w:p>
+      <w:pPr>
+        <w:pStyle w:val="Normal"/>
+        <w:spacing w:before="0" w:after="80"/>
+      </w:pPr>
+    </w:p>
+    <w:p>
+      <w:pPr>
+        <w:pStyle w:val="Normal"/>
+        <w:keepNext/>
+        <w:spacing w:lineRule="auto" w:line="300" w:before="0" w:after="100"/>
+      </w:pPr>
+      <w:r>
+        <w:rPr>
+          <w:rFonts w:eastAsia="微軟正黑體"/>
+          <w:b/>
+          <w:bCs/>
+        </w:rPr>
+        <w:t xml:space="preserve">流程說明</w:t>
+      </w:r>
+    </w:p>
+    <w:tbl>
+      <w:tblPr>
+        <w:tblW w:w="9638" w:type="dxa"/>
+        <w:tblLayout w:type="fixed"/>
+        <w:tblCellMar>
+          <w:top w:w="60" w:type="dxa"/>
+          <w:start w:w="100" w:type="dxa"/>
+          <w:bottom w:w="60" w:type="dxa"/>
+          <w:end w:w="100" w:type="dxa"/>
+        </w:tblCellMar>
+        <w:tblLook w:val="04a0" w:firstRow="1" w:noVBand="1" w:lastRow="0" w:firstColumn="1" w:lastColumn="0" w:noHBand="0"/>
+      </w:tblPr>
+      <w:tblGrid>
+        <w:gridCol w:w="600"/>
+        <w:gridCol w:w="2000"/>
+        <w:gridCol w:w="4238"/>
+        <w:gridCol w:w="2800"/>
+      </w:tblGrid>
+      <w:tr>
+        <w:trPr>
+          <w:tblHeader w:val="true"/>
+        </w:trPr>
+        <w:tc>
+          <w:tcPr>
+            <w:tcW w:w="600" w:type="dxa"/>
+            <w:tcBorders>
+              <w:top w:val="single" w:sz="4" w:space="0" w:color="BFC5CC"/>
+              <w:start w:val="single" w:sz="4" w:space="0" w:color="BFC5CC"/>
+              <w:bottom w:val="single" w:sz="4" w:space="0" w:color="BFC5CC"/>
+              <w:end w:val="single" w:sz="4" w:space="0" w:color="BFC5CC"/>
+            </w:tcBorders>
+            <w:shd w:val="clear" w:color="auto" w:fill="1F4E79"/>
+          </w:tcPr>
+          <w:p>
+            <w:pPr>
+              <w:pStyle w:val="Normal"/>
+              <w:spacing w:lineRule="auto" w:line="262" w:before="0" w:after="20"/>
+            </w:pPr>
+            <w:r>
+              <w:rPr>
+                <w:rFonts w:eastAsia="微軟正黑體"/>
+                <w:b/>
+                <w:bCs/>
+                <w:color w:val="FFFFFF"/>
+                <w:sz w:val="19"/>
+                <w:szCs w:val="19"/>
+              </w:rPr>
+              <w:t xml:space="preserve">步驟</w:t>
+            </w:r>
+          </w:p>
+        </w:tc>
+        <w:tc>
+          <w:tcPr>
+            <w:tcW w:w="2000" w:type="dxa"/>
+            <w:tcBorders>
+              <w:top w:val="single" w:sz="4" w:space="0" w:color="BFC5CC"/>
+              <w:start w:val="single" w:sz="4" w:space="0" w:color="BFC5CC"/>
+              <w:bottom w:val="single" w:sz="4" w:space="0" w:color="BFC5CC"/>
+              <w:end w:val="single" w:sz="4" w:space="0" w:color="BFC5CC"/>
+            </w:tcBorders>
+            <w:shd w:val="clear" w:color="auto" w:fill="1F4E79"/>
+          </w:tcPr>
+          <w:p>
+            <w:pPr>
+              <w:pStyle w:val="Normal"/>
+              <w:spacing w:lineRule="auto" w:line="262" w:before="0" w:after="20"/>
+            </w:pPr>
+            <w:r>
+              <w:rPr>
+                <w:rFonts w:eastAsia="微軟正黑體"/>
+                <w:b/>
+                <w:bCs/>
+                <w:color w:val="FFFFFF"/>
+                <w:sz w:val="19"/>
+                <w:szCs w:val="19"/>
+              </w:rPr>
+              <w:t xml:space="preserve">參與者</w:t>
+            </w:r>
+          </w:p>
+        </w:tc>
+        <w:tc>
+          <w:tcPr>
+            <w:tcW w:w="4238" w:type="dxa"/>
+            <w:tcBorders>
+              <w:top w:val="single" w:sz="4" w:space="0" w:color="BFC5CC"/>
+              <w:start w:val="single" w:sz="4" w:space="0" w:color="BFC5CC"/>
+              <w:bottom w:val="single" w:sz="4" w:space="0" w:color="BFC5CC"/>
+              <w:end w:val="single" w:sz="4" w:space="0" w:color="BFC5CC"/>
+            </w:tcBorders>
+            <w:shd w:val="clear" w:color="auto" w:fill="1F4E79"/>
+          </w:tcPr>
+          <w:p>
+            <w:pPr>
+              <w:pStyle w:val="Normal"/>
+              <w:spacing w:lineRule="auto" w:line="262" w:before="0" w:after="20"/>
+            </w:pPr>
+            <w:r>
+              <w:rPr>
+                <w:rFonts w:eastAsia="微軟正黑體"/>
+                <w:b/>
+                <w:bCs/>
+                <w:color w:val="FFFFFF"/>
+                <w:sz w:val="19"/>
+                <w:szCs w:val="19"/>
+              </w:rPr>
+              <w:t xml:space="preserve">說明</w:t>
+            </w:r>
+          </w:p>
+        </w:tc>
+        <w:tc>
+          <w:tcPr>
+            <w:tcW w:w="2800" w:type="dxa"/>
+            <w:tcBorders>
+              <w:top w:val="single" w:sz="4" w:space="0" w:color="BFC5CC"/>
+              <w:start w:val="single" w:sz="4" w:space="0" w:color="BFC5CC"/>
+              <w:bottom w:val="single" w:sz="4" w:space="0" w:color="BFC5CC"/>
+              <w:end w:val="single" w:sz="4" w:space="0" w:color="BFC5CC"/>
+            </w:tcBorders>
+            <w:shd w:val="clear" w:color="auto" w:fill="1F4E79"/>
+          </w:tcPr>
+          <w:p>
+            <w:pPr>
+              <w:pStyle w:val="Normal"/>
+              <w:spacing w:lineRule="auto" w:line="262" w:before="0" w:after="20"/>
+            </w:pPr>
+            <w:r>
+              <w:rPr>
+                <w:rFonts w:eastAsia="微軟正黑體"/>
+                <w:b/>
+                <w:bCs/>
+                <w:color w:val="FFFFFF"/>
+                <w:sz w:val="19"/>
+                <w:szCs w:val="19"/>
+              </w:rPr>
+              <w:t xml:space="preserve">對應元件</w:t>
+            </w:r>
+          </w:p>
+        </w:tc>
+      </w:tr>
+      <w:tr>
+        <w:trPr>
+          <w:cantSplit/>
+        </w:trPr>
+        <w:tc>
+          <w:tcPr>
+            <w:tcW w:w="600" w:type="dxa"/>
+            <w:tcBorders>
+              <w:top w:val="single" w:sz="4" w:space="0" w:color="BFC5CC"/>
+              <w:start w:val="single" w:sz="4" w:space="0" w:color="BFC5CC"/>
+              <w:bottom w:val="single" w:sz="4" w:space="0" w:color="BFC5CC"/>
+              <w:end w:val="single" w:sz="4" w:space="0" w:color="BFC5CC"/>
+            </w:tcBorders>
+          </w:tcPr>
+          <w:p>
+            <w:pPr>
+              <w:pStyle w:val="Normal"/>
+              <w:spacing w:lineRule="auto" w:line="262" w:before="0" w:after="20"/>
+            </w:pPr>
+            <w:r>
+              <w:rPr>
+                <w:rFonts w:eastAsia="微軟正黑體"/>
+                <w:sz w:val="19"/>
+                <w:szCs w:val="19"/>
+              </w:rPr>
+              <w:t xml:space="preserve">1</w:t>
+            </w:r>
+          </w:p>
+        </w:tc>
+        <w:tc>
+          <w:tcPr>
+            <w:tcW w:w="2000" w:type="dxa"/>
+            <w:tcBorders>
+              <w:top w:val="single" w:sz="4" w:space="0" w:color="BFC5CC"/>
+              <w:start w:val="single" w:sz="4" w:space="0" w:color="BFC5CC"/>
+              <w:bottom w:val="single" w:sz="4" w:space="0" w:color="BFC5CC"/>
+              <w:end w:val="single" w:sz="4" w:space="0" w:color="BFC5CC"/>
+            </w:tcBorders>
+          </w:tcPr>
+          <w:p>
+            <w:pPr>
+              <w:pStyle w:val="Normal"/>
+              <w:spacing w:lineRule="auto" w:line="262" w:before="0" w:after="20"/>
+            </w:pPr>
+            <w:r>
+              <w:rPr>
+                <w:rFonts w:eastAsia="微軟正黑體"/>
+                <w:sz w:val="19"/>
+                <w:szCs w:val="19"/>
+              </w:rPr>
+              <w:t xml:space="preserve">使用者 → 後端 API</w:t>
+            </w:r>
+          </w:p>
+        </w:tc>
+        <w:tc>
+          <w:tcPr>
+            <w:tcW w:w="4238" w:type="dxa"/>
+            <w:tcBorders>
+              <w:top w:val="single" w:sz="4" w:space="0" w:color="BFC5CC"/>
+              <w:start w:val="single" w:sz="4" w:space="0" w:color="BFC5CC"/>
+              <w:bottom w:val="single" w:sz="4" w:space="0" w:color="BFC5CC"/>
+              <w:end w:val="single" w:sz="4" w:space="0" w:color="BFC5CC"/>
+            </w:tcBorders>
+          </w:tcPr>
+          <w:p>
+            <w:pPr>
+              <w:pStyle w:val="Normal"/>
+              <w:spacing w:lineRule="auto" w:line="262" w:before="0" w:after="20"/>
+            </w:pPr>
+            <w:r>
+              <w:rPr>
+                <w:rFonts w:eastAsia="微軟正黑體"/>
+                <w:sz w:val="19"/>
+                <w:szCs w:val="19"/>
+              </w:rPr>
+              <w:t xml:space="preserve">POST /auth/login，帶帳號或 Email、密碼與 X-Device-Id。</w:t>
+            </w:r>
+          </w:p>
+        </w:tc>
+        <w:tc>
+          <w:tcPr>
+            <w:tcW w:w="2800" w:type="dxa"/>
+            <w:tcBorders>
+              <w:top w:val="single" w:sz="4" w:space="0" w:color="BFC5CC"/>
+              <w:start w:val="single" w:sz="4" w:space="0" w:color="BFC5CC"/>
+              <w:bottom w:val="single" w:sz="4" w:space="0" w:color="BFC5CC"/>
+              <w:end w:val="single" w:sz="4" w:space="0" w:color="BFC5CC"/>
+            </w:tcBorders>
+          </w:tcPr>
+          <w:p>
+            <w:pPr>
+              <w:pStyle w:val="Normal"/>
+              <w:spacing w:lineRule="auto" w:line="262" w:before="0" w:after="20"/>
+            </w:pPr>
+            <w:r>
+              <w:rPr>
+                <w:rFonts w:eastAsia="微軟正黑體"/>
+                <w:sz w:val="19"/>
+                <w:szCs w:val="19"/>
+              </w:rPr>
+              <w:t xml:space="preserve">AuthController.LoginAsync</w:t>
+            </w:r>
+          </w:p>
+        </w:tc>
+      </w:tr>
+      <w:tr>
+        <w:trPr>
+          <w:cantSplit/>
+        </w:trPr>
+        <w:tc>
+          <w:tcPr>
+            <w:tcW w:w="600" w:type="dxa"/>
+            <w:tcBorders>
+              <w:top w:val="single" w:sz="4" w:space="0" w:color="BFC5CC"/>
+              <w:start w:val="single" w:sz="4" w:space="0" w:color="BFC5CC"/>
+              <w:bottom w:val="single" w:sz="4" w:space="0" w:color="BFC5CC"/>
+              <w:end w:val="single" w:sz="4" w:space="0" w:color="BFC5CC"/>
+            </w:tcBorders>
+          </w:tcPr>
+          <w:p>
+            <w:pPr>
+              <w:pStyle w:val="Normal"/>
+              <w:spacing w:lineRule="auto" w:line="262" w:before="0" w:after="20"/>
+            </w:pPr>
+            <w:r>
+              <w:rPr>
+                <w:rFonts w:eastAsia="微軟正黑體"/>
+                <w:sz w:val="19"/>
+                <w:szCs w:val="19"/>
+              </w:rPr>
+              <w:t xml:space="preserve">2</w:t>
+            </w:r>
+          </w:p>
+        </w:tc>
+        <w:tc>
+          <w:tcPr>
+            <w:tcW w:w="2000" w:type="dxa"/>
+            <w:tcBorders>
+              <w:top w:val="single" w:sz="4" w:space="0" w:color="BFC5CC"/>
+              <w:start w:val="single" w:sz="4" w:space="0" w:color="BFC5CC"/>
+              <w:bottom w:val="single" w:sz="4" w:space="0" w:color="BFC5CC"/>
+              <w:end w:val="single" w:sz="4" w:space="0" w:color="BFC5CC"/>
+            </w:tcBorders>
+          </w:tcPr>
+          <w:p>
+            <w:pPr>
+              <w:pStyle w:val="Normal"/>
+              <w:spacing w:lineRule="auto" w:line="262" w:before="0" w:after="20"/>
+            </w:pPr>
+            <w:r>
+              <w:rPr>
+                <w:rFonts w:eastAsia="微軟正黑體"/>
+                <w:sz w:val="19"/>
+                <w:szCs w:val="19"/>
+              </w:rPr>
+              <w:t xml:space="preserve">後端 API</w:t>
+            </w:r>
+          </w:p>
+        </w:tc>
+        <w:tc>
+          <w:tcPr>
+            <w:tcW w:w="4238" w:type="dxa"/>
+            <w:tcBorders>
+              <w:top w:val="single" w:sz="4" w:space="0" w:color="BFC5CC"/>
+              <w:start w:val="single" w:sz="4" w:space="0" w:color="BFC5CC"/>
+              <w:bottom w:val="single" w:sz="4" w:space="0" w:color="BFC5CC"/>
+              <w:end w:val="single" w:sz="4" w:space="0" w:color="BFC5CC"/>
+            </w:tcBorders>
+          </w:tcPr>
+          <w:p>
+            <w:pPr>
+              <w:pStyle w:val="Normal"/>
+              <w:spacing w:lineRule="auto" w:line="262" w:before="0" w:after="20"/>
+            </w:pPr>
+            <w:r>
+              <w:rPr>
+                <w:rFonts w:eastAsia="微軟正黑體"/>
+                <w:sz w:val="19"/>
+                <w:szCs w:val="19"/>
+              </w:rPr>
+              <w:t xml:space="preserve">以 UserManager 驗證密碼；失敗累計 AccessFailedCount 並回 401，成功則重設計數。</w:t>
+            </w:r>
+          </w:p>
+        </w:tc>
+        <w:tc>
+          <w:tcPr>
+            <w:tcW w:w="2800" w:type="dxa"/>
+            <w:tcBorders>
+              <w:top w:val="single" w:sz="4" w:space="0" w:color="BFC5CC"/>
+              <w:start w:val="single" w:sz="4" w:space="0" w:color="BFC5CC"/>
+              <w:bottom w:val="single" w:sz="4" w:space="0" w:color="BFC5CC"/>
+              <w:end w:val="single" w:sz="4" w:space="0" w:color="BFC5CC"/>
+            </w:tcBorders>
+          </w:tcPr>
+          <w:p>
+            <w:pPr>
+              <w:pStyle w:val="Normal"/>
+              <w:spacing w:lineRule="auto" w:line="262" w:before="0" w:after="20"/>
+            </w:pPr>
+            <w:r>
+              <w:rPr>
+                <w:rFonts w:eastAsia="微軟正黑體"/>
+                <w:sz w:val="19"/>
+                <w:szCs w:val="19"/>
+              </w:rPr>
+              <w:t xml:space="preserve">ASP.NET Core Identity</w:t>
+            </w:r>
+          </w:p>
+        </w:tc>
+      </w:tr>
+      <w:tr>
+        <w:trPr>
+          <w:cantSplit/>
+        </w:trPr>
+        <w:tc>
+          <w:tcPr>
+            <w:tcW w:w="600" w:type="dxa"/>
+            <w:tcBorders>
+              <w:top w:val="single" w:sz="4" w:space="0" w:color="BFC5CC"/>
+              <w:start w:val="single" w:sz="4" w:space="0" w:color="BFC5CC"/>
+              <w:bottom w:val="single" w:sz="4" w:space="0" w:color="BFC5CC"/>
+              <w:end w:val="single" w:sz="4" w:space="0" w:color="BFC5CC"/>
+            </w:tcBorders>
+          </w:tcPr>
+          <w:p>
+            <w:pPr>
+              <w:pStyle w:val="Normal"/>
+              <w:spacing w:lineRule="auto" w:line="262" w:before="0" w:after="20"/>
+            </w:pPr>
+            <w:r>
+              <w:rPr>
+                <w:rFonts w:eastAsia="微軟正黑體"/>
+                <w:sz w:val="19"/>
+                <w:szCs w:val="19"/>
+              </w:rPr>
+              <w:t xml:space="preserve">3</w:t>
+            </w:r>
+          </w:p>
+        </w:tc>
+        <w:tc>
+          <w:tcPr>
+            <w:tcW w:w="2000" w:type="dxa"/>
+            <w:tcBorders>
+              <w:top w:val="single" w:sz="4" w:space="0" w:color="BFC5CC"/>
+              <w:start w:val="single" w:sz="4" w:space="0" w:color="BFC5CC"/>
+              <w:bottom w:val="single" w:sz="4" w:space="0" w:color="BFC5CC"/>
+              <w:end w:val="single" w:sz="4" w:space="0" w:color="BFC5CC"/>
+            </w:tcBorders>
+          </w:tcPr>
+          <w:p>
+            <w:pPr>
+              <w:pStyle w:val="Normal"/>
+              <w:spacing w:lineRule="auto" w:line="262" w:before="0" w:after="20"/>
+            </w:pPr>
+            <w:r>
+              <w:rPr>
+                <w:rFonts w:eastAsia="微軟正黑體"/>
+                <w:sz w:val="19"/>
+                <w:szCs w:val="19"/>
+              </w:rPr>
+              <w:t xml:space="preserve">後端 API</w:t>
+            </w:r>
+          </w:p>
+        </w:tc>
+        <w:tc>
+          <w:tcPr>
+            <w:tcW w:w="4238" w:type="dxa"/>
+            <w:tcBorders>
+              <w:top w:val="single" w:sz="4" w:space="0" w:color="BFC5CC"/>
+              <w:start w:val="single" w:sz="4" w:space="0" w:color="BFC5CC"/>
+              <w:bottom w:val="single" w:sz="4" w:space="0" w:color="BFC5CC"/>
+              <w:end w:val="single" w:sz="4" w:space="0" w:color="BFC5CC"/>
+            </w:tcBorders>
+          </w:tcPr>
+          <w:p>
+            <w:pPr>
+              <w:pStyle w:val="Normal"/>
+              <w:spacing w:lineRule="auto" w:line="262" w:before="0" w:after="20"/>
+            </w:pPr>
+            <w:r>
+              <w:rPr>
+                <w:rFonts w:eastAsia="微軟正黑體"/>
+                <w:sz w:val="19"/>
+                <w:szCs w:val="19"/>
+              </w:rPr>
+              <w:t xml:space="preserve">初始化實驗室上下文與動態選單，取得可存取實驗室（無實驗室權限回 403）。</w:t>
+            </w:r>
+          </w:p>
+        </w:tc>
+        <w:tc>
+          <w:tcPr>
+            <w:tcW w:w="2800" w:type="dxa"/>
+            <w:tcBorders>
+              <w:top w:val="single" w:sz="4" w:space="0" w:color="BFC5CC"/>
+              <w:start w:val="single" w:sz="4" w:space="0" w:color="BFC5CC"/>
+              <w:bottom w:val="single" w:sz="4" w:space="0" w:color="BFC5CC"/>
+              <w:end w:val="single" w:sz="4" w:space="0" w:color="BFC5CC"/>
+            </w:tcBorders>
+          </w:tcPr>
+          <w:p>
+            <w:pPr>
+              <w:pStyle w:val="Normal"/>
+              <w:spacing w:lineRule="auto" w:line="262" w:before="0" w:after="20"/>
+            </w:pPr>
+            <w:r>
+              <w:rPr>
+                <w:rFonts w:eastAsia="微軟正黑體"/>
+                <w:sz w:val="19"/>
+                <w:szCs w:val="19"/>
+              </w:rPr>
+              <w:t xml:space="preserve">IUserRuntimeScopeService</w:t>
+            </w:r>
+          </w:p>
+        </w:tc>
+      </w:tr>
+      <w:tr>
+        <w:trPr>
+          <w:cantSplit/>
+        </w:trPr>
+        <w:tc>
+          <w:tcPr>
+            <w:tcW w:w="600" w:type="dxa"/>
+            <w:tcBorders>
+              <w:top w:val="single" w:sz="4" w:space="0" w:color="BFC5CC"/>
+              <w:start w:val="single" w:sz="4" w:space="0" w:color="BFC5CC"/>
+              <w:bottom w:val="single" w:sz="4" w:space="0" w:color="BFC5CC"/>
+              <w:end w:val="single" w:sz="4" w:space="0" w:color="BFC5CC"/>
+            </w:tcBorders>
+          </w:tcPr>
+          <w:p>
+            <w:pPr>
+              <w:pStyle w:val="Normal"/>
+              <w:spacing w:lineRule="auto" w:line="262" w:before="0" w:after="20"/>
+            </w:pPr>
+            <w:r>
+              <w:rPr>
+                <w:rFonts w:eastAsia="微軟正黑體"/>
+                <w:sz w:val="19"/>
+                <w:szCs w:val="19"/>
+              </w:rPr>
+              <w:t xml:space="preserve">4</w:t>
+            </w:r>
+          </w:p>
+        </w:tc>
+        <w:tc>
+          <w:tcPr>
+            <w:tcW w:w="2000" w:type="dxa"/>
+            <w:tcBorders>
+              <w:top w:val="single" w:sz="4" w:space="0" w:color="BFC5CC"/>
+              <w:start w:val="single" w:sz="4" w:space="0" w:color="BFC5CC"/>
+              <w:bottom w:val="single" w:sz="4" w:space="0" w:color="BFC5CC"/>
+              <w:end w:val="single" w:sz="4" w:space="0" w:color="BFC5CC"/>
+            </w:tcBorders>
+          </w:tcPr>
+          <w:p>
+            <w:pPr>
+              <w:pStyle w:val="Normal"/>
+              <w:spacing w:lineRule="auto" w:line="262" w:before="0" w:after="20"/>
+            </w:pPr>
+            <w:r>
+              <w:rPr>
+                <w:rFonts w:eastAsia="微軟正黑體"/>
+                <w:sz w:val="19"/>
+                <w:szCs w:val="19"/>
+              </w:rPr>
+              <w:t xml:space="preserve">後端 API → Engine</w:t>
+            </w:r>
+          </w:p>
+        </w:tc>
+        <w:tc>
+          <w:tcPr>
+            <w:tcW w:w="4238" w:type="dxa"/>
+            <w:tcBorders>
+              <w:top w:val="single" w:sz="4" w:space="0" w:color="BFC5CC"/>
+              <w:start w:val="single" w:sz="4" w:space="0" w:color="BFC5CC"/>
+              <w:bottom w:val="single" w:sz="4" w:space="0" w:color="BFC5CC"/>
+              <w:end w:val="single" w:sz="4" w:space="0" w:color="BFC5CC"/>
+            </w:tcBorders>
+          </w:tcPr>
+          <w:p>
+            <w:pPr>
+              <w:pStyle w:val="Normal"/>
+              <w:spacing w:lineRule="auto" w:line="262" w:before="0" w:after="20"/>
+            </w:pPr>
+            <w:r>
+              <w:rPr>
+                <w:rFonts w:eastAsia="微軟正黑體"/>
+                <w:sz w:val="19"/>
+                <w:szCs w:val="19"/>
+              </w:rPr>
+              <w:t xml:space="preserve">發行初始工作階段。</w:t>
+            </w:r>
+          </w:p>
+        </w:tc>
+        <w:tc>
+          <w:tcPr>
+            <w:tcW w:w="2800" w:type="dxa"/>
+            <w:tcBorders>
+              <w:top w:val="single" w:sz="4" w:space="0" w:color="BFC5CC"/>
+              <w:start w:val="single" w:sz="4" w:space="0" w:color="BFC5CC"/>
+              <w:bottom w:val="single" w:sz="4" w:space="0" w:color="BFC5CC"/>
+              <w:end w:val="single" w:sz="4" w:space="0" w:color="BFC5CC"/>
+            </w:tcBorders>
+          </w:tcPr>
+          <w:p>
+            <w:pPr>
+              <w:pStyle w:val="Normal"/>
+              <w:spacing w:lineRule="auto" w:line="262" w:before="0" w:after="20"/>
+            </w:pPr>
+            <w:r>
+              <w:rPr>
+                <w:rFonts w:eastAsia="微軟正黑體"/>
+                <w:sz w:val="19"/>
+                <w:szCs w:val="19"/>
+              </w:rPr>
+              <w:t xml:space="preserve">IssueInitialSessionAsync</w:t>
+            </w:r>
+          </w:p>
+        </w:tc>
+      </w:tr>
+      <w:tr>
+        <w:trPr>
+          <w:cantSplit/>
+        </w:trPr>
+        <w:tc>
+          <w:tcPr>
+            <w:tcW w:w="600" w:type="dxa"/>
+            <w:tcBorders>
+              <w:top w:val="single" w:sz="4" w:space="0" w:color="BFC5CC"/>
+              <w:start w:val="single" w:sz="4" w:space="0" w:color="BFC5CC"/>
+              <w:bottom w:val="single" w:sz="4" w:space="0" w:color="BFC5CC"/>
+              <w:end w:val="single" w:sz="4" w:space="0" w:color="BFC5CC"/>
+            </w:tcBorders>
+          </w:tcPr>
+          <w:p>
+            <w:pPr>
+              <w:pStyle w:val="Normal"/>
+              <w:spacing w:lineRule="auto" w:line="262" w:before="0" w:after="20"/>
+            </w:pPr>
+            <w:r>
+              <w:rPr>
+                <w:rFonts w:eastAsia="微軟正黑體"/>
+                <w:sz w:val="19"/>
+                <w:szCs w:val="19"/>
+              </w:rPr>
+              <w:t xml:space="preserve">5</w:t>
+            </w:r>
+          </w:p>
+        </w:tc>
+        <w:tc>
+          <w:tcPr>
+            <w:tcW w:w="2000" w:type="dxa"/>
+            <w:tcBorders>
+              <w:top w:val="single" w:sz="4" w:space="0" w:color="BFC5CC"/>
+              <w:start w:val="single" w:sz="4" w:space="0" w:color="BFC5CC"/>
+              <w:bottom w:val="single" w:sz="4" w:space="0" w:color="BFC5CC"/>
+              <w:end w:val="single" w:sz="4" w:space="0" w:color="BFC5CC"/>
+            </w:tcBorders>
+          </w:tcPr>
+          <w:p>
+            <w:pPr>
+              <w:pStyle w:val="Normal"/>
+              <w:spacing w:lineRule="auto" w:line="262" w:before="0" w:after="20"/>
+            </w:pPr>
+            <w:r>
+              <w:rPr>
+                <w:rFonts w:eastAsia="微軟正黑體"/>
+                <w:sz w:val="19"/>
+                <w:szCs w:val="19"/>
+              </w:rPr>
+              <w:t xml:space="preserve">Engine → 資料庫</w:t>
+            </w:r>
+          </w:p>
+        </w:tc>
+        <w:tc>
+          <w:tcPr>
+            <w:tcW w:w="4238" w:type="dxa"/>
+            <w:tcBorders>
+              <w:top w:val="single" w:sz="4" w:space="0" w:color="BFC5CC"/>
+              <w:start w:val="single" w:sz="4" w:space="0" w:color="BFC5CC"/>
+              <w:bottom w:val="single" w:sz="4" w:space="0" w:color="BFC5CC"/>
+              <w:end w:val="single" w:sz="4" w:space="0" w:color="BFC5CC"/>
+            </w:tcBorders>
+          </w:tcPr>
+          <w:p>
+            <w:pPr>
+              <w:pStyle w:val="Normal"/>
+              <w:spacing w:lineRule="auto" w:line="262" w:before="0" w:after="20"/>
+            </w:pPr>
+            <w:r>
+              <w:rPr>
+                <w:rFonts w:eastAsia="微軟正黑體"/>
+                <w:sz w:val="19"/>
+                <w:szCs w:val="19"/>
+              </w:rPr>
+              <w:t xml:space="preserve">儲存 Refresh Token 雜湊與裝置資訊；超過裝置數上限者淘汰。</w:t>
+            </w:r>
+          </w:p>
+        </w:tc>
+        <w:tc>
+          <w:tcPr>
+            <w:tcW w:w="2800" w:type="dxa"/>
+            <w:tcBorders>
+              <w:top w:val="single" w:sz="4" w:space="0" w:color="BFC5CC"/>
+              <w:start w:val="single" w:sz="4" w:space="0" w:color="BFC5CC"/>
+              <w:bottom w:val="single" w:sz="4" w:space="0" w:color="BFC5CC"/>
+              <w:end w:val="single" w:sz="4" w:space="0" w:color="BFC5CC"/>
+            </w:tcBorders>
+          </w:tcPr>
+          <w:p>
+            <w:pPr>
+              <w:pStyle w:val="Normal"/>
+              <w:spacing w:lineRule="auto" w:line="262" w:before="0" w:after="20"/>
+            </w:pPr>
+            <w:r>
+              <w:rPr>
+                <w:rFonts w:eastAsia="微軟正黑體"/>
+                <w:sz w:val="19"/>
+                <w:szCs w:val="19"/>
+              </w:rPr>
+              <w:t xml:space="preserve">UserRefreshToken</w:t>
+            </w:r>
+          </w:p>
+        </w:tc>
+      </w:tr>
+      <w:tr>
+        <w:trPr>
+          <w:cantSplit/>
+        </w:trPr>
+        <w:tc>
+          <w:tcPr>
+            <w:tcW w:w="600" w:type="dxa"/>
+            <w:tcBorders>
+              <w:top w:val="single" w:sz="4" w:space="0" w:color="BFC5CC"/>
+              <w:start w:val="single" w:sz="4" w:space="0" w:color="BFC5CC"/>
+              <w:bottom w:val="single" w:sz="4" w:space="0" w:color="BFC5CC"/>
+              <w:end w:val="single" w:sz="4" w:space="0" w:color="BFC5CC"/>
+            </w:tcBorders>
+          </w:tcPr>
+          <w:p>
+            <w:pPr>
+              <w:pStyle w:val="Normal"/>
+              <w:spacing w:lineRule="auto" w:line="262" w:before="0" w:after="20"/>
+            </w:pPr>
+            <w:r>
+              <w:rPr>
+                <w:rFonts w:eastAsia="微軟正黑體"/>
+                <w:sz w:val="19"/>
+                <w:szCs w:val="19"/>
+              </w:rPr>
+              <w:t xml:space="preserve">6</w:t>
+            </w:r>
+          </w:p>
+        </w:tc>
+        <w:tc>
+          <w:tcPr>
+            <w:tcW w:w="2000" w:type="dxa"/>
+            <w:tcBorders>
+              <w:top w:val="single" w:sz="4" w:space="0" w:color="BFC5CC"/>
+              <w:start w:val="single" w:sz="4" w:space="0" w:color="BFC5CC"/>
+              <w:bottom w:val="single" w:sz="4" w:space="0" w:color="BFC5CC"/>
+              <w:end w:val="single" w:sz="4" w:space="0" w:color="BFC5CC"/>
+            </w:tcBorders>
+          </w:tcPr>
+          <w:p>
+            <w:pPr>
+              <w:pStyle w:val="Normal"/>
+              <w:spacing w:lineRule="auto" w:line="262" w:before="0" w:after="20"/>
+            </w:pPr>
+            <w:r>
+              <w:rPr>
+                <w:rFonts w:eastAsia="微軟正黑體"/>
+                <w:sz w:val="19"/>
+                <w:szCs w:val="19"/>
+              </w:rPr>
+              <w:t xml:space="preserve">Engine → 後端 API</w:t>
+            </w:r>
+          </w:p>
+        </w:tc>
+        <w:tc>
+          <w:tcPr>
+            <w:tcW w:w="4238" w:type="dxa"/>
+            <w:tcBorders>
+              <w:top w:val="single" w:sz="4" w:space="0" w:color="BFC5CC"/>
+              <w:start w:val="single" w:sz="4" w:space="0" w:color="BFC5CC"/>
+              <w:bottom w:val="single" w:sz="4" w:space="0" w:color="BFC5CC"/>
+              <w:end w:val="single" w:sz="4" w:space="0" w:color="BFC5CC"/>
+            </w:tcBorders>
+          </w:tcPr>
+          <w:p>
+            <w:pPr>
+              <w:pStyle w:val="Normal"/>
+              <w:spacing w:lineRule="auto" w:line="262" w:before="0" w:after="20"/>
+            </w:pPr>
+            <w:r>
+              <w:rPr>
+                <w:rFonts w:eastAsia="微軟正黑體"/>
+                <w:sz w:val="19"/>
+                <w:szCs w:val="19"/>
+              </w:rPr>
+              <w:t xml:space="preserve">回傳 Access Token（JWT，15 分鐘）與 Refresh Token。</w:t>
+            </w:r>
+          </w:p>
+        </w:tc>
+        <w:tc>
+          <w:tcPr>
+            <w:tcW w:w="2800" w:type="dxa"/>
+            <w:tcBorders>
+              <w:top w:val="single" w:sz="4" w:space="0" w:color="BFC5CC"/>
+              <w:start w:val="single" w:sz="4" w:space="0" w:color="BFC5CC"/>
+              <w:bottom w:val="single" w:sz="4" w:space="0" w:color="BFC5CC"/>
+              <w:end w:val="single" w:sz="4" w:space="0" w:color="BFC5CC"/>
+            </w:tcBorders>
+          </w:tcPr>
+          <w:p>
+            <w:pPr>
+              <w:pStyle w:val="Normal"/>
+              <w:spacing w:lineRule="auto" w:line="262" w:before="0" w:after="20"/>
+            </w:pPr>
+            <w:r>
+              <w:rPr>
+                <w:rFonts w:eastAsia="微軟正黑體"/>
+                <w:sz w:val="19"/>
+                <w:szCs w:val="19"/>
+              </w:rPr>
+              <w:t xml:space="preserve">TokenResult</w:t>
+            </w:r>
+          </w:p>
+        </w:tc>
+      </w:tr>
+      <w:tr>
+        <w:trPr>
+          <w:cantSplit/>
+        </w:trPr>
+        <w:tc>
+          <w:tcPr>
+            <w:tcW w:w="600" w:type="dxa"/>
+            <w:tcBorders>
+              <w:top w:val="single" w:sz="4" w:space="0" w:color="BFC5CC"/>
+              <w:start w:val="single" w:sz="4" w:space="0" w:color="BFC5CC"/>
+              <w:bottom w:val="single" w:sz="4" w:space="0" w:color="BFC5CC"/>
+              <w:end w:val="single" w:sz="4" w:space="0" w:color="BFC5CC"/>
+            </w:tcBorders>
+          </w:tcPr>
+          <w:p>
+            <w:pPr>
+              <w:pStyle w:val="Normal"/>
+              <w:spacing w:lineRule="auto" w:line="262" w:before="0" w:after="20"/>
+            </w:pPr>
+            <w:r>
+              <w:rPr>
+                <w:rFonts w:eastAsia="微軟正黑體"/>
+                <w:sz w:val="19"/>
+                <w:szCs w:val="19"/>
+              </w:rPr>
+              <w:t xml:space="preserve">7</w:t>
+            </w:r>
+          </w:p>
+        </w:tc>
+        <w:tc>
+          <w:tcPr>
+            <w:tcW w:w="2000" w:type="dxa"/>
+            <w:tcBorders>
+              <w:top w:val="single" w:sz="4" w:space="0" w:color="BFC5CC"/>
+              <w:start w:val="single" w:sz="4" w:space="0" w:color="BFC5CC"/>
+              <w:bottom w:val="single" w:sz="4" w:space="0" w:color="BFC5CC"/>
+              <w:end w:val="single" w:sz="4" w:space="0" w:color="BFC5CC"/>
+            </w:tcBorders>
+          </w:tcPr>
+          <w:p>
+            <w:pPr>
+              <w:pStyle w:val="Normal"/>
+              <w:spacing w:lineRule="auto" w:line="262" w:before="0" w:after="20"/>
+            </w:pPr>
+            <w:r>
+              <w:rPr>
+                <w:rFonts w:eastAsia="微軟正黑體"/>
+                <w:sz w:val="19"/>
+                <w:szCs w:val="19"/>
+              </w:rPr>
+              <w:t xml:space="preserve">後端 API → 使用者</w:t>
+            </w:r>
+          </w:p>
+        </w:tc>
+        <w:tc>
+          <w:tcPr>
+            <w:tcW w:w="4238" w:type="dxa"/>
+            <w:tcBorders>
+              <w:top w:val="single" w:sz="4" w:space="0" w:color="BFC5CC"/>
+              <w:start w:val="single" w:sz="4" w:space="0" w:color="BFC5CC"/>
+              <w:bottom w:val="single" w:sz="4" w:space="0" w:color="BFC5CC"/>
+              <w:end w:val="single" w:sz="4" w:space="0" w:color="BFC5CC"/>
+            </w:tcBorders>
+          </w:tcPr>
+          <w:p>
+            <w:pPr>
+              <w:pStyle w:val="Normal"/>
+              <w:spacing w:lineRule="auto" w:line="262" w:before="0" w:after="20"/>
+            </w:pPr>
+            <w:r>
+              <w:rPr>
+                <w:rFonts w:eastAsia="微軟正黑體"/>
+                <w:sz w:val="19"/>
+                <w:szCs w:val="19"/>
+              </w:rPr>
+              <w:t xml:space="preserve">回傳 Token、選單與可切換實驗室；寫入資安日誌 SEC-200-LOGIN-SUCCESS。</w:t>
+            </w:r>
+          </w:p>
+        </w:tc>
+        <w:tc>
+          <w:tcPr>
+            <w:tcW w:w="2800" w:type="dxa"/>
+            <w:tcBorders>
+              <w:top w:val="single" w:sz="4" w:space="0" w:color="BFC5CC"/>
+              <w:start w:val="single" w:sz="4" w:space="0" w:color="BFC5CC"/>
+              <w:bottom w:val="single" w:sz="4" w:space="0" w:color="BFC5CC"/>
+              <w:end w:val="single" w:sz="4" w:space="0" w:color="BFC5CC"/>
+            </w:tcBorders>
+          </w:tcPr>
+          <w:p>
+            <w:pPr>
+              <w:pStyle w:val="Normal"/>
+              <w:spacing w:lineRule="auto" w:line="262" w:before="0" w:after="20"/>
+            </w:pPr>
+            <w:r>
+              <w:rPr>
+                <w:rFonts w:eastAsia="微軟正黑體"/>
+                <w:sz w:val="19"/>
+                <w:szCs w:val="19"/>
+              </w:rPr>
+              <w:t xml:space="preserve">SecurityLogger</w:t>
+            </w:r>
+          </w:p>
+        </w:tc>
+      </w:tr>
+      <w:tr>
+        <w:trPr>
+          <w:cantSplit/>
+        </w:trPr>
+        <w:tc>
+          <w:tcPr>
+            <w:tcW w:w="600" w:type="dxa"/>
+            <w:tcBorders>
+              <w:top w:val="single" w:sz="4" w:space="0" w:color="BFC5CC"/>
+              <w:start w:val="single" w:sz="4" w:space="0" w:color="BFC5CC"/>
+              <w:bottom w:val="single" w:sz="4" w:space="0" w:color="BFC5CC"/>
+              <w:end w:val="single" w:sz="4" w:space="0" w:color="BFC5CC"/>
+            </w:tcBorders>
+          </w:tcPr>
+          <w:p>
+            <w:pPr>
+              <w:pStyle w:val="Normal"/>
+              <w:spacing w:lineRule="auto" w:line="262" w:before="0" w:after="20"/>
+            </w:pPr>
+            <w:r>
+              <w:rPr>
+                <w:rFonts w:eastAsia="微軟正黑體"/>
+                <w:sz w:val="19"/>
+                <w:szCs w:val="19"/>
+              </w:rPr>
+              <w:t xml:space="preserve">8</w:t>
+            </w:r>
+          </w:p>
+        </w:tc>
+        <w:tc>
+          <w:tcPr>
+            <w:tcW w:w="2000" w:type="dxa"/>
+            <w:tcBorders>
+              <w:top w:val="single" w:sz="4" w:space="0" w:color="BFC5CC"/>
+              <w:start w:val="single" w:sz="4" w:space="0" w:color="BFC5CC"/>
+              <w:bottom w:val="single" w:sz="4" w:space="0" w:color="BFC5CC"/>
+              <w:end w:val="single" w:sz="4" w:space="0" w:color="BFC5CC"/>
+            </w:tcBorders>
+          </w:tcPr>
+          <w:p>
+            <w:pPr>
+              <w:pStyle w:val="Normal"/>
+              <w:spacing w:lineRule="auto" w:line="262" w:before="0" w:after="20"/>
+            </w:pPr>
+            <w:r>
+              <w:rPr>
+                <w:rFonts w:eastAsia="微軟正黑體"/>
+                <w:sz w:val="19"/>
+                <w:szCs w:val="19"/>
+              </w:rPr>
+              <w:t xml:space="preserve">使用者 → ApiClient</w:t>
+            </w:r>
+          </w:p>
+        </w:tc>
+        <w:tc>
+          <w:tcPr>
+            <w:tcW w:w="4238" w:type="dxa"/>
+            <w:tcBorders>
+              <w:top w:val="single" w:sz="4" w:space="0" w:color="BFC5CC"/>
+              <w:start w:val="single" w:sz="4" w:space="0" w:color="BFC5CC"/>
+              <w:bottom w:val="single" w:sz="4" w:space="0" w:color="BFC5CC"/>
+              <w:end w:val="single" w:sz="4" w:space="0" w:color="BFC5CC"/>
+            </w:tcBorders>
+          </w:tcPr>
+          <w:p>
+            <w:pPr>
+              <w:pStyle w:val="Normal"/>
+              <w:spacing w:lineRule="auto" w:line="262" w:before="0" w:after="20"/>
+            </w:pPr>
+            <w:r>
+              <w:rPr>
+                <w:rFonts w:eastAsia="微軟正黑體"/>
+                <w:sz w:val="19"/>
+                <w:szCs w:val="19"/>
+              </w:rPr>
+              <w:t xml:space="preserve">後續業務請求經 Axios 攔截器送出。</w:t>
+            </w:r>
+          </w:p>
+        </w:tc>
+        <w:tc>
+          <w:tcPr>
+            <w:tcW w:w="2800" w:type="dxa"/>
+            <w:tcBorders>
+              <w:top w:val="single" w:sz="4" w:space="0" w:color="BFC5CC"/>
+              <w:start w:val="single" w:sz="4" w:space="0" w:color="BFC5CC"/>
+              <w:bottom w:val="single" w:sz="4" w:space="0" w:color="BFC5CC"/>
+              <w:end w:val="single" w:sz="4" w:space="0" w:color="BFC5CC"/>
+            </w:tcBorders>
+          </w:tcPr>
+          <w:p>
+            <w:pPr>
+              <w:pStyle w:val="Normal"/>
+              <w:spacing w:lineRule="auto" w:line="262" w:before="0" w:after="20"/>
+            </w:pPr>
+            <w:r>
+              <w:rPr>
+                <w:rFonts w:eastAsia="微軟正黑體"/>
+                <w:sz w:val="19"/>
+                <w:szCs w:val="19"/>
+              </w:rPr>
+              <w:t xml:space="preserve">Axios request interceptor</w:t>
+            </w:r>
+          </w:p>
+        </w:tc>
+      </w:tr>
+      <w:tr>
+        <w:trPr>
+          <w:cantSplit/>
+        </w:trPr>
+        <w:tc>
+          <w:tcPr>
+            <w:tcW w:w="600" w:type="dxa"/>
+            <w:tcBorders>
+              <w:top w:val="single" w:sz="4" w:space="0" w:color="BFC5CC"/>
+              <w:start w:val="single" w:sz="4" w:space="0" w:color="BFC5CC"/>
+              <w:bottom w:val="single" w:sz="4" w:space="0" w:color="BFC5CC"/>
+              <w:end w:val="single" w:sz="4" w:space="0" w:color="BFC5CC"/>
+            </w:tcBorders>
+          </w:tcPr>
+          <w:p>
+            <w:pPr>
+              <w:pStyle w:val="Normal"/>
+              <w:spacing w:lineRule="auto" w:line="262" w:before="0" w:after="20"/>
+            </w:pPr>
+            <w:r>
+              <w:rPr>
+                <w:rFonts w:eastAsia="微軟正黑體"/>
+                <w:sz w:val="19"/>
+                <w:szCs w:val="19"/>
+              </w:rPr>
+              <w:t xml:space="preserve">9</w:t>
+            </w:r>
+          </w:p>
+        </w:tc>
+        <w:tc>
+          <w:tcPr>
+            <w:tcW w:w="2000" w:type="dxa"/>
+            <w:tcBorders>
+              <w:top w:val="single" w:sz="4" w:space="0" w:color="BFC5CC"/>
+              <w:start w:val="single" w:sz="4" w:space="0" w:color="BFC5CC"/>
+              <w:bottom w:val="single" w:sz="4" w:space="0" w:color="BFC5CC"/>
+              <w:end w:val="single" w:sz="4" w:space="0" w:color="BFC5CC"/>
+            </w:tcBorders>
+          </w:tcPr>
+          <w:p>
+            <w:pPr>
+              <w:pStyle w:val="Normal"/>
+              <w:spacing w:lineRule="auto" w:line="262" w:before="0" w:after="20"/>
+            </w:pPr>
+            <w:r>
+              <w:rPr>
+                <w:rFonts w:eastAsia="微軟正黑體"/>
+                <w:sz w:val="19"/>
+                <w:szCs w:val="19"/>
+              </w:rPr>
+              <w:t xml:space="preserve">ApiClient → 後端 API</w:t>
+            </w:r>
+          </w:p>
+        </w:tc>
+        <w:tc>
+          <w:tcPr>
+            <w:tcW w:w="4238" w:type="dxa"/>
+            <w:tcBorders>
+              <w:top w:val="single" w:sz="4" w:space="0" w:color="BFC5CC"/>
+              <w:start w:val="single" w:sz="4" w:space="0" w:color="BFC5CC"/>
+              <w:bottom w:val="single" w:sz="4" w:space="0" w:color="BFC5CC"/>
+              <w:end w:val="single" w:sz="4" w:space="0" w:color="BFC5CC"/>
+            </w:tcBorders>
+          </w:tcPr>
+          <w:p>
+            <w:pPr>
+              <w:pStyle w:val="Normal"/>
+              <w:spacing w:lineRule="auto" w:line="262" w:before="0" w:after="20"/>
+            </w:pPr>
+            <w:r>
+              <w:rPr>
+                <w:rFonts w:eastAsia="微軟正黑體"/>
+                <w:sz w:val="19"/>
+                <w:szCs w:val="19"/>
+              </w:rPr>
+              <w:t xml:space="preserve">請求帶已逾期之 Access Token。</w:t>
+            </w:r>
+          </w:p>
+        </w:tc>
+        <w:tc>
+          <w:tcPr>
+            <w:tcW w:w="2800" w:type="dxa"/>
+            <w:tcBorders>
+              <w:top w:val="single" w:sz="4" w:space="0" w:color="BFC5CC"/>
+              <w:start w:val="single" w:sz="4" w:space="0" w:color="BFC5CC"/>
+              <w:bottom w:val="single" w:sz="4" w:space="0" w:color="BFC5CC"/>
+              <w:end w:val="single" w:sz="4" w:space="0" w:color="BFC5CC"/>
+            </w:tcBorders>
+          </w:tcPr>
+          <w:p>
+            <w:pPr>
+              <w:pStyle w:val="Normal"/>
+              <w:spacing w:lineRule="auto" w:line="262" w:before="0" w:after="20"/>
+            </w:pPr>
+            <w:r>
+              <w:rPr>
+                <w:rFonts w:eastAsia="微軟正黑體"/>
+                <w:sz w:val="19"/>
+                <w:szCs w:val="19"/>
+              </w:rPr>
+              <w:t xml:space="preserve">—</w:t>
+            </w:r>
+          </w:p>
+        </w:tc>
+      </w:tr>
+      <w:tr>
+        <w:trPr>
+          <w:cantSplit/>
+        </w:trPr>
+        <w:tc>
+          <w:tcPr>
+            <w:tcW w:w="600" w:type="dxa"/>
+            <w:tcBorders>
+              <w:top w:val="single" w:sz="4" w:space="0" w:color="BFC5CC"/>
+              <w:start w:val="single" w:sz="4" w:space="0" w:color="BFC5CC"/>
+              <w:bottom w:val="single" w:sz="4" w:space="0" w:color="BFC5CC"/>
+              <w:end w:val="single" w:sz="4" w:space="0" w:color="BFC5CC"/>
+            </w:tcBorders>
+          </w:tcPr>
+          <w:p>
+            <w:pPr>
+              <w:pStyle w:val="Normal"/>
+              <w:spacing w:lineRule="auto" w:line="262" w:before="0" w:after="20"/>
+            </w:pPr>
+            <w:r>
+              <w:rPr>
+                <w:rFonts w:eastAsia="微軟正黑體"/>
+                <w:sz w:val="19"/>
+                <w:szCs w:val="19"/>
+              </w:rPr>
+              <w:t xml:space="preserve">10</w:t>
+            </w:r>
+          </w:p>
+        </w:tc>
+        <w:tc>
+          <w:tcPr>
+            <w:tcW w:w="2000" w:type="dxa"/>
+            <w:tcBorders>
+              <w:top w:val="single" w:sz="4" w:space="0" w:color="BFC5CC"/>
+              <w:start w:val="single" w:sz="4" w:space="0" w:color="BFC5CC"/>
+              <w:bottom w:val="single" w:sz="4" w:space="0" w:color="BFC5CC"/>
+              <w:end w:val="single" w:sz="4" w:space="0" w:color="BFC5CC"/>
+            </w:tcBorders>
+          </w:tcPr>
+          <w:p>
+            <w:pPr>
+              <w:pStyle w:val="Normal"/>
+              <w:spacing w:lineRule="auto" w:line="262" w:before="0" w:after="20"/>
+            </w:pPr>
+            <w:r>
+              <w:rPr>
+                <w:rFonts w:eastAsia="微軟正黑體"/>
+                <w:sz w:val="19"/>
+                <w:szCs w:val="19"/>
+              </w:rPr>
+              <w:t xml:space="preserve">後端 API → ApiClient</w:t>
+            </w:r>
+          </w:p>
+        </w:tc>
+        <w:tc>
+          <w:tcPr>
+            <w:tcW w:w="4238" w:type="dxa"/>
+            <w:tcBorders>
+              <w:top w:val="single" w:sz="4" w:space="0" w:color="BFC5CC"/>
+              <w:start w:val="single" w:sz="4" w:space="0" w:color="BFC5CC"/>
+              <w:bottom w:val="single" w:sz="4" w:space="0" w:color="BFC5CC"/>
+              <w:end w:val="single" w:sz="4" w:space="0" w:color="BFC5CC"/>
+            </w:tcBorders>
+          </w:tcPr>
+          <w:p>
+            <w:pPr>
+              <w:pStyle w:val="Normal"/>
+              <w:spacing w:lineRule="auto" w:line="262" w:before="0" w:after="20"/>
+            </w:pPr>
+            <w:r>
+              <w:rPr>
+                <w:rFonts w:eastAsia="微軟正黑體"/>
+                <w:sz w:val="19"/>
+                <w:szCs w:val="19"/>
+              </w:rPr>
+              <w:t xml:space="preserve">回 401。</w:t>
+            </w:r>
+          </w:p>
+        </w:tc>
+        <w:tc>
+          <w:tcPr>
+            <w:tcW w:w="2800" w:type="dxa"/>
+            <w:tcBorders>
+              <w:top w:val="single" w:sz="4" w:space="0" w:color="BFC5CC"/>
+              <w:start w:val="single" w:sz="4" w:space="0" w:color="BFC5CC"/>
+              <w:bottom w:val="single" w:sz="4" w:space="0" w:color="BFC5CC"/>
+              <w:end w:val="single" w:sz="4" w:space="0" w:color="BFC5CC"/>
+            </w:tcBorders>
+          </w:tcPr>
+          <w:p>
+            <w:pPr>
+              <w:pStyle w:val="Normal"/>
+              <w:spacing w:lineRule="auto" w:line="262" w:before="0" w:after="20"/>
+            </w:pPr>
+            <w:r>
+              <w:rPr>
+                <w:rFonts w:eastAsia="微軟正黑體"/>
+                <w:sz w:val="19"/>
+                <w:szCs w:val="19"/>
+              </w:rPr>
+              <w:t xml:space="preserve">JwtBearer</w:t>
+            </w:r>
+          </w:p>
+        </w:tc>
+      </w:tr>
+      <w:tr>
+        <w:trPr>
+          <w:cantSplit/>
+        </w:trPr>
+        <w:tc>
+          <w:tcPr>
+            <w:tcW w:w="600" w:type="dxa"/>
+            <w:tcBorders>
+              <w:top w:val="single" w:sz="4" w:space="0" w:color="BFC5CC"/>
+              <w:start w:val="single" w:sz="4" w:space="0" w:color="BFC5CC"/>
+              <w:bottom w:val="single" w:sz="4" w:space="0" w:color="BFC5CC"/>
+              <w:end w:val="single" w:sz="4" w:space="0" w:color="BFC5CC"/>
+            </w:tcBorders>
+          </w:tcPr>
+          <w:p>
+            <w:pPr>
+              <w:pStyle w:val="Normal"/>
+              <w:spacing w:lineRule="auto" w:line="262" w:before="0" w:after="20"/>
+            </w:pPr>
+            <w:r>
+              <w:rPr>
+                <w:rFonts w:eastAsia="微軟正黑體"/>
+                <w:sz w:val="19"/>
+                <w:szCs w:val="19"/>
+              </w:rPr>
+              <w:t xml:space="preserve">11</w:t>
+            </w:r>
+          </w:p>
+        </w:tc>
+        <w:tc>
+          <w:tcPr>
+            <w:tcW w:w="2000" w:type="dxa"/>
+            <w:tcBorders>
+              <w:top w:val="single" w:sz="4" w:space="0" w:color="BFC5CC"/>
+              <w:start w:val="single" w:sz="4" w:space="0" w:color="BFC5CC"/>
+              <w:bottom w:val="single" w:sz="4" w:space="0" w:color="BFC5CC"/>
+              <w:end w:val="single" w:sz="4" w:space="0" w:color="BFC5CC"/>
+            </w:tcBorders>
+          </w:tcPr>
+          <w:p>
+            <w:pPr>
+              <w:pStyle w:val="Normal"/>
+              <w:spacing w:lineRule="auto" w:line="262" w:before="0" w:after="20"/>
+            </w:pPr>
+            <w:r>
+              <w:rPr>
+                <w:rFonts w:eastAsia="微軟正黑體"/>
+                <w:sz w:val="19"/>
+                <w:szCs w:val="19"/>
+              </w:rPr>
+              <w:t xml:space="preserve">ApiClient</w:t>
+            </w:r>
+          </w:p>
+        </w:tc>
+        <w:tc>
+          <w:tcPr>
+            <w:tcW w:w="4238" w:type="dxa"/>
+            <w:tcBorders>
+              <w:top w:val="single" w:sz="4" w:space="0" w:color="BFC5CC"/>
+              <w:start w:val="single" w:sz="4" w:space="0" w:color="BFC5CC"/>
+              <w:bottom w:val="single" w:sz="4" w:space="0" w:color="BFC5CC"/>
+              <w:end w:val="single" w:sz="4" w:space="0" w:color="BFC5CC"/>
+            </w:tcBorders>
+          </w:tcPr>
+          <w:p>
+            <w:pPr>
+              <w:pStyle w:val="Normal"/>
+              <w:spacing w:lineRule="auto" w:line="262" w:before="0" w:after="20"/>
+            </w:pPr>
+            <w:r>
+              <w:rPr>
+                <w:rFonts w:eastAsia="微軟正黑體"/>
+                <w:sz w:val="19"/>
+                <w:szCs w:val="19"/>
+              </w:rPr>
+              <w:t xml:space="preserve">以共用 Promise 統一換票，避免並行請求重複換票（single-flight）。</w:t>
+            </w:r>
+          </w:p>
+        </w:tc>
+        <w:tc>
+          <w:tcPr>
+            <w:tcW w:w="2800" w:type="dxa"/>
+            <w:tcBorders>
+              <w:top w:val="single" w:sz="4" w:space="0" w:color="BFC5CC"/>
+              <w:start w:val="single" w:sz="4" w:space="0" w:color="BFC5CC"/>
+              <w:bottom w:val="single" w:sz="4" w:space="0" w:color="BFC5CC"/>
+              <w:end w:val="single" w:sz="4" w:space="0" w:color="BFC5CC"/>
+            </w:tcBorders>
+          </w:tcPr>
+          <w:p>
+            <w:pPr>
+              <w:pStyle w:val="Normal"/>
+              <w:spacing w:lineRule="auto" w:line="262" w:before="0" w:after="20"/>
+            </w:pPr>
+            <w:r>
+              <w:rPr>
+                <w:rFonts w:eastAsia="微軟正黑體"/>
+                <w:sz w:val="19"/>
+                <w:szCs w:val="19"/>
+              </w:rPr>
+              <w:t xml:space="preserve">session store</w:t>
+            </w:r>
+          </w:p>
+        </w:tc>
+      </w:tr>
+      <w:tr>
+        <w:trPr>
+          <w:cantSplit/>
+        </w:trPr>
+        <w:tc>
+          <w:tcPr>
+            <w:tcW w:w="600" w:type="dxa"/>
+            <w:tcBorders>
+              <w:top w:val="single" w:sz="4" w:space="0" w:color="BFC5CC"/>
+              <w:start w:val="single" w:sz="4" w:space="0" w:color="BFC5CC"/>
+              <w:bottom w:val="single" w:sz="4" w:space="0" w:color="BFC5CC"/>
+              <w:end w:val="single" w:sz="4" w:space="0" w:color="BFC5CC"/>
+            </w:tcBorders>
+          </w:tcPr>
+          <w:p>
+            <w:pPr>
+              <w:pStyle w:val="Normal"/>
+              <w:spacing w:lineRule="auto" w:line="262" w:before="0" w:after="20"/>
+            </w:pPr>
+            <w:r>
+              <w:rPr>
+                <w:rFonts w:eastAsia="微軟正黑體"/>
+                <w:sz w:val="19"/>
+                <w:szCs w:val="19"/>
+              </w:rPr>
+              <w:t xml:space="preserve">12</w:t>
+            </w:r>
+          </w:p>
+        </w:tc>
+        <w:tc>
+          <w:tcPr>
+            <w:tcW w:w="2000" w:type="dxa"/>
+            <w:tcBorders>
+              <w:top w:val="single" w:sz="4" w:space="0" w:color="BFC5CC"/>
+              <w:start w:val="single" w:sz="4" w:space="0" w:color="BFC5CC"/>
+              <w:bottom w:val="single" w:sz="4" w:space="0" w:color="BFC5CC"/>
+              <w:end w:val="single" w:sz="4" w:space="0" w:color="BFC5CC"/>
+            </w:tcBorders>
+          </w:tcPr>
+          <w:p>
+            <w:pPr>
+              <w:pStyle w:val="Normal"/>
+              <w:spacing w:lineRule="auto" w:line="262" w:before="0" w:after="20"/>
+            </w:pPr>
+            <w:r>
+              <w:rPr>
+                <w:rFonts w:eastAsia="微軟正黑體"/>
+                <w:sz w:val="19"/>
+                <w:szCs w:val="19"/>
+              </w:rPr>
+              <w:t xml:space="preserve">ApiClient → 後端 API</w:t>
+            </w:r>
+          </w:p>
+        </w:tc>
+        <w:tc>
+          <w:tcPr>
+            <w:tcW w:w="4238" w:type="dxa"/>
+            <w:tcBorders>
+              <w:top w:val="single" w:sz="4" w:space="0" w:color="BFC5CC"/>
+              <w:start w:val="single" w:sz="4" w:space="0" w:color="BFC5CC"/>
+              <w:bottom w:val="single" w:sz="4" w:space="0" w:color="BFC5CC"/>
+              <w:end w:val="single" w:sz="4" w:space="0" w:color="BFC5CC"/>
+            </w:tcBorders>
+          </w:tcPr>
+          <w:p>
+            <w:pPr>
+              <w:pStyle w:val="Normal"/>
+              <w:spacing w:lineRule="auto" w:line="262" w:before="0" w:after="20"/>
+            </w:pPr>
+            <w:r>
+              <w:rPr>
+                <w:rFonts w:eastAsia="微軟正黑體"/>
+                <w:sz w:val="19"/>
+                <w:szCs w:val="19"/>
+              </w:rPr>
+              <w:t xml:space="preserve">POST /auth/refresh，帶舊 Access Token 與 Refresh Token。</w:t>
+            </w:r>
+          </w:p>
+        </w:tc>
+        <w:tc>
+          <w:tcPr>
+            <w:tcW w:w="2800" w:type="dxa"/>
+            <w:tcBorders>
+              <w:top w:val="single" w:sz="4" w:space="0" w:color="BFC5CC"/>
+              <w:start w:val="single" w:sz="4" w:space="0" w:color="BFC5CC"/>
+              <w:bottom w:val="single" w:sz="4" w:space="0" w:color="BFC5CC"/>
+              <w:end w:val="single" w:sz="4" w:space="0" w:color="BFC5CC"/>
+            </w:tcBorders>
+          </w:tcPr>
+          <w:p>
+            <w:pPr>
+              <w:pStyle w:val="Normal"/>
+              <w:spacing w:lineRule="auto" w:line="262" w:before="0" w:after="20"/>
+            </w:pPr>
+            <w:r>
+              <w:rPr>
+                <w:rFonts w:eastAsia="微軟正黑體"/>
+                <w:sz w:val="19"/>
+                <w:szCs w:val="19"/>
+              </w:rPr>
+              <w:t xml:space="preserve">AuthController.RefreshTokenAsync</w:t>
+            </w:r>
+          </w:p>
+        </w:tc>
+      </w:tr>
+      <w:tr>
+        <w:trPr>
+          <w:cantSplit/>
+        </w:trPr>
+        <w:tc>
+          <w:tcPr>
+            <w:tcW w:w="600" w:type="dxa"/>
+            <w:tcBorders>
+              <w:top w:val="single" w:sz="4" w:space="0" w:color="BFC5CC"/>
+              <w:start w:val="single" w:sz="4" w:space="0" w:color="BFC5CC"/>
+              <w:bottom w:val="single" w:sz="4" w:space="0" w:color="BFC5CC"/>
+              <w:end w:val="single" w:sz="4" w:space="0" w:color="BFC5CC"/>
+            </w:tcBorders>
+          </w:tcPr>
+          <w:p>
+            <w:pPr>
+              <w:pStyle w:val="Normal"/>
+              <w:spacing w:lineRule="auto" w:line="262" w:before="0" w:after="20"/>
+            </w:pPr>
+            <w:r>
+              <w:rPr>
+                <w:rFonts w:eastAsia="微軟正黑體"/>
+                <w:sz w:val="19"/>
+                <w:szCs w:val="19"/>
+              </w:rPr>
+              <w:t xml:space="preserve">13</w:t>
+            </w:r>
+          </w:p>
+        </w:tc>
+        <w:tc>
+          <w:tcPr>
+            <w:tcW w:w="2000" w:type="dxa"/>
+            <w:tcBorders>
+              <w:top w:val="single" w:sz="4" w:space="0" w:color="BFC5CC"/>
+              <w:start w:val="single" w:sz="4" w:space="0" w:color="BFC5CC"/>
+              <w:bottom w:val="single" w:sz="4" w:space="0" w:color="BFC5CC"/>
+              <w:end w:val="single" w:sz="4" w:space="0" w:color="BFC5CC"/>
+            </w:tcBorders>
+          </w:tcPr>
+          <w:p>
+            <w:pPr>
+              <w:pStyle w:val="Normal"/>
+              <w:spacing w:lineRule="auto" w:line="262" w:before="0" w:after="20"/>
+            </w:pPr>
+            <w:r>
+              <w:rPr>
+                <w:rFonts w:eastAsia="微軟正黑體"/>
+                <w:sz w:val="19"/>
+                <w:szCs w:val="19"/>
+              </w:rPr>
+              <w:t xml:space="preserve">後端 API → Engine</w:t>
+            </w:r>
+          </w:p>
+        </w:tc>
+        <w:tc>
+          <w:tcPr>
+            <w:tcW w:w="4238" w:type="dxa"/>
+            <w:tcBorders>
+              <w:top w:val="single" w:sz="4" w:space="0" w:color="BFC5CC"/>
+              <w:start w:val="single" w:sz="4" w:space="0" w:color="BFC5CC"/>
+              <w:bottom w:val="single" w:sz="4" w:space="0" w:color="BFC5CC"/>
+              <w:end w:val="single" w:sz="4" w:space="0" w:color="BFC5CC"/>
+            </w:tcBorders>
+          </w:tcPr>
+          <w:p>
+            <w:pPr>
+              <w:pStyle w:val="Normal"/>
+              <w:spacing w:lineRule="auto" w:line="262" w:before="0" w:after="20"/>
+            </w:pPr>
+            <w:r>
+              <w:rPr>
+                <w:rFonts w:eastAsia="微軟正黑體"/>
+                <w:sz w:val="19"/>
+                <w:szCs w:val="19"/>
+              </w:rPr>
+              <w:t xml:space="preserve">驗證並換發工作階段。</w:t>
+            </w:r>
+          </w:p>
+        </w:tc>
+        <w:tc>
+          <w:tcPr>
+            <w:tcW w:w="2800" w:type="dxa"/>
+            <w:tcBorders>
+              <w:top w:val="single" w:sz="4" w:space="0" w:color="BFC5CC"/>
+              <w:start w:val="single" w:sz="4" w:space="0" w:color="BFC5CC"/>
+              <w:bottom w:val="single" w:sz="4" w:space="0" w:color="BFC5CC"/>
+              <w:end w:val="single" w:sz="4" w:space="0" w:color="BFC5CC"/>
+            </w:tcBorders>
+          </w:tcPr>
+          <w:p>
+            <w:pPr>
+              <w:pStyle w:val="Normal"/>
+              <w:spacing w:lineRule="auto" w:line="262" w:before="0" w:after="20"/>
+            </w:pPr>
+            <w:r>
+              <w:rPr>
+                <w:rFonts w:eastAsia="微軟正黑體"/>
+                <w:sz w:val="19"/>
+                <w:szCs w:val="19"/>
+              </w:rPr>
+              <w:t xml:space="preserve">RefreshSessionAsync</w:t>
+            </w:r>
+          </w:p>
+        </w:tc>
+      </w:tr>
+      <w:tr>
+        <w:trPr>
+          <w:cantSplit/>
+        </w:trPr>
+        <w:tc>
+          <w:tcPr>
+            <w:tcW w:w="600" w:type="dxa"/>
+            <w:tcBorders>
+              <w:top w:val="single" w:sz="4" w:space="0" w:color="BFC5CC"/>
+              <w:start w:val="single" w:sz="4" w:space="0" w:color="BFC5CC"/>
+              <w:bottom w:val="single" w:sz="4" w:space="0" w:color="BFC5CC"/>
+              <w:end w:val="single" w:sz="4" w:space="0" w:color="BFC5CC"/>
+            </w:tcBorders>
+          </w:tcPr>
+          <w:p>
+            <w:pPr>
+              <w:pStyle w:val="Normal"/>
+              <w:spacing w:lineRule="auto" w:line="262" w:before="0" w:after="20"/>
+            </w:pPr>
+            <w:r>
+              <w:rPr>
+                <w:rFonts w:eastAsia="微軟正黑體"/>
+                <w:sz w:val="19"/>
+                <w:szCs w:val="19"/>
+              </w:rPr>
+              <w:t xml:space="preserve">14</w:t>
+            </w:r>
+          </w:p>
+        </w:tc>
+        <w:tc>
+          <w:tcPr>
+            <w:tcW w:w="2000" w:type="dxa"/>
+            <w:tcBorders>
+              <w:top w:val="single" w:sz="4" w:space="0" w:color="BFC5CC"/>
+              <w:start w:val="single" w:sz="4" w:space="0" w:color="BFC5CC"/>
+              <w:bottom w:val="single" w:sz="4" w:space="0" w:color="BFC5CC"/>
+              <w:end w:val="single" w:sz="4" w:space="0" w:color="BFC5CC"/>
+            </w:tcBorders>
+          </w:tcPr>
+          <w:p>
+            <w:pPr>
+              <w:pStyle w:val="Normal"/>
+              <w:spacing w:lineRule="auto" w:line="262" w:before="0" w:after="20"/>
+            </w:pPr>
+            <w:r>
+              <w:rPr>
+                <w:rFonts w:eastAsia="微軟正黑體"/>
+                <w:sz w:val="19"/>
+                <w:szCs w:val="19"/>
+              </w:rPr>
+              <w:t xml:space="preserve">Engine → 資料庫</w:t>
+            </w:r>
+          </w:p>
+        </w:tc>
+        <w:tc>
+          <w:tcPr>
+            <w:tcW w:w="4238" w:type="dxa"/>
+            <w:tcBorders>
+              <w:top w:val="single" w:sz="4" w:space="0" w:color="BFC5CC"/>
+              <w:start w:val="single" w:sz="4" w:space="0" w:color="BFC5CC"/>
+              <w:bottom w:val="single" w:sz="4" w:space="0" w:color="BFC5CC"/>
+              <w:end w:val="single" w:sz="4" w:space="0" w:color="BFC5CC"/>
+            </w:tcBorders>
+          </w:tcPr>
+          <w:p>
+            <w:pPr>
+              <w:pStyle w:val="Normal"/>
+              <w:spacing w:lineRule="auto" w:line="262" w:before="0" w:after="20"/>
+            </w:pPr>
+            <w:r>
+              <w:rPr>
+                <w:rFonts w:eastAsia="微軟正黑體"/>
+                <w:sz w:val="19"/>
+                <w:szCs w:val="19"/>
+              </w:rPr>
+              <w:t xml:space="preserve">以舊雜湊換新雜湊（含寬限期）並回傳比對結果。</w:t>
+            </w:r>
+          </w:p>
+        </w:tc>
+        <w:tc>
+          <w:tcPr>
+            <w:tcW w:w="2800" w:type="dxa"/>
+            <w:tcBorders>
+              <w:top w:val="single" w:sz="4" w:space="0" w:color="BFC5CC"/>
+              <w:start w:val="single" w:sz="4" w:space="0" w:color="BFC5CC"/>
+              <w:bottom w:val="single" w:sz="4" w:space="0" w:color="BFC5CC"/>
+              <w:end w:val="single" w:sz="4" w:space="0" w:color="BFC5CC"/>
+            </w:tcBorders>
+          </w:tcPr>
+          <w:p>
+            <w:pPr>
+              <w:pStyle w:val="Normal"/>
+              <w:spacing w:lineRule="auto" w:line="262" w:before="0" w:after="20"/>
+            </w:pPr>
+            <w:r>
+              <w:rPr>
+                <w:rFonts w:eastAsia="微軟正黑體"/>
+                <w:sz w:val="19"/>
+                <w:szCs w:val="19"/>
+              </w:rPr>
+              <w:t xml:space="preserve">ValidateAndRotateTokenAsync</w:t>
+            </w:r>
+          </w:p>
+        </w:tc>
+      </w:tr>
+      <w:tr>
+        <w:trPr>
+          <w:cantSplit/>
+        </w:trPr>
+        <w:tc>
+          <w:tcPr>
+            <w:tcW w:w="600" w:type="dxa"/>
+            <w:tcBorders>
+              <w:top w:val="single" w:sz="4" w:space="0" w:color="BFC5CC"/>
+              <w:start w:val="single" w:sz="4" w:space="0" w:color="BFC5CC"/>
+              <w:bottom w:val="single" w:sz="4" w:space="0" w:color="BFC5CC"/>
+              <w:end w:val="single" w:sz="4" w:space="0" w:color="BFC5CC"/>
+            </w:tcBorders>
+          </w:tcPr>
+          <w:p>
+            <w:pPr>
+              <w:pStyle w:val="Normal"/>
+              <w:spacing w:lineRule="auto" w:line="262" w:before="0" w:after="20"/>
+            </w:pPr>
+            <w:r>
+              <w:rPr>
+                <w:rFonts w:eastAsia="微軟正黑體"/>
+                <w:sz w:val="19"/>
+                <w:szCs w:val="19"/>
+              </w:rPr>
+              <w:t xml:space="preserve">15</w:t>
+            </w:r>
+          </w:p>
+        </w:tc>
+        <w:tc>
+          <w:tcPr>
+            <w:tcW w:w="2000" w:type="dxa"/>
+            <w:tcBorders>
+              <w:top w:val="single" w:sz="4" w:space="0" w:color="BFC5CC"/>
+              <w:start w:val="single" w:sz="4" w:space="0" w:color="BFC5CC"/>
+              <w:bottom w:val="single" w:sz="4" w:space="0" w:color="BFC5CC"/>
+              <w:end w:val="single" w:sz="4" w:space="0" w:color="BFC5CC"/>
+            </w:tcBorders>
+          </w:tcPr>
+          <w:p>
+            <w:pPr>
+              <w:pStyle w:val="Normal"/>
+              <w:spacing w:lineRule="auto" w:line="262" w:before="0" w:after="20"/>
+            </w:pPr>
+            <w:r>
+              <w:rPr>
+                <w:rFonts w:eastAsia="微軟正黑體"/>
+                <w:sz w:val="19"/>
+                <w:szCs w:val="19"/>
+              </w:rPr>
+              <w:t xml:space="preserve">後端 API → ApiClient（分支 A）</w:t>
+            </w:r>
+          </w:p>
+        </w:tc>
+        <w:tc>
+          <w:tcPr>
+            <w:tcW w:w="4238" w:type="dxa"/>
+            <w:tcBorders>
+              <w:top w:val="single" w:sz="4" w:space="0" w:color="BFC5CC"/>
+              <w:start w:val="single" w:sz="4" w:space="0" w:color="BFC5CC"/>
+              <w:bottom w:val="single" w:sz="4" w:space="0" w:color="BFC5CC"/>
+              <w:end w:val="single" w:sz="4" w:space="0" w:color="BFC5CC"/>
+            </w:tcBorders>
+          </w:tcPr>
+          <w:p>
+            <w:pPr>
+              <w:pStyle w:val="Normal"/>
+              <w:spacing w:lineRule="auto" w:line="262" w:before="0" w:after="20"/>
+            </w:pPr>
+            <w:r>
+              <w:rPr>
+                <w:rFonts w:eastAsia="微軟正黑體"/>
+                <w:sz w:val="19"/>
+                <w:szCs w:val="19"/>
+              </w:rPr>
+              <w:t xml:space="preserve">回傳新 Token；前端更新 localStorage 並重送原請求（最多 3 次）。</w:t>
+            </w:r>
+          </w:p>
+        </w:tc>
+        <w:tc>
+          <w:tcPr>
+            <w:tcW w:w="2800" w:type="dxa"/>
+            <w:tcBorders>
+              <w:top w:val="single" w:sz="4" w:space="0" w:color="BFC5CC"/>
+              <w:start w:val="single" w:sz="4" w:space="0" w:color="BFC5CC"/>
+              <w:bottom w:val="single" w:sz="4" w:space="0" w:color="BFC5CC"/>
+              <w:end w:val="single" w:sz="4" w:space="0" w:color="BFC5CC"/>
+            </w:tcBorders>
+          </w:tcPr>
+          <w:p>
+            <w:pPr>
+              <w:pStyle w:val="Normal"/>
+              <w:spacing w:lineRule="auto" w:line="262" w:before="0" w:after="20"/>
+            </w:pPr>
+            <w:r>
+              <w:rPr>
+                <w:rFonts w:eastAsia="微軟正黑體"/>
+                <w:sz w:val="19"/>
+                <w:szCs w:val="19"/>
+              </w:rPr>
+              <w:t xml:space="preserve">Axios response interceptor</w:t>
+            </w:r>
+          </w:p>
+        </w:tc>
+      </w:tr>
+      <w:tr>
+        <w:trPr>
+          <w:cantSplit/>
+        </w:trPr>
+        <w:tc>
+          <w:tcPr>
+            <w:tcW w:w="600" w:type="dxa"/>
+            <w:tcBorders>
+              <w:top w:val="single" w:sz="4" w:space="0" w:color="BFC5CC"/>
+              <w:start w:val="single" w:sz="4" w:space="0" w:color="BFC5CC"/>
+              <w:bottom w:val="single" w:sz="4" w:space="0" w:color="BFC5CC"/>
+              <w:end w:val="single" w:sz="4" w:space="0" w:color="BFC5CC"/>
+            </w:tcBorders>
+          </w:tcPr>
+          <w:p>
+            <w:pPr>
+              <w:pStyle w:val="Normal"/>
+              <w:spacing w:lineRule="auto" w:line="262" w:before="0" w:after="20"/>
+            </w:pPr>
+            <w:r>
+              <w:rPr>
+                <w:rFonts w:eastAsia="微軟正黑體"/>
+                <w:sz w:val="19"/>
+                <w:szCs w:val="19"/>
+              </w:rPr>
+              <w:t xml:space="preserve">16</w:t>
+            </w:r>
+          </w:p>
+        </w:tc>
+        <w:tc>
+          <w:tcPr>
+            <w:tcW w:w="2000" w:type="dxa"/>
+            <w:tcBorders>
+              <w:top w:val="single" w:sz="4" w:space="0" w:color="BFC5CC"/>
+              <w:start w:val="single" w:sz="4" w:space="0" w:color="BFC5CC"/>
+              <w:bottom w:val="single" w:sz="4" w:space="0" w:color="BFC5CC"/>
+              <w:end w:val="single" w:sz="4" w:space="0" w:color="BFC5CC"/>
+            </w:tcBorders>
+          </w:tcPr>
+          <w:p>
+            <w:pPr>
+              <w:pStyle w:val="Normal"/>
+              <w:spacing w:lineRule="auto" w:line="262" w:before="0" w:after="20"/>
+            </w:pPr>
+            <w:r>
+              <w:rPr>
+                <w:rFonts w:eastAsia="微軟正黑體"/>
+                <w:sz w:val="19"/>
+                <w:szCs w:val="19"/>
+              </w:rPr>
+              <w:t xml:space="preserve">後端 API → ApiClient（分支 B）</w:t>
+            </w:r>
+          </w:p>
+        </w:tc>
+        <w:tc>
+          <w:tcPr>
+            <w:tcW w:w="4238" w:type="dxa"/>
+            <w:tcBorders>
+              <w:top w:val="single" w:sz="4" w:space="0" w:color="BFC5CC"/>
+              <w:start w:val="single" w:sz="4" w:space="0" w:color="BFC5CC"/>
+              <w:bottom w:val="single" w:sz="4" w:space="0" w:color="BFC5CC"/>
+              <w:end w:val="single" w:sz="4" w:space="0" w:color="BFC5CC"/>
+            </w:tcBorders>
+          </w:tcPr>
+          <w:p>
+            <w:pPr>
+              <w:pStyle w:val="Normal"/>
+              <w:spacing w:lineRule="auto" w:line="262" w:before="0" w:after="20"/>
+            </w:pPr>
+            <w:r>
+              <w:rPr>
+                <w:rFonts w:eastAsia="微軟正黑體"/>
+                <w:sz w:val="19"/>
+                <w:szCs w:val="19"/>
+              </w:rPr>
+              <w:t xml:space="preserve">重放攻擊、帳號凍結或工作階段無效：回 401 並寫入資安日誌。</w:t>
+            </w:r>
+          </w:p>
+        </w:tc>
+        <w:tc>
+          <w:tcPr>
+            <w:tcW w:w="2800" w:type="dxa"/>
+            <w:tcBorders>
+              <w:top w:val="single" w:sz="4" w:space="0" w:color="BFC5CC"/>
+              <w:start w:val="single" w:sz="4" w:space="0" w:color="BFC5CC"/>
+              <w:bottom w:val="single" w:sz="4" w:space="0" w:color="BFC5CC"/>
+              <w:end w:val="single" w:sz="4" w:space="0" w:color="BFC5CC"/>
+            </w:tcBorders>
+          </w:tcPr>
+          <w:p>
+            <w:pPr>
+              <w:pStyle w:val="Normal"/>
+              <w:spacing w:lineRule="auto" w:line="262" w:before="0" w:after="20"/>
+            </w:pPr>
+            <w:r>
+              <w:rPr>
+                <w:rFonts w:eastAsia="微軟正黑體"/>
+                <w:sz w:val="19"/>
+                <w:szCs w:val="19"/>
+              </w:rPr>
+              <w:t xml:space="preserve">SecurityLogger</w:t>
+            </w:r>
+          </w:p>
+        </w:tc>
+      </w:tr>
+    </w:tbl>
+    <w:p>
+      <w:pPr>
+        <w:pStyle w:val="Normal"/>
+        <w:spacing w:before="0" w:after="80"/>
+      </w:pPr>
+    </w:p>
+    <w:p>
+      <w:pPr>
+        <w:pStyle w:val="Normal"/>
+        <w:keepNext/>
+        <w:spacing w:lineRule="auto" w:line="300" w:before="0" w:after="100"/>
+      </w:pPr>
+      <w:r>
+        <w:rPr>
+          <w:rFonts w:eastAsia="微軟正黑體"/>
+          <w:b/>
+          <w:bCs/>
+        </w:rPr>
+        <w:t xml:space="preserve">例外與錯誤處理：</w:t>
+      </w:r>
+    </w:p>
+    <w:p>
+      <w:pPr>
+        <w:pStyle w:val="Normal"/>
+        <w:spacing w:lineRule="auto" w:line="300" w:before="0" w:after="100"/>
+      </w:pPr>
+      <w:r>
+        <w:rPr>
+          <w:rFonts w:eastAsia="微軟正黑體"/>
+        </w:rPr>
+        <w:t xml:space="preserve">（1）帳密錯誤：回 401 並累計失敗次數（鎖定規則見系統配置）。</w:t>
+      </w:r>
+    </w:p>
+    <w:p>
+      <w:pPr>
+        <w:pStyle w:val="Normal"/>
+        <w:spacing w:lineRule="auto" w:line="300" w:before="0" w:after="100"/>
+      </w:pPr>
+      <w:r>
+        <w:rPr>
+          <w:rFonts w:eastAsia="微軟正黑體"/>
+        </w:rPr>
+        <w:t xml:space="preserve">（2）無實驗室存取權：回 403。</w:t>
+      </w:r>
+    </w:p>
+    <w:p>
+      <w:pPr>
+        <w:pStyle w:val="Normal"/>
+        <w:spacing w:lineRule="auto" w:line="300" w:before="0" w:after="100"/>
+      </w:pPr>
+      <w:r>
+        <w:rPr>
+          <w:rFonts w:eastAsia="微軟正黑體"/>
+        </w:rPr>
+        <w:t xml:space="preserve">（3）重放攻擊：Refresh Token 遭重複使用即回 401（SEC-401-TOKEN_REPLAY_ATTACK_DETECTED），列為重大資安事件。</w:t>
+      </w:r>
+    </w:p>
+    <w:p>
+      <w:pPr>
+        <w:pStyle w:val="Normal"/>
+        <w:spacing w:lineRule="auto" w:line="300" w:before="0" w:after="100"/>
+      </w:pPr>
+      <w:r>
+        <w:rPr>
+          <w:rFonts w:eastAsia="微軟正黑體"/>
+        </w:rPr>
+        <w:t xml:space="preserve">（4）帳號凍結或工作階段已撤銷：回 401（SEC-401-INVALID-SESSION）。</w:t>
+      </w:r>
+    </w:p>
+    <w:p>
+      <w:pPr>
+        <w:pStyle w:val="Normal"/>
+        <w:spacing w:lineRule="auto" w:line="300" w:before="0" w:after="100"/>
+      </w:pPr>
+      <w:r>
+        <w:rPr>
+          <w:rFonts w:eastAsia="微軟正黑體"/>
+        </w:rPr>
+        <w:t xml:space="preserve">（5）前端重送達 3 次或換票失敗：導向登入頁。</w:t>
+      </w:r>
+    </w:p>
+    <w:p>
+      <w:pPr>
         <w:pStyle w:val="Heading3"/>
         <w:keepNext w:val="true"/>
         <w:rPr/>
@@ -18973,7 +25404,7 @@
         <w:rPr/>
         <w:drawing>
           <wp:inline distT="0" distB="0" distL="0" distR="0">
-            <wp:extent cx="5400040" cy="5627370"/>
+            <wp:extent cx="5400040" cy="6021044"/>
             <wp:effectExtent l="0" t="0" r="0" b="0"/>
             <wp:docPr id="8" name="seq2.png" descr="圖 3-5　權限變更 Maker-Checker 循序圖"/>
             <wp:cNvGraphicFramePr>
@@ -18997,7 +25428,7 @@
                   <pic:spPr bwMode="auto">
                     <a:xfrm>
                       <a:off x="0" y="0"/>
-                      <a:ext cx="5400040" cy="5627370"/>
+                      <a:ext cx="5400040" cy="6021044"/>
                     </a:xfrm>
                     <a:prstGeom prst="rect">
                       <a:avLst/>
@@ -19061,6 +25492,1663 @@
     </w:p>
     <w:p>
       <w:pPr>
+        <w:pStyle w:val="Normal"/>
+        <w:keepNext/>
+        <w:spacing w:lineRule="auto" w:line="300" w:before="0" w:after="100"/>
+      </w:pPr>
+      <w:r>
+        <w:rPr>
+          <w:rFonts w:eastAsia="微軟正黑體"/>
+          <w:b/>
+          <w:bCs/>
+        </w:rPr>
+        <w:t xml:space="preserve">流程摘要</w:t>
+      </w:r>
+    </w:p>
+    <w:tbl>
+      <w:tblPr>
+        <w:tblW w:w="9638" w:type="dxa"/>
+        <w:tblLayout w:type="fixed"/>
+        <w:tblCellMar>
+          <w:top w:w="60" w:type="dxa"/>
+          <w:start w:w="100" w:type="dxa"/>
+          <w:bottom w:w="60" w:type="dxa"/>
+          <w:end w:w="100" w:type="dxa"/>
+        </w:tblCellMar>
+        <w:tblLook w:val="04a0" w:firstRow="1" w:noVBand="1" w:lastRow="0" w:firstColumn="1" w:lastColumn="0" w:noHBand="0"/>
+      </w:tblPr>
+      <w:tblGrid>
+        <w:gridCol w:w="1500"/>
+        <w:gridCol w:w="8138"/>
+      </w:tblGrid>
+      <w:tr>
+        <w:trPr>
+          <w:cantSplit/>
+        </w:trPr>
+        <w:tc>
+          <w:tcPr>
+            <w:tcW w:w="1500" w:type="dxa"/>
+            <w:tcBorders>
+              <w:top w:val="single" w:sz="4" w:space="0" w:color="BFC5CC"/>
+              <w:start w:val="single" w:sz="4" w:space="0" w:color="BFC5CC"/>
+              <w:bottom w:val="single" w:sz="4" w:space="0" w:color="BFC5CC"/>
+              <w:end w:val="single" w:sz="4" w:space="0" w:color="BFC5CC"/>
+            </w:tcBorders>
+          </w:tcPr>
+          <w:p>
+            <w:pPr>
+              <w:pStyle w:val="Normal"/>
+              <w:spacing w:lineRule="auto" w:line="262" w:before="0" w:after="20"/>
+            </w:pPr>
+            <w:r>
+              <w:rPr>
+                <w:rFonts w:eastAsia="微軟正黑體"/>
+                <w:b/>
+                <w:bCs/>
+                <w:sz w:val="19"/>
+                <w:szCs w:val="19"/>
+              </w:rPr>
+              <w:t xml:space="preserve">目的</w:t>
+            </w:r>
+          </w:p>
+        </w:tc>
+        <w:tc>
+          <w:tcPr>
+            <w:tcW w:w="8138" w:type="dxa"/>
+            <w:tcBorders>
+              <w:top w:val="single" w:sz="4" w:space="0" w:color="BFC5CC"/>
+              <w:start w:val="single" w:sz="4" w:space="0" w:color="BFC5CC"/>
+              <w:bottom w:val="single" w:sz="4" w:space="0" w:color="BFC5CC"/>
+              <w:end w:val="single" w:sz="4" w:space="0" w:color="BFC5CC"/>
+            </w:tcBorders>
+          </w:tcPr>
+          <w:p>
+            <w:pPr>
+              <w:pStyle w:val="Normal"/>
+              <w:spacing w:lineRule="auto" w:line="262" w:before="0" w:after="20"/>
+            </w:pPr>
+            <w:r>
+              <w:rPr>
+                <w:rFonts w:eastAsia="微軟正黑體"/>
+                <w:sz w:val="19"/>
+                <w:szCs w:val="19"/>
+              </w:rPr>
+              <w:t xml:space="preserve">權限變更須雙重審批並符合職能分立（SoD）。</w:t>
+            </w:r>
+          </w:p>
+        </w:tc>
+      </w:tr>
+      <w:tr>
+        <w:trPr>
+          <w:cantSplit/>
+        </w:trPr>
+        <w:tc>
+          <w:tcPr>
+            <w:tcW w:w="1500" w:type="dxa"/>
+            <w:tcBorders>
+              <w:top w:val="single" w:sz="4" w:space="0" w:color="BFC5CC"/>
+              <w:start w:val="single" w:sz="4" w:space="0" w:color="BFC5CC"/>
+              <w:bottom w:val="single" w:sz="4" w:space="0" w:color="BFC5CC"/>
+              <w:end w:val="single" w:sz="4" w:space="0" w:color="BFC5CC"/>
+            </w:tcBorders>
+          </w:tcPr>
+          <w:p>
+            <w:pPr>
+              <w:pStyle w:val="Normal"/>
+              <w:spacing w:lineRule="auto" w:line="262" w:before="0" w:after="20"/>
+            </w:pPr>
+            <w:r>
+              <w:rPr>
+                <w:rFonts w:eastAsia="微軟正黑體"/>
+                <w:b/>
+                <w:bCs/>
+                <w:sz w:val="19"/>
+                <w:szCs w:val="19"/>
+              </w:rPr>
+              <w:t xml:space="preserve">觸發</w:t>
+            </w:r>
+          </w:p>
+        </w:tc>
+        <w:tc>
+          <w:tcPr>
+            <w:tcW w:w="8138" w:type="dxa"/>
+            <w:tcBorders>
+              <w:top w:val="single" w:sz="4" w:space="0" w:color="BFC5CC"/>
+              <w:start w:val="single" w:sz="4" w:space="0" w:color="BFC5CC"/>
+              <w:bottom w:val="single" w:sz="4" w:space="0" w:color="BFC5CC"/>
+              <w:end w:val="single" w:sz="4" w:space="0" w:color="BFC5CC"/>
+            </w:tcBorders>
+          </w:tcPr>
+          <w:p>
+            <w:pPr>
+              <w:pStyle w:val="Normal"/>
+              <w:spacing w:lineRule="auto" w:line="262" w:before="0" w:after="20"/>
+            </w:pPr>
+            <w:r>
+              <w:rPr>
+                <w:rFonts w:eastAsia="微軟正黑體"/>
+                <w:sz w:val="19"/>
+                <w:szCs w:val="19"/>
+              </w:rPr>
+              <w:t xml:space="preserve">提出角色權限變更。</w:t>
+            </w:r>
+          </w:p>
+        </w:tc>
+      </w:tr>
+      <w:tr>
+        <w:trPr>
+          <w:cantSplit/>
+        </w:trPr>
+        <w:tc>
+          <w:tcPr>
+            <w:tcW w:w="1500" w:type="dxa"/>
+            <w:tcBorders>
+              <w:top w:val="single" w:sz="4" w:space="0" w:color="BFC5CC"/>
+              <w:start w:val="single" w:sz="4" w:space="0" w:color="BFC5CC"/>
+              <w:bottom w:val="single" w:sz="4" w:space="0" w:color="BFC5CC"/>
+              <w:end w:val="single" w:sz="4" w:space="0" w:color="BFC5CC"/>
+            </w:tcBorders>
+          </w:tcPr>
+          <w:p>
+            <w:pPr>
+              <w:pStyle w:val="Normal"/>
+              <w:spacing w:lineRule="auto" w:line="262" w:before="0" w:after="20"/>
+            </w:pPr>
+            <w:r>
+              <w:rPr>
+                <w:rFonts w:eastAsia="微軟正黑體"/>
+                <w:b/>
+                <w:bCs/>
+                <w:sz w:val="19"/>
+                <w:szCs w:val="19"/>
+              </w:rPr>
+              <w:t xml:space="preserve">前置條件</w:t>
+            </w:r>
+          </w:p>
+        </w:tc>
+        <w:tc>
+          <w:tcPr>
+            <w:tcW w:w="8138" w:type="dxa"/>
+            <w:tcBorders>
+              <w:top w:val="single" w:sz="4" w:space="0" w:color="BFC5CC"/>
+              <w:start w:val="single" w:sz="4" w:space="0" w:color="BFC5CC"/>
+              <w:bottom w:val="single" w:sz="4" w:space="0" w:color="BFC5CC"/>
+              <w:end w:val="single" w:sz="4" w:space="0" w:color="BFC5CC"/>
+            </w:tcBorders>
+          </w:tcPr>
+          <w:p>
+            <w:pPr>
+              <w:pStyle w:val="Normal"/>
+              <w:spacing w:lineRule="auto" w:line="262" w:before="0" w:after="20"/>
+            </w:pPr>
+            <w:r>
+              <w:rPr>
+                <w:rFonts w:eastAsia="微軟正黑體"/>
+                <w:sz w:val="19"/>
+                <w:szCs w:val="19"/>
+              </w:rPr>
+              <w:t xml:space="preserve">提出者具角色管理權限；審核者為不同人（高階系統角色例外）。</w:t>
+            </w:r>
+          </w:p>
+        </w:tc>
+      </w:tr>
+      <w:tr>
+        <w:trPr>
+          <w:cantSplit/>
+        </w:trPr>
+        <w:tc>
+          <w:tcPr>
+            <w:tcW w:w="1500" w:type="dxa"/>
+            <w:tcBorders>
+              <w:top w:val="single" w:sz="4" w:space="0" w:color="BFC5CC"/>
+              <w:start w:val="single" w:sz="4" w:space="0" w:color="BFC5CC"/>
+              <w:bottom w:val="single" w:sz="4" w:space="0" w:color="BFC5CC"/>
+              <w:end w:val="single" w:sz="4" w:space="0" w:color="BFC5CC"/>
+            </w:tcBorders>
+          </w:tcPr>
+          <w:p>
+            <w:pPr>
+              <w:pStyle w:val="Normal"/>
+              <w:spacing w:lineRule="auto" w:line="262" w:before="0" w:after="20"/>
+            </w:pPr>
+            <w:r>
+              <w:rPr>
+                <w:rFonts w:eastAsia="微軟正黑體"/>
+                <w:b/>
+                <w:bCs/>
+                <w:sz w:val="19"/>
+                <w:szCs w:val="19"/>
+              </w:rPr>
+              <w:t xml:space="preserve">後置結果</w:t>
+            </w:r>
+          </w:p>
+        </w:tc>
+        <w:tc>
+          <w:tcPr>
+            <w:tcW w:w="8138" w:type="dxa"/>
+            <w:tcBorders>
+              <w:top w:val="single" w:sz="4" w:space="0" w:color="BFC5CC"/>
+              <w:start w:val="single" w:sz="4" w:space="0" w:color="BFC5CC"/>
+              <w:bottom w:val="single" w:sz="4" w:space="0" w:color="BFC5CC"/>
+              <w:end w:val="single" w:sz="4" w:space="0" w:color="BFC5CC"/>
+            </w:tcBorders>
+          </w:tcPr>
+          <w:p>
+            <w:pPr>
+              <w:pStyle w:val="Normal"/>
+              <w:spacing w:lineRule="auto" w:line="262" w:before="0" w:after="20"/>
+            </w:pPr>
+            <w:r>
+              <w:rPr>
+                <w:rFonts w:eastAsia="微軟正黑體"/>
+                <w:sz w:val="19"/>
+                <w:szCs w:val="19"/>
+              </w:rPr>
+              <w:t xml:space="preserve">權限於核准後生效，全程留有稽核，受影響使用者即時重新載入權限。</w:t>
+            </w:r>
+          </w:p>
+        </w:tc>
+      </w:tr>
+    </w:tbl>
+    <w:p>
+      <w:pPr>
+        <w:pStyle w:val="Normal"/>
+        <w:spacing w:before="0" w:after="80"/>
+      </w:pPr>
+    </w:p>
+    <w:p>
+      <w:pPr>
+        <w:pStyle w:val="Normal"/>
+        <w:keepNext/>
+        <w:spacing w:lineRule="auto" w:line="300" w:before="0" w:after="100"/>
+      </w:pPr>
+      <w:r>
+        <w:rPr>
+          <w:rFonts w:eastAsia="微軟正黑體"/>
+          <w:b/>
+          <w:bCs/>
+        </w:rPr>
+        <w:t xml:space="preserve">流程說明</w:t>
+      </w:r>
+    </w:p>
+    <w:tbl>
+      <w:tblPr>
+        <w:tblW w:w="9638" w:type="dxa"/>
+        <w:tblLayout w:type="fixed"/>
+        <w:tblCellMar>
+          <w:top w:w="60" w:type="dxa"/>
+          <w:start w:w="100" w:type="dxa"/>
+          <w:bottom w:w="60" w:type="dxa"/>
+          <w:end w:w="100" w:type="dxa"/>
+        </w:tblCellMar>
+        <w:tblLook w:val="04a0" w:firstRow="1" w:noVBand="1" w:lastRow="0" w:firstColumn="1" w:lastColumn="0" w:noHBand="0"/>
+      </w:tblPr>
+      <w:tblGrid>
+        <w:gridCol w:w="600"/>
+        <w:gridCol w:w="2000"/>
+        <w:gridCol w:w="4238"/>
+        <w:gridCol w:w="2800"/>
+      </w:tblGrid>
+      <w:tr>
+        <w:trPr>
+          <w:tblHeader w:val="true"/>
+        </w:trPr>
+        <w:tc>
+          <w:tcPr>
+            <w:tcW w:w="600" w:type="dxa"/>
+            <w:tcBorders>
+              <w:top w:val="single" w:sz="4" w:space="0" w:color="BFC5CC"/>
+              <w:start w:val="single" w:sz="4" w:space="0" w:color="BFC5CC"/>
+              <w:bottom w:val="single" w:sz="4" w:space="0" w:color="BFC5CC"/>
+              <w:end w:val="single" w:sz="4" w:space="0" w:color="BFC5CC"/>
+            </w:tcBorders>
+            <w:shd w:val="clear" w:color="auto" w:fill="1F4E79"/>
+          </w:tcPr>
+          <w:p>
+            <w:pPr>
+              <w:pStyle w:val="Normal"/>
+              <w:spacing w:lineRule="auto" w:line="262" w:before="0" w:after="20"/>
+            </w:pPr>
+            <w:r>
+              <w:rPr>
+                <w:rFonts w:eastAsia="微軟正黑體"/>
+                <w:b/>
+                <w:bCs/>
+                <w:color w:val="FFFFFF"/>
+                <w:sz w:val="19"/>
+                <w:szCs w:val="19"/>
+              </w:rPr>
+              <w:t xml:space="preserve">步驟</w:t>
+            </w:r>
+          </w:p>
+        </w:tc>
+        <w:tc>
+          <w:tcPr>
+            <w:tcW w:w="2000" w:type="dxa"/>
+            <w:tcBorders>
+              <w:top w:val="single" w:sz="4" w:space="0" w:color="BFC5CC"/>
+              <w:start w:val="single" w:sz="4" w:space="0" w:color="BFC5CC"/>
+              <w:bottom w:val="single" w:sz="4" w:space="0" w:color="BFC5CC"/>
+              <w:end w:val="single" w:sz="4" w:space="0" w:color="BFC5CC"/>
+            </w:tcBorders>
+            <w:shd w:val="clear" w:color="auto" w:fill="1F4E79"/>
+          </w:tcPr>
+          <w:p>
+            <w:pPr>
+              <w:pStyle w:val="Normal"/>
+              <w:spacing w:lineRule="auto" w:line="262" w:before="0" w:after="20"/>
+            </w:pPr>
+            <w:r>
+              <w:rPr>
+                <w:rFonts w:eastAsia="微軟正黑體"/>
+                <w:b/>
+                <w:bCs/>
+                <w:color w:val="FFFFFF"/>
+                <w:sz w:val="19"/>
+                <w:szCs w:val="19"/>
+              </w:rPr>
+              <w:t xml:space="preserve">參與者</w:t>
+            </w:r>
+          </w:p>
+        </w:tc>
+        <w:tc>
+          <w:tcPr>
+            <w:tcW w:w="4238" w:type="dxa"/>
+            <w:tcBorders>
+              <w:top w:val="single" w:sz="4" w:space="0" w:color="BFC5CC"/>
+              <w:start w:val="single" w:sz="4" w:space="0" w:color="BFC5CC"/>
+              <w:bottom w:val="single" w:sz="4" w:space="0" w:color="BFC5CC"/>
+              <w:end w:val="single" w:sz="4" w:space="0" w:color="BFC5CC"/>
+            </w:tcBorders>
+            <w:shd w:val="clear" w:color="auto" w:fill="1F4E79"/>
+          </w:tcPr>
+          <w:p>
+            <w:pPr>
+              <w:pStyle w:val="Normal"/>
+              <w:spacing w:lineRule="auto" w:line="262" w:before="0" w:after="20"/>
+            </w:pPr>
+            <w:r>
+              <w:rPr>
+                <w:rFonts w:eastAsia="微軟正黑體"/>
+                <w:b/>
+                <w:bCs/>
+                <w:color w:val="FFFFFF"/>
+                <w:sz w:val="19"/>
+                <w:szCs w:val="19"/>
+              </w:rPr>
+              <w:t xml:space="preserve">說明</w:t>
+            </w:r>
+          </w:p>
+        </w:tc>
+        <w:tc>
+          <w:tcPr>
+            <w:tcW w:w="2800" w:type="dxa"/>
+            <w:tcBorders>
+              <w:top w:val="single" w:sz="4" w:space="0" w:color="BFC5CC"/>
+              <w:start w:val="single" w:sz="4" w:space="0" w:color="BFC5CC"/>
+              <w:bottom w:val="single" w:sz="4" w:space="0" w:color="BFC5CC"/>
+              <w:end w:val="single" w:sz="4" w:space="0" w:color="BFC5CC"/>
+            </w:tcBorders>
+            <w:shd w:val="clear" w:color="auto" w:fill="1F4E79"/>
+          </w:tcPr>
+          <w:p>
+            <w:pPr>
+              <w:pStyle w:val="Normal"/>
+              <w:spacing w:lineRule="auto" w:line="262" w:before="0" w:after="20"/>
+            </w:pPr>
+            <w:r>
+              <w:rPr>
+                <w:rFonts w:eastAsia="微軟正黑體"/>
+                <w:b/>
+                <w:bCs/>
+                <w:color w:val="FFFFFF"/>
+                <w:sz w:val="19"/>
+                <w:szCs w:val="19"/>
+              </w:rPr>
+              <w:t xml:space="preserve">對應元件</w:t>
+            </w:r>
+          </w:p>
+        </w:tc>
+      </w:tr>
+      <w:tr>
+        <w:trPr>
+          <w:cantSplit/>
+        </w:trPr>
+        <w:tc>
+          <w:tcPr>
+            <w:tcW w:w="600" w:type="dxa"/>
+            <w:tcBorders>
+              <w:top w:val="single" w:sz="4" w:space="0" w:color="BFC5CC"/>
+              <w:start w:val="single" w:sz="4" w:space="0" w:color="BFC5CC"/>
+              <w:bottom w:val="single" w:sz="4" w:space="0" w:color="BFC5CC"/>
+              <w:end w:val="single" w:sz="4" w:space="0" w:color="BFC5CC"/>
+            </w:tcBorders>
+          </w:tcPr>
+          <w:p>
+            <w:pPr>
+              <w:pStyle w:val="Normal"/>
+              <w:spacing w:lineRule="auto" w:line="262" w:before="0" w:after="20"/>
+            </w:pPr>
+            <w:r>
+              <w:rPr>
+                <w:rFonts w:eastAsia="微軟正黑體"/>
+                <w:sz w:val="19"/>
+                <w:szCs w:val="19"/>
+              </w:rPr>
+              <w:t xml:space="preserve">1</w:t>
+            </w:r>
+          </w:p>
+        </w:tc>
+        <w:tc>
+          <w:tcPr>
+            <w:tcW w:w="2000" w:type="dxa"/>
+            <w:tcBorders>
+              <w:top w:val="single" w:sz="4" w:space="0" w:color="BFC5CC"/>
+              <w:start w:val="single" w:sz="4" w:space="0" w:color="BFC5CC"/>
+              <w:bottom w:val="single" w:sz="4" w:space="0" w:color="BFC5CC"/>
+              <w:end w:val="single" w:sz="4" w:space="0" w:color="BFC5CC"/>
+            </w:tcBorders>
+          </w:tcPr>
+          <w:p>
+            <w:pPr>
+              <w:pStyle w:val="Normal"/>
+              <w:spacing w:lineRule="auto" w:line="262" w:before="0" w:after="20"/>
+            </w:pPr>
+            <w:r>
+              <w:rPr>
+                <w:rFonts w:eastAsia="微軟正黑體"/>
+                <w:sz w:val="19"/>
+                <w:szCs w:val="19"/>
+              </w:rPr>
+              <w:t xml:space="preserve">提出者 → Vue SPA</w:t>
+            </w:r>
+          </w:p>
+        </w:tc>
+        <w:tc>
+          <w:tcPr>
+            <w:tcW w:w="4238" w:type="dxa"/>
+            <w:tcBorders>
+              <w:top w:val="single" w:sz="4" w:space="0" w:color="BFC5CC"/>
+              <w:start w:val="single" w:sz="4" w:space="0" w:color="BFC5CC"/>
+              <w:bottom w:val="single" w:sz="4" w:space="0" w:color="BFC5CC"/>
+              <w:end w:val="single" w:sz="4" w:space="0" w:color="BFC5CC"/>
+            </w:tcBorders>
+          </w:tcPr>
+          <w:p>
+            <w:pPr>
+              <w:pStyle w:val="Normal"/>
+              <w:spacing w:lineRule="auto" w:line="262" w:before="0" w:after="20"/>
+            </w:pPr>
+            <w:r>
+              <w:rPr>
+                <w:rFonts w:eastAsia="微軟正黑體"/>
+                <w:sz w:val="19"/>
+                <w:szCs w:val="19"/>
+              </w:rPr>
+              <w:t xml:space="preserve">於角色管理調整權限；送出前可呼叫 SoD 檢查端點即時提示。</w:t>
+            </w:r>
+          </w:p>
+        </w:tc>
+        <w:tc>
+          <w:tcPr>
+            <w:tcW w:w="2800" w:type="dxa"/>
+            <w:tcBorders>
+              <w:top w:val="single" w:sz="4" w:space="0" w:color="BFC5CC"/>
+              <w:start w:val="single" w:sz="4" w:space="0" w:color="BFC5CC"/>
+              <w:bottom w:val="single" w:sz="4" w:space="0" w:color="BFC5CC"/>
+              <w:end w:val="single" w:sz="4" w:space="0" w:color="BFC5CC"/>
+            </w:tcBorders>
+          </w:tcPr>
+          <w:p>
+            <w:pPr>
+              <w:pStyle w:val="Normal"/>
+              <w:spacing w:lineRule="auto" w:line="262" w:before="0" w:after="20"/>
+            </w:pPr>
+            <w:r>
+              <w:rPr>
+                <w:rFonts w:eastAsia="微軟正黑體"/>
+                <w:sz w:val="19"/>
+                <w:szCs w:val="19"/>
+              </w:rPr>
+              <w:t xml:space="preserve">sod-rules/check</w:t>
+            </w:r>
+          </w:p>
+        </w:tc>
+      </w:tr>
+      <w:tr>
+        <w:trPr>
+          <w:cantSplit/>
+        </w:trPr>
+        <w:tc>
+          <w:tcPr>
+            <w:tcW w:w="600" w:type="dxa"/>
+            <w:tcBorders>
+              <w:top w:val="single" w:sz="4" w:space="0" w:color="BFC5CC"/>
+              <w:start w:val="single" w:sz="4" w:space="0" w:color="BFC5CC"/>
+              <w:bottom w:val="single" w:sz="4" w:space="0" w:color="BFC5CC"/>
+              <w:end w:val="single" w:sz="4" w:space="0" w:color="BFC5CC"/>
+            </w:tcBorders>
+          </w:tcPr>
+          <w:p>
+            <w:pPr>
+              <w:pStyle w:val="Normal"/>
+              <w:spacing w:lineRule="auto" w:line="262" w:before="0" w:after="20"/>
+            </w:pPr>
+            <w:r>
+              <w:rPr>
+                <w:rFonts w:eastAsia="微軟正黑體"/>
+                <w:sz w:val="19"/>
+                <w:szCs w:val="19"/>
+              </w:rPr>
+              <w:t xml:space="preserve">2</w:t>
+            </w:r>
+          </w:p>
+        </w:tc>
+        <w:tc>
+          <w:tcPr>
+            <w:tcW w:w="2000" w:type="dxa"/>
+            <w:tcBorders>
+              <w:top w:val="single" w:sz="4" w:space="0" w:color="BFC5CC"/>
+              <w:start w:val="single" w:sz="4" w:space="0" w:color="BFC5CC"/>
+              <w:bottom w:val="single" w:sz="4" w:space="0" w:color="BFC5CC"/>
+              <w:end w:val="single" w:sz="4" w:space="0" w:color="BFC5CC"/>
+            </w:tcBorders>
+          </w:tcPr>
+          <w:p>
+            <w:pPr>
+              <w:pStyle w:val="Normal"/>
+              <w:spacing w:lineRule="auto" w:line="262" w:before="0" w:after="20"/>
+            </w:pPr>
+            <w:r>
+              <w:rPr>
+                <w:rFonts w:eastAsia="微軟正黑體"/>
+                <w:sz w:val="19"/>
+                <w:szCs w:val="19"/>
+              </w:rPr>
+              <w:t xml:space="preserve">Vue SPA → Service</w:t>
+            </w:r>
+          </w:p>
+        </w:tc>
+        <w:tc>
+          <w:tcPr>
+            <w:tcW w:w="4238" w:type="dxa"/>
+            <w:tcBorders>
+              <w:top w:val="single" w:sz="4" w:space="0" w:color="BFC5CC"/>
+              <w:start w:val="single" w:sz="4" w:space="0" w:color="BFC5CC"/>
+              <w:bottom w:val="single" w:sz="4" w:space="0" w:color="BFC5CC"/>
+              <w:end w:val="single" w:sz="4" w:space="0" w:color="BFC5CC"/>
+            </w:tcBorders>
+          </w:tcPr>
+          <w:p>
+            <w:pPr>
+              <w:pStyle w:val="Normal"/>
+              <w:spacing w:lineRule="auto" w:line="262" w:before="0" w:after="20"/>
+            </w:pPr>
+            <w:r>
+              <w:rPr>
+                <w:rFonts w:eastAsia="微軟正黑體"/>
+                <w:sz w:val="19"/>
+                <w:szCs w:val="19"/>
+              </w:rPr>
+              <w:t xml:space="preserve">送出變更申請（目標權限鍵、原因）。</w:t>
+            </w:r>
+          </w:p>
+        </w:tc>
+        <w:tc>
+          <w:tcPr>
+            <w:tcW w:w="2800" w:type="dxa"/>
+            <w:tcBorders>
+              <w:top w:val="single" w:sz="4" w:space="0" w:color="BFC5CC"/>
+              <w:start w:val="single" w:sz="4" w:space="0" w:color="BFC5CC"/>
+              <w:bottom w:val="single" w:sz="4" w:space="0" w:color="BFC5CC"/>
+              <w:end w:val="single" w:sz="4" w:space="0" w:color="BFC5CC"/>
+            </w:tcBorders>
+          </w:tcPr>
+          <w:p>
+            <w:pPr>
+              <w:pStyle w:val="Normal"/>
+              <w:spacing w:lineRule="auto" w:line="262" w:before="0" w:after="20"/>
+            </w:pPr>
+            <w:r>
+              <w:rPr>
+                <w:rFonts w:eastAsia="微軟正黑體"/>
+                <w:sz w:val="19"/>
+                <w:szCs w:val="19"/>
+              </w:rPr>
+              <w:t xml:space="preserve">SubmitRolePermissionChangeAsync</w:t>
+            </w:r>
+          </w:p>
+        </w:tc>
+      </w:tr>
+      <w:tr>
+        <w:trPr>
+          <w:cantSplit/>
+        </w:trPr>
+        <w:tc>
+          <w:tcPr>
+            <w:tcW w:w="600" w:type="dxa"/>
+            <w:tcBorders>
+              <w:top w:val="single" w:sz="4" w:space="0" w:color="BFC5CC"/>
+              <w:start w:val="single" w:sz="4" w:space="0" w:color="BFC5CC"/>
+              <w:bottom w:val="single" w:sz="4" w:space="0" w:color="BFC5CC"/>
+              <w:end w:val="single" w:sz="4" w:space="0" w:color="BFC5CC"/>
+            </w:tcBorders>
+          </w:tcPr>
+          <w:p>
+            <w:pPr>
+              <w:pStyle w:val="Normal"/>
+              <w:spacing w:lineRule="auto" w:line="262" w:before="0" w:after="20"/>
+            </w:pPr>
+            <w:r>
+              <w:rPr>
+                <w:rFonts w:eastAsia="微軟正黑體"/>
+                <w:sz w:val="19"/>
+                <w:szCs w:val="19"/>
+              </w:rPr>
+              <w:t xml:space="preserve">3</w:t>
+            </w:r>
+          </w:p>
+        </w:tc>
+        <w:tc>
+          <w:tcPr>
+            <w:tcW w:w="2000" w:type="dxa"/>
+            <w:tcBorders>
+              <w:top w:val="single" w:sz="4" w:space="0" w:color="BFC5CC"/>
+              <w:start w:val="single" w:sz="4" w:space="0" w:color="BFC5CC"/>
+              <w:bottom w:val="single" w:sz="4" w:space="0" w:color="BFC5CC"/>
+              <w:end w:val="single" w:sz="4" w:space="0" w:color="BFC5CC"/>
+            </w:tcBorders>
+          </w:tcPr>
+          <w:p>
+            <w:pPr>
+              <w:pStyle w:val="Normal"/>
+              <w:spacing w:lineRule="auto" w:line="262" w:before="0" w:after="20"/>
+            </w:pPr>
+            <w:r>
+              <w:rPr>
+                <w:rFonts w:eastAsia="微軟正黑體"/>
+                <w:sz w:val="19"/>
+                <w:szCs w:val="19"/>
+              </w:rPr>
+              <w:t xml:space="preserve">Service</w:t>
+            </w:r>
+          </w:p>
+        </w:tc>
+        <w:tc>
+          <w:tcPr>
+            <w:tcW w:w="4238" w:type="dxa"/>
+            <w:tcBorders>
+              <w:top w:val="single" w:sz="4" w:space="0" w:color="BFC5CC"/>
+              <w:start w:val="single" w:sz="4" w:space="0" w:color="BFC5CC"/>
+              <w:bottom w:val="single" w:sz="4" w:space="0" w:color="BFC5CC"/>
+              <w:end w:val="single" w:sz="4" w:space="0" w:color="BFC5CC"/>
+            </w:tcBorders>
+          </w:tcPr>
+          <w:p>
+            <w:pPr>
+              <w:pStyle w:val="Normal"/>
+              <w:spacing w:lineRule="auto" w:line="262" w:before="0" w:after="20"/>
+            </w:pPr>
+            <w:r>
+              <w:rPr>
+                <w:rFonts w:eastAsia="微軟正黑體"/>
+                <w:sz w:val="19"/>
+                <w:szCs w:val="19"/>
+              </w:rPr>
+              <w:t xml:space="preserve">檢查角色狀態（僅 Active 或 PendingApproval 可異動）、SoD 規則，以及同角色是否已有待審申請。</w:t>
+            </w:r>
+          </w:p>
+        </w:tc>
+        <w:tc>
+          <w:tcPr>
+            <w:tcW w:w="2800" w:type="dxa"/>
+            <w:tcBorders>
+              <w:top w:val="single" w:sz="4" w:space="0" w:color="BFC5CC"/>
+              <w:start w:val="single" w:sz="4" w:space="0" w:color="BFC5CC"/>
+              <w:bottom w:val="single" w:sz="4" w:space="0" w:color="BFC5CC"/>
+              <w:end w:val="single" w:sz="4" w:space="0" w:color="BFC5CC"/>
+            </w:tcBorders>
+          </w:tcPr>
+          <w:p>
+            <w:pPr>
+              <w:pStyle w:val="Normal"/>
+              <w:spacing w:lineRule="auto" w:line="262" w:before="0" w:after="20"/>
+            </w:pPr>
+            <w:r>
+              <w:rPr>
+                <w:rFonts w:eastAsia="微軟正黑體"/>
+                <w:sz w:val="19"/>
+                <w:szCs w:val="19"/>
+              </w:rPr>
+              <w:t xml:space="preserve">CheckSodAsync</w:t>
+            </w:r>
+          </w:p>
+        </w:tc>
+      </w:tr>
+      <w:tr>
+        <w:trPr>
+          <w:cantSplit/>
+        </w:trPr>
+        <w:tc>
+          <w:tcPr>
+            <w:tcW w:w="600" w:type="dxa"/>
+            <w:tcBorders>
+              <w:top w:val="single" w:sz="4" w:space="0" w:color="BFC5CC"/>
+              <w:start w:val="single" w:sz="4" w:space="0" w:color="BFC5CC"/>
+              <w:bottom w:val="single" w:sz="4" w:space="0" w:color="BFC5CC"/>
+              <w:end w:val="single" w:sz="4" w:space="0" w:color="BFC5CC"/>
+            </w:tcBorders>
+          </w:tcPr>
+          <w:p>
+            <w:pPr>
+              <w:pStyle w:val="Normal"/>
+              <w:spacing w:lineRule="auto" w:line="262" w:before="0" w:after="20"/>
+            </w:pPr>
+            <w:r>
+              <w:rPr>
+                <w:rFonts w:eastAsia="微軟正黑體"/>
+                <w:sz w:val="19"/>
+                <w:szCs w:val="19"/>
+              </w:rPr>
+              <w:t xml:space="preserve">4</w:t>
+            </w:r>
+          </w:p>
+        </w:tc>
+        <w:tc>
+          <w:tcPr>
+            <w:tcW w:w="2000" w:type="dxa"/>
+            <w:tcBorders>
+              <w:top w:val="single" w:sz="4" w:space="0" w:color="BFC5CC"/>
+              <w:start w:val="single" w:sz="4" w:space="0" w:color="BFC5CC"/>
+              <w:bottom w:val="single" w:sz="4" w:space="0" w:color="BFC5CC"/>
+              <w:end w:val="single" w:sz="4" w:space="0" w:color="BFC5CC"/>
+            </w:tcBorders>
+          </w:tcPr>
+          <w:p>
+            <w:pPr>
+              <w:pStyle w:val="Normal"/>
+              <w:spacing w:lineRule="auto" w:line="262" w:before="0" w:after="20"/>
+            </w:pPr>
+            <w:r>
+              <w:rPr>
+                <w:rFonts w:eastAsia="微軟正黑體"/>
+                <w:sz w:val="19"/>
+                <w:szCs w:val="19"/>
+              </w:rPr>
+              <w:t xml:space="preserve">Service → 資料庫</w:t>
+            </w:r>
+          </w:p>
+        </w:tc>
+        <w:tc>
+          <w:tcPr>
+            <w:tcW w:w="4238" w:type="dxa"/>
+            <w:tcBorders>
+              <w:top w:val="single" w:sz="4" w:space="0" w:color="BFC5CC"/>
+              <w:start w:val="single" w:sz="4" w:space="0" w:color="BFC5CC"/>
+              <w:bottom w:val="single" w:sz="4" w:space="0" w:color="BFC5CC"/>
+              <w:end w:val="single" w:sz="4" w:space="0" w:color="BFC5CC"/>
+            </w:tcBorders>
+          </w:tcPr>
+          <w:p>
+            <w:pPr>
+              <w:pStyle w:val="Normal"/>
+              <w:spacing w:lineRule="auto" w:line="262" w:before="0" w:after="20"/>
+            </w:pPr>
+            <w:r>
+              <w:rPr>
+                <w:rFonts w:eastAsia="微軟正黑體"/>
+                <w:sz w:val="19"/>
+                <w:szCs w:val="19"/>
+              </w:rPr>
+              <w:t xml:space="preserve">新增 RoleChangeRequest（Pending）；角色轉為 PendingApproval；寫入角色稽核。</w:t>
+            </w:r>
+          </w:p>
+        </w:tc>
+        <w:tc>
+          <w:tcPr>
+            <w:tcW w:w="2800" w:type="dxa"/>
+            <w:tcBorders>
+              <w:top w:val="single" w:sz="4" w:space="0" w:color="BFC5CC"/>
+              <w:start w:val="single" w:sz="4" w:space="0" w:color="BFC5CC"/>
+              <w:bottom w:val="single" w:sz="4" w:space="0" w:color="BFC5CC"/>
+              <w:end w:val="single" w:sz="4" w:space="0" w:color="BFC5CC"/>
+            </w:tcBorders>
+          </w:tcPr>
+          <w:p>
+            <w:pPr>
+              <w:pStyle w:val="Normal"/>
+              <w:spacing w:lineRule="auto" w:line="262" w:before="0" w:after="20"/>
+            </w:pPr>
+            <w:r>
+              <w:rPr>
+                <w:rFonts w:eastAsia="微軟正黑體"/>
+                <w:sz w:val="19"/>
+                <w:szCs w:val="19"/>
+              </w:rPr>
+              <w:t xml:space="preserve">RoleChangeRequest</w:t>
+            </w:r>
+          </w:p>
+        </w:tc>
+      </w:tr>
+      <w:tr>
+        <w:trPr>
+          <w:cantSplit/>
+        </w:trPr>
+        <w:tc>
+          <w:tcPr>
+            <w:tcW w:w="600" w:type="dxa"/>
+            <w:tcBorders>
+              <w:top w:val="single" w:sz="4" w:space="0" w:color="BFC5CC"/>
+              <w:start w:val="single" w:sz="4" w:space="0" w:color="BFC5CC"/>
+              <w:bottom w:val="single" w:sz="4" w:space="0" w:color="BFC5CC"/>
+              <w:end w:val="single" w:sz="4" w:space="0" w:color="BFC5CC"/>
+            </w:tcBorders>
+          </w:tcPr>
+          <w:p>
+            <w:pPr>
+              <w:pStyle w:val="Normal"/>
+              <w:spacing w:lineRule="auto" w:line="262" w:before="0" w:after="20"/>
+            </w:pPr>
+            <w:r>
+              <w:rPr>
+                <w:rFonts w:eastAsia="微軟正黑體"/>
+                <w:sz w:val="19"/>
+                <w:szCs w:val="19"/>
+              </w:rPr>
+              <w:t xml:space="preserve">5</w:t>
+            </w:r>
+          </w:p>
+        </w:tc>
+        <w:tc>
+          <w:tcPr>
+            <w:tcW w:w="2000" w:type="dxa"/>
+            <w:tcBorders>
+              <w:top w:val="single" w:sz="4" w:space="0" w:color="BFC5CC"/>
+              <w:start w:val="single" w:sz="4" w:space="0" w:color="BFC5CC"/>
+              <w:bottom w:val="single" w:sz="4" w:space="0" w:color="BFC5CC"/>
+              <w:end w:val="single" w:sz="4" w:space="0" w:color="BFC5CC"/>
+            </w:tcBorders>
+          </w:tcPr>
+          <w:p>
+            <w:pPr>
+              <w:pStyle w:val="Normal"/>
+              <w:spacing w:lineRule="auto" w:line="262" w:before="0" w:after="20"/>
+            </w:pPr>
+            <w:r>
+              <w:rPr>
+                <w:rFonts w:eastAsia="微軟正黑體"/>
+                <w:sz w:val="19"/>
+                <w:szCs w:val="19"/>
+              </w:rPr>
+              <w:t xml:space="preserve">Service → Vue SPA</w:t>
+            </w:r>
+          </w:p>
+        </w:tc>
+        <w:tc>
+          <w:tcPr>
+            <w:tcW w:w="4238" w:type="dxa"/>
+            <w:tcBorders>
+              <w:top w:val="single" w:sz="4" w:space="0" w:color="BFC5CC"/>
+              <w:start w:val="single" w:sz="4" w:space="0" w:color="BFC5CC"/>
+              <w:bottom w:val="single" w:sz="4" w:space="0" w:color="BFC5CC"/>
+              <w:end w:val="single" w:sz="4" w:space="0" w:color="BFC5CC"/>
+            </w:tcBorders>
+          </w:tcPr>
+          <w:p>
+            <w:pPr>
+              <w:pStyle w:val="Normal"/>
+              <w:spacing w:lineRule="auto" w:line="262" w:before="0" w:after="20"/>
+            </w:pPr>
+            <w:r>
+              <w:rPr>
+                <w:rFonts w:eastAsia="微軟正黑體"/>
+                <w:sz w:val="19"/>
+                <w:szCs w:val="19"/>
+              </w:rPr>
+              <w:t xml:space="preserve">回覆已送審；若 RoleGovernance:RequireApproval 為 false 則直接套用（仍檢查 SoD）。</w:t>
+            </w:r>
+          </w:p>
+        </w:tc>
+        <w:tc>
+          <w:tcPr>
+            <w:tcW w:w="2800" w:type="dxa"/>
+            <w:tcBorders>
+              <w:top w:val="single" w:sz="4" w:space="0" w:color="BFC5CC"/>
+              <w:start w:val="single" w:sz="4" w:space="0" w:color="BFC5CC"/>
+              <w:bottom w:val="single" w:sz="4" w:space="0" w:color="BFC5CC"/>
+              <w:end w:val="single" w:sz="4" w:space="0" w:color="BFC5CC"/>
+            </w:tcBorders>
+          </w:tcPr>
+          <w:p>
+            <w:pPr>
+              <w:pStyle w:val="Normal"/>
+              <w:spacing w:lineRule="auto" w:line="262" w:before="0" w:after="20"/>
+            </w:pPr>
+            <w:r>
+              <w:rPr>
+                <w:rFonts w:eastAsia="微軟正黑體"/>
+                <w:sz w:val="19"/>
+                <w:szCs w:val="19"/>
+              </w:rPr>
+              <w:t xml:space="preserve">RoleChangeSubmitResult</w:t>
+            </w:r>
+          </w:p>
+        </w:tc>
+      </w:tr>
+      <w:tr>
+        <w:trPr>
+          <w:cantSplit/>
+        </w:trPr>
+        <w:tc>
+          <w:tcPr>
+            <w:tcW w:w="600" w:type="dxa"/>
+            <w:tcBorders>
+              <w:top w:val="single" w:sz="4" w:space="0" w:color="BFC5CC"/>
+              <w:start w:val="single" w:sz="4" w:space="0" w:color="BFC5CC"/>
+              <w:bottom w:val="single" w:sz="4" w:space="0" w:color="BFC5CC"/>
+              <w:end w:val="single" w:sz="4" w:space="0" w:color="BFC5CC"/>
+            </w:tcBorders>
+          </w:tcPr>
+          <w:p>
+            <w:pPr>
+              <w:pStyle w:val="Normal"/>
+              <w:spacing w:lineRule="auto" w:line="262" w:before="0" w:after="20"/>
+            </w:pPr>
+            <w:r>
+              <w:rPr>
+                <w:rFonts w:eastAsia="微軟正黑體"/>
+                <w:sz w:val="19"/>
+                <w:szCs w:val="19"/>
+              </w:rPr>
+              <w:t xml:space="preserve">6</w:t>
+            </w:r>
+          </w:p>
+        </w:tc>
+        <w:tc>
+          <w:tcPr>
+            <w:tcW w:w="2000" w:type="dxa"/>
+            <w:tcBorders>
+              <w:top w:val="single" w:sz="4" w:space="0" w:color="BFC5CC"/>
+              <w:start w:val="single" w:sz="4" w:space="0" w:color="BFC5CC"/>
+              <w:bottom w:val="single" w:sz="4" w:space="0" w:color="BFC5CC"/>
+              <w:end w:val="single" w:sz="4" w:space="0" w:color="BFC5CC"/>
+            </w:tcBorders>
+          </w:tcPr>
+          <w:p>
+            <w:pPr>
+              <w:pStyle w:val="Normal"/>
+              <w:spacing w:lineRule="auto" w:line="262" w:before="0" w:after="20"/>
+            </w:pPr>
+            <w:r>
+              <w:rPr>
+                <w:rFonts w:eastAsia="微軟正黑體"/>
+                <w:sz w:val="19"/>
+                <w:szCs w:val="19"/>
+              </w:rPr>
+              <w:t xml:space="preserve">審核者 → Vue SPA</w:t>
+            </w:r>
+          </w:p>
+        </w:tc>
+        <w:tc>
+          <w:tcPr>
+            <w:tcW w:w="4238" w:type="dxa"/>
+            <w:tcBorders>
+              <w:top w:val="single" w:sz="4" w:space="0" w:color="BFC5CC"/>
+              <w:start w:val="single" w:sz="4" w:space="0" w:color="BFC5CC"/>
+              <w:bottom w:val="single" w:sz="4" w:space="0" w:color="BFC5CC"/>
+              <w:end w:val="single" w:sz="4" w:space="0" w:color="BFC5CC"/>
+            </w:tcBorders>
+          </w:tcPr>
+          <w:p>
+            <w:pPr>
+              <w:pStyle w:val="Normal"/>
+              <w:spacing w:lineRule="auto" w:line="262" w:before="0" w:after="20"/>
+            </w:pPr>
+            <w:r>
+              <w:rPr>
+                <w:rFonts w:eastAsia="微軟正黑體"/>
+                <w:sz w:val="19"/>
+                <w:szCs w:val="19"/>
+              </w:rPr>
+              <w:t xml:space="preserve">開啟權限變更審核頁，列出待審申請。</w:t>
+            </w:r>
+          </w:p>
+        </w:tc>
+        <w:tc>
+          <w:tcPr>
+            <w:tcW w:w="2800" w:type="dxa"/>
+            <w:tcBorders>
+              <w:top w:val="single" w:sz="4" w:space="0" w:color="BFC5CC"/>
+              <w:start w:val="single" w:sz="4" w:space="0" w:color="BFC5CC"/>
+              <w:bottom w:val="single" w:sz="4" w:space="0" w:color="BFC5CC"/>
+              <w:end w:val="single" w:sz="4" w:space="0" w:color="BFC5CC"/>
+            </w:tcBorders>
+          </w:tcPr>
+          <w:p>
+            <w:pPr>
+              <w:pStyle w:val="Normal"/>
+              <w:spacing w:lineRule="auto" w:line="262" w:before="0" w:after="20"/>
+            </w:pPr>
+            <w:r>
+              <w:rPr>
+                <w:rFonts w:eastAsia="微軟正黑體"/>
+                <w:sz w:val="19"/>
+                <w:szCs w:val="19"/>
+              </w:rPr>
+              <w:t xml:space="preserve">GET change-requests</w:t>
+            </w:r>
+          </w:p>
+        </w:tc>
+      </w:tr>
+      <w:tr>
+        <w:trPr>
+          <w:cantSplit/>
+        </w:trPr>
+        <w:tc>
+          <w:tcPr>
+            <w:tcW w:w="600" w:type="dxa"/>
+            <w:tcBorders>
+              <w:top w:val="single" w:sz="4" w:space="0" w:color="BFC5CC"/>
+              <w:start w:val="single" w:sz="4" w:space="0" w:color="BFC5CC"/>
+              <w:bottom w:val="single" w:sz="4" w:space="0" w:color="BFC5CC"/>
+              <w:end w:val="single" w:sz="4" w:space="0" w:color="BFC5CC"/>
+            </w:tcBorders>
+          </w:tcPr>
+          <w:p>
+            <w:pPr>
+              <w:pStyle w:val="Normal"/>
+              <w:spacing w:lineRule="auto" w:line="262" w:before="0" w:after="20"/>
+            </w:pPr>
+            <w:r>
+              <w:rPr>
+                <w:rFonts w:eastAsia="微軟正黑體"/>
+                <w:sz w:val="19"/>
+                <w:szCs w:val="19"/>
+              </w:rPr>
+              <w:t xml:space="preserve">7</w:t>
+            </w:r>
+          </w:p>
+        </w:tc>
+        <w:tc>
+          <w:tcPr>
+            <w:tcW w:w="2000" w:type="dxa"/>
+            <w:tcBorders>
+              <w:top w:val="single" w:sz="4" w:space="0" w:color="BFC5CC"/>
+              <w:start w:val="single" w:sz="4" w:space="0" w:color="BFC5CC"/>
+              <w:bottom w:val="single" w:sz="4" w:space="0" w:color="BFC5CC"/>
+              <w:end w:val="single" w:sz="4" w:space="0" w:color="BFC5CC"/>
+            </w:tcBorders>
+          </w:tcPr>
+          <w:p>
+            <w:pPr>
+              <w:pStyle w:val="Normal"/>
+              <w:spacing w:lineRule="auto" w:line="262" w:before="0" w:after="20"/>
+            </w:pPr>
+            <w:r>
+              <w:rPr>
+                <w:rFonts w:eastAsia="微軟正黑體"/>
+                <w:sz w:val="19"/>
+                <w:szCs w:val="19"/>
+              </w:rPr>
+              <w:t xml:space="preserve">Vue SPA → Service</w:t>
+            </w:r>
+          </w:p>
+        </w:tc>
+        <w:tc>
+          <w:tcPr>
+            <w:tcW w:w="4238" w:type="dxa"/>
+            <w:tcBorders>
+              <w:top w:val="single" w:sz="4" w:space="0" w:color="BFC5CC"/>
+              <w:start w:val="single" w:sz="4" w:space="0" w:color="BFC5CC"/>
+              <w:bottom w:val="single" w:sz="4" w:space="0" w:color="BFC5CC"/>
+              <w:end w:val="single" w:sz="4" w:space="0" w:color="BFC5CC"/>
+            </w:tcBorders>
+          </w:tcPr>
+          <w:p>
+            <w:pPr>
+              <w:pStyle w:val="Normal"/>
+              <w:spacing w:lineRule="auto" w:line="262" w:before="0" w:after="20"/>
+            </w:pPr>
+            <w:r>
+              <w:rPr>
+                <w:rFonts w:eastAsia="微軟正黑體"/>
+                <w:sz w:val="19"/>
+                <w:szCs w:val="19"/>
+              </w:rPr>
+              <w:t xml:space="preserve">送出核准。</w:t>
+            </w:r>
+          </w:p>
+        </w:tc>
+        <w:tc>
+          <w:tcPr>
+            <w:tcW w:w="2800" w:type="dxa"/>
+            <w:tcBorders>
+              <w:top w:val="single" w:sz="4" w:space="0" w:color="BFC5CC"/>
+              <w:start w:val="single" w:sz="4" w:space="0" w:color="BFC5CC"/>
+              <w:bottom w:val="single" w:sz="4" w:space="0" w:color="BFC5CC"/>
+              <w:end w:val="single" w:sz="4" w:space="0" w:color="BFC5CC"/>
+            </w:tcBorders>
+          </w:tcPr>
+          <w:p>
+            <w:pPr>
+              <w:pStyle w:val="Normal"/>
+              <w:spacing w:lineRule="auto" w:line="262" w:before="0" w:after="20"/>
+            </w:pPr>
+            <w:r>
+              <w:rPr>
+                <w:rFonts w:eastAsia="微軟正黑體"/>
+                <w:sz w:val="19"/>
+                <w:szCs w:val="19"/>
+              </w:rPr>
+              <w:t xml:space="preserve">POST change-requests/{id}/approve</w:t>
+            </w:r>
+          </w:p>
+        </w:tc>
+      </w:tr>
+      <w:tr>
+        <w:trPr>
+          <w:cantSplit/>
+        </w:trPr>
+        <w:tc>
+          <w:tcPr>
+            <w:tcW w:w="600" w:type="dxa"/>
+            <w:tcBorders>
+              <w:top w:val="single" w:sz="4" w:space="0" w:color="BFC5CC"/>
+              <w:start w:val="single" w:sz="4" w:space="0" w:color="BFC5CC"/>
+              <w:bottom w:val="single" w:sz="4" w:space="0" w:color="BFC5CC"/>
+              <w:end w:val="single" w:sz="4" w:space="0" w:color="BFC5CC"/>
+            </w:tcBorders>
+          </w:tcPr>
+          <w:p>
+            <w:pPr>
+              <w:pStyle w:val="Normal"/>
+              <w:spacing w:lineRule="auto" w:line="262" w:before="0" w:after="20"/>
+            </w:pPr>
+            <w:r>
+              <w:rPr>
+                <w:rFonts w:eastAsia="微軟正黑體"/>
+                <w:sz w:val="19"/>
+                <w:szCs w:val="19"/>
+              </w:rPr>
+              <w:t xml:space="preserve">8</w:t>
+            </w:r>
+          </w:p>
+        </w:tc>
+        <w:tc>
+          <w:tcPr>
+            <w:tcW w:w="2000" w:type="dxa"/>
+            <w:tcBorders>
+              <w:top w:val="single" w:sz="4" w:space="0" w:color="BFC5CC"/>
+              <w:start w:val="single" w:sz="4" w:space="0" w:color="BFC5CC"/>
+              <w:bottom w:val="single" w:sz="4" w:space="0" w:color="BFC5CC"/>
+              <w:end w:val="single" w:sz="4" w:space="0" w:color="BFC5CC"/>
+            </w:tcBorders>
+          </w:tcPr>
+          <w:p>
+            <w:pPr>
+              <w:pStyle w:val="Normal"/>
+              <w:spacing w:lineRule="auto" w:line="262" w:before="0" w:after="20"/>
+            </w:pPr>
+            <w:r>
+              <w:rPr>
+                <w:rFonts w:eastAsia="微軟正黑體"/>
+                <w:sz w:val="19"/>
+                <w:szCs w:val="19"/>
+              </w:rPr>
+              <w:t xml:space="preserve">Service</w:t>
+            </w:r>
+          </w:p>
+        </w:tc>
+        <w:tc>
+          <w:tcPr>
+            <w:tcW w:w="4238" w:type="dxa"/>
+            <w:tcBorders>
+              <w:top w:val="single" w:sz="4" w:space="0" w:color="BFC5CC"/>
+              <w:start w:val="single" w:sz="4" w:space="0" w:color="BFC5CC"/>
+              <w:bottom w:val="single" w:sz="4" w:space="0" w:color="BFC5CC"/>
+              <w:end w:val="single" w:sz="4" w:space="0" w:color="BFC5CC"/>
+            </w:tcBorders>
+          </w:tcPr>
+          <w:p>
+            <w:pPr>
+              <w:pStyle w:val="Normal"/>
+              <w:spacing w:lineRule="auto" w:line="262" w:before="0" w:after="20"/>
+            </w:pPr>
+            <w:r>
+              <w:rPr>
+                <w:rFonts w:eastAsia="微軟正黑體"/>
+                <w:sz w:val="19"/>
+                <w:szCs w:val="19"/>
+              </w:rPr>
+              <w:t xml:space="preserve">提出者不得核准自己的申請（持有系統內建角色且管理階層較高者例外）；核准時再次檢查 SoD。</w:t>
+            </w:r>
+          </w:p>
+        </w:tc>
+        <w:tc>
+          <w:tcPr>
+            <w:tcW w:w="2800" w:type="dxa"/>
+            <w:tcBorders>
+              <w:top w:val="single" w:sz="4" w:space="0" w:color="BFC5CC"/>
+              <w:start w:val="single" w:sz="4" w:space="0" w:color="BFC5CC"/>
+              <w:bottom w:val="single" w:sz="4" w:space="0" w:color="BFC5CC"/>
+              <w:end w:val="single" w:sz="4" w:space="0" w:color="BFC5CC"/>
+            </w:tcBorders>
+          </w:tcPr>
+          <w:p>
+            <w:pPr>
+              <w:pStyle w:val="Normal"/>
+              <w:spacing w:lineRule="auto" w:line="262" w:before="0" w:after="20"/>
+            </w:pPr>
+            <w:r>
+              <w:rPr>
+                <w:rFonts w:eastAsia="微軟正黑體"/>
+                <w:sz w:val="19"/>
+                <w:szCs w:val="19"/>
+              </w:rPr>
+              <w:t xml:space="preserve">CanSelfApproveAsync</w:t>
+            </w:r>
+          </w:p>
+        </w:tc>
+      </w:tr>
+      <w:tr>
+        <w:trPr>
+          <w:cantSplit/>
+        </w:trPr>
+        <w:tc>
+          <w:tcPr>
+            <w:tcW w:w="600" w:type="dxa"/>
+            <w:tcBorders>
+              <w:top w:val="single" w:sz="4" w:space="0" w:color="BFC5CC"/>
+              <w:start w:val="single" w:sz="4" w:space="0" w:color="BFC5CC"/>
+              <w:bottom w:val="single" w:sz="4" w:space="0" w:color="BFC5CC"/>
+              <w:end w:val="single" w:sz="4" w:space="0" w:color="BFC5CC"/>
+            </w:tcBorders>
+          </w:tcPr>
+          <w:p>
+            <w:pPr>
+              <w:pStyle w:val="Normal"/>
+              <w:spacing w:lineRule="auto" w:line="262" w:before="0" w:after="20"/>
+            </w:pPr>
+            <w:r>
+              <w:rPr>
+                <w:rFonts w:eastAsia="微軟正黑體"/>
+                <w:sz w:val="19"/>
+                <w:szCs w:val="19"/>
+              </w:rPr>
+              <w:t xml:space="preserve">9</w:t>
+            </w:r>
+          </w:p>
+        </w:tc>
+        <w:tc>
+          <w:tcPr>
+            <w:tcW w:w="2000" w:type="dxa"/>
+            <w:tcBorders>
+              <w:top w:val="single" w:sz="4" w:space="0" w:color="BFC5CC"/>
+              <w:start w:val="single" w:sz="4" w:space="0" w:color="BFC5CC"/>
+              <w:bottom w:val="single" w:sz="4" w:space="0" w:color="BFC5CC"/>
+              <w:end w:val="single" w:sz="4" w:space="0" w:color="BFC5CC"/>
+            </w:tcBorders>
+          </w:tcPr>
+          <w:p>
+            <w:pPr>
+              <w:pStyle w:val="Normal"/>
+              <w:spacing w:lineRule="auto" w:line="262" w:before="0" w:after="20"/>
+            </w:pPr>
+            <w:r>
+              <w:rPr>
+                <w:rFonts w:eastAsia="微軟正黑體"/>
+                <w:sz w:val="19"/>
+                <w:szCs w:val="19"/>
+              </w:rPr>
+              <w:t xml:space="preserve">Service → 資料庫</w:t>
+            </w:r>
+          </w:p>
+        </w:tc>
+        <w:tc>
+          <w:tcPr>
+            <w:tcW w:w="4238" w:type="dxa"/>
+            <w:tcBorders>
+              <w:top w:val="single" w:sz="4" w:space="0" w:color="BFC5CC"/>
+              <w:start w:val="single" w:sz="4" w:space="0" w:color="BFC5CC"/>
+              <w:bottom w:val="single" w:sz="4" w:space="0" w:color="BFC5CC"/>
+              <w:end w:val="single" w:sz="4" w:space="0" w:color="BFC5CC"/>
+            </w:tcBorders>
+          </w:tcPr>
+          <w:p>
+            <w:pPr>
+              <w:pStyle w:val="Normal"/>
+              <w:spacing w:lineRule="auto" w:line="262" w:before="0" w:after="20"/>
+            </w:pPr>
+            <w:r>
+              <w:rPr>
+                <w:rFonts w:eastAsia="微軟正黑體"/>
+                <w:sz w:val="19"/>
+                <w:szCs w:val="19"/>
+              </w:rPr>
+              <w:t xml:space="preserve">套用角色權限；申請轉 Approved；寫入審核人、時間、意見與稽核。</w:t>
+            </w:r>
+          </w:p>
+        </w:tc>
+        <w:tc>
+          <w:tcPr>
+            <w:tcW w:w="2800" w:type="dxa"/>
+            <w:tcBorders>
+              <w:top w:val="single" w:sz="4" w:space="0" w:color="BFC5CC"/>
+              <w:start w:val="single" w:sz="4" w:space="0" w:color="BFC5CC"/>
+              <w:bottom w:val="single" w:sz="4" w:space="0" w:color="BFC5CC"/>
+              <w:end w:val="single" w:sz="4" w:space="0" w:color="BFC5CC"/>
+            </w:tcBorders>
+          </w:tcPr>
+          <w:p>
+            <w:pPr>
+              <w:pStyle w:val="Normal"/>
+              <w:spacing w:lineRule="auto" w:line="262" w:before="0" w:after="20"/>
+            </w:pPr>
+            <w:r>
+              <w:rPr>
+                <w:rFonts w:eastAsia="微軟正黑體"/>
+                <w:sz w:val="19"/>
+                <w:szCs w:val="19"/>
+              </w:rPr>
+              <w:t xml:space="preserve">UpdateRolePermissionsAsync</w:t>
+            </w:r>
+          </w:p>
+        </w:tc>
+      </w:tr>
+      <w:tr>
+        <w:trPr>
+          <w:cantSplit/>
+        </w:trPr>
+        <w:tc>
+          <w:tcPr>
+            <w:tcW w:w="600" w:type="dxa"/>
+            <w:tcBorders>
+              <w:top w:val="single" w:sz="4" w:space="0" w:color="BFC5CC"/>
+              <w:start w:val="single" w:sz="4" w:space="0" w:color="BFC5CC"/>
+              <w:bottom w:val="single" w:sz="4" w:space="0" w:color="BFC5CC"/>
+              <w:end w:val="single" w:sz="4" w:space="0" w:color="BFC5CC"/>
+            </w:tcBorders>
+          </w:tcPr>
+          <w:p>
+            <w:pPr>
+              <w:pStyle w:val="Normal"/>
+              <w:spacing w:lineRule="auto" w:line="262" w:before="0" w:after="20"/>
+            </w:pPr>
+            <w:r>
+              <w:rPr>
+                <w:rFonts w:eastAsia="微軟正黑體"/>
+                <w:sz w:val="19"/>
+                <w:szCs w:val="19"/>
+              </w:rPr>
+              <w:t xml:space="preserve">10</w:t>
+            </w:r>
+          </w:p>
+        </w:tc>
+        <w:tc>
+          <w:tcPr>
+            <w:tcW w:w="2000" w:type="dxa"/>
+            <w:tcBorders>
+              <w:top w:val="single" w:sz="4" w:space="0" w:color="BFC5CC"/>
+              <w:start w:val="single" w:sz="4" w:space="0" w:color="BFC5CC"/>
+              <w:bottom w:val="single" w:sz="4" w:space="0" w:color="BFC5CC"/>
+              <w:end w:val="single" w:sz="4" w:space="0" w:color="BFC5CC"/>
+            </w:tcBorders>
+          </w:tcPr>
+          <w:p>
+            <w:pPr>
+              <w:pStyle w:val="Normal"/>
+              <w:spacing w:lineRule="auto" w:line="262" w:before="0" w:after="20"/>
+            </w:pPr>
+            <w:r>
+              <w:rPr>
+                <w:rFonts w:eastAsia="微軟正黑體"/>
+                <w:sz w:val="19"/>
+                <w:szCs w:val="19"/>
+              </w:rPr>
+              <w:t xml:space="preserve">Service</w:t>
+            </w:r>
+          </w:p>
+        </w:tc>
+        <w:tc>
+          <w:tcPr>
+            <w:tcW w:w="4238" w:type="dxa"/>
+            <w:tcBorders>
+              <w:top w:val="single" w:sz="4" w:space="0" w:color="BFC5CC"/>
+              <w:start w:val="single" w:sz="4" w:space="0" w:color="BFC5CC"/>
+              <w:bottom w:val="single" w:sz="4" w:space="0" w:color="BFC5CC"/>
+              <w:end w:val="single" w:sz="4" w:space="0" w:color="BFC5CC"/>
+            </w:tcBorders>
+          </w:tcPr>
+          <w:p>
+            <w:pPr>
+              <w:pStyle w:val="Normal"/>
+              <w:spacing w:lineRule="auto" w:line="262" w:before="0" w:after="20"/>
+            </w:pPr>
+            <w:r>
+              <w:rPr>
+                <w:rFonts w:eastAsia="微軟正黑體"/>
+                <w:sz w:val="19"/>
+                <w:szCs w:val="19"/>
+              </w:rPr>
+              <w:t xml:space="preserve">結算角色狀態（新建角色核准後啟用）；清除權限快取並透過 SessionHub 通知受影響使用者。</w:t>
+            </w:r>
+          </w:p>
+        </w:tc>
+        <w:tc>
+          <w:tcPr>
+            <w:tcW w:w="2800" w:type="dxa"/>
+            <w:tcBorders>
+              <w:top w:val="single" w:sz="4" w:space="0" w:color="BFC5CC"/>
+              <w:start w:val="single" w:sz="4" w:space="0" w:color="BFC5CC"/>
+              <w:bottom w:val="single" w:sz="4" w:space="0" w:color="BFC5CC"/>
+              <w:end w:val="single" w:sz="4" w:space="0" w:color="BFC5CC"/>
+            </w:tcBorders>
+          </w:tcPr>
+          <w:p>
+            <w:pPr>
+              <w:pStyle w:val="Normal"/>
+              <w:spacing w:lineRule="auto" w:line="262" w:before="0" w:after="20"/>
+            </w:pPr>
+            <w:r>
+              <w:rPr>
+                <w:rFonts w:eastAsia="微軟正黑體"/>
+                <w:sz w:val="19"/>
+                <w:szCs w:val="19"/>
+              </w:rPr>
+              <w:t xml:space="preserve">IPermissionChangeNotifier</w:t>
+            </w:r>
+          </w:p>
+        </w:tc>
+      </w:tr>
+      <w:tr>
+        <w:trPr>
+          <w:cantSplit/>
+        </w:trPr>
+        <w:tc>
+          <w:tcPr>
+            <w:tcW w:w="600" w:type="dxa"/>
+            <w:tcBorders>
+              <w:top w:val="single" w:sz="4" w:space="0" w:color="BFC5CC"/>
+              <w:start w:val="single" w:sz="4" w:space="0" w:color="BFC5CC"/>
+              <w:bottom w:val="single" w:sz="4" w:space="0" w:color="BFC5CC"/>
+              <w:end w:val="single" w:sz="4" w:space="0" w:color="BFC5CC"/>
+            </w:tcBorders>
+          </w:tcPr>
+          <w:p>
+            <w:pPr>
+              <w:pStyle w:val="Normal"/>
+              <w:spacing w:lineRule="auto" w:line="262" w:before="0" w:after="20"/>
+            </w:pPr>
+            <w:r>
+              <w:rPr>
+                <w:rFonts w:eastAsia="微軟正黑體"/>
+                <w:sz w:val="19"/>
+                <w:szCs w:val="19"/>
+              </w:rPr>
+              <w:t xml:space="preserve">11</w:t>
+            </w:r>
+          </w:p>
+        </w:tc>
+        <w:tc>
+          <w:tcPr>
+            <w:tcW w:w="2000" w:type="dxa"/>
+            <w:tcBorders>
+              <w:top w:val="single" w:sz="4" w:space="0" w:color="BFC5CC"/>
+              <w:start w:val="single" w:sz="4" w:space="0" w:color="BFC5CC"/>
+              <w:bottom w:val="single" w:sz="4" w:space="0" w:color="BFC5CC"/>
+              <w:end w:val="single" w:sz="4" w:space="0" w:color="BFC5CC"/>
+            </w:tcBorders>
+          </w:tcPr>
+          <w:p>
+            <w:pPr>
+              <w:pStyle w:val="Normal"/>
+              <w:spacing w:lineRule="auto" w:line="262" w:before="0" w:after="20"/>
+            </w:pPr>
+            <w:r>
+              <w:rPr>
+                <w:rFonts w:eastAsia="微軟正黑體"/>
+                <w:sz w:val="19"/>
+                <w:szCs w:val="19"/>
+              </w:rPr>
+              <w:t xml:space="preserve">Service → Vue SPA</w:t>
+            </w:r>
+          </w:p>
+        </w:tc>
+        <w:tc>
+          <w:tcPr>
+            <w:tcW w:w="4238" w:type="dxa"/>
+            <w:tcBorders>
+              <w:top w:val="single" w:sz="4" w:space="0" w:color="BFC5CC"/>
+              <w:start w:val="single" w:sz="4" w:space="0" w:color="BFC5CC"/>
+              <w:bottom w:val="single" w:sz="4" w:space="0" w:color="BFC5CC"/>
+              <w:end w:val="single" w:sz="4" w:space="0" w:color="BFC5CC"/>
+            </w:tcBorders>
+          </w:tcPr>
+          <w:p>
+            <w:pPr>
+              <w:pStyle w:val="Normal"/>
+              <w:spacing w:lineRule="auto" w:line="262" w:before="0" w:after="20"/>
+            </w:pPr>
+            <w:r>
+              <w:rPr>
+                <w:rFonts w:eastAsia="微軟正黑體"/>
+                <w:sz w:val="19"/>
+                <w:szCs w:val="19"/>
+              </w:rPr>
+              <w:t xml:space="preserve">回覆已核准並套用。</w:t>
+            </w:r>
+          </w:p>
+        </w:tc>
+        <w:tc>
+          <w:tcPr>
+            <w:tcW w:w="2800" w:type="dxa"/>
+            <w:tcBorders>
+              <w:top w:val="single" w:sz="4" w:space="0" w:color="BFC5CC"/>
+              <w:start w:val="single" w:sz="4" w:space="0" w:color="BFC5CC"/>
+              <w:bottom w:val="single" w:sz="4" w:space="0" w:color="BFC5CC"/>
+              <w:end w:val="single" w:sz="4" w:space="0" w:color="BFC5CC"/>
+            </w:tcBorders>
+          </w:tcPr>
+          <w:p>
+            <w:pPr>
+              <w:pStyle w:val="Normal"/>
+              <w:spacing w:lineRule="auto" w:line="262" w:before="0" w:after="20"/>
+            </w:pPr>
+            <w:r>
+              <w:rPr>
+                <w:rFonts w:eastAsia="微軟正黑體"/>
+                <w:sz w:val="19"/>
+                <w:szCs w:val="19"/>
+              </w:rPr>
+              <w:t xml:space="preserve">—</w:t>
+            </w:r>
+          </w:p>
+        </w:tc>
+      </w:tr>
+    </w:tbl>
+    <w:p>
+      <w:pPr>
+        <w:pStyle w:val="Normal"/>
+        <w:spacing w:before="0" w:after="80"/>
+      </w:pPr>
+    </w:p>
+    <w:p>
+      <w:pPr>
+        <w:pStyle w:val="Normal"/>
+        <w:keepNext/>
+        <w:spacing w:lineRule="auto" w:line="300" w:before="0" w:after="100"/>
+      </w:pPr>
+      <w:r>
+        <w:rPr>
+          <w:rFonts w:eastAsia="微軟正黑體"/>
+          <w:b/>
+          <w:bCs/>
+        </w:rPr>
+        <w:t xml:space="preserve">例外與錯誤處理：</w:t>
+      </w:r>
+    </w:p>
+    <w:p>
+      <w:pPr>
+        <w:pStyle w:val="Normal"/>
+        <w:spacing w:lineRule="auto" w:line="300" w:before="0" w:after="100"/>
+      </w:pPr>
+      <w:r>
+        <w:rPr>
+          <w:rFonts w:eastAsia="微軟正黑體"/>
+        </w:rPr>
+        <w:t xml:space="preserve">（1）角色狀態不允許異動、已有待審申請或違反 SoD：拒絕送出並提示原因。</w:t>
+      </w:r>
+    </w:p>
+    <w:p>
+      <w:pPr>
+        <w:pStyle w:val="Normal"/>
+        <w:spacing w:lineRule="auto" w:line="300" w:before="0" w:after="100"/>
+      </w:pPr>
+      <w:r>
+        <w:rPr>
+          <w:rFonts w:eastAsia="微軟正黑體"/>
+        </w:rPr>
+        <w:t xml:space="preserve">（2）申請已處理不得重複審核；角色已刪除須駁回。</w:t>
+      </w:r>
+    </w:p>
+    <w:p>
+      <w:pPr>
+        <w:pStyle w:val="Normal"/>
+        <w:spacing w:lineRule="auto" w:line="300" w:before="0" w:after="100"/>
+      </w:pPr>
+      <w:r>
+        <w:rPr>
+          <w:rFonts w:eastAsia="微軟正黑體"/>
+        </w:rPr>
+        <w:t xml:space="preserve">（3）套用權限失敗：回傳原因，申請狀態不變。</w:t>
+      </w:r>
+    </w:p>
+    <w:p>
+      <w:pPr>
+        <w:pStyle w:val="Normal"/>
+        <w:spacing w:lineRule="auto" w:line="300" w:before="0" w:after="100"/>
+      </w:pPr>
+      <w:r>
+        <w:rPr>
+          <w:rFonts w:eastAsia="微軟正黑體"/>
+        </w:rPr>
+        <w:t xml:space="preserve">（4）駁回須填原因（Rejected）；提出者可撤回（Cancelled）。</w:t>
+      </w:r>
+    </w:p>
+    <w:p>
+      <w:pPr>
+        <w:pStyle w:val="Normal"/>
+        <w:spacing w:lineRule="auto" w:line="300" w:before="0" w:after="100"/>
+      </w:pPr>
+      <w:r>
+        <w:rPr>
+          <w:rFonts w:eastAsia="微軟正黑體"/>
+        </w:rPr>
+        <w:t xml:space="preserve">（5）通知失敗不影響已完成之異動，權限快取最晚 15 分鐘後自然更新。</w:t>
+      </w:r>
+    </w:p>
+    <w:p>
+      <w:pPr>
         <w:pStyle w:val="Heading3"/>
         <w:keepNext w:val="true"/>
         <w:rPr/>
@@ -19182,7 +27270,7 @@
         <w:rPr/>
         <w:drawing>
           <wp:inline distT="0" distB="0" distL="0" distR="0">
-            <wp:extent cx="5400040" cy="4489450"/>
+            <wp:extent cx="5400040" cy="4698034"/>
             <wp:effectExtent l="0" t="0" r="0" b="0"/>
             <wp:docPr id="9" name="seq4.png" descr="圖 3-6　稽核寫入與雜湊鏈驗證循序圖"/>
             <wp:cNvGraphicFramePr>
@@ -19206,7 +27294,7 @@
                   <pic:spPr bwMode="auto">
                     <a:xfrm>
                       <a:off x="0" y="0"/>
-                      <a:ext cx="5400040" cy="4489450"/>
+                      <a:ext cx="5400040" cy="4698034"/>
                     </a:xfrm>
                     <a:prstGeom prst="rect">
                       <a:avLst/>
@@ -19250,6 +27338,1453 @@
           <w:bCs/>
         </w:rPr>
         <w:t>　稽核寫入與雜湊鏈驗證循序圖</w:t>
+      </w:r>
+    </w:p>
+    <w:p>
+      <w:pPr>
+        <w:pStyle w:val="Normal"/>
+        <w:keepNext/>
+        <w:spacing w:lineRule="auto" w:line="300" w:before="0" w:after="100"/>
+      </w:pPr>
+      <w:r>
+        <w:rPr>
+          <w:rFonts w:eastAsia="微軟正黑體"/>
+          <w:b/>
+          <w:bCs/>
+        </w:rPr>
+        <w:t xml:space="preserve">流程摘要</w:t>
+      </w:r>
+    </w:p>
+    <w:tbl>
+      <w:tblPr>
+        <w:tblW w:w="9638" w:type="dxa"/>
+        <w:tblLayout w:type="fixed"/>
+        <w:tblCellMar>
+          <w:top w:w="60" w:type="dxa"/>
+          <w:start w:w="100" w:type="dxa"/>
+          <w:bottom w:w="60" w:type="dxa"/>
+          <w:end w:w="100" w:type="dxa"/>
+        </w:tblCellMar>
+        <w:tblLook w:val="04a0" w:firstRow="1" w:noVBand="1" w:lastRow="0" w:firstColumn="1" w:lastColumn="0" w:noHBand="0"/>
+      </w:tblPr>
+      <w:tblGrid>
+        <w:gridCol w:w="1500"/>
+        <w:gridCol w:w="8138"/>
+      </w:tblGrid>
+      <w:tr>
+        <w:trPr>
+          <w:cantSplit/>
+        </w:trPr>
+        <w:tc>
+          <w:tcPr>
+            <w:tcW w:w="1500" w:type="dxa"/>
+            <w:tcBorders>
+              <w:top w:val="single" w:sz="4" w:space="0" w:color="BFC5CC"/>
+              <w:start w:val="single" w:sz="4" w:space="0" w:color="BFC5CC"/>
+              <w:bottom w:val="single" w:sz="4" w:space="0" w:color="BFC5CC"/>
+              <w:end w:val="single" w:sz="4" w:space="0" w:color="BFC5CC"/>
+            </w:tcBorders>
+          </w:tcPr>
+          <w:p>
+            <w:pPr>
+              <w:pStyle w:val="Normal"/>
+              <w:spacing w:lineRule="auto" w:line="262" w:before="0" w:after="20"/>
+            </w:pPr>
+            <w:r>
+              <w:rPr>
+                <w:rFonts w:eastAsia="微軟正黑體"/>
+                <w:b/>
+                <w:bCs/>
+                <w:sz w:val="19"/>
+                <w:szCs w:val="19"/>
+              </w:rPr>
+              <w:t xml:space="preserve">目的</w:t>
+            </w:r>
+          </w:p>
+        </w:tc>
+        <w:tc>
+          <w:tcPr>
+            <w:tcW w:w="8138" w:type="dxa"/>
+            <w:tcBorders>
+              <w:top w:val="single" w:sz="4" w:space="0" w:color="BFC5CC"/>
+              <w:start w:val="single" w:sz="4" w:space="0" w:color="BFC5CC"/>
+              <w:bottom w:val="single" w:sz="4" w:space="0" w:color="BFC5CC"/>
+              <w:end w:val="single" w:sz="4" w:space="0" w:color="BFC5CC"/>
+            </w:tcBorders>
+          </w:tcPr>
+          <w:p>
+            <w:pPr>
+              <w:pStyle w:val="Normal"/>
+              <w:spacing w:lineRule="auto" w:line="262" w:before="0" w:after="20"/>
+            </w:pPr>
+            <w:r>
+              <w:rPr>
+                <w:rFonts w:eastAsia="微軟正黑體"/>
+                <w:sz w:val="19"/>
+                <w:szCs w:val="19"/>
+              </w:rPr>
+              <w:t xml:space="preserve">確保資料異動不可否認、可追溯，且不拖慢 API。</w:t>
+            </w:r>
+          </w:p>
+        </w:tc>
+      </w:tr>
+      <w:tr>
+        <w:trPr>
+          <w:cantSplit/>
+        </w:trPr>
+        <w:tc>
+          <w:tcPr>
+            <w:tcW w:w="1500" w:type="dxa"/>
+            <w:tcBorders>
+              <w:top w:val="single" w:sz="4" w:space="0" w:color="BFC5CC"/>
+              <w:start w:val="single" w:sz="4" w:space="0" w:color="BFC5CC"/>
+              <w:bottom w:val="single" w:sz="4" w:space="0" w:color="BFC5CC"/>
+              <w:end w:val="single" w:sz="4" w:space="0" w:color="BFC5CC"/>
+            </w:tcBorders>
+          </w:tcPr>
+          <w:p>
+            <w:pPr>
+              <w:pStyle w:val="Normal"/>
+              <w:spacing w:lineRule="auto" w:line="262" w:before="0" w:after="20"/>
+            </w:pPr>
+            <w:r>
+              <w:rPr>
+                <w:rFonts w:eastAsia="微軟正黑體"/>
+                <w:b/>
+                <w:bCs/>
+                <w:sz w:val="19"/>
+                <w:szCs w:val="19"/>
+              </w:rPr>
+              <w:t xml:space="preserve">觸發</w:t>
+            </w:r>
+          </w:p>
+        </w:tc>
+        <w:tc>
+          <w:tcPr>
+            <w:tcW w:w="8138" w:type="dxa"/>
+            <w:tcBorders>
+              <w:top w:val="single" w:sz="4" w:space="0" w:color="BFC5CC"/>
+              <w:start w:val="single" w:sz="4" w:space="0" w:color="BFC5CC"/>
+              <w:bottom w:val="single" w:sz="4" w:space="0" w:color="BFC5CC"/>
+              <w:end w:val="single" w:sz="4" w:space="0" w:color="BFC5CC"/>
+            </w:tcBorders>
+          </w:tcPr>
+          <w:p>
+            <w:pPr>
+              <w:pStyle w:val="Normal"/>
+              <w:spacing w:lineRule="auto" w:line="262" w:before="0" w:after="20"/>
+            </w:pPr>
+            <w:r>
+              <w:rPr>
+                <w:rFonts w:eastAsia="微軟正黑體"/>
+                <w:sz w:val="19"/>
+                <w:szCs w:val="19"/>
+              </w:rPr>
+              <w:t xml:space="preserve">任何受稽核資料之異動。</w:t>
+            </w:r>
+          </w:p>
+        </w:tc>
+      </w:tr>
+      <w:tr>
+        <w:trPr>
+          <w:cantSplit/>
+        </w:trPr>
+        <w:tc>
+          <w:tcPr>
+            <w:tcW w:w="1500" w:type="dxa"/>
+            <w:tcBorders>
+              <w:top w:val="single" w:sz="4" w:space="0" w:color="BFC5CC"/>
+              <w:start w:val="single" w:sz="4" w:space="0" w:color="BFC5CC"/>
+              <w:bottom w:val="single" w:sz="4" w:space="0" w:color="BFC5CC"/>
+              <w:end w:val="single" w:sz="4" w:space="0" w:color="BFC5CC"/>
+            </w:tcBorders>
+          </w:tcPr>
+          <w:p>
+            <w:pPr>
+              <w:pStyle w:val="Normal"/>
+              <w:spacing w:lineRule="auto" w:line="262" w:before="0" w:after="20"/>
+            </w:pPr>
+            <w:r>
+              <w:rPr>
+                <w:rFonts w:eastAsia="微軟正黑體"/>
+                <w:b/>
+                <w:bCs/>
+                <w:sz w:val="19"/>
+                <w:szCs w:val="19"/>
+              </w:rPr>
+              <w:t xml:space="preserve">前置條件</w:t>
+            </w:r>
+          </w:p>
+        </w:tc>
+        <w:tc>
+          <w:tcPr>
+            <w:tcW w:w="8138" w:type="dxa"/>
+            <w:tcBorders>
+              <w:top w:val="single" w:sz="4" w:space="0" w:color="BFC5CC"/>
+              <w:start w:val="single" w:sz="4" w:space="0" w:color="BFC5CC"/>
+              <w:bottom w:val="single" w:sz="4" w:space="0" w:color="BFC5CC"/>
+              <w:end w:val="single" w:sz="4" w:space="0" w:color="BFC5CC"/>
+            </w:tcBorders>
+          </w:tcPr>
+          <w:p>
+            <w:pPr>
+              <w:pStyle w:val="Normal"/>
+              <w:spacing w:lineRule="auto" w:line="262" w:before="0" w:after="20"/>
+            </w:pPr>
+            <w:r>
+              <w:rPr>
+                <w:rFonts w:eastAsia="微軟正黑體"/>
+                <w:sz w:val="19"/>
+                <w:szCs w:val="19"/>
+              </w:rPr>
+              <w:t xml:space="preserve">資料表已啟用稽核攔截；稽核資料表為 Ledger（APPEND_ONLY）。</w:t>
+            </w:r>
+          </w:p>
+        </w:tc>
+      </w:tr>
+      <w:tr>
+        <w:trPr>
+          <w:cantSplit/>
+        </w:trPr>
+        <w:tc>
+          <w:tcPr>
+            <w:tcW w:w="1500" w:type="dxa"/>
+            <w:tcBorders>
+              <w:top w:val="single" w:sz="4" w:space="0" w:color="BFC5CC"/>
+              <w:start w:val="single" w:sz="4" w:space="0" w:color="BFC5CC"/>
+              <w:bottom w:val="single" w:sz="4" w:space="0" w:color="BFC5CC"/>
+              <w:end w:val="single" w:sz="4" w:space="0" w:color="BFC5CC"/>
+            </w:tcBorders>
+          </w:tcPr>
+          <w:p>
+            <w:pPr>
+              <w:pStyle w:val="Normal"/>
+              <w:spacing w:lineRule="auto" w:line="262" w:before="0" w:after="20"/>
+            </w:pPr>
+            <w:r>
+              <w:rPr>
+                <w:rFonts w:eastAsia="微軟正黑體"/>
+                <w:b/>
+                <w:bCs/>
+                <w:sz w:val="19"/>
+                <w:szCs w:val="19"/>
+              </w:rPr>
+              <w:t xml:space="preserve">後置結果</w:t>
+            </w:r>
+          </w:p>
+        </w:tc>
+        <w:tc>
+          <w:tcPr>
+            <w:tcW w:w="8138" w:type="dxa"/>
+            <w:tcBorders>
+              <w:top w:val="single" w:sz="4" w:space="0" w:color="BFC5CC"/>
+              <w:start w:val="single" w:sz="4" w:space="0" w:color="BFC5CC"/>
+              <w:bottom w:val="single" w:sz="4" w:space="0" w:color="BFC5CC"/>
+              <w:end w:val="single" w:sz="4" w:space="0" w:color="BFC5CC"/>
+            </w:tcBorders>
+          </w:tcPr>
+          <w:p>
+            <w:pPr>
+              <w:pStyle w:val="Normal"/>
+              <w:spacing w:lineRule="auto" w:line="262" w:before="0" w:after="20"/>
+            </w:pPr>
+            <w:r>
+              <w:rPr>
+                <w:rFonts w:eastAsia="微軟正黑體"/>
+                <w:sz w:val="19"/>
+                <w:szCs w:val="19"/>
+              </w:rPr>
+              <w:t xml:space="preserve">稽核紀錄串成雜湊鏈並寫入 Ledger 資料表，可隨時驗證。</w:t>
+            </w:r>
+          </w:p>
+        </w:tc>
+      </w:tr>
+    </w:tbl>
+    <w:p>
+      <w:pPr>
+        <w:pStyle w:val="Normal"/>
+        <w:spacing w:before="0" w:after="80"/>
+      </w:pPr>
+    </w:p>
+    <w:p>
+      <w:pPr>
+        <w:pStyle w:val="Normal"/>
+        <w:keepNext/>
+        <w:spacing w:lineRule="auto" w:line="300" w:before="0" w:after="100"/>
+      </w:pPr>
+      <w:r>
+        <w:rPr>
+          <w:rFonts w:eastAsia="微軟正黑體"/>
+          <w:b/>
+          <w:bCs/>
+        </w:rPr>
+        <w:t xml:space="preserve">流程說明</w:t>
+      </w:r>
+    </w:p>
+    <w:tbl>
+      <w:tblPr>
+        <w:tblW w:w="9638" w:type="dxa"/>
+        <w:tblLayout w:type="fixed"/>
+        <w:tblCellMar>
+          <w:top w:w="60" w:type="dxa"/>
+          <w:start w:w="100" w:type="dxa"/>
+          <w:bottom w:w="60" w:type="dxa"/>
+          <w:end w:w="100" w:type="dxa"/>
+        </w:tblCellMar>
+        <w:tblLook w:val="04a0" w:firstRow="1" w:noVBand="1" w:lastRow="0" w:firstColumn="1" w:lastColumn="0" w:noHBand="0"/>
+      </w:tblPr>
+      <w:tblGrid>
+        <w:gridCol w:w="600"/>
+        <w:gridCol w:w="2000"/>
+        <w:gridCol w:w="4238"/>
+        <w:gridCol w:w="2800"/>
+      </w:tblGrid>
+      <w:tr>
+        <w:trPr>
+          <w:tblHeader w:val="true"/>
+        </w:trPr>
+        <w:tc>
+          <w:tcPr>
+            <w:tcW w:w="600" w:type="dxa"/>
+            <w:tcBorders>
+              <w:top w:val="single" w:sz="4" w:space="0" w:color="BFC5CC"/>
+              <w:start w:val="single" w:sz="4" w:space="0" w:color="BFC5CC"/>
+              <w:bottom w:val="single" w:sz="4" w:space="0" w:color="BFC5CC"/>
+              <w:end w:val="single" w:sz="4" w:space="0" w:color="BFC5CC"/>
+            </w:tcBorders>
+            <w:shd w:val="clear" w:color="auto" w:fill="1F4E79"/>
+          </w:tcPr>
+          <w:p>
+            <w:pPr>
+              <w:pStyle w:val="Normal"/>
+              <w:spacing w:lineRule="auto" w:line="262" w:before="0" w:after="20"/>
+            </w:pPr>
+            <w:r>
+              <w:rPr>
+                <w:rFonts w:eastAsia="微軟正黑體"/>
+                <w:b/>
+                <w:bCs/>
+                <w:color w:val="FFFFFF"/>
+                <w:sz w:val="19"/>
+                <w:szCs w:val="19"/>
+              </w:rPr>
+              <w:t xml:space="preserve">步驟</w:t>
+            </w:r>
+          </w:p>
+        </w:tc>
+        <w:tc>
+          <w:tcPr>
+            <w:tcW w:w="2000" w:type="dxa"/>
+            <w:tcBorders>
+              <w:top w:val="single" w:sz="4" w:space="0" w:color="BFC5CC"/>
+              <w:start w:val="single" w:sz="4" w:space="0" w:color="BFC5CC"/>
+              <w:bottom w:val="single" w:sz="4" w:space="0" w:color="BFC5CC"/>
+              <w:end w:val="single" w:sz="4" w:space="0" w:color="BFC5CC"/>
+            </w:tcBorders>
+            <w:shd w:val="clear" w:color="auto" w:fill="1F4E79"/>
+          </w:tcPr>
+          <w:p>
+            <w:pPr>
+              <w:pStyle w:val="Normal"/>
+              <w:spacing w:lineRule="auto" w:line="262" w:before="0" w:after="20"/>
+            </w:pPr>
+            <w:r>
+              <w:rPr>
+                <w:rFonts w:eastAsia="微軟正黑體"/>
+                <w:b/>
+                <w:bCs/>
+                <w:color w:val="FFFFFF"/>
+                <w:sz w:val="19"/>
+                <w:szCs w:val="19"/>
+              </w:rPr>
+              <w:t xml:space="preserve">參與者</w:t>
+            </w:r>
+          </w:p>
+        </w:tc>
+        <w:tc>
+          <w:tcPr>
+            <w:tcW w:w="4238" w:type="dxa"/>
+            <w:tcBorders>
+              <w:top w:val="single" w:sz="4" w:space="0" w:color="BFC5CC"/>
+              <w:start w:val="single" w:sz="4" w:space="0" w:color="BFC5CC"/>
+              <w:bottom w:val="single" w:sz="4" w:space="0" w:color="BFC5CC"/>
+              <w:end w:val="single" w:sz="4" w:space="0" w:color="BFC5CC"/>
+            </w:tcBorders>
+            <w:shd w:val="clear" w:color="auto" w:fill="1F4E79"/>
+          </w:tcPr>
+          <w:p>
+            <w:pPr>
+              <w:pStyle w:val="Normal"/>
+              <w:spacing w:lineRule="auto" w:line="262" w:before="0" w:after="20"/>
+            </w:pPr>
+            <w:r>
+              <w:rPr>
+                <w:rFonts w:eastAsia="微軟正黑體"/>
+                <w:b/>
+                <w:bCs/>
+                <w:color w:val="FFFFFF"/>
+                <w:sz w:val="19"/>
+                <w:szCs w:val="19"/>
+              </w:rPr>
+              <w:t xml:space="preserve">說明</w:t>
+            </w:r>
+          </w:p>
+        </w:tc>
+        <w:tc>
+          <w:tcPr>
+            <w:tcW w:w="2800" w:type="dxa"/>
+            <w:tcBorders>
+              <w:top w:val="single" w:sz="4" w:space="0" w:color="BFC5CC"/>
+              <w:start w:val="single" w:sz="4" w:space="0" w:color="BFC5CC"/>
+              <w:bottom w:val="single" w:sz="4" w:space="0" w:color="BFC5CC"/>
+              <w:end w:val="single" w:sz="4" w:space="0" w:color="BFC5CC"/>
+            </w:tcBorders>
+            <w:shd w:val="clear" w:color="auto" w:fill="1F4E79"/>
+          </w:tcPr>
+          <w:p>
+            <w:pPr>
+              <w:pStyle w:val="Normal"/>
+              <w:spacing w:lineRule="auto" w:line="262" w:before="0" w:after="20"/>
+            </w:pPr>
+            <w:r>
+              <w:rPr>
+                <w:rFonts w:eastAsia="微軟正黑體"/>
+                <w:b/>
+                <w:bCs/>
+                <w:color w:val="FFFFFF"/>
+                <w:sz w:val="19"/>
+                <w:szCs w:val="19"/>
+              </w:rPr>
+              <w:t xml:space="preserve">對應元件</w:t>
+            </w:r>
+          </w:p>
+        </w:tc>
+      </w:tr>
+      <w:tr>
+        <w:trPr>
+          <w:cantSplit/>
+        </w:trPr>
+        <w:tc>
+          <w:tcPr>
+            <w:tcW w:w="600" w:type="dxa"/>
+            <w:tcBorders>
+              <w:top w:val="single" w:sz="4" w:space="0" w:color="BFC5CC"/>
+              <w:start w:val="single" w:sz="4" w:space="0" w:color="BFC5CC"/>
+              <w:bottom w:val="single" w:sz="4" w:space="0" w:color="BFC5CC"/>
+              <w:end w:val="single" w:sz="4" w:space="0" w:color="BFC5CC"/>
+            </w:tcBorders>
+          </w:tcPr>
+          <w:p>
+            <w:pPr>
+              <w:pStyle w:val="Normal"/>
+              <w:spacing w:lineRule="auto" w:line="262" w:before="0" w:after="20"/>
+            </w:pPr>
+            <w:r>
+              <w:rPr>
+                <w:rFonts w:eastAsia="微軟正黑體"/>
+                <w:sz w:val="19"/>
+                <w:szCs w:val="19"/>
+              </w:rPr>
+              <w:t xml:space="preserve">1</w:t>
+            </w:r>
+          </w:p>
+        </w:tc>
+        <w:tc>
+          <w:tcPr>
+            <w:tcW w:w="2000" w:type="dxa"/>
+            <w:tcBorders>
+              <w:top w:val="single" w:sz="4" w:space="0" w:color="BFC5CC"/>
+              <w:start w:val="single" w:sz="4" w:space="0" w:color="BFC5CC"/>
+              <w:bottom w:val="single" w:sz="4" w:space="0" w:color="BFC5CC"/>
+              <w:end w:val="single" w:sz="4" w:space="0" w:color="BFC5CC"/>
+            </w:tcBorders>
+          </w:tcPr>
+          <w:p>
+            <w:pPr>
+              <w:pStyle w:val="Normal"/>
+              <w:spacing w:lineRule="auto" w:line="262" w:before="0" w:after="20"/>
+            </w:pPr>
+            <w:r>
+              <w:rPr>
+                <w:rFonts w:eastAsia="微軟正黑體"/>
+                <w:sz w:val="19"/>
+                <w:szCs w:val="19"/>
+              </w:rPr>
+              <w:t xml:space="preserve">業務請求 → 稽核攔截器</w:t>
+            </w:r>
+          </w:p>
+        </w:tc>
+        <w:tc>
+          <w:tcPr>
+            <w:tcW w:w="4238" w:type="dxa"/>
+            <w:tcBorders>
+              <w:top w:val="single" w:sz="4" w:space="0" w:color="BFC5CC"/>
+              <w:start w:val="single" w:sz="4" w:space="0" w:color="BFC5CC"/>
+              <w:bottom w:val="single" w:sz="4" w:space="0" w:color="BFC5CC"/>
+              <w:end w:val="single" w:sz="4" w:space="0" w:color="BFC5CC"/>
+            </w:tcBorders>
+          </w:tcPr>
+          <w:p>
+            <w:pPr>
+              <w:pStyle w:val="Normal"/>
+              <w:spacing w:lineRule="auto" w:line="262" w:before="0" w:after="20"/>
+            </w:pPr>
+            <w:r>
+              <w:rPr>
+                <w:rFonts w:eastAsia="微軟正黑體"/>
+                <w:sz w:val="19"/>
+                <w:szCs w:val="19"/>
+              </w:rPr>
+              <w:t xml:space="preserve">SaveChanges 時由攔截器擷取異動（新舊值、TraceId、使用者、來源 IP）。</w:t>
+            </w:r>
+          </w:p>
+        </w:tc>
+        <w:tc>
+          <w:tcPr>
+            <w:tcW w:w="2800" w:type="dxa"/>
+            <w:tcBorders>
+              <w:top w:val="single" w:sz="4" w:space="0" w:color="BFC5CC"/>
+              <w:start w:val="single" w:sz="4" w:space="0" w:color="BFC5CC"/>
+              <w:bottom w:val="single" w:sz="4" w:space="0" w:color="BFC5CC"/>
+              <w:end w:val="single" w:sz="4" w:space="0" w:color="BFC5CC"/>
+            </w:tcBorders>
+          </w:tcPr>
+          <w:p>
+            <w:pPr>
+              <w:pStyle w:val="Normal"/>
+              <w:spacing w:lineRule="auto" w:line="262" w:before="0" w:after="20"/>
+            </w:pPr>
+            <w:r>
+              <w:rPr>
+                <w:rFonts w:eastAsia="微軟正黑體"/>
+                <w:sz w:val="19"/>
+                <w:szCs w:val="19"/>
+              </w:rPr>
+              <w:t xml:space="preserve">AuditInterceptor</w:t>
+            </w:r>
+          </w:p>
+        </w:tc>
+      </w:tr>
+      <w:tr>
+        <w:trPr>
+          <w:cantSplit/>
+        </w:trPr>
+        <w:tc>
+          <w:tcPr>
+            <w:tcW w:w="600" w:type="dxa"/>
+            <w:tcBorders>
+              <w:top w:val="single" w:sz="4" w:space="0" w:color="BFC5CC"/>
+              <w:start w:val="single" w:sz="4" w:space="0" w:color="BFC5CC"/>
+              <w:bottom w:val="single" w:sz="4" w:space="0" w:color="BFC5CC"/>
+              <w:end w:val="single" w:sz="4" w:space="0" w:color="BFC5CC"/>
+            </w:tcBorders>
+          </w:tcPr>
+          <w:p>
+            <w:pPr>
+              <w:pStyle w:val="Normal"/>
+              <w:spacing w:lineRule="auto" w:line="262" w:before="0" w:after="20"/>
+            </w:pPr>
+            <w:r>
+              <w:rPr>
+                <w:rFonts w:eastAsia="微軟正黑體"/>
+                <w:sz w:val="19"/>
+                <w:szCs w:val="19"/>
+              </w:rPr>
+              <w:t xml:space="preserve">2</w:t>
+            </w:r>
+          </w:p>
+        </w:tc>
+        <w:tc>
+          <w:tcPr>
+            <w:tcW w:w="2000" w:type="dxa"/>
+            <w:tcBorders>
+              <w:top w:val="single" w:sz="4" w:space="0" w:color="BFC5CC"/>
+              <w:start w:val="single" w:sz="4" w:space="0" w:color="BFC5CC"/>
+              <w:bottom w:val="single" w:sz="4" w:space="0" w:color="BFC5CC"/>
+              <w:end w:val="single" w:sz="4" w:space="0" w:color="BFC5CC"/>
+            </w:tcBorders>
+          </w:tcPr>
+          <w:p>
+            <w:pPr>
+              <w:pStyle w:val="Normal"/>
+              <w:spacing w:lineRule="auto" w:line="262" w:before="0" w:after="20"/>
+            </w:pPr>
+            <w:r>
+              <w:rPr>
+                <w:rFonts w:eastAsia="微軟正黑體"/>
+                <w:sz w:val="19"/>
+                <w:szCs w:val="19"/>
+              </w:rPr>
+              <w:t xml:space="preserve">稽核攔截器 → AuditChannel</w:t>
+            </w:r>
+          </w:p>
+        </w:tc>
+        <w:tc>
+          <w:tcPr>
+            <w:tcW w:w="4238" w:type="dxa"/>
+            <w:tcBorders>
+              <w:top w:val="single" w:sz="4" w:space="0" w:color="BFC5CC"/>
+              <w:start w:val="single" w:sz="4" w:space="0" w:color="BFC5CC"/>
+              <w:bottom w:val="single" w:sz="4" w:space="0" w:color="BFC5CC"/>
+              <w:end w:val="single" w:sz="4" w:space="0" w:color="BFC5CC"/>
+            </w:tcBorders>
+          </w:tcPr>
+          <w:p>
+            <w:pPr>
+              <w:pStyle w:val="Normal"/>
+              <w:spacing w:lineRule="auto" w:line="262" w:before="0" w:after="20"/>
+            </w:pPr>
+            <w:r>
+              <w:rPr>
+                <w:rFonts w:eastAsia="微軟正黑體"/>
+                <w:sz w:val="19"/>
+                <w:szCs w:val="19"/>
+              </w:rPr>
+              <w:t xml:space="preserve">投入有界通道（容量 5000，滿載時等待）；請求不等待稽核落地。</w:t>
+            </w:r>
+          </w:p>
+        </w:tc>
+        <w:tc>
+          <w:tcPr>
+            <w:tcW w:w="2800" w:type="dxa"/>
+            <w:tcBorders>
+              <w:top w:val="single" w:sz="4" w:space="0" w:color="BFC5CC"/>
+              <w:start w:val="single" w:sz="4" w:space="0" w:color="BFC5CC"/>
+              <w:bottom w:val="single" w:sz="4" w:space="0" w:color="BFC5CC"/>
+              <w:end w:val="single" w:sz="4" w:space="0" w:color="BFC5CC"/>
+            </w:tcBorders>
+          </w:tcPr>
+          <w:p>
+            <w:pPr>
+              <w:pStyle w:val="Normal"/>
+              <w:spacing w:lineRule="auto" w:line="262" w:before="0" w:after="20"/>
+            </w:pPr>
+            <w:r>
+              <w:rPr>
+                <w:rFonts w:eastAsia="微軟正黑體"/>
+                <w:sz w:val="19"/>
+                <w:szCs w:val="19"/>
+              </w:rPr>
+              <w:t xml:space="preserve">AuditChannel</w:t>
+            </w:r>
+          </w:p>
+        </w:tc>
+      </w:tr>
+      <w:tr>
+        <w:trPr>
+          <w:cantSplit/>
+        </w:trPr>
+        <w:tc>
+          <w:tcPr>
+            <w:tcW w:w="600" w:type="dxa"/>
+            <w:tcBorders>
+              <w:top w:val="single" w:sz="4" w:space="0" w:color="BFC5CC"/>
+              <w:start w:val="single" w:sz="4" w:space="0" w:color="BFC5CC"/>
+              <w:bottom w:val="single" w:sz="4" w:space="0" w:color="BFC5CC"/>
+              <w:end w:val="single" w:sz="4" w:space="0" w:color="BFC5CC"/>
+            </w:tcBorders>
+          </w:tcPr>
+          <w:p>
+            <w:pPr>
+              <w:pStyle w:val="Normal"/>
+              <w:spacing w:lineRule="auto" w:line="262" w:before="0" w:after="20"/>
+            </w:pPr>
+            <w:r>
+              <w:rPr>
+                <w:rFonts w:eastAsia="微軟正黑體"/>
+                <w:sz w:val="19"/>
+                <w:szCs w:val="19"/>
+              </w:rPr>
+              <w:t xml:space="preserve">3</w:t>
+            </w:r>
+          </w:p>
+        </w:tc>
+        <w:tc>
+          <w:tcPr>
+            <w:tcW w:w="2000" w:type="dxa"/>
+            <w:tcBorders>
+              <w:top w:val="single" w:sz="4" w:space="0" w:color="BFC5CC"/>
+              <w:start w:val="single" w:sz="4" w:space="0" w:color="BFC5CC"/>
+              <w:bottom w:val="single" w:sz="4" w:space="0" w:color="BFC5CC"/>
+              <w:end w:val="single" w:sz="4" w:space="0" w:color="BFC5CC"/>
+            </w:tcBorders>
+          </w:tcPr>
+          <w:p>
+            <w:pPr>
+              <w:pStyle w:val="Normal"/>
+              <w:spacing w:lineRule="auto" w:line="262" w:before="0" w:after="20"/>
+            </w:pPr>
+            <w:r>
+              <w:rPr>
+                <w:rFonts w:eastAsia="微軟正黑體"/>
+                <w:sz w:val="19"/>
+                <w:szCs w:val="19"/>
+              </w:rPr>
+              <w:t xml:space="preserve">AuditWorker</w:t>
+            </w:r>
+          </w:p>
+        </w:tc>
+        <w:tc>
+          <w:tcPr>
+            <w:tcW w:w="4238" w:type="dxa"/>
+            <w:tcBorders>
+              <w:top w:val="single" w:sz="4" w:space="0" w:color="BFC5CC"/>
+              <w:start w:val="single" w:sz="4" w:space="0" w:color="BFC5CC"/>
+              <w:bottom w:val="single" w:sz="4" w:space="0" w:color="BFC5CC"/>
+              <w:end w:val="single" w:sz="4" w:space="0" w:color="BFC5CC"/>
+            </w:tcBorders>
+          </w:tcPr>
+          <w:p>
+            <w:pPr>
+              <w:pStyle w:val="Normal"/>
+              <w:spacing w:lineRule="auto" w:line="262" w:before="0" w:after="20"/>
+            </w:pPr>
+            <w:r>
+              <w:rPr>
+                <w:rFonts w:eastAsia="微軟正黑體"/>
+                <w:sz w:val="19"/>
+                <w:szCs w:val="19"/>
+              </w:rPr>
+              <w:t xml:space="preserve">單一消費者依序取出，累積至批次量或逾時即刷新。</w:t>
+            </w:r>
+          </w:p>
+        </w:tc>
+        <w:tc>
+          <w:tcPr>
+            <w:tcW w:w="2800" w:type="dxa"/>
+            <w:tcBorders>
+              <w:top w:val="single" w:sz="4" w:space="0" w:color="BFC5CC"/>
+              <w:start w:val="single" w:sz="4" w:space="0" w:color="BFC5CC"/>
+              <w:bottom w:val="single" w:sz="4" w:space="0" w:color="BFC5CC"/>
+              <w:end w:val="single" w:sz="4" w:space="0" w:color="BFC5CC"/>
+            </w:tcBorders>
+          </w:tcPr>
+          <w:p>
+            <w:pPr>
+              <w:pStyle w:val="Normal"/>
+              <w:spacing w:lineRule="auto" w:line="262" w:before="0" w:after="20"/>
+            </w:pPr>
+            <w:r>
+              <w:rPr>
+                <w:rFonts w:eastAsia="微軟正黑體"/>
+                <w:sz w:val="19"/>
+                <w:szCs w:val="19"/>
+              </w:rPr>
+              <w:t xml:space="preserve">AuditWorker.ExecuteAsync</w:t>
+            </w:r>
+          </w:p>
+        </w:tc>
+      </w:tr>
+      <w:tr>
+        <w:trPr>
+          <w:cantSplit/>
+        </w:trPr>
+        <w:tc>
+          <w:tcPr>
+            <w:tcW w:w="600" w:type="dxa"/>
+            <w:tcBorders>
+              <w:top w:val="single" w:sz="4" w:space="0" w:color="BFC5CC"/>
+              <w:start w:val="single" w:sz="4" w:space="0" w:color="BFC5CC"/>
+              <w:bottom w:val="single" w:sz="4" w:space="0" w:color="BFC5CC"/>
+              <w:end w:val="single" w:sz="4" w:space="0" w:color="BFC5CC"/>
+            </w:tcBorders>
+          </w:tcPr>
+          <w:p>
+            <w:pPr>
+              <w:pStyle w:val="Normal"/>
+              <w:spacing w:lineRule="auto" w:line="262" w:before="0" w:after="20"/>
+            </w:pPr>
+            <w:r>
+              <w:rPr>
+                <w:rFonts w:eastAsia="微軟正黑體"/>
+                <w:sz w:val="19"/>
+                <w:szCs w:val="19"/>
+              </w:rPr>
+              <w:t xml:space="preserve">4</w:t>
+            </w:r>
+          </w:p>
+        </w:tc>
+        <w:tc>
+          <w:tcPr>
+            <w:tcW w:w="2000" w:type="dxa"/>
+            <w:tcBorders>
+              <w:top w:val="single" w:sz="4" w:space="0" w:color="BFC5CC"/>
+              <w:start w:val="single" w:sz="4" w:space="0" w:color="BFC5CC"/>
+              <w:bottom w:val="single" w:sz="4" w:space="0" w:color="BFC5CC"/>
+              <w:end w:val="single" w:sz="4" w:space="0" w:color="BFC5CC"/>
+            </w:tcBorders>
+          </w:tcPr>
+          <w:p>
+            <w:pPr>
+              <w:pStyle w:val="Normal"/>
+              <w:spacing w:lineRule="auto" w:line="262" w:before="0" w:after="20"/>
+            </w:pPr>
+            <w:r>
+              <w:rPr>
+                <w:rFonts w:eastAsia="微軟正黑體"/>
+                <w:sz w:val="19"/>
+                <w:szCs w:val="19"/>
+              </w:rPr>
+              <w:t xml:space="preserve">AuditWorker → Strategy</w:t>
+            </w:r>
+          </w:p>
+        </w:tc>
+        <w:tc>
+          <w:tcPr>
+            <w:tcW w:w="4238" w:type="dxa"/>
+            <w:tcBorders>
+              <w:top w:val="single" w:sz="4" w:space="0" w:color="BFC5CC"/>
+              <w:start w:val="single" w:sz="4" w:space="0" w:color="BFC5CC"/>
+              <w:bottom w:val="single" w:sz="4" w:space="0" w:color="BFC5CC"/>
+              <w:end w:val="single" w:sz="4" w:space="0" w:color="BFC5CC"/>
+            </w:tcBorders>
+          </w:tcPr>
+          <w:p>
+            <w:pPr>
+              <w:pStyle w:val="Normal"/>
+              <w:spacing w:lineRule="auto" w:line="262" w:before="0" w:after="20"/>
+            </w:pPr>
+            <w:r>
+              <w:rPr>
+                <w:rFonts w:eastAsia="微軟正黑體"/>
+                <w:sz w:val="19"/>
+                <w:szCs w:val="19"/>
+              </w:rPr>
+              <w:t xml:space="preserve">呼叫批次儲存；失敗最多重試 3 次，仍失敗改寫降級備份檔。</w:t>
+            </w:r>
+          </w:p>
+        </w:tc>
+        <w:tc>
+          <w:tcPr>
+            <w:tcW w:w="2800" w:type="dxa"/>
+            <w:tcBorders>
+              <w:top w:val="single" w:sz="4" w:space="0" w:color="BFC5CC"/>
+              <w:start w:val="single" w:sz="4" w:space="0" w:color="BFC5CC"/>
+              <w:bottom w:val="single" w:sz="4" w:space="0" w:color="BFC5CC"/>
+              <w:end w:val="single" w:sz="4" w:space="0" w:color="BFC5CC"/>
+            </w:tcBorders>
+          </w:tcPr>
+          <w:p>
+            <w:pPr>
+              <w:pStyle w:val="Normal"/>
+              <w:spacing w:lineRule="auto" w:line="262" w:before="0" w:after="20"/>
+            </w:pPr>
+            <w:r>
+              <w:rPr>
+                <w:rFonts w:eastAsia="微軟正黑體"/>
+                <w:sz w:val="19"/>
+                <w:szCs w:val="19"/>
+              </w:rPr>
+              <w:t xml:space="preserve">SaveBatchWithReliabilityAsync</w:t>
+            </w:r>
+          </w:p>
+        </w:tc>
+      </w:tr>
+      <w:tr>
+        <w:trPr>
+          <w:cantSplit/>
+        </w:trPr>
+        <w:tc>
+          <w:tcPr>
+            <w:tcW w:w="600" w:type="dxa"/>
+            <w:tcBorders>
+              <w:top w:val="single" w:sz="4" w:space="0" w:color="BFC5CC"/>
+              <w:start w:val="single" w:sz="4" w:space="0" w:color="BFC5CC"/>
+              <w:bottom w:val="single" w:sz="4" w:space="0" w:color="BFC5CC"/>
+              <w:end w:val="single" w:sz="4" w:space="0" w:color="BFC5CC"/>
+            </w:tcBorders>
+          </w:tcPr>
+          <w:p>
+            <w:pPr>
+              <w:pStyle w:val="Normal"/>
+              <w:spacing w:lineRule="auto" w:line="262" w:before="0" w:after="20"/>
+            </w:pPr>
+            <w:r>
+              <w:rPr>
+                <w:rFonts w:eastAsia="微軟正黑體"/>
+                <w:sz w:val="19"/>
+                <w:szCs w:val="19"/>
+              </w:rPr>
+              <w:t xml:space="preserve">5</w:t>
+            </w:r>
+          </w:p>
+        </w:tc>
+        <w:tc>
+          <w:tcPr>
+            <w:tcW w:w="2000" w:type="dxa"/>
+            <w:tcBorders>
+              <w:top w:val="single" w:sz="4" w:space="0" w:color="BFC5CC"/>
+              <w:start w:val="single" w:sz="4" w:space="0" w:color="BFC5CC"/>
+              <w:bottom w:val="single" w:sz="4" w:space="0" w:color="BFC5CC"/>
+              <w:end w:val="single" w:sz="4" w:space="0" w:color="BFC5CC"/>
+            </w:tcBorders>
+          </w:tcPr>
+          <w:p>
+            <w:pPr>
+              <w:pStyle w:val="Normal"/>
+              <w:spacing w:lineRule="auto" w:line="262" w:before="0" w:after="20"/>
+            </w:pPr>
+            <w:r>
+              <w:rPr>
+                <w:rFonts w:eastAsia="微軟正黑體"/>
+                <w:sz w:val="19"/>
+                <w:szCs w:val="19"/>
+              </w:rPr>
+              <w:t xml:space="preserve">Strategy</w:t>
+            </w:r>
+          </w:p>
+        </w:tc>
+        <w:tc>
+          <w:tcPr>
+            <w:tcW w:w="4238" w:type="dxa"/>
+            <w:tcBorders>
+              <w:top w:val="single" w:sz="4" w:space="0" w:color="BFC5CC"/>
+              <w:start w:val="single" w:sz="4" w:space="0" w:color="BFC5CC"/>
+              <w:bottom w:val="single" w:sz="4" w:space="0" w:color="BFC5CC"/>
+              <w:end w:val="single" w:sz="4" w:space="0" w:color="BFC5CC"/>
+            </w:tcBorders>
+          </w:tcPr>
+          <w:p>
+            <w:pPr>
+              <w:pStyle w:val="Normal"/>
+              <w:spacing w:lineRule="auto" w:line="262" w:before="0" w:after="20"/>
+            </w:pPr>
+            <w:r>
+              <w:rPr>
+                <w:rFonts w:eastAsia="微軟正黑體"/>
+                <w:sz w:val="19"/>
+                <w:szCs w:val="19"/>
+              </w:rPr>
+              <w:t xml:space="preserve">讀取資料庫最後一筆 StoredHash 作為鏈首，逐筆串接 PreviousHash 並計算 SHA-256。</w:t>
+            </w:r>
+          </w:p>
+        </w:tc>
+        <w:tc>
+          <w:tcPr>
+            <w:tcW w:w="2800" w:type="dxa"/>
+            <w:tcBorders>
+              <w:top w:val="single" w:sz="4" w:space="0" w:color="BFC5CC"/>
+              <w:start w:val="single" w:sz="4" w:space="0" w:color="BFC5CC"/>
+              <w:bottom w:val="single" w:sz="4" w:space="0" w:color="BFC5CC"/>
+              <w:end w:val="single" w:sz="4" w:space="0" w:color="BFC5CC"/>
+            </w:tcBorders>
+          </w:tcPr>
+          <w:p>
+            <w:pPr>
+              <w:pStyle w:val="Normal"/>
+              <w:spacing w:lineRule="auto" w:line="262" w:before="0" w:after="20"/>
+            </w:pPr>
+            <w:r>
+              <w:rPr>
+                <w:rFonts w:eastAsia="微軟正黑體"/>
+                <w:sz w:val="19"/>
+                <w:szCs w:val="19"/>
+              </w:rPr>
+              <w:t xml:space="preserve">SqlBulkAuditStorageStrategy</w:t>
+            </w:r>
+          </w:p>
+        </w:tc>
+      </w:tr>
+      <w:tr>
+        <w:trPr>
+          <w:cantSplit/>
+        </w:trPr>
+        <w:tc>
+          <w:tcPr>
+            <w:tcW w:w="600" w:type="dxa"/>
+            <w:tcBorders>
+              <w:top w:val="single" w:sz="4" w:space="0" w:color="BFC5CC"/>
+              <w:start w:val="single" w:sz="4" w:space="0" w:color="BFC5CC"/>
+              <w:bottom w:val="single" w:sz="4" w:space="0" w:color="BFC5CC"/>
+              <w:end w:val="single" w:sz="4" w:space="0" w:color="BFC5CC"/>
+            </w:tcBorders>
+          </w:tcPr>
+          <w:p>
+            <w:pPr>
+              <w:pStyle w:val="Normal"/>
+              <w:spacing w:lineRule="auto" w:line="262" w:before="0" w:after="20"/>
+            </w:pPr>
+            <w:r>
+              <w:rPr>
+                <w:rFonts w:eastAsia="微軟正黑體"/>
+                <w:sz w:val="19"/>
+                <w:szCs w:val="19"/>
+              </w:rPr>
+              <w:t xml:space="preserve">6</w:t>
+            </w:r>
+          </w:p>
+        </w:tc>
+        <w:tc>
+          <w:tcPr>
+            <w:tcW w:w="2000" w:type="dxa"/>
+            <w:tcBorders>
+              <w:top w:val="single" w:sz="4" w:space="0" w:color="BFC5CC"/>
+              <w:start w:val="single" w:sz="4" w:space="0" w:color="BFC5CC"/>
+              <w:bottom w:val="single" w:sz="4" w:space="0" w:color="BFC5CC"/>
+              <w:end w:val="single" w:sz="4" w:space="0" w:color="BFC5CC"/>
+            </w:tcBorders>
+          </w:tcPr>
+          <w:p>
+            <w:pPr>
+              <w:pStyle w:val="Normal"/>
+              <w:spacing w:lineRule="auto" w:line="262" w:before="0" w:after="20"/>
+            </w:pPr>
+            <w:r>
+              <w:rPr>
+                <w:rFonts w:eastAsia="微軟正黑體"/>
+                <w:sz w:val="19"/>
+                <w:szCs w:val="19"/>
+              </w:rPr>
+              <w:t xml:space="preserve">Strategy → SQL Server</w:t>
+            </w:r>
+          </w:p>
+        </w:tc>
+        <w:tc>
+          <w:tcPr>
+            <w:tcW w:w="4238" w:type="dxa"/>
+            <w:tcBorders>
+              <w:top w:val="single" w:sz="4" w:space="0" w:color="BFC5CC"/>
+              <w:start w:val="single" w:sz="4" w:space="0" w:color="BFC5CC"/>
+              <w:bottom w:val="single" w:sz="4" w:space="0" w:color="BFC5CC"/>
+              <w:end w:val="single" w:sz="4" w:space="0" w:color="BFC5CC"/>
+            </w:tcBorders>
+          </w:tcPr>
+          <w:p>
+            <w:pPr>
+              <w:pStyle w:val="Normal"/>
+              <w:spacing w:lineRule="auto" w:line="262" w:before="0" w:after="20"/>
+            </w:pPr>
+            <w:r>
+              <w:rPr>
+                <w:rFonts w:eastAsia="微軟正黑體"/>
+                <w:sz w:val="19"/>
+                <w:szCs w:val="19"/>
+              </w:rPr>
+              <w:t xml:space="preserve">以 SqlBulkCopy 單一交易寫入 core.AuditLogs（LEDGER=ON、APPEND_ONLY）。</w:t>
+            </w:r>
+          </w:p>
+        </w:tc>
+        <w:tc>
+          <w:tcPr>
+            <w:tcW w:w="2800" w:type="dxa"/>
+            <w:tcBorders>
+              <w:top w:val="single" w:sz="4" w:space="0" w:color="BFC5CC"/>
+              <w:start w:val="single" w:sz="4" w:space="0" w:color="BFC5CC"/>
+              <w:bottom w:val="single" w:sz="4" w:space="0" w:color="BFC5CC"/>
+              <w:end w:val="single" w:sz="4" w:space="0" w:color="BFC5CC"/>
+            </w:tcBorders>
+          </w:tcPr>
+          <w:p>
+            <w:pPr>
+              <w:pStyle w:val="Normal"/>
+              <w:spacing w:lineRule="auto" w:line="262" w:before="0" w:after="20"/>
+            </w:pPr>
+            <w:r>
+              <w:rPr>
+                <w:rFonts w:eastAsia="微軟正黑體"/>
+                <w:sz w:val="19"/>
+                <w:szCs w:val="19"/>
+              </w:rPr>
+              <w:t xml:space="preserve">SqlBulkCopy</w:t>
+            </w:r>
+          </w:p>
+        </w:tc>
+      </w:tr>
+      <w:tr>
+        <w:trPr>
+          <w:cantSplit/>
+        </w:trPr>
+        <w:tc>
+          <w:tcPr>
+            <w:tcW w:w="600" w:type="dxa"/>
+            <w:tcBorders>
+              <w:top w:val="single" w:sz="4" w:space="0" w:color="BFC5CC"/>
+              <w:start w:val="single" w:sz="4" w:space="0" w:color="BFC5CC"/>
+              <w:bottom w:val="single" w:sz="4" w:space="0" w:color="BFC5CC"/>
+              <w:end w:val="single" w:sz="4" w:space="0" w:color="BFC5CC"/>
+            </w:tcBorders>
+          </w:tcPr>
+          <w:p>
+            <w:pPr>
+              <w:pStyle w:val="Normal"/>
+              <w:spacing w:lineRule="auto" w:line="262" w:before="0" w:after="20"/>
+            </w:pPr>
+            <w:r>
+              <w:rPr>
+                <w:rFonts w:eastAsia="微軟正黑體"/>
+                <w:sz w:val="19"/>
+                <w:szCs w:val="19"/>
+              </w:rPr>
+              <w:t xml:space="preserve">7</w:t>
+            </w:r>
+          </w:p>
+        </w:tc>
+        <w:tc>
+          <w:tcPr>
+            <w:tcW w:w="2000" w:type="dxa"/>
+            <w:tcBorders>
+              <w:top w:val="single" w:sz="4" w:space="0" w:color="BFC5CC"/>
+              <w:start w:val="single" w:sz="4" w:space="0" w:color="BFC5CC"/>
+              <w:bottom w:val="single" w:sz="4" w:space="0" w:color="BFC5CC"/>
+              <w:end w:val="single" w:sz="4" w:space="0" w:color="BFC5CC"/>
+            </w:tcBorders>
+          </w:tcPr>
+          <w:p>
+            <w:pPr>
+              <w:pStyle w:val="Normal"/>
+              <w:spacing w:lineRule="auto" w:line="262" w:before="0" w:after="20"/>
+            </w:pPr>
+            <w:r>
+              <w:rPr>
+                <w:rFonts w:eastAsia="微軟正黑體"/>
+                <w:sz w:val="19"/>
+                <w:szCs w:val="19"/>
+              </w:rPr>
+              <w:t xml:space="preserve">管理者 → SQL Server</w:t>
+            </w:r>
+          </w:p>
+        </w:tc>
+        <w:tc>
+          <w:tcPr>
+            <w:tcW w:w="4238" w:type="dxa"/>
+            <w:tcBorders>
+              <w:top w:val="single" w:sz="4" w:space="0" w:color="BFC5CC"/>
+              <w:start w:val="single" w:sz="4" w:space="0" w:color="BFC5CC"/>
+              <w:bottom w:val="single" w:sz="4" w:space="0" w:color="BFC5CC"/>
+              <w:end w:val="single" w:sz="4" w:space="0" w:color="BFC5CC"/>
+            </w:tcBorders>
+          </w:tcPr>
+          <w:p>
+            <w:pPr>
+              <w:pStyle w:val="Normal"/>
+              <w:spacing w:lineRule="auto" w:line="262" w:before="0" w:after="20"/>
+            </w:pPr>
+            <w:r>
+              <w:rPr>
+                <w:rFonts w:eastAsia="微軟正黑體"/>
+                <w:sz w:val="19"/>
+                <w:szCs w:val="19"/>
+              </w:rPr>
+              <w:t xml:space="preserve">呼叫驗證端點。</w:t>
+            </w:r>
+          </w:p>
+        </w:tc>
+        <w:tc>
+          <w:tcPr>
+            <w:tcW w:w="2800" w:type="dxa"/>
+            <w:tcBorders>
+              <w:top w:val="single" w:sz="4" w:space="0" w:color="BFC5CC"/>
+              <w:start w:val="single" w:sz="4" w:space="0" w:color="BFC5CC"/>
+              <w:bottom w:val="single" w:sz="4" w:space="0" w:color="BFC5CC"/>
+              <w:end w:val="single" w:sz="4" w:space="0" w:color="BFC5CC"/>
+            </w:tcBorders>
+          </w:tcPr>
+          <w:p>
+            <w:pPr>
+              <w:pStyle w:val="Normal"/>
+              <w:spacing w:lineRule="auto" w:line="262" w:before="0" w:after="20"/>
+            </w:pPr>
+            <w:r>
+              <w:rPr>
+                <w:rFonts w:eastAsia="微軟正黑體"/>
+                <w:sz w:val="19"/>
+                <w:szCs w:val="19"/>
+              </w:rPr>
+              <w:t xml:space="preserve">POST {contextName}/verify/{entityName}</w:t>
+            </w:r>
+          </w:p>
+        </w:tc>
+      </w:tr>
+      <w:tr>
+        <w:trPr>
+          <w:cantSplit/>
+        </w:trPr>
+        <w:tc>
+          <w:tcPr>
+            <w:tcW w:w="600" w:type="dxa"/>
+            <w:tcBorders>
+              <w:top w:val="single" w:sz="4" w:space="0" w:color="BFC5CC"/>
+              <w:start w:val="single" w:sz="4" w:space="0" w:color="BFC5CC"/>
+              <w:bottom w:val="single" w:sz="4" w:space="0" w:color="BFC5CC"/>
+              <w:end w:val="single" w:sz="4" w:space="0" w:color="BFC5CC"/>
+            </w:tcBorders>
+          </w:tcPr>
+          <w:p>
+            <w:pPr>
+              <w:pStyle w:val="Normal"/>
+              <w:spacing w:lineRule="auto" w:line="262" w:before="0" w:after="20"/>
+            </w:pPr>
+            <w:r>
+              <w:rPr>
+                <w:rFonts w:eastAsia="微軟正黑體"/>
+                <w:sz w:val="19"/>
+                <w:szCs w:val="19"/>
+              </w:rPr>
+              <w:t xml:space="preserve">8</w:t>
+            </w:r>
+          </w:p>
+        </w:tc>
+        <w:tc>
+          <w:tcPr>
+            <w:tcW w:w="2000" w:type="dxa"/>
+            <w:tcBorders>
+              <w:top w:val="single" w:sz="4" w:space="0" w:color="BFC5CC"/>
+              <w:start w:val="single" w:sz="4" w:space="0" w:color="BFC5CC"/>
+              <w:bottom w:val="single" w:sz="4" w:space="0" w:color="BFC5CC"/>
+              <w:end w:val="single" w:sz="4" w:space="0" w:color="BFC5CC"/>
+            </w:tcBorders>
+          </w:tcPr>
+          <w:p>
+            <w:pPr>
+              <w:pStyle w:val="Normal"/>
+              <w:spacing w:lineRule="auto" w:line="262" w:before="0" w:after="20"/>
+            </w:pPr>
+            <w:r>
+              <w:rPr>
+                <w:rFonts w:eastAsia="微軟正黑體"/>
+                <w:sz w:val="19"/>
+                <w:szCs w:val="19"/>
+              </w:rPr>
+              <w:t xml:space="preserve">SQL Server</w:t>
+            </w:r>
+          </w:p>
+        </w:tc>
+        <w:tc>
+          <w:tcPr>
+            <w:tcW w:w="4238" w:type="dxa"/>
+            <w:tcBorders>
+              <w:top w:val="single" w:sz="4" w:space="0" w:color="BFC5CC"/>
+              <w:start w:val="single" w:sz="4" w:space="0" w:color="BFC5CC"/>
+              <w:bottom w:val="single" w:sz="4" w:space="0" w:color="BFC5CC"/>
+              <w:end w:val="single" w:sz="4" w:space="0" w:color="BFC5CC"/>
+            </w:tcBorders>
+          </w:tcPr>
+          <w:p>
+            <w:pPr>
+              <w:pStyle w:val="Normal"/>
+              <w:spacing w:lineRule="auto" w:line="262" w:before="0" w:after="20"/>
+            </w:pPr>
+            <w:r>
+              <w:rPr>
+                <w:rFonts w:eastAsia="微軟正黑體"/>
+                <w:sz w:val="19"/>
+                <w:szCs w:val="19"/>
+              </w:rPr>
+              <w:t xml:space="preserve">重算雜湊鏈並驗證 Ledger。</w:t>
+            </w:r>
+          </w:p>
+        </w:tc>
+        <w:tc>
+          <w:tcPr>
+            <w:tcW w:w="2800" w:type="dxa"/>
+            <w:tcBorders>
+              <w:top w:val="single" w:sz="4" w:space="0" w:color="BFC5CC"/>
+              <w:start w:val="single" w:sz="4" w:space="0" w:color="BFC5CC"/>
+              <w:bottom w:val="single" w:sz="4" w:space="0" w:color="BFC5CC"/>
+              <w:end w:val="single" w:sz="4" w:space="0" w:color="BFC5CC"/>
+            </w:tcBorders>
+          </w:tcPr>
+          <w:p>
+            <w:pPr>
+              <w:pStyle w:val="Normal"/>
+              <w:spacing w:lineRule="auto" w:line="262" w:before="0" w:after="20"/>
+            </w:pPr>
+            <w:r>
+              <w:rPr>
+                <w:rFonts w:eastAsia="微軟正黑體"/>
+                <w:sz w:val="19"/>
+                <w:szCs w:val="19"/>
+              </w:rPr>
+              <w:t xml:space="preserve">LedgerVerificationController</w:t>
+            </w:r>
+          </w:p>
+        </w:tc>
+      </w:tr>
+      <w:tr>
+        <w:trPr>
+          <w:cantSplit/>
+        </w:trPr>
+        <w:tc>
+          <w:tcPr>
+            <w:tcW w:w="600" w:type="dxa"/>
+            <w:tcBorders>
+              <w:top w:val="single" w:sz="4" w:space="0" w:color="BFC5CC"/>
+              <w:start w:val="single" w:sz="4" w:space="0" w:color="BFC5CC"/>
+              <w:bottom w:val="single" w:sz="4" w:space="0" w:color="BFC5CC"/>
+              <w:end w:val="single" w:sz="4" w:space="0" w:color="BFC5CC"/>
+            </w:tcBorders>
+          </w:tcPr>
+          <w:p>
+            <w:pPr>
+              <w:pStyle w:val="Normal"/>
+              <w:spacing w:lineRule="auto" w:line="262" w:before="0" w:after="20"/>
+            </w:pPr>
+            <w:r>
+              <w:rPr>
+                <w:rFonts w:eastAsia="微軟正黑體"/>
+                <w:sz w:val="19"/>
+                <w:szCs w:val="19"/>
+              </w:rPr>
+              <w:t xml:space="preserve">9</w:t>
+            </w:r>
+          </w:p>
+        </w:tc>
+        <w:tc>
+          <w:tcPr>
+            <w:tcW w:w="2000" w:type="dxa"/>
+            <w:tcBorders>
+              <w:top w:val="single" w:sz="4" w:space="0" w:color="BFC5CC"/>
+              <w:start w:val="single" w:sz="4" w:space="0" w:color="BFC5CC"/>
+              <w:bottom w:val="single" w:sz="4" w:space="0" w:color="BFC5CC"/>
+              <w:end w:val="single" w:sz="4" w:space="0" w:color="BFC5CC"/>
+            </w:tcBorders>
+          </w:tcPr>
+          <w:p>
+            <w:pPr>
+              <w:pStyle w:val="Normal"/>
+              <w:spacing w:lineRule="auto" w:line="262" w:before="0" w:after="20"/>
+            </w:pPr>
+            <w:r>
+              <w:rPr>
+                <w:rFonts w:eastAsia="微軟正黑體"/>
+                <w:sz w:val="19"/>
+                <w:szCs w:val="19"/>
+              </w:rPr>
+              <w:t xml:space="preserve">SQL Server → 管理者</w:t>
+            </w:r>
+          </w:p>
+        </w:tc>
+        <w:tc>
+          <w:tcPr>
+            <w:tcW w:w="4238" w:type="dxa"/>
+            <w:tcBorders>
+              <w:top w:val="single" w:sz="4" w:space="0" w:color="BFC5CC"/>
+              <w:start w:val="single" w:sz="4" w:space="0" w:color="BFC5CC"/>
+              <w:bottom w:val="single" w:sz="4" w:space="0" w:color="BFC5CC"/>
+              <w:end w:val="single" w:sz="4" w:space="0" w:color="BFC5CC"/>
+            </w:tcBorders>
+          </w:tcPr>
+          <w:p>
+            <w:pPr>
+              <w:pStyle w:val="Normal"/>
+              <w:spacing w:lineRule="auto" w:line="262" w:before="0" w:after="20"/>
+            </w:pPr>
+            <w:r>
+              <w:rPr>
+                <w:rFonts w:eastAsia="微軟正黑體"/>
+                <w:sz w:val="19"/>
+                <w:szCs w:val="19"/>
+              </w:rPr>
+              <w:t xml:space="preserve">回傳驗證結果；報告端點可產出報告。</w:t>
+            </w:r>
+          </w:p>
+        </w:tc>
+        <w:tc>
+          <w:tcPr>
+            <w:tcW w:w="2800" w:type="dxa"/>
+            <w:tcBorders>
+              <w:top w:val="single" w:sz="4" w:space="0" w:color="BFC5CC"/>
+              <w:start w:val="single" w:sz="4" w:space="0" w:color="BFC5CC"/>
+              <w:bottom w:val="single" w:sz="4" w:space="0" w:color="BFC5CC"/>
+              <w:end w:val="single" w:sz="4" w:space="0" w:color="BFC5CC"/>
+            </w:tcBorders>
+          </w:tcPr>
+          <w:p>
+            <w:pPr>
+              <w:pStyle w:val="Normal"/>
+              <w:spacing w:lineRule="auto" w:line="262" w:before="0" w:after="20"/>
+            </w:pPr>
+            <w:r>
+              <w:rPr>
+                <w:rFonts w:eastAsia="微軟正黑體"/>
+                <w:sz w:val="19"/>
+                <w:szCs w:val="19"/>
+              </w:rPr>
+              <w:t xml:space="preserve">GET {contextName}/report/{entityName}</w:t>
+            </w:r>
+          </w:p>
+        </w:tc>
+      </w:tr>
+    </w:tbl>
+    <w:p>
+      <w:pPr>
+        <w:pStyle w:val="Normal"/>
+        <w:spacing w:before="0" w:after="80"/>
+      </w:pPr>
+    </w:p>
+    <w:p>
+      <w:pPr>
+        <w:pStyle w:val="Normal"/>
+        <w:keepNext/>
+        <w:spacing w:lineRule="auto" w:line="300" w:before="0" w:after="100"/>
+      </w:pPr>
+      <w:r>
+        <w:rPr>
+          <w:rFonts w:eastAsia="微軟正黑體"/>
+          <w:b/>
+          <w:bCs/>
+        </w:rPr>
+        <w:t xml:space="preserve">例外與錯誤處理：</w:t>
+      </w:r>
+    </w:p>
+    <w:p>
+      <w:pPr>
+        <w:pStyle w:val="Normal"/>
+        <w:spacing w:lineRule="auto" w:line="300" w:before="0" w:after="100"/>
+      </w:pPr>
+      <w:r>
+        <w:rPr>
+          <w:rFonts w:eastAsia="微軟正黑體"/>
+        </w:rPr>
+        <w:t xml:space="preserve">（1）資料庫暫時失敗：重試 3 次（退避 1、2 秒），仍失敗改寫降級備份檔（Audit_Failures），下次啟動自動復原。</w:t>
+      </w:r>
+    </w:p>
+    <w:p>
+      <w:pPr>
+        <w:pStyle w:val="Normal"/>
+        <w:spacing w:lineRule="auto" w:line="300" w:before="0" w:after="100"/>
+      </w:pPr>
+      <w:r>
+        <w:rPr>
+          <w:rFonts w:eastAsia="微軟正黑體"/>
+        </w:rPr>
+        <w:t xml:space="preserve">（2）降級檔亦無法寫入：記錄重大錯誤。</w:t>
+      </w:r>
+    </w:p>
+    <w:p>
+      <w:pPr>
+        <w:pStyle w:val="Normal"/>
+        <w:spacing w:lineRule="auto" w:line="300" w:before="0" w:after="100"/>
+      </w:pPr>
+      <w:r>
+        <w:rPr>
+          <w:rFonts w:eastAsia="微軟正黑體"/>
+        </w:rPr>
+        <w:t xml:space="preserve">（3）通道滿載：生產端等待，不丟棄事件。</w:t>
+      </w:r>
+    </w:p>
+    <w:p>
+      <w:pPr>
+        <w:pStyle w:val="Normal"/>
+        <w:spacing w:lineRule="auto" w:line="300" w:before="0" w:after="100"/>
+      </w:pPr>
+      <w:r>
+        <w:rPr>
+          <w:rFonts w:eastAsia="微軟正黑體"/>
+        </w:rPr>
+        <w:t xml:space="preserve">（4）處理程序強制終止：記憶體中尚未落地之事件可能遺失，防禦規範見 2.6.3 CON-09。</w:t>
+      </w:r>
+    </w:p>
+    <w:p>
+      <w:pPr>
+        <w:pStyle w:val="Normal"/>
+        <w:spacing w:lineRule="auto" w:line="300" w:before="0" w:after="100"/>
+      </w:pPr>
+      <w:r>
+        <w:rPr>
+          <w:rFonts w:eastAsia="微軟正黑體"/>
+        </w:rPr>
+        <w:t xml:space="preserve">（5）主機停止時：終止前先刷新緩衝區（完整排空規範見 CON-08）。</w:t>
       </w:r>
     </w:p>
     <w:p>
